--- a/workshops/Workshop_7/docs/ใบงานที่-7-Wokwi-VSCode.docx
+++ b/workshops/Workshop_7/docs/ใบงานที่-7-Wokwi-VSCode.docx
@@ -7,7 +7,7 @@
         <w:spacing w:line="266" w:lineRule="auto"/>
         <w:jc w:val="center"/>
         <w:rPr>
-          <w:rFonts w:ascii="TH SarabunPSK" w:hAnsi="TH SarabunPSK" w:cs="TH SarabunPSK" w:hint="cs"/>
+          <w:rFonts w:ascii="TH SarabunPSK" w:hAnsi="TH SarabunPSK" w:cs="TH SarabunPSK"/>
         </w:rPr>
       </w:pPr>
       <w:r>
@@ -24,7 +24,7 @@
         <w:spacing w:line="266" w:lineRule="auto"/>
         <w:jc w:val="thaiDistribute"/>
         <w:rPr>
-          <w:rFonts w:ascii="TH SarabunPSK" w:hAnsi="TH SarabunPSK" w:cs="TH SarabunPSK" w:hint="cs"/>
+          <w:rFonts w:ascii="TH SarabunPSK" w:hAnsi="TH SarabunPSK" w:cs="TH SarabunPSK"/>
         </w:rPr>
       </w:pPr>
     </w:p>
@@ -34,7 +34,7 @@
         <w:spacing w:line="266" w:lineRule="auto"/>
         <w:jc w:val="thaiDistribute"/>
         <w:rPr>
-          <w:rFonts w:ascii="TH SarabunPSK" w:hAnsi="TH SarabunPSK" w:cs="TH SarabunPSK" w:hint="cs"/>
+          <w:rFonts w:ascii="TH SarabunPSK" w:hAnsi="TH SarabunPSK" w:cs="TH SarabunPSK"/>
         </w:rPr>
       </w:pPr>
       <w:r>
@@ -54,7 +54,7 @@
         <w:spacing w:line="266" w:lineRule="auto"/>
         <w:jc w:val="thaiDistribute"/>
         <w:rPr>
-          <w:rFonts w:ascii="TH SarabunPSK" w:hAnsi="TH SarabunPSK" w:cs="TH SarabunPSK" w:hint="cs"/>
+          <w:rFonts w:ascii="TH SarabunPSK" w:hAnsi="TH SarabunPSK" w:cs="TH SarabunPSK"/>
         </w:rPr>
       </w:pPr>
       <w:r>
@@ -116,7 +116,7 @@
         <w:spacing w:line="266" w:lineRule="auto"/>
         <w:jc w:val="thaiDistribute"/>
         <w:rPr>
-          <w:rFonts w:ascii="TH SarabunPSK" w:hAnsi="TH SarabunPSK" w:cs="TH SarabunPSK" w:hint="cs"/>
+          <w:rFonts w:ascii="TH SarabunPSK" w:hAnsi="TH SarabunPSK" w:cs="TH SarabunPSK"/>
         </w:rPr>
       </w:pPr>
       <w:r>
@@ -137,7 +137,7 @@
         <w:ind w:left="360"/>
         <w:jc w:val="thaiDistribute"/>
         <w:rPr>
-          <w:rFonts w:ascii="TH SarabunPSK" w:hAnsi="TH SarabunPSK" w:cs="TH SarabunPSK" w:hint="cs"/>
+          <w:rFonts w:ascii="TH SarabunPSK" w:hAnsi="TH SarabunPSK" w:cs="TH SarabunPSK"/>
         </w:rPr>
       </w:pPr>
       <w:r>
@@ -153,7 +153,7 @@
         <w:ind w:left="360"/>
         <w:jc w:val="thaiDistribute"/>
         <w:rPr>
-          <w:rFonts w:ascii="TH SarabunPSK" w:hAnsi="TH SarabunPSK" w:cs="TH SarabunPSK" w:hint="cs"/>
+          <w:rFonts w:ascii="TH SarabunPSK" w:hAnsi="TH SarabunPSK" w:cs="TH SarabunPSK"/>
         </w:rPr>
       </w:pPr>
       <w:r>
@@ -169,7 +169,7 @@
         <w:ind w:left="360"/>
         <w:jc w:val="thaiDistribute"/>
         <w:rPr>
-          <w:rFonts w:ascii="TH SarabunPSK" w:hAnsi="TH SarabunPSK" w:cs="TH SarabunPSK" w:hint="cs"/>
+          <w:rFonts w:ascii="TH SarabunPSK" w:hAnsi="TH SarabunPSK" w:cs="TH SarabunPSK"/>
         </w:rPr>
       </w:pPr>
       <w:r>
@@ -185,7 +185,7 @@
         <w:ind w:left="360"/>
         <w:jc w:val="thaiDistribute"/>
         <w:rPr>
-          <w:rFonts w:ascii="TH SarabunPSK" w:hAnsi="TH SarabunPSK" w:cs="TH SarabunPSK" w:hint="cs"/>
+          <w:rFonts w:ascii="TH SarabunPSK" w:hAnsi="TH SarabunPSK" w:cs="TH SarabunPSK"/>
         </w:rPr>
       </w:pPr>
       <w:r>
@@ -201,7 +201,7 @@
         <w:ind w:left="360"/>
         <w:jc w:val="thaiDistribute"/>
         <w:rPr>
-          <w:rFonts w:ascii="TH SarabunPSK" w:hAnsi="TH SarabunPSK" w:cs="TH SarabunPSK" w:hint="cs"/>
+          <w:rFonts w:ascii="TH SarabunPSK" w:hAnsi="TH SarabunPSK" w:cs="TH SarabunPSK"/>
         </w:rPr>
       </w:pPr>
       <w:r>
@@ -217,7 +217,7 @@
         <w:ind w:left="360"/>
         <w:jc w:val="thaiDistribute"/>
         <w:rPr>
-          <w:rFonts w:ascii="TH SarabunPSK" w:hAnsi="TH SarabunPSK" w:cs="TH SarabunPSK" w:hint="cs"/>
+          <w:rFonts w:ascii="TH SarabunPSK" w:hAnsi="TH SarabunPSK" w:cs="TH SarabunPSK"/>
         </w:rPr>
       </w:pPr>
       <w:r>
@@ -233,7 +233,7 @@
         <w:spacing w:line="266" w:lineRule="auto"/>
         <w:jc w:val="thaiDistribute"/>
         <w:rPr>
-          <w:rFonts w:ascii="TH SarabunPSK" w:hAnsi="TH SarabunPSK" w:cs="TH SarabunPSK" w:hint="cs"/>
+          <w:rFonts w:ascii="TH SarabunPSK" w:hAnsi="TH SarabunPSK" w:cs="TH SarabunPSK"/>
         </w:rPr>
       </w:pPr>
       <w:r>
@@ -254,7 +254,7 @@
         <w:ind w:left="360"/>
         <w:jc w:val="thaiDistribute"/>
         <w:rPr>
-          <w:rFonts w:ascii="TH SarabunPSK" w:hAnsi="TH SarabunPSK" w:cs="TH SarabunPSK" w:hint="cs"/>
+          <w:rFonts w:ascii="TH SarabunPSK" w:hAnsi="TH SarabunPSK" w:cs="TH SarabunPSK"/>
         </w:rPr>
       </w:pPr>
       <w:r>
@@ -270,7 +270,7 @@
         <w:ind w:left="360"/>
         <w:jc w:val="thaiDistribute"/>
         <w:rPr>
-          <w:rFonts w:ascii="TH SarabunPSK" w:hAnsi="TH SarabunPSK" w:cs="TH SarabunPSK" w:hint="cs"/>
+          <w:rFonts w:ascii="TH SarabunPSK" w:hAnsi="TH SarabunPSK" w:cs="TH SarabunPSK"/>
         </w:rPr>
       </w:pPr>
       <w:r>
@@ -286,7 +286,7 @@
         <w:ind w:left="360"/>
         <w:jc w:val="thaiDistribute"/>
         <w:rPr>
-          <w:rFonts w:ascii="TH SarabunPSK" w:hAnsi="TH SarabunPSK" w:cs="TH SarabunPSK" w:hint="cs"/>
+          <w:rFonts w:ascii="TH SarabunPSK" w:hAnsi="TH SarabunPSK" w:cs="TH SarabunPSK"/>
         </w:rPr>
       </w:pPr>
       <w:r>
@@ -302,7 +302,7 @@
         <w:ind w:left="360"/>
         <w:jc w:val="thaiDistribute"/>
         <w:rPr>
-          <w:rFonts w:ascii="TH SarabunPSK" w:hAnsi="TH SarabunPSK" w:cs="TH SarabunPSK" w:hint="cs"/>
+          <w:rFonts w:ascii="TH SarabunPSK" w:hAnsi="TH SarabunPSK" w:cs="TH SarabunPSK"/>
         </w:rPr>
       </w:pPr>
       <w:r>
@@ -318,7 +318,7 @@
         <w:ind w:left="360"/>
         <w:jc w:val="thaiDistribute"/>
         <w:rPr>
-          <w:rFonts w:ascii="TH SarabunPSK" w:hAnsi="TH SarabunPSK" w:cs="TH SarabunPSK" w:hint="cs"/>
+          <w:rFonts w:ascii="TH SarabunPSK" w:hAnsi="TH SarabunPSK" w:cs="TH SarabunPSK"/>
         </w:rPr>
       </w:pPr>
       <w:r>
@@ -358,7 +358,7 @@
         <w:ind w:left="360"/>
         <w:jc w:val="thaiDistribute"/>
         <w:rPr>
-          <w:rFonts w:ascii="TH SarabunPSK" w:hAnsi="TH SarabunPSK" w:cs="TH SarabunPSK" w:hint="cs"/>
+          <w:rFonts w:ascii="TH SarabunPSK" w:hAnsi="TH SarabunPSK" w:cs="TH SarabunPSK"/>
         </w:rPr>
       </w:pPr>
       <w:r>
@@ -374,7 +374,7 @@
         <w:spacing w:line="266" w:lineRule="auto"/>
         <w:jc w:val="thaiDistribute"/>
         <w:rPr>
-          <w:rFonts w:ascii="TH SarabunPSK" w:hAnsi="TH SarabunPSK" w:cs="TH SarabunPSK" w:hint="cs"/>
+          <w:rFonts w:ascii="TH SarabunPSK" w:hAnsi="TH SarabunPSK" w:cs="TH SarabunPSK"/>
         </w:rPr>
       </w:pPr>
       <w:r>
@@ -395,7 +395,7 @@
         <w:ind w:left="360"/>
         <w:jc w:val="thaiDistribute"/>
         <w:rPr>
-          <w:rFonts w:ascii="TH SarabunPSK" w:hAnsi="TH SarabunPSK" w:cs="TH SarabunPSK" w:hint="cs"/>
+          <w:rFonts w:ascii="TH SarabunPSK" w:hAnsi="TH SarabunPSK" w:cs="TH SarabunPSK"/>
         </w:rPr>
       </w:pPr>
       <w:r>
@@ -411,7 +411,7 @@
         <w:ind w:left="360"/>
         <w:jc w:val="thaiDistribute"/>
         <w:rPr>
-          <w:rFonts w:ascii="TH SarabunPSK" w:hAnsi="TH SarabunPSK" w:cs="TH SarabunPSK" w:hint="cs"/>
+          <w:rFonts w:ascii="TH SarabunPSK" w:hAnsi="TH SarabunPSK" w:cs="TH SarabunPSK"/>
         </w:rPr>
       </w:pPr>
       <w:r>
@@ -427,7 +427,7 @@
         <w:ind w:left="360"/>
         <w:jc w:val="thaiDistribute"/>
         <w:rPr>
-          <w:rFonts w:ascii="TH SarabunPSK" w:hAnsi="TH SarabunPSK" w:cs="TH SarabunPSK" w:hint="cs"/>
+          <w:rFonts w:ascii="TH SarabunPSK" w:hAnsi="TH SarabunPSK" w:cs="TH SarabunPSK"/>
         </w:rPr>
       </w:pPr>
       <w:r>
@@ -443,7 +443,7 @@
         <w:ind w:left="360"/>
         <w:jc w:val="thaiDistribute"/>
         <w:rPr>
-          <w:rFonts w:ascii="TH SarabunPSK" w:hAnsi="TH SarabunPSK" w:cs="TH SarabunPSK" w:hint="cs"/>
+          <w:rFonts w:ascii="TH SarabunPSK" w:hAnsi="TH SarabunPSK" w:cs="TH SarabunPSK"/>
         </w:rPr>
       </w:pPr>
       <w:r>
@@ -459,7 +459,7 @@
         <w:ind w:left="360"/>
         <w:jc w:val="thaiDistribute"/>
         <w:rPr>
-          <w:rFonts w:ascii="TH SarabunPSK" w:hAnsi="TH SarabunPSK" w:cs="TH SarabunPSK" w:hint="cs"/>
+          <w:rFonts w:ascii="TH SarabunPSK" w:hAnsi="TH SarabunPSK" w:cs="TH SarabunPSK"/>
         </w:rPr>
       </w:pPr>
       <w:r>
@@ -474,7 +474,7 @@
         <w:spacing w:line="266" w:lineRule="auto"/>
         <w:jc w:val="thaiDistribute"/>
         <w:rPr>
-          <w:rFonts w:ascii="TH SarabunPSK" w:hAnsi="TH SarabunPSK" w:cs="TH SarabunPSK" w:hint="cs"/>
+          <w:rFonts w:ascii="TH SarabunPSK" w:hAnsi="TH SarabunPSK" w:cs="TH SarabunPSK"/>
         </w:rPr>
       </w:pPr>
     </w:p>
@@ -499,12 +499,6 @@
         <w:gridCol w:w="9360"/>
       </w:tblGrid>
       <w:tr>
-        <w:tblPrEx>
-          <w:tblCellMar>
-            <w:top w:w="0" w:type="dxa"/>
-            <w:bottom w:w="0" w:type="dxa"/>
-          </w:tblCellMar>
-        </w:tblPrEx>
         <w:trPr>
           <w:cantSplit/>
         </w:trPr>
@@ -524,7 +518,7 @@
               <w:spacing w:line="266" w:lineRule="auto"/>
               <w:jc w:val="thaiDistribute"/>
               <w:rPr>
-                <w:rFonts w:ascii="TH SarabunPSK" w:hAnsi="TH SarabunPSK" w:cs="TH SarabunPSK" w:hint="cs"/>
+                <w:rFonts w:ascii="TH SarabunPSK" w:hAnsi="TH SarabunPSK" w:cs="TH SarabunPSK"/>
               </w:rPr>
             </w:pPr>
             <w:r>
@@ -543,7 +537,7 @@
               <w:spacing w:line="266" w:lineRule="auto"/>
               <w:jc w:val="thaiDistribute"/>
               <w:rPr>
-                <w:rFonts w:ascii="TH SarabunPSK" w:hAnsi="TH SarabunPSK" w:cs="TH SarabunPSK" w:hint="cs"/>
+                <w:rFonts w:ascii="TH SarabunPSK" w:hAnsi="TH SarabunPSK" w:cs="TH SarabunPSK"/>
               </w:rPr>
             </w:pPr>
             <w:r>
@@ -563,7 +557,7 @@
         <w:spacing w:line="266" w:lineRule="auto"/>
         <w:jc w:val="thaiDistribute"/>
         <w:rPr>
-          <w:rFonts w:ascii="TH SarabunPSK" w:hAnsi="TH SarabunPSK" w:cs="TH SarabunPSK" w:hint="cs"/>
+          <w:rFonts w:ascii="TH SarabunPSK" w:hAnsi="TH SarabunPSK" w:cs="TH SarabunPSK"/>
         </w:rPr>
       </w:pPr>
     </w:p>
@@ -573,7 +567,7 @@
         <w:spacing w:line="266" w:lineRule="auto"/>
         <w:jc w:val="thaiDistribute"/>
         <w:rPr>
-          <w:rFonts w:ascii="TH SarabunPSK" w:hAnsi="TH SarabunPSK" w:cs="TH SarabunPSK" w:hint="cs"/>
+          <w:rFonts w:ascii="TH SarabunPSK" w:hAnsi="TH SarabunPSK" w:cs="TH SarabunPSK"/>
         </w:rPr>
       </w:pPr>
       <w:r>
@@ -595,7 +589,7 @@
         <w:ind w:left="360"/>
         <w:jc w:val="thaiDistribute"/>
         <w:rPr>
-          <w:rFonts w:ascii="TH SarabunPSK" w:hAnsi="TH SarabunPSK" w:cs="TH SarabunPSK" w:hint="cs"/>
+          <w:rFonts w:ascii="TH SarabunPSK" w:hAnsi="TH SarabunPSK" w:cs="TH SarabunPSK"/>
         </w:rPr>
       </w:pPr>
       <w:r>
@@ -615,7 +609,7 @@
         <w:ind w:firstLine="720"/>
         <w:jc w:val="thaiDistribute"/>
         <w:rPr>
-          <w:rFonts w:ascii="TH SarabunPSK" w:hAnsi="TH SarabunPSK" w:cs="TH SarabunPSK" w:hint="cs"/>
+          <w:rFonts w:ascii="TH SarabunPSK" w:hAnsi="TH SarabunPSK" w:cs="TH SarabunPSK"/>
         </w:rPr>
       </w:pPr>
       <w:r>
@@ -664,7 +658,7 @@
         <w:ind w:firstLine="720"/>
         <w:jc w:val="thaiDistribute"/>
         <w:rPr>
-          <w:rFonts w:ascii="TH SarabunPSK" w:hAnsi="TH SarabunPSK" w:cs="TH SarabunPSK" w:hint="cs"/>
+          <w:rFonts w:ascii="TH SarabunPSK" w:hAnsi="TH SarabunPSK" w:cs="TH SarabunPSK"/>
         </w:rPr>
       </w:pPr>
       <w:r>
@@ -752,7 +746,7 @@
         <w:ind w:firstLine="720"/>
         <w:jc w:val="thaiDistribute"/>
         <w:rPr>
-          <w:rFonts w:ascii="TH SarabunPSK" w:hAnsi="TH SarabunPSK" w:cs="TH SarabunPSK" w:hint="cs"/>
+          <w:rFonts w:ascii="TH SarabunPSK" w:hAnsi="TH SarabunPSK" w:cs="TH SarabunPSK"/>
         </w:rPr>
       </w:pPr>
       <w:r>
@@ -846,7 +840,7 @@
         <w:spacing w:line="266" w:lineRule="auto"/>
         <w:jc w:val="thaiDistribute"/>
         <w:rPr>
-          <w:rFonts w:ascii="TH SarabunPSK" w:hAnsi="TH SarabunPSK" w:cs="TH SarabunPSK" w:hint="cs"/>
+          <w:rFonts w:ascii="TH SarabunPSK" w:hAnsi="TH SarabunPSK" w:cs="TH SarabunPSK"/>
         </w:rPr>
       </w:pPr>
     </w:p>
@@ -856,7 +850,7 @@
         <w:ind w:left="360"/>
         <w:jc w:val="thaiDistribute"/>
         <w:rPr>
-          <w:rFonts w:ascii="TH SarabunPSK" w:hAnsi="TH SarabunPSK" w:cs="TH SarabunPSK" w:hint="cs"/>
+          <w:rFonts w:ascii="TH SarabunPSK" w:hAnsi="TH SarabunPSK" w:cs="TH SarabunPSK"/>
         </w:rPr>
       </w:pPr>
       <w:r>
@@ -874,7 +868,7 @@
         <w:ind w:left="720"/>
         <w:jc w:val="thaiDistribute"/>
         <w:rPr>
-          <w:rFonts w:ascii="TH SarabunPSK" w:hAnsi="TH SarabunPSK" w:cs="TH SarabunPSK" w:hint="cs"/>
+          <w:rFonts w:ascii="TH SarabunPSK" w:hAnsi="TH SarabunPSK" w:cs="TH SarabunPSK"/>
         </w:rPr>
       </w:pPr>
       <w:r>
@@ -890,7 +884,7 @@
         <w:ind w:left="720"/>
         <w:jc w:val="thaiDistribute"/>
         <w:rPr>
-          <w:rFonts w:ascii="TH SarabunPSK" w:hAnsi="TH SarabunPSK" w:cs="TH SarabunPSK" w:hint="cs"/>
+          <w:rFonts w:ascii="TH SarabunPSK" w:hAnsi="TH SarabunPSK" w:cs="TH SarabunPSK"/>
         </w:rPr>
       </w:pPr>
       <w:r>
@@ -906,7 +900,7 @@
         <w:ind w:left="720"/>
         <w:jc w:val="thaiDistribute"/>
         <w:rPr>
-          <w:rFonts w:ascii="TH SarabunPSK" w:hAnsi="TH SarabunPSK" w:cs="TH SarabunPSK" w:hint="cs"/>
+          <w:rFonts w:ascii="TH SarabunPSK" w:hAnsi="TH SarabunPSK" w:cs="TH SarabunPSK"/>
         </w:rPr>
       </w:pPr>
       <w:r>
@@ -922,7 +916,7 @@
         <w:ind w:left="720"/>
         <w:jc w:val="thaiDistribute"/>
         <w:rPr>
-          <w:rFonts w:ascii="TH SarabunPSK" w:hAnsi="TH SarabunPSK" w:cs="TH SarabunPSK" w:hint="cs"/>
+          <w:rFonts w:ascii="TH SarabunPSK" w:hAnsi="TH SarabunPSK" w:cs="TH SarabunPSK"/>
         </w:rPr>
       </w:pPr>
       <w:r>
@@ -954,7 +948,7 @@
         <w:ind w:left="720"/>
         <w:jc w:val="thaiDistribute"/>
         <w:rPr>
-          <w:rFonts w:ascii="TH SarabunPSK" w:hAnsi="TH SarabunPSK" w:cs="TH SarabunPSK" w:hint="cs"/>
+          <w:rFonts w:ascii="TH SarabunPSK" w:hAnsi="TH SarabunPSK" w:cs="TH SarabunPSK"/>
         </w:rPr>
       </w:pPr>
     </w:p>
@@ -965,7 +959,7 @@
         <w:ind w:left="360"/>
         <w:jc w:val="thaiDistribute"/>
         <w:rPr>
-          <w:rFonts w:ascii="TH SarabunPSK" w:hAnsi="TH SarabunPSK" w:cs="TH SarabunPSK" w:hint="cs"/>
+          <w:rFonts w:ascii="TH SarabunPSK" w:hAnsi="TH SarabunPSK" w:cs="TH SarabunPSK"/>
         </w:rPr>
       </w:pPr>
       <w:r>
@@ -1002,12 +996,6 @@
         <w:gridCol w:w="7760"/>
       </w:tblGrid>
       <w:tr>
-        <w:tblPrEx>
-          <w:tblCellMar>
-            <w:top w:w="0" w:type="dxa"/>
-            <w:bottom w:w="0" w:type="dxa"/>
-          </w:tblCellMar>
-        </w:tblPrEx>
         <w:trPr>
           <w:tblHeader/>
         </w:trPr>
@@ -1028,7 +1016,7 @@
               <w:spacing w:line="266" w:lineRule="auto"/>
               <w:jc w:val="thaiDistribute"/>
               <w:rPr>
-                <w:rFonts w:ascii="TH SarabunPSK" w:hAnsi="TH SarabunPSK" w:cs="TH SarabunPSK" w:hint="cs"/>
+                <w:rFonts w:ascii="TH SarabunPSK" w:hAnsi="TH SarabunPSK" w:cs="TH SarabunPSK"/>
               </w:rPr>
             </w:pPr>
             <w:r>
@@ -1061,7 +1049,7 @@
               <w:spacing w:line="266" w:lineRule="auto"/>
               <w:jc w:val="thaiDistribute"/>
               <w:rPr>
-                <w:rFonts w:ascii="TH SarabunPSK" w:hAnsi="TH SarabunPSK" w:cs="TH SarabunPSK" w:hint="cs"/>
+                <w:rFonts w:ascii="TH SarabunPSK" w:hAnsi="TH SarabunPSK" w:cs="TH SarabunPSK"/>
               </w:rPr>
             </w:pPr>
             <w:r>
@@ -1079,12 +1067,6 @@
         </w:tc>
       </w:tr>
       <w:tr>
-        <w:tblPrEx>
-          <w:tblCellMar>
-            <w:top w:w="0" w:type="dxa"/>
-            <w:bottom w:w="0" w:type="dxa"/>
-          </w:tblCellMar>
-        </w:tblPrEx>
         <w:tc>
           <w:tcPr>
             <w:tcW w:w="1600" w:type="dxa"/>
@@ -1101,7 +1083,7 @@
               <w:spacing w:line="266" w:lineRule="auto"/>
               <w:jc w:val="thaiDistribute"/>
               <w:rPr>
-                <w:rFonts w:ascii="TH SarabunPSK" w:hAnsi="TH SarabunPSK" w:cs="TH SarabunPSK" w:hint="cs"/>
+                <w:rFonts w:ascii="TH SarabunPSK" w:hAnsi="TH SarabunPSK" w:cs="TH SarabunPSK"/>
               </w:rPr>
             </w:pPr>
             <w:r>
@@ -1130,7 +1112,7 @@
               <w:spacing w:line="266" w:lineRule="auto"/>
               <w:jc w:val="thaiDistribute"/>
               <w:rPr>
-                <w:rFonts w:ascii="TH SarabunPSK" w:hAnsi="TH SarabunPSK" w:cs="TH SarabunPSK" w:hint="cs"/>
+                <w:rFonts w:ascii="TH SarabunPSK" w:hAnsi="TH SarabunPSK" w:cs="TH SarabunPSK"/>
               </w:rPr>
             </w:pPr>
             <w:r>
@@ -1145,12 +1127,6 @@
         </w:tc>
       </w:tr>
       <w:tr>
-        <w:tblPrEx>
-          <w:tblCellMar>
-            <w:top w:w="0" w:type="dxa"/>
-            <w:bottom w:w="0" w:type="dxa"/>
-          </w:tblCellMar>
-        </w:tblPrEx>
         <w:tc>
           <w:tcPr>
             <w:tcW w:w="1600" w:type="dxa"/>
@@ -1168,7 +1144,7 @@
               <w:spacing w:line="266" w:lineRule="auto"/>
               <w:jc w:val="thaiDistribute"/>
               <w:rPr>
-                <w:rFonts w:ascii="TH SarabunPSK" w:hAnsi="TH SarabunPSK" w:cs="TH SarabunPSK" w:hint="cs"/>
+                <w:rFonts w:ascii="TH SarabunPSK" w:hAnsi="TH SarabunPSK" w:cs="TH SarabunPSK"/>
               </w:rPr>
             </w:pPr>
             <w:r>
@@ -1198,7 +1174,7 @@
               <w:spacing w:line="266" w:lineRule="auto"/>
               <w:jc w:val="thaiDistribute"/>
               <w:rPr>
-                <w:rFonts w:ascii="TH SarabunPSK" w:hAnsi="TH SarabunPSK" w:cs="TH SarabunPSK" w:hint="cs"/>
+                <w:rFonts w:ascii="TH SarabunPSK" w:hAnsi="TH SarabunPSK" w:cs="TH SarabunPSK"/>
               </w:rPr>
             </w:pPr>
             <w:r>
@@ -1213,12 +1189,6 @@
         </w:tc>
       </w:tr>
       <w:tr>
-        <w:tblPrEx>
-          <w:tblCellMar>
-            <w:top w:w="0" w:type="dxa"/>
-            <w:bottom w:w="0" w:type="dxa"/>
-          </w:tblCellMar>
-        </w:tblPrEx>
         <w:tc>
           <w:tcPr>
             <w:tcW w:w="1600" w:type="dxa"/>
@@ -1235,7 +1205,7 @@
               <w:spacing w:line="266" w:lineRule="auto"/>
               <w:jc w:val="thaiDistribute"/>
               <w:rPr>
-                <w:rFonts w:ascii="TH SarabunPSK" w:hAnsi="TH SarabunPSK" w:cs="TH SarabunPSK" w:hint="cs"/>
+                <w:rFonts w:ascii="TH SarabunPSK" w:hAnsi="TH SarabunPSK" w:cs="TH SarabunPSK"/>
               </w:rPr>
             </w:pPr>
             <w:r>
@@ -1264,7 +1234,7 @@
               <w:spacing w:line="266" w:lineRule="auto"/>
               <w:jc w:val="thaiDistribute"/>
               <w:rPr>
-                <w:rFonts w:ascii="TH SarabunPSK" w:hAnsi="TH SarabunPSK" w:cs="TH SarabunPSK" w:hint="cs"/>
+                <w:rFonts w:ascii="TH SarabunPSK" w:hAnsi="TH SarabunPSK" w:cs="TH SarabunPSK"/>
               </w:rPr>
             </w:pPr>
             <w:r>
@@ -1279,12 +1249,6 @@
         </w:tc>
       </w:tr>
       <w:tr>
-        <w:tblPrEx>
-          <w:tblCellMar>
-            <w:top w:w="0" w:type="dxa"/>
-            <w:bottom w:w="0" w:type="dxa"/>
-          </w:tblCellMar>
-        </w:tblPrEx>
         <w:tc>
           <w:tcPr>
             <w:tcW w:w="1600" w:type="dxa"/>
@@ -1302,7 +1266,7 @@
               <w:spacing w:line="266" w:lineRule="auto"/>
               <w:jc w:val="thaiDistribute"/>
               <w:rPr>
-                <w:rFonts w:ascii="TH SarabunPSK" w:hAnsi="TH SarabunPSK" w:cs="TH SarabunPSK" w:hint="cs"/>
+                <w:rFonts w:ascii="TH SarabunPSK" w:hAnsi="TH SarabunPSK" w:cs="TH SarabunPSK"/>
               </w:rPr>
             </w:pPr>
             <w:r>
@@ -1332,7 +1296,7 @@
               <w:spacing w:line="266" w:lineRule="auto"/>
               <w:jc w:val="thaiDistribute"/>
               <w:rPr>
-                <w:rFonts w:ascii="TH SarabunPSK" w:hAnsi="TH SarabunPSK" w:cs="TH SarabunPSK" w:hint="cs"/>
+                <w:rFonts w:ascii="TH SarabunPSK" w:hAnsi="TH SarabunPSK" w:cs="TH SarabunPSK"/>
               </w:rPr>
             </w:pPr>
             <w:r>
@@ -1352,7 +1316,7 @@
         <w:spacing w:line="266" w:lineRule="auto"/>
         <w:jc w:val="thaiDistribute"/>
         <w:rPr>
-          <w:rFonts w:ascii="TH SarabunPSK" w:hAnsi="TH SarabunPSK" w:cs="TH SarabunPSK" w:hint="cs"/>
+          <w:rFonts w:ascii="TH SarabunPSK" w:hAnsi="TH SarabunPSK" w:cs="TH SarabunPSK"/>
         </w:rPr>
       </w:pPr>
     </w:p>
@@ -1469,7 +1433,7 @@
         <w:spacing w:line="266" w:lineRule="auto"/>
         <w:jc w:val="thaiDistribute"/>
         <w:rPr>
-          <w:rFonts w:ascii="TH SarabunPSK" w:hAnsi="TH SarabunPSK" w:cs="TH SarabunPSK" w:hint="cs"/>
+          <w:rFonts w:ascii="TH SarabunPSK" w:hAnsi="TH SarabunPSK" w:cs="TH SarabunPSK"/>
         </w:rPr>
       </w:pPr>
     </w:p>
@@ -1480,7 +1444,7 @@
         <w:ind w:left="360"/>
         <w:jc w:val="thaiDistribute"/>
         <w:rPr>
-          <w:rFonts w:ascii="TH SarabunPSK" w:hAnsi="TH SarabunPSK" w:cs="TH SarabunPSK" w:hint="cs"/>
+          <w:rFonts w:ascii="TH SarabunPSK" w:hAnsi="TH SarabunPSK" w:cs="TH SarabunPSK"/>
         </w:rPr>
       </w:pPr>
       <w:r>
@@ -1500,7 +1464,7 @@
         <w:ind w:firstLine="720"/>
         <w:jc w:val="thaiDistribute"/>
         <w:rPr>
-          <w:rFonts w:ascii="TH SarabunPSK" w:hAnsi="TH SarabunPSK" w:cs="TH SarabunPSK" w:hint="cs"/>
+          <w:rFonts w:ascii="TH SarabunPSK" w:hAnsi="TH SarabunPSK" w:cs="TH SarabunPSK"/>
         </w:rPr>
       </w:pPr>
       <w:r>
@@ -1517,7 +1481,7 @@
         <w:ind w:firstLine="720"/>
         <w:jc w:val="thaiDistribute"/>
         <w:rPr>
-          <w:rFonts w:ascii="TH SarabunPSK" w:hAnsi="TH SarabunPSK" w:cs="TH SarabunPSK" w:hint="cs"/>
+          <w:rFonts w:ascii="TH SarabunPSK" w:hAnsi="TH SarabunPSK" w:cs="TH SarabunPSK"/>
         </w:rPr>
       </w:pPr>
       <w:r>
@@ -1637,7 +1601,7 @@
         <w:spacing w:line="266" w:lineRule="auto"/>
         <w:jc w:val="thaiDistribute"/>
         <w:rPr>
-          <w:rFonts w:ascii="TH SarabunPSK" w:hAnsi="TH SarabunPSK" w:cs="TH SarabunPSK" w:hint="cs"/>
+          <w:rFonts w:ascii="TH SarabunPSK" w:hAnsi="TH SarabunPSK" w:cs="TH SarabunPSK"/>
         </w:rPr>
       </w:pPr>
     </w:p>
@@ -1647,7 +1611,7 @@
         <w:ind w:left="360"/>
         <w:jc w:val="thaiDistribute"/>
         <w:rPr>
-          <w:rFonts w:ascii="TH SarabunPSK" w:hAnsi="TH SarabunPSK" w:cs="TH SarabunPSK" w:hint="cs"/>
+          <w:rFonts w:ascii="TH SarabunPSK" w:hAnsi="TH SarabunPSK" w:cs="TH SarabunPSK"/>
         </w:rPr>
       </w:pPr>
       <w:r>
@@ -1665,7 +1629,7 @@
         <w:ind w:left="720"/>
         <w:jc w:val="thaiDistribute"/>
         <w:rPr>
-          <w:rFonts w:ascii="TH SarabunPSK" w:hAnsi="TH SarabunPSK" w:cs="TH SarabunPSK" w:hint="cs"/>
+          <w:rFonts w:ascii="TH SarabunPSK" w:hAnsi="TH SarabunPSK" w:cs="TH SarabunPSK"/>
         </w:rPr>
       </w:pPr>
       <w:r>
@@ -1681,7 +1645,7 @@
         <w:ind w:left="720"/>
         <w:jc w:val="thaiDistribute"/>
         <w:rPr>
-          <w:rFonts w:ascii="TH SarabunPSK" w:hAnsi="TH SarabunPSK" w:cs="TH SarabunPSK" w:hint="cs"/>
+          <w:rFonts w:ascii="TH SarabunPSK" w:hAnsi="TH SarabunPSK" w:cs="TH SarabunPSK"/>
         </w:rPr>
       </w:pPr>
       <w:r>
@@ -1697,7 +1661,7 @@
         <w:ind w:left="720"/>
         <w:jc w:val="thaiDistribute"/>
         <w:rPr>
-          <w:rFonts w:ascii="TH SarabunPSK" w:hAnsi="TH SarabunPSK" w:cs="TH SarabunPSK" w:hint="cs"/>
+          <w:rFonts w:ascii="TH SarabunPSK" w:hAnsi="TH SarabunPSK" w:cs="TH SarabunPSK"/>
         </w:rPr>
       </w:pPr>
       <w:r>
@@ -1746,7 +1710,7 @@
         <w:spacing w:line="266" w:lineRule="auto"/>
         <w:jc w:val="thaiDistribute"/>
         <w:rPr>
-          <w:rFonts w:ascii="TH SarabunPSK" w:hAnsi="TH SarabunPSK" w:cs="TH SarabunPSK" w:hint="cs"/>
+          <w:rFonts w:ascii="TH SarabunPSK" w:hAnsi="TH SarabunPSK" w:cs="TH SarabunPSK"/>
         </w:rPr>
       </w:pPr>
     </w:p>
@@ -1757,7 +1721,7 @@
         <w:ind w:left="360"/>
         <w:jc w:val="thaiDistribute"/>
         <w:rPr>
-          <w:rFonts w:ascii="TH SarabunPSK" w:hAnsi="TH SarabunPSK" w:cs="TH SarabunPSK" w:hint="cs"/>
+          <w:rFonts w:ascii="TH SarabunPSK" w:hAnsi="TH SarabunPSK" w:cs="TH SarabunPSK"/>
         </w:rPr>
       </w:pPr>
       <w:r>
@@ -1793,12 +1757,6 @@
         <w:gridCol w:w="7760"/>
       </w:tblGrid>
       <w:tr>
-        <w:tblPrEx>
-          <w:tblCellMar>
-            <w:top w:w="0" w:type="dxa"/>
-            <w:bottom w:w="0" w:type="dxa"/>
-          </w:tblCellMar>
-        </w:tblPrEx>
         <w:trPr>
           <w:tblHeader/>
         </w:trPr>
@@ -1819,7 +1777,7 @@
               <w:spacing w:line="266" w:lineRule="auto"/>
               <w:jc w:val="thaiDistribute"/>
               <w:rPr>
-                <w:rFonts w:ascii="TH SarabunPSK" w:hAnsi="TH SarabunPSK" w:cs="TH SarabunPSK" w:hint="cs"/>
+                <w:rFonts w:ascii="TH SarabunPSK" w:hAnsi="TH SarabunPSK" w:cs="TH SarabunPSK"/>
               </w:rPr>
             </w:pPr>
             <w:r>
@@ -1852,7 +1810,7 @@
               <w:spacing w:line="266" w:lineRule="auto"/>
               <w:jc w:val="thaiDistribute"/>
               <w:rPr>
-                <w:rFonts w:ascii="TH SarabunPSK" w:hAnsi="TH SarabunPSK" w:cs="TH SarabunPSK" w:hint="cs"/>
+                <w:rFonts w:ascii="TH SarabunPSK" w:hAnsi="TH SarabunPSK" w:cs="TH SarabunPSK"/>
               </w:rPr>
             </w:pPr>
             <w:r>
@@ -1870,12 +1828,6 @@
         </w:tc>
       </w:tr>
       <w:tr>
-        <w:tblPrEx>
-          <w:tblCellMar>
-            <w:top w:w="0" w:type="dxa"/>
-            <w:bottom w:w="0" w:type="dxa"/>
-          </w:tblCellMar>
-        </w:tblPrEx>
         <w:tc>
           <w:tcPr>
             <w:tcW w:w="1600" w:type="dxa"/>
@@ -1892,7 +1844,7 @@
               <w:spacing w:line="266" w:lineRule="auto"/>
               <w:jc w:val="thaiDistribute"/>
               <w:rPr>
-                <w:rFonts w:ascii="TH SarabunPSK" w:hAnsi="TH SarabunPSK" w:cs="TH SarabunPSK" w:hint="cs"/>
+                <w:rFonts w:ascii="TH SarabunPSK" w:hAnsi="TH SarabunPSK" w:cs="TH SarabunPSK"/>
               </w:rPr>
             </w:pPr>
             <w:r>
@@ -1921,7 +1873,7 @@
               <w:spacing w:line="266" w:lineRule="auto"/>
               <w:jc w:val="thaiDistribute"/>
               <w:rPr>
-                <w:rFonts w:ascii="TH SarabunPSK" w:hAnsi="TH SarabunPSK" w:cs="TH SarabunPSK" w:hint="cs"/>
+                <w:rFonts w:ascii="TH SarabunPSK" w:hAnsi="TH SarabunPSK" w:cs="TH SarabunPSK"/>
               </w:rPr>
             </w:pPr>
             <w:r>
@@ -1936,12 +1888,6 @@
         </w:tc>
       </w:tr>
       <w:tr>
-        <w:tblPrEx>
-          <w:tblCellMar>
-            <w:top w:w="0" w:type="dxa"/>
-            <w:bottom w:w="0" w:type="dxa"/>
-          </w:tblCellMar>
-        </w:tblPrEx>
         <w:tc>
           <w:tcPr>
             <w:tcW w:w="1600" w:type="dxa"/>
@@ -1959,7 +1905,7 @@
               <w:spacing w:line="266" w:lineRule="auto"/>
               <w:jc w:val="thaiDistribute"/>
               <w:rPr>
-                <w:rFonts w:ascii="TH SarabunPSK" w:hAnsi="TH SarabunPSK" w:cs="TH SarabunPSK" w:hint="cs"/>
+                <w:rFonts w:ascii="TH SarabunPSK" w:hAnsi="TH SarabunPSK" w:cs="TH SarabunPSK"/>
               </w:rPr>
             </w:pPr>
             <w:r>
@@ -1989,7 +1935,7 @@
               <w:spacing w:line="266" w:lineRule="auto"/>
               <w:jc w:val="thaiDistribute"/>
               <w:rPr>
-                <w:rFonts w:ascii="TH SarabunPSK" w:hAnsi="TH SarabunPSK" w:cs="TH SarabunPSK" w:hint="cs"/>
+                <w:rFonts w:ascii="TH SarabunPSK" w:hAnsi="TH SarabunPSK" w:cs="TH SarabunPSK"/>
               </w:rPr>
             </w:pPr>
             <w:r>
@@ -2004,12 +1950,6 @@
         </w:tc>
       </w:tr>
       <w:tr>
-        <w:tblPrEx>
-          <w:tblCellMar>
-            <w:top w:w="0" w:type="dxa"/>
-            <w:bottom w:w="0" w:type="dxa"/>
-          </w:tblCellMar>
-        </w:tblPrEx>
         <w:tc>
           <w:tcPr>
             <w:tcW w:w="1600" w:type="dxa"/>
@@ -2026,7 +1966,7 @@
               <w:spacing w:line="266" w:lineRule="auto"/>
               <w:jc w:val="thaiDistribute"/>
               <w:rPr>
-                <w:rFonts w:ascii="TH SarabunPSK" w:hAnsi="TH SarabunPSK" w:cs="TH SarabunPSK" w:hint="cs"/>
+                <w:rFonts w:ascii="TH SarabunPSK" w:hAnsi="TH SarabunPSK" w:cs="TH SarabunPSK"/>
               </w:rPr>
             </w:pPr>
             <w:r>
@@ -2055,7 +1995,7 @@
               <w:spacing w:line="266" w:lineRule="auto"/>
               <w:jc w:val="thaiDistribute"/>
               <w:rPr>
-                <w:rFonts w:ascii="TH SarabunPSK" w:hAnsi="TH SarabunPSK" w:cs="TH SarabunPSK" w:hint="cs"/>
+                <w:rFonts w:ascii="TH SarabunPSK" w:hAnsi="TH SarabunPSK" w:cs="TH SarabunPSK"/>
               </w:rPr>
             </w:pPr>
             <w:r>
@@ -2070,12 +2010,6 @@
         </w:tc>
       </w:tr>
       <w:tr>
-        <w:tblPrEx>
-          <w:tblCellMar>
-            <w:top w:w="0" w:type="dxa"/>
-            <w:bottom w:w="0" w:type="dxa"/>
-          </w:tblCellMar>
-        </w:tblPrEx>
         <w:tc>
           <w:tcPr>
             <w:tcW w:w="1600" w:type="dxa"/>
@@ -2093,7 +2027,7 @@
               <w:spacing w:line="266" w:lineRule="auto"/>
               <w:jc w:val="thaiDistribute"/>
               <w:rPr>
-                <w:rFonts w:ascii="TH SarabunPSK" w:hAnsi="TH SarabunPSK" w:cs="TH SarabunPSK" w:hint="cs"/>
+                <w:rFonts w:ascii="TH SarabunPSK" w:hAnsi="TH SarabunPSK" w:cs="TH SarabunPSK"/>
               </w:rPr>
             </w:pPr>
             <w:r>
@@ -2123,7 +2057,7 @@
               <w:spacing w:line="266" w:lineRule="auto"/>
               <w:jc w:val="thaiDistribute"/>
               <w:rPr>
-                <w:rFonts w:ascii="TH SarabunPSK" w:hAnsi="TH SarabunPSK" w:cs="TH SarabunPSK" w:hint="cs"/>
+                <w:rFonts w:ascii="TH SarabunPSK" w:hAnsi="TH SarabunPSK" w:cs="TH SarabunPSK"/>
               </w:rPr>
             </w:pPr>
             <w:r>
@@ -2143,7 +2077,7 @@
         <w:spacing w:line="266" w:lineRule="auto"/>
         <w:jc w:val="thaiDistribute"/>
         <w:rPr>
-          <w:rFonts w:ascii="TH SarabunPSK" w:hAnsi="TH SarabunPSK" w:cs="TH SarabunPSK" w:hint="cs"/>
+          <w:rFonts w:ascii="TH SarabunPSK" w:hAnsi="TH SarabunPSK" w:cs="TH SarabunPSK"/>
         </w:rPr>
       </w:pPr>
     </w:p>
@@ -2170,12 +2104,6 @@
         <w:gridCol w:w="1600"/>
       </w:tblGrid>
       <w:tr>
-        <w:tblPrEx>
-          <w:tblCellMar>
-            <w:top w:w="0" w:type="dxa"/>
-            <w:bottom w:w="0" w:type="dxa"/>
-          </w:tblCellMar>
-        </w:tblPrEx>
         <w:trPr>
           <w:tblHeader/>
         </w:trPr>
@@ -2196,7 +2124,7 @@
               <w:spacing w:line="266" w:lineRule="auto"/>
               <w:jc w:val="thaiDistribute"/>
               <w:rPr>
-                <w:rFonts w:ascii="TH SarabunPSK" w:hAnsi="TH SarabunPSK" w:cs="TH SarabunPSK" w:hint="cs"/>
+                <w:rFonts w:ascii="TH SarabunPSK" w:hAnsi="TH SarabunPSK" w:cs="TH SarabunPSK"/>
               </w:rPr>
             </w:pPr>
             <w:r>
@@ -2229,7 +2157,7 @@
               <w:spacing w:line="266" w:lineRule="auto"/>
               <w:jc w:val="thaiDistribute"/>
               <w:rPr>
-                <w:rFonts w:ascii="TH SarabunPSK" w:hAnsi="TH SarabunPSK" w:cs="TH SarabunPSK" w:hint="cs"/>
+                <w:rFonts w:ascii="TH SarabunPSK" w:hAnsi="TH SarabunPSK" w:cs="TH SarabunPSK"/>
               </w:rPr>
             </w:pPr>
             <w:r>
@@ -2262,7 +2190,7 @@
               <w:spacing w:line="266" w:lineRule="auto"/>
               <w:jc w:val="thaiDistribute"/>
               <w:rPr>
-                <w:rFonts w:ascii="TH SarabunPSK" w:hAnsi="TH SarabunPSK" w:cs="TH SarabunPSK" w:hint="cs"/>
+                <w:rFonts w:ascii="TH SarabunPSK" w:hAnsi="TH SarabunPSK" w:cs="TH SarabunPSK"/>
               </w:rPr>
             </w:pPr>
             <w:r>
@@ -2280,12 +2208,6 @@
         </w:tc>
       </w:tr>
       <w:tr>
-        <w:tblPrEx>
-          <w:tblCellMar>
-            <w:top w:w="0" w:type="dxa"/>
-            <w:bottom w:w="0" w:type="dxa"/>
-          </w:tblCellMar>
-        </w:tblPrEx>
         <w:tc>
           <w:tcPr>
             <w:tcW w:w="2200" w:type="dxa"/>
@@ -2302,7 +2224,7 @@
               <w:spacing w:line="266" w:lineRule="auto"/>
               <w:jc w:val="thaiDistribute"/>
               <w:rPr>
-                <w:rFonts w:ascii="TH SarabunPSK" w:hAnsi="TH SarabunPSK" w:cs="TH SarabunPSK" w:hint="cs"/>
+                <w:rFonts w:ascii="TH SarabunPSK" w:hAnsi="TH SarabunPSK" w:cs="TH SarabunPSK"/>
               </w:rPr>
             </w:pPr>
             <w:r>
@@ -2331,7 +2253,7 @@
               <w:spacing w:line="266" w:lineRule="auto"/>
               <w:jc w:val="thaiDistribute"/>
               <w:rPr>
-                <w:rFonts w:ascii="TH SarabunPSK" w:hAnsi="TH SarabunPSK" w:cs="TH SarabunPSK" w:hint="cs"/>
+                <w:rFonts w:ascii="TH SarabunPSK" w:hAnsi="TH SarabunPSK" w:cs="TH SarabunPSK"/>
               </w:rPr>
             </w:pPr>
             <w:r>
@@ -2360,7 +2282,7 @@
               <w:spacing w:line="266" w:lineRule="auto"/>
               <w:jc w:val="thaiDistribute"/>
               <w:rPr>
-                <w:rFonts w:ascii="TH SarabunPSK" w:hAnsi="TH SarabunPSK" w:cs="TH SarabunPSK" w:hint="cs"/>
+                <w:rFonts w:ascii="TH SarabunPSK" w:hAnsi="TH SarabunPSK" w:cs="TH SarabunPSK"/>
               </w:rPr>
             </w:pPr>
             <w:r>
@@ -2375,12 +2297,6 @@
         </w:tc>
       </w:tr>
       <w:tr>
-        <w:tblPrEx>
-          <w:tblCellMar>
-            <w:top w:w="0" w:type="dxa"/>
-            <w:bottom w:w="0" w:type="dxa"/>
-          </w:tblCellMar>
-        </w:tblPrEx>
         <w:tc>
           <w:tcPr>
             <w:tcW w:w="2200" w:type="dxa"/>
@@ -2398,7 +2314,7 @@
               <w:spacing w:line="266" w:lineRule="auto"/>
               <w:jc w:val="thaiDistribute"/>
               <w:rPr>
-                <w:rFonts w:ascii="TH SarabunPSK" w:hAnsi="TH SarabunPSK" w:cs="TH SarabunPSK" w:hint="cs"/>
+                <w:rFonts w:ascii="TH SarabunPSK" w:hAnsi="TH SarabunPSK" w:cs="TH SarabunPSK"/>
               </w:rPr>
             </w:pPr>
             <w:r>
@@ -2428,7 +2344,7 @@
               <w:spacing w:line="266" w:lineRule="auto"/>
               <w:jc w:val="thaiDistribute"/>
               <w:rPr>
-                <w:rFonts w:ascii="TH SarabunPSK" w:hAnsi="TH SarabunPSK" w:cs="TH SarabunPSK" w:hint="cs"/>
+                <w:rFonts w:ascii="TH SarabunPSK" w:hAnsi="TH SarabunPSK" w:cs="TH SarabunPSK"/>
               </w:rPr>
             </w:pPr>
             <w:r>
@@ -2458,7 +2374,7 @@
               <w:spacing w:line="266" w:lineRule="auto"/>
               <w:jc w:val="thaiDistribute"/>
               <w:rPr>
-                <w:rFonts w:ascii="TH SarabunPSK" w:hAnsi="TH SarabunPSK" w:cs="TH SarabunPSK" w:hint="cs"/>
+                <w:rFonts w:ascii="TH SarabunPSK" w:hAnsi="TH SarabunPSK" w:cs="TH SarabunPSK"/>
               </w:rPr>
             </w:pPr>
             <w:r>
@@ -2478,7 +2394,7 @@
         <w:spacing w:line="266" w:lineRule="auto"/>
         <w:jc w:val="thaiDistribute"/>
         <w:rPr>
-          <w:rFonts w:ascii="TH SarabunPSK" w:hAnsi="TH SarabunPSK" w:cs="TH SarabunPSK" w:hint="cs"/>
+          <w:rFonts w:ascii="TH SarabunPSK" w:hAnsi="TH SarabunPSK" w:cs="TH SarabunPSK"/>
         </w:rPr>
       </w:pPr>
     </w:p>
@@ -2503,12 +2419,6 @@
         <w:gridCol w:w="9360"/>
       </w:tblGrid>
       <w:tr>
-        <w:tblPrEx>
-          <w:tblCellMar>
-            <w:top w:w="0" w:type="dxa"/>
-            <w:bottom w:w="0" w:type="dxa"/>
-          </w:tblCellMar>
-        </w:tblPrEx>
         <w:trPr>
           <w:cantSplit/>
         </w:trPr>
@@ -2528,7 +2438,7 @@
               <w:spacing w:line="266" w:lineRule="auto"/>
               <w:jc w:val="thaiDistribute"/>
               <w:rPr>
-                <w:rFonts w:ascii="TH SarabunPSK" w:hAnsi="TH SarabunPSK" w:cs="TH SarabunPSK" w:hint="cs"/>
+                <w:rFonts w:ascii="TH SarabunPSK" w:hAnsi="TH SarabunPSK" w:cs="TH SarabunPSK"/>
               </w:rPr>
             </w:pPr>
             <w:r>
@@ -2546,7 +2456,7 @@
               <w:spacing w:line="266" w:lineRule="auto"/>
               <w:jc w:val="thaiDistribute"/>
               <w:rPr>
-                <w:rFonts w:ascii="TH SarabunPSK" w:hAnsi="TH SarabunPSK" w:cs="TH SarabunPSK" w:hint="cs"/>
+                <w:rFonts w:ascii="TH SarabunPSK" w:hAnsi="TH SarabunPSK" w:cs="TH SarabunPSK"/>
               </w:rPr>
             </w:pPr>
             <w:r>
@@ -2566,7 +2476,7 @@
         <w:spacing w:line="266" w:lineRule="auto"/>
         <w:jc w:val="thaiDistribute"/>
         <w:rPr>
-          <w:rFonts w:ascii="TH SarabunPSK" w:hAnsi="TH SarabunPSK" w:cs="TH SarabunPSK" w:hint="cs"/>
+          <w:rFonts w:ascii="TH SarabunPSK" w:hAnsi="TH SarabunPSK" w:cs="TH SarabunPSK"/>
         </w:rPr>
       </w:pPr>
     </w:p>
@@ -2577,7 +2487,7 @@
         <w:ind w:left="360"/>
         <w:jc w:val="thaiDistribute"/>
         <w:rPr>
-          <w:rFonts w:ascii="TH SarabunPSK" w:hAnsi="TH SarabunPSK" w:cs="TH SarabunPSK" w:hint="cs"/>
+          <w:rFonts w:ascii="TH SarabunPSK" w:hAnsi="TH SarabunPSK" w:cs="TH SarabunPSK"/>
         </w:rPr>
       </w:pPr>
       <w:r>
@@ -2597,7 +2507,7 @@
         <w:ind w:firstLine="720"/>
         <w:jc w:val="thaiDistribute"/>
         <w:rPr>
-          <w:rFonts w:ascii="TH SarabunPSK" w:hAnsi="TH SarabunPSK" w:cs="TH SarabunPSK" w:hint="cs"/>
+          <w:rFonts w:ascii="TH SarabunPSK" w:hAnsi="TH SarabunPSK" w:cs="TH SarabunPSK"/>
         </w:rPr>
       </w:pPr>
       <w:r>
@@ -2691,7 +2601,7 @@
         <w:spacing w:line="266" w:lineRule="auto"/>
         <w:jc w:val="thaiDistribute"/>
         <w:rPr>
-          <w:rFonts w:ascii="TH SarabunPSK" w:hAnsi="TH SarabunPSK" w:cs="TH SarabunPSK" w:hint="cs"/>
+          <w:rFonts w:ascii="TH SarabunPSK" w:hAnsi="TH SarabunPSK" w:cs="TH SarabunPSK"/>
         </w:rPr>
       </w:pPr>
     </w:p>
@@ -2720,12 +2630,6 @@
         <w:gridCol w:w="1160"/>
       </w:tblGrid>
       <w:tr>
-        <w:tblPrEx>
-          <w:tblCellMar>
-            <w:top w:w="0" w:type="dxa"/>
-            <w:bottom w:w="0" w:type="dxa"/>
-          </w:tblCellMar>
-        </w:tblPrEx>
         <w:trPr>
           <w:tblHeader/>
         </w:trPr>
@@ -2746,7 +2650,7 @@
               <w:spacing w:line="266" w:lineRule="auto"/>
               <w:jc w:val="thaiDistribute"/>
               <w:rPr>
-                <w:rFonts w:ascii="TH SarabunPSK" w:hAnsi="TH SarabunPSK" w:cs="TH SarabunPSK" w:hint="cs"/>
+                <w:rFonts w:ascii="TH SarabunPSK" w:hAnsi="TH SarabunPSK" w:cs="TH SarabunPSK"/>
               </w:rPr>
             </w:pPr>
             <w:r>
@@ -2779,7 +2683,7 @@
               <w:spacing w:line="266" w:lineRule="auto"/>
               <w:jc w:val="thaiDistribute"/>
               <w:rPr>
-                <w:rFonts w:ascii="TH SarabunPSK" w:hAnsi="TH SarabunPSK" w:cs="TH SarabunPSK" w:hint="cs"/>
+                <w:rFonts w:ascii="TH SarabunPSK" w:hAnsi="TH SarabunPSK" w:cs="TH SarabunPSK"/>
               </w:rPr>
             </w:pPr>
             <w:r>
@@ -2812,7 +2716,7 @@
               <w:spacing w:line="266" w:lineRule="auto"/>
               <w:jc w:val="thaiDistribute"/>
               <w:rPr>
-                <w:rFonts w:ascii="TH SarabunPSK" w:hAnsi="TH SarabunPSK" w:cs="TH SarabunPSK" w:hint="cs"/>
+                <w:rFonts w:ascii="TH SarabunPSK" w:hAnsi="TH SarabunPSK" w:cs="TH SarabunPSK"/>
               </w:rPr>
             </w:pPr>
             <w:r>
@@ -2832,7 +2736,7 @@
               <w:spacing w:line="266" w:lineRule="auto"/>
               <w:jc w:val="thaiDistribute"/>
               <w:rPr>
-                <w:rFonts w:ascii="TH SarabunPSK" w:hAnsi="TH SarabunPSK" w:cs="TH SarabunPSK" w:hint="cs"/>
+                <w:rFonts w:ascii="TH SarabunPSK" w:hAnsi="TH SarabunPSK" w:cs="TH SarabunPSK"/>
               </w:rPr>
             </w:pPr>
             <w:r>
@@ -2865,7 +2769,7 @@
               <w:spacing w:line="266" w:lineRule="auto"/>
               <w:jc w:val="thaiDistribute"/>
               <w:rPr>
-                <w:rFonts w:ascii="TH SarabunPSK" w:hAnsi="TH SarabunPSK" w:cs="TH SarabunPSK" w:hint="cs"/>
+                <w:rFonts w:ascii="TH SarabunPSK" w:hAnsi="TH SarabunPSK" w:cs="TH SarabunPSK"/>
               </w:rPr>
             </w:pPr>
             <w:r>
@@ -2885,7 +2789,7 @@
               <w:spacing w:line="266" w:lineRule="auto"/>
               <w:jc w:val="thaiDistribute"/>
               <w:rPr>
-                <w:rFonts w:ascii="TH SarabunPSK" w:hAnsi="TH SarabunPSK" w:cs="TH SarabunPSK" w:hint="cs"/>
+                <w:rFonts w:ascii="TH SarabunPSK" w:hAnsi="TH SarabunPSK" w:cs="TH SarabunPSK"/>
               </w:rPr>
             </w:pPr>
             <w:r>
@@ -2918,7 +2822,7 @@
               <w:spacing w:line="266" w:lineRule="auto"/>
               <w:jc w:val="thaiDistribute"/>
               <w:rPr>
-                <w:rFonts w:ascii="TH SarabunPSK" w:hAnsi="TH SarabunPSK" w:cs="TH SarabunPSK" w:hint="cs"/>
+                <w:rFonts w:ascii="TH SarabunPSK" w:hAnsi="TH SarabunPSK" w:cs="TH SarabunPSK"/>
               </w:rPr>
             </w:pPr>
             <w:r>
@@ -2938,7 +2842,7 @@
               <w:spacing w:line="266" w:lineRule="auto"/>
               <w:jc w:val="thaiDistribute"/>
               <w:rPr>
-                <w:rFonts w:ascii="TH SarabunPSK" w:hAnsi="TH SarabunPSK" w:cs="TH SarabunPSK" w:hint="cs"/>
+                <w:rFonts w:ascii="TH SarabunPSK" w:hAnsi="TH SarabunPSK" w:cs="TH SarabunPSK"/>
               </w:rPr>
             </w:pPr>
             <w:r>
@@ -2956,12 +2860,6 @@
         </w:tc>
       </w:tr>
       <w:tr>
-        <w:tblPrEx>
-          <w:tblCellMar>
-            <w:top w:w="0" w:type="dxa"/>
-            <w:bottom w:w="0" w:type="dxa"/>
-          </w:tblCellMar>
-        </w:tblPrEx>
         <w:tc>
           <w:tcPr>
             <w:tcW w:w="2100" w:type="dxa"/>
@@ -2978,7 +2876,7 @@
               <w:spacing w:line="266" w:lineRule="auto"/>
               <w:jc w:val="thaiDistribute"/>
               <w:rPr>
-                <w:rFonts w:ascii="TH SarabunPSK" w:hAnsi="TH SarabunPSK" w:cs="TH SarabunPSK" w:hint="cs"/>
+                <w:rFonts w:ascii="TH SarabunPSK" w:hAnsi="TH SarabunPSK" w:cs="TH SarabunPSK"/>
               </w:rPr>
             </w:pPr>
             <w:r>
@@ -3007,7 +2905,7 @@
               <w:spacing w:line="266" w:lineRule="auto"/>
               <w:jc w:val="thaiDistribute"/>
               <w:rPr>
-                <w:rFonts w:ascii="TH SarabunPSK" w:hAnsi="TH SarabunPSK" w:cs="TH SarabunPSK" w:hint="cs"/>
+                <w:rFonts w:ascii="TH SarabunPSK" w:hAnsi="TH SarabunPSK" w:cs="TH SarabunPSK"/>
               </w:rPr>
             </w:pPr>
             <w:r>
@@ -3036,7 +2934,7 @@
               <w:spacing w:line="266" w:lineRule="auto"/>
               <w:jc w:val="thaiDistribute"/>
               <w:rPr>
-                <w:rFonts w:ascii="TH SarabunPSK" w:hAnsi="TH SarabunPSK" w:cs="TH SarabunPSK" w:hint="cs"/>
+                <w:rFonts w:ascii="TH SarabunPSK" w:hAnsi="TH SarabunPSK" w:cs="TH SarabunPSK"/>
               </w:rPr>
             </w:pPr>
             <w:r>
@@ -3065,7 +2963,7 @@
               <w:spacing w:line="266" w:lineRule="auto"/>
               <w:jc w:val="thaiDistribute"/>
               <w:rPr>
-                <w:rFonts w:ascii="TH SarabunPSK" w:hAnsi="TH SarabunPSK" w:cs="TH SarabunPSK" w:hint="cs"/>
+                <w:rFonts w:ascii="TH SarabunPSK" w:hAnsi="TH SarabunPSK" w:cs="TH SarabunPSK"/>
               </w:rPr>
             </w:pPr>
             <w:r>
@@ -3094,7 +2992,7 @@
               <w:spacing w:line="266" w:lineRule="auto"/>
               <w:jc w:val="thaiDistribute"/>
               <w:rPr>
-                <w:rFonts w:ascii="TH SarabunPSK" w:hAnsi="TH SarabunPSK" w:cs="TH SarabunPSK" w:hint="cs"/>
+                <w:rFonts w:ascii="TH SarabunPSK" w:hAnsi="TH SarabunPSK" w:cs="TH SarabunPSK"/>
               </w:rPr>
             </w:pPr>
             <w:r>
@@ -3109,12 +3007,6 @@
         </w:tc>
       </w:tr>
       <w:tr>
-        <w:tblPrEx>
-          <w:tblCellMar>
-            <w:top w:w="0" w:type="dxa"/>
-            <w:bottom w:w="0" w:type="dxa"/>
-          </w:tblCellMar>
-        </w:tblPrEx>
         <w:tc>
           <w:tcPr>
             <w:tcW w:w="2100" w:type="dxa"/>
@@ -3132,7 +3024,7 @@
               <w:spacing w:line="266" w:lineRule="auto"/>
               <w:jc w:val="thaiDistribute"/>
               <w:rPr>
-                <w:rFonts w:ascii="TH SarabunPSK" w:hAnsi="TH SarabunPSK" w:cs="TH SarabunPSK" w:hint="cs"/>
+                <w:rFonts w:ascii="TH SarabunPSK" w:hAnsi="TH SarabunPSK" w:cs="TH SarabunPSK"/>
               </w:rPr>
             </w:pPr>
             <w:r>
@@ -3162,7 +3054,7 @@
               <w:spacing w:line="266" w:lineRule="auto"/>
               <w:jc w:val="thaiDistribute"/>
               <w:rPr>
-                <w:rFonts w:ascii="TH SarabunPSK" w:hAnsi="TH SarabunPSK" w:cs="TH SarabunPSK" w:hint="cs"/>
+                <w:rFonts w:ascii="TH SarabunPSK" w:hAnsi="TH SarabunPSK" w:cs="TH SarabunPSK"/>
               </w:rPr>
             </w:pPr>
             <w:r>
@@ -3192,7 +3084,7 @@
               <w:spacing w:line="266" w:lineRule="auto"/>
               <w:jc w:val="thaiDistribute"/>
               <w:rPr>
-                <w:rFonts w:ascii="TH SarabunPSK" w:hAnsi="TH SarabunPSK" w:cs="TH SarabunPSK" w:hint="cs"/>
+                <w:rFonts w:ascii="TH SarabunPSK" w:hAnsi="TH SarabunPSK" w:cs="TH SarabunPSK"/>
               </w:rPr>
             </w:pPr>
             <w:r>
@@ -3222,7 +3114,7 @@
               <w:spacing w:line="266" w:lineRule="auto"/>
               <w:jc w:val="thaiDistribute"/>
               <w:rPr>
-                <w:rFonts w:ascii="TH SarabunPSK" w:hAnsi="TH SarabunPSK" w:cs="TH SarabunPSK" w:hint="cs"/>
+                <w:rFonts w:ascii="TH SarabunPSK" w:hAnsi="TH SarabunPSK" w:cs="TH SarabunPSK"/>
               </w:rPr>
             </w:pPr>
             <w:r>
@@ -3252,7 +3144,7 @@
               <w:spacing w:line="266" w:lineRule="auto"/>
               <w:jc w:val="thaiDistribute"/>
               <w:rPr>
-                <w:rFonts w:ascii="TH SarabunPSK" w:hAnsi="TH SarabunPSK" w:cs="TH SarabunPSK" w:hint="cs"/>
+                <w:rFonts w:ascii="TH SarabunPSK" w:hAnsi="TH SarabunPSK" w:cs="TH SarabunPSK"/>
               </w:rPr>
             </w:pPr>
             <w:r>
@@ -3267,12 +3159,6 @@
         </w:tc>
       </w:tr>
       <w:tr>
-        <w:tblPrEx>
-          <w:tblCellMar>
-            <w:top w:w="0" w:type="dxa"/>
-            <w:bottom w:w="0" w:type="dxa"/>
-          </w:tblCellMar>
-        </w:tblPrEx>
         <w:tc>
           <w:tcPr>
             <w:tcW w:w="2100" w:type="dxa"/>
@@ -3289,7 +3175,7 @@
               <w:spacing w:line="266" w:lineRule="auto"/>
               <w:jc w:val="thaiDistribute"/>
               <w:rPr>
-                <w:rFonts w:ascii="TH SarabunPSK" w:hAnsi="TH SarabunPSK" w:cs="TH SarabunPSK" w:hint="cs"/>
+                <w:rFonts w:ascii="TH SarabunPSK" w:hAnsi="TH SarabunPSK" w:cs="TH SarabunPSK"/>
               </w:rPr>
             </w:pPr>
             <w:r>
@@ -3318,7 +3204,7 @@
               <w:spacing w:line="266" w:lineRule="auto"/>
               <w:jc w:val="thaiDistribute"/>
               <w:rPr>
-                <w:rFonts w:ascii="TH SarabunPSK" w:hAnsi="TH SarabunPSK" w:cs="TH SarabunPSK" w:hint="cs"/>
+                <w:rFonts w:ascii="TH SarabunPSK" w:hAnsi="TH SarabunPSK" w:cs="TH SarabunPSK"/>
               </w:rPr>
             </w:pPr>
             <w:r>
@@ -3347,7 +3233,7 @@
               <w:spacing w:line="266" w:lineRule="auto"/>
               <w:jc w:val="thaiDistribute"/>
               <w:rPr>
-                <w:rFonts w:ascii="TH SarabunPSK" w:hAnsi="TH SarabunPSK" w:cs="TH SarabunPSK" w:hint="cs"/>
+                <w:rFonts w:ascii="TH SarabunPSK" w:hAnsi="TH SarabunPSK" w:cs="TH SarabunPSK"/>
               </w:rPr>
             </w:pPr>
             <w:r>
@@ -3376,7 +3262,7 @@
               <w:spacing w:line="266" w:lineRule="auto"/>
               <w:jc w:val="thaiDistribute"/>
               <w:rPr>
-                <w:rFonts w:ascii="TH SarabunPSK" w:hAnsi="TH SarabunPSK" w:cs="TH SarabunPSK" w:hint="cs"/>
+                <w:rFonts w:ascii="TH SarabunPSK" w:hAnsi="TH SarabunPSK" w:cs="TH SarabunPSK"/>
               </w:rPr>
             </w:pPr>
             <w:r>
@@ -3405,7 +3291,7 @@
               <w:spacing w:line="266" w:lineRule="auto"/>
               <w:jc w:val="thaiDistribute"/>
               <w:rPr>
-                <w:rFonts w:ascii="TH SarabunPSK" w:hAnsi="TH SarabunPSK" w:cs="TH SarabunPSK" w:hint="cs"/>
+                <w:rFonts w:ascii="TH SarabunPSK" w:hAnsi="TH SarabunPSK" w:cs="TH SarabunPSK"/>
               </w:rPr>
             </w:pPr>
             <w:r>
@@ -3420,12 +3306,6 @@
         </w:tc>
       </w:tr>
       <w:tr>
-        <w:tblPrEx>
-          <w:tblCellMar>
-            <w:top w:w="0" w:type="dxa"/>
-            <w:bottom w:w="0" w:type="dxa"/>
-          </w:tblCellMar>
-        </w:tblPrEx>
         <w:tc>
           <w:tcPr>
             <w:tcW w:w="2100" w:type="dxa"/>
@@ -3443,7 +3323,7 @@
               <w:spacing w:line="266" w:lineRule="auto"/>
               <w:jc w:val="thaiDistribute"/>
               <w:rPr>
-                <w:rFonts w:ascii="TH SarabunPSK" w:hAnsi="TH SarabunPSK" w:cs="TH SarabunPSK" w:hint="cs"/>
+                <w:rFonts w:ascii="TH SarabunPSK" w:hAnsi="TH SarabunPSK" w:cs="TH SarabunPSK"/>
               </w:rPr>
             </w:pPr>
             <w:r>
@@ -3474,7 +3354,7 @@
               <w:spacing w:line="266" w:lineRule="auto"/>
               <w:jc w:val="thaiDistribute"/>
               <w:rPr>
-                <w:rFonts w:ascii="TH SarabunPSK" w:hAnsi="TH SarabunPSK" w:cs="TH SarabunPSK" w:hint="cs"/>
+                <w:rFonts w:ascii="TH SarabunPSK" w:hAnsi="TH SarabunPSK" w:cs="TH SarabunPSK"/>
               </w:rPr>
             </w:pPr>
             <w:r>
@@ -3504,7 +3384,7 @@
               <w:spacing w:line="266" w:lineRule="auto"/>
               <w:jc w:val="thaiDistribute"/>
               <w:rPr>
-                <w:rFonts w:ascii="TH SarabunPSK" w:hAnsi="TH SarabunPSK" w:cs="TH SarabunPSK" w:hint="cs"/>
+                <w:rFonts w:ascii="TH SarabunPSK" w:hAnsi="TH SarabunPSK" w:cs="TH SarabunPSK"/>
               </w:rPr>
             </w:pPr>
             <w:r>
@@ -3534,7 +3414,7 @@
               <w:spacing w:line="266" w:lineRule="auto"/>
               <w:jc w:val="thaiDistribute"/>
               <w:rPr>
-                <w:rFonts w:ascii="TH SarabunPSK" w:hAnsi="TH SarabunPSK" w:cs="TH SarabunPSK" w:hint="cs"/>
+                <w:rFonts w:ascii="TH SarabunPSK" w:hAnsi="TH SarabunPSK" w:cs="TH SarabunPSK"/>
               </w:rPr>
             </w:pPr>
             <w:r>
@@ -3564,7 +3444,7 @@
               <w:spacing w:line="266" w:lineRule="auto"/>
               <w:jc w:val="thaiDistribute"/>
               <w:rPr>
-                <w:rFonts w:ascii="TH SarabunPSK" w:hAnsi="TH SarabunPSK" w:cs="TH SarabunPSK" w:hint="cs"/>
+                <w:rFonts w:ascii="TH SarabunPSK" w:hAnsi="TH SarabunPSK" w:cs="TH SarabunPSK"/>
               </w:rPr>
             </w:pPr>
             <w:r>
@@ -3579,12 +3459,6 @@
         </w:tc>
       </w:tr>
       <w:tr>
-        <w:tblPrEx>
-          <w:tblCellMar>
-            <w:top w:w="0" w:type="dxa"/>
-            <w:bottom w:w="0" w:type="dxa"/>
-          </w:tblCellMar>
-        </w:tblPrEx>
         <w:tc>
           <w:tcPr>
             <w:tcW w:w="2100" w:type="dxa"/>
@@ -3601,7 +3475,7 @@
               <w:spacing w:line="266" w:lineRule="auto"/>
               <w:jc w:val="thaiDistribute"/>
               <w:rPr>
-                <w:rFonts w:ascii="TH SarabunPSK" w:hAnsi="TH SarabunPSK" w:cs="TH SarabunPSK" w:hint="cs"/>
+                <w:rFonts w:ascii="TH SarabunPSK" w:hAnsi="TH SarabunPSK" w:cs="TH SarabunPSK"/>
               </w:rPr>
             </w:pPr>
             <w:r>
@@ -3630,7 +3504,7 @@
               <w:spacing w:line="266" w:lineRule="auto"/>
               <w:jc w:val="thaiDistribute"/>
               <w:rPr>
-                <w:rFonts w:ascii="TH SarabunPSK" w:hAnsi="TH SarabunPSK" w:cs="TH SarabunPSK" w:hint="cs"/>
+                <w:rFonts w:ascii="TH SarabunPSK" w:hAnsi="TH SarabunPSK" w:cs="TH SarabunPSK"/>
               </w:rPr>
             </w:pPr>
             <w:r>
@@ -3659,7 +3533,7 @@
               <w:spacing w:line="266" w:lineRule="auto"/>
               <w:jc w:val="thaiDistribute"/>
               <w:rPr>
-                <w:rFonts w:ascii="TH SarabunPSK" w:hAnsi="TH SarabunPSK" w:cs="TH SarabunPSK" w:hint="cs"/>
+                <w:rFonts w:ascii="TH SarabunPSK" w:hAnsi="TH SarabunPSK" w:cs="TH SarabunPSK"/>
               </w:rPr>
             </w:pPr>
             <w:r>
@@ -3688,7 +3562,7 @@
               <w:spacing w:line="266" w:lineRule="auto"/>
               <w:jc w:val="thaiDistribute"/>
               <w:rPr>
-                <w:rFonts w:ascii="TH SarabunPSK" w:hAnsi="TH SarabunPSK" w:cs="TH SarabunPSK" w:hint="cs"/>
+                <w:rFonts w:ascii="TH SarabunPSK" w:hAnsi="TH SarabunPSK" w:cs="TH SarabunPSK"/>
               </w:rPr>
             </w:pPr>
             <w:r>
@@ -3717,7 +3591,7 @@
               <w:spacing w:line="266" w:lineRule="auto"/>
               <w:jc w:val="thaiDistribute"/>
               <w:rPr>
-                <w:rFonts w:ascii="TH SarabunPSK" w:hAnsi="TH SarabunPSK" w:cs="TH SarabunPSK" w:hint="cs"/>
+                <w:rFonts w:ascii="TH SarabunPSK" w:hAnsi="TH SarabunPSK" w:cs="TH SarabunPSK"/>
               </w:rPr>
             </w:pPr>
             <w:r>
@@ -3737,7 +3611,7 @@
         <w:spacing w:line="266" w:lineRule="auto"/>
         <w:jc w:val="thaiDistribute"/>
         <w:rPr>
-          <w:rFonts w:ascii="TH SarabunPSK" w:hAnsi="TH SarabunPSK" w:cs="TH SarabunPSK" w:hint="cs"/>
+          <w:rFonts w:ascii="TH SarabunPSK" w:hAnsi="TH SarabunPSK" w:cs="TH SarabunPSK"/>
         </w:rPr>
       </w:pPr>
     </w:p>
@@ -3762,12 +3636,6 @@
         <w:gridCol w:w="9360"/>
       </w:tblGrid>
       <w:tr>
-        <w:tblPrEx>
-          <w:tblCellMar>
-            <w:top w:w="0" w:type="dxa"/>
-            <w:bottom w:w="0" w:type="dxa"/>
-          </w:tblCellMar>
-        </w:tblPrEx>
         <w:trPr>
           <w:cantSplit/>
         </w:trPr>
@@ -3787,7 +3655,7 @@
               <w:spacing w:line="266" w:lineRule="auto"/>
               <w:jc w:val="thaiDistribute"/>
               <w:rPr>
-                <w:rFonts w:ascii="TH SarabunPSK" w:hAnsi="TH SarabunPSK" w:cs="TH SarabunPSK" w:hint="cs"/>
+                <w:rFonts w:ascii="TH SarabunPSK" w:hAnsi="TH SarabunPSK" w:cs="TH SarabunPSK"/>
               </w:rPr>
             </w:pPr>
             <w:r>
@@ -3805,7 +3673,7 @@
               <w:spacing w:line="266" w:lineRule="auto"/>
               <w:jc w:val="thaiDistribute"/>
               <w:rPr>
-                <w:rFonts w:ascii="TH SarabunPSK" w:hAnsi="TH SarabunPSK" w:cs="TH SarabunPSK" w:hint="cs"/>
+                <w:rFonts w:ascii="TH SarabunPSK" w:hAnsi="TH SarabunPSK" w:cs="TH SarabunPSK"/>
               </w:rPr>
             </w:pPr>
             <w:r>
@@ -3947,7 +3815,7 @@
               <w:spacing w:line="266" w:lineRule="auto"/>
               <w:jc w:val="thaiDistribute"/>
               <w:rPr>
-                <w:rFonts w:ascii="TH SarabunPSK" w:hAnsi="TH SarabunPSK" w:cs="TH SarabunPSK" w:hint="cs"/>
+                <w:rFonts w:ascii="TH SarabunPSK" w:hAnsi="TH SarabunPSK" w:cs="TH SarabunPSK"/>
               </w:rPr>
             </w:pPr>
             <w:r>
@@ -4087,7 +3955,7 @@
         <w:spacing w:line="266" w:lineRule="auto"/>
         <w:jc w:val="thaiDistribute"/>
         <w:rPr>
-          <w:rFonts w:ascii="TH SarabunPSK" w:hAnsi="TH SarabunPSK" w:cs="TH SarabunPSK" w:hint="cs"/>
+          <w:rFonts w:ascii="TH SarabunPSK" w:hAnsi="TH SarabunPSK" w:cs="TH SarabunPSK"/>
         </w:rPr>
       </w:pPr>
     </w:p>
@@ -4097,7 +3965,7 @@
         <w:spacing w:line="266" w:lineRule="auto"/>
         <w:jc w:val="thaiDistribute"/>
         <w:rPr>
-          <w:rFonts w:ascii="TH SarabunPSK" w:hAnsi="TH SarabunPSK" w:cs="TH SarabunPSK" w:hint="cs"/>
+          <w:rFonts w:ascii="TH SarabunPSK" w:hAnsi="TH SarabunPSK" w:cs="TH SarabunPSK"/>
         </w:rPr>
       </w:pPr>
       <w:r>
@@ -4118,7 +3986,7 @@
         <w:ind w:firstLine="720"/>
         <w:jc w:val="thaiDistribute"/>
         <w:rPr>
-          <w:rFonts w:ascii="TH SarabunPSK" w:hAnsi="TH SarabunPSK" w:cs="TH SarabunPSK" w:hint="cs"/>
+          <w:rFonts w:ascii="TH SarabunPSK" w:hAnsi="TH SarabunPSK" w:cs="TH SarabunPSK"/>
         </w:rPr>
       </w:pPr>
       <w:r>
@@ -4207,7 +4075,7 @@
         <w:spacing w:line="266" w:lineRule="auto"/>
         <w:jc w:val="thaiDistribute"/>
         <w:rPr>
-          <w:rFonts w:ascii="TH SarabunPSK" w:hAnsi="TH SarabunPSK" w:cs="TH SarabunPSK" w:hint="cs"/>
+          <w:rFonts w:ascii="TH SarabunPSK" w:hAnsi="TH SarabunPSK" w:cs="TH SarabunPSK"/>
         </w:rPr>
       </w:pPr>
     </w:p>
@@ -4232,12 +4100,6 @@
         <w:gridCol w:w="9360"/>
       </w:tblGrid>
       <w:tr>
-        <w:tblPrEx>
-          <w:tblCellMar>
-            <w:top w:w="0" w:type="dxa"/>
-            <w:bottom w:w="0" w:type="dxa"/>
-          </w:tblCellMar>
-        </w:tblPrEx>
         <w:tc>
           <w:tcPr>
             <w:tcW w:w="9360" w:type="dxa"/>
@@ -4254,7 +4116,7 @@
               <w:spacing w:line="266" w:lineRule="auto"/>
               <w:jc w:val="thaiDistribute"/>
               <w:rPr>
-                <w:rFonts w:ascii="TH SarabunPSK" w:hAnsi="TH SarabunPSK" w:cs="TH SarabunPSK" w:hint="cs"/>
+                <w:rFonts w:ascii="TH SarabunPSK" w:hAnsi="TH SarabunPSK" w:cs="TH SarabunPSK"/>
               </w:rPr>
             </w:pPr>
             <w:r>
@@ -4288,12 +4150,6 @@
         </w:tc>
       </w:tr>
       <w:tr>
-        <w:tblPrEx>
-          <w:tblCellMar>
-            <w:top w:w="0" w:type="dxa"/>
-            <w:bottom w:w="0" w:type="dxa"/>
-          </w:tblCellMar>
-        </w:tblPrEx>
         <w:tc>
           <w:tcPr>
             <w:tcW w:w="9360" w:type="dxa"/>
@@ -4310,7 +4166,7 @@
               <w:spacing w:line="266" w:lineRule="auto"/>
               <w:jc w:val="thaiDistribute"/>
               <w:rPr>
-                <w:rFonts w:ascii="TH SarabunPSK" w:hAnsi="TH SarabunPSK" w:cs="TH SarabunPSK" w:hint="cs"/>
+                <w:rFonts w:ascii="TH SarabunPSK" w:hAnsi="TH SarabunPSK" w:cs="TH SarabunPSK"/>
               </w:rPr>
             </w:pPr>
             <w:r>
@@ -4341,12 +4197,6 @@
         </w:tc>
       </w:tr>
       <w:tr>
-        <w:tblPrEx>
-          <w:tblCellMar>
-            <w:top w:w="0" w:type="dxa"/>
-            <w:bottom w:w="0" w:type="dxa"/>
-          </w:tblCellMar>
-        </w:tblPrEx>
         <w:tc>
           <w:tcPr>
             <w:tcW w:w="9360" w:type="dxa"/>
@@ -4363,7 +4213,7 @@
               <w:spacing w:line="266" w:lineRule="auto"/>
               <w:jc w:val="thaiDistribute"/>
               <w:rPr>
-                <w:rFonts w:ascii="TH SarabunPSK" w:hAnsi="TH SarabunPSK" w:cs="TH SarabunPSK" w:hint="cs"/>
+                <w:rFonts w:ascii="TH SarabunPSK" w:hAnsi="TH SarabunPSK" w:cs="TH SarabunPSK"/>
               </w:rPr>
             </w:pPr>
             <w:r>
@@ -4394,12 +4244,6 @@
         </w:tc>
       </w:tr>
       <w:tr>
-        <w:tblPrEx>
-          <w:tblCellMar>
-            <w:top w:w="0" w:type="dxa"/>
-            <w:bottom w:w="0" w:type="dxa"/>
-          </w:tblCellMar>
-        </w:tblPrEx>
         <w:tc>
           <w:tcPr>
             <w:tcW w:w="9360" w:type="dxa"/>
@@ -4416,7 +4260,7 @@
               <w:spacing w:line="266" w:lineRule="auto"/>
               <w:jc w:val="thaiDistribute"/>
               <w:rPr>
-                <w:rFonts w:ascii="TH SarabunPSK" w:hAnsi="TH SarabunPSK" w:cs="TH SarabunPSK" w:hint="cs"/>
+                <w:rFonts w:ascii="TH SarabunPSK" w:hAnsi="TH SarabunPSK" w:cs="TH SarabunPSK"/>
               </w:rPr>
             </w:pPr>
             <w:r>
@@ -4447,12 +4291,6 @@
         </w:tc>
       </w:tr>
       <w:tr>
-        <w:tblPrEx>
-          <w:tblCellMar>
-            <w:top w:w="0" w:type="dxa"/>
-            <w:bottom w:w="0" w:type="dxa"/>
-          </w:tblCellMar>
-        </w:tblPrEx>
         <w:tc>
           <w:tcPr>
             <w:tcW w:w="9360" w:type="dxa"/>
@@ -4469,7 +4307,7 @@
               <w:spacing w:line="266" w:lineRule="auto"/>
               <w:jc w:val="thaiDistribute"/>
               <w:rPr>
-                <w:rFonts w:ascii="TH SarabunPSK" w:hAnsi="TH SarabunPSK" w:cs="TH SarabunPSK" w:hint="cs"/>
+                <w:rFonts w:ascii="TH SarabunPSK" w:hAnsi="TH SarabunPSK" w:cs="TH SarabunPSK"/>
               </w:rPr>
             </w:pPr>
             <w:r>
@@ -4500,12 +4338,6 @@
         </w:tc>
       </w:tr>
       <w:tr>
-        <w:tblPrEx>
-          <w:tblCellMar>
-            <w:top w:w="0" w:type="dxa"/>
-            <w:bottom w:w="0" w:type="dxa"/>
-          </w:tblCellMar>
-        </w:tblPrEx>
         <w:tc>
           <w:tcPr>
             <w:tcW w:w="9360" w:type="dxa"/>
@@ -4522,19 +4354,13 @@
               <w:spacing w:line="266" w:lineRule="auto"/>
               <w:jc w:val="thaiDistribute"/>
               <w:rPr>
-                <w:rFonts w:ascii="TH SarabunPSK" w:hAnsi="TH SarabunPSK" w:cs="TH SarabunPSK" w:hint="cs"/>
-              </w:rPr>
-            </w:pPr>
-          </w:p>
-        </w:tc>
-      </w:tr>
-      <w:tr>
-        <w:tblPrEx>
-          <w:tblCellMar>
-            <w:top w:w="0" w:type="dxa"/>
-            <w:bottom w:w="0" w:type="dxa"/>
-          </w:tblCellMar>
-        </w:tblPrEx>
+                <w:rFonts w:ascii="TH SarabunPSK" w:hAnsi="TH SarabunPSK" w:cs="TH SarabunPSK"/>
+              </w:rPr>
+            </w:pPr>
+          </w:p>
+        </w:tc>
+      </w:tr>
+      <w:tr>
         <w:tc>
           <w:tcPr>
             <w:tcW w:w="9360" w:type="dxa"/>
@@ -4551,7 +4377,7 @@
               <w:spacing w:line="266" w:lineRule="auto"/>
               <w:jc w:val="thaiDistribute"/>
               <w:rPr>
-                <w:rFonts w:ascii="TH SarabunPSK" w:hAnsi="TH SarabunPSK" w:cs="TH SarabunPSK" w:hint="cs"/>
+                <w:rFonts w:ascii="TH SarabunPSK" w:hAnsi="TH SarabunPSK" w:cs="TH SarabunPSK"/>
               </w:rPr>
             </w:pPr>
             <w:r>
@@ -4585,12 +4411,6 @@
         </w:tc>
       </w:tr>
       <w:tr>
-        <w:tblPrEx>
-          <w:tblCellMar>
-            <w:top w:w="0" w:type="dxa"/>
-            <w:bottom w:w="0" w:type="dxa"/>
-          </w:tblCellMar>
-        </w:tblPrEx>
         <w:tc>
           <w:tcPr>
             <w:tcW w:w="9360" w:type="dxa"/>
@@ -4607,7 +4427,7 @@
               <w:spacing w:line="266" w:lineRule="auto"/>
               <w:jc w:val="thaiDistribute"/>
               <w:rPr>
-                <w:rFonts w:ascii="TH SarabunPSK" w:hAnsi="TH SarabunPSK" w:cs="TH SarabunPSK" w:hint="cs"/>
+                <w:rFonts w:ascii="TH SarabunPSK" w:hAnsi="TH SarabunPSK" w:cs="TH SarabunPSK"/>
               </w:rPr>
             </w:pPr>
             <w:r>
@@ -4638,12 +4458,6 @@
         </w:tc>
       </w:tr>
       <w:tr>
-        <w:tblPrEx>
-          <w:tblCellMar>
-            <w:top w:w="0" w:type="dxa"/>
-            <w:bottom w:w="0" w:type="dxa"/>
-          </w:tblCellMar>
-        </w:tblPrEx>
         <w:tc>
           <w:tcPr>
             <w:tcW w:w="9360" w:type="dxa"/>
@@ -4660,7 +4474,7 @@
               <w:spacing w:line="266" w:lineRule="auto"/>
               <w:jc w:val="thaiDistribute"/>
               <w:rPr>
-                <w:rFonts w:ascii="TH SarabunPSK" w:hAnsi="TH SarabunPSK" w:cs="TH SarabunPSK" w:hint="cs"/>
+                <w:rFonts w:ascii="TH SarabunPSK" w:hAnsi="TH SarabunPSK" w:cs="TH SarabunPSK"/>
               </w:rPr>
             </w:pPr>
             <w:r>
@@ -4691,12 +4505,6 @@
         </w:tc>
       </w:tr>
       <w:tr>
-        <w:tblPrEx>
-          <w:tblCellMar>
-            <w:top w:w="0" w:type="dxa"/>
-            <w:bottom w:w="0" w:type="dxa"/>
-          </w:tblCellMar>
-        </w:tblPrEx>
         <w:tc>
           <w:tcPr>
             <w:tcW w:w="9360" w:type="dxa"/>
@@ -4713,7 +4521,7 @@
               <w:spacing w:line="266" w:lineRule="auto"/>
               <w:jc w:val="thaiDistribute"/>
               <w:rPr>
-                <w:rFonts w:ascii="TH SarabunPSK" w:hAnsi="TH SarabunPSK" w:cs="TH SarabunPSK" w:hint="cs"/>
+                <w:rFonts w:ascii="TH SarabunPSK" w:hAnsi="TH SarabunPSK" w:cs="TH SarabunPSK"/>
               </w:rPr>
             </w:pPr>
             <w:r>
@@ -4744,12 +4552,6 @@
         </w:tc>
       </w:tr>
       <w:tr>
-        <w:tblPrEx>
-          <w:tblCellMar>
-            <w:top w:w="0" w:type="dxa"/>
-            <w:bottom w:w="0" w:type="dxa"/>
-          </w:tblCellMar>
-        </w:tblPrEx>
         <w:tc>
           <w:tcPr>
             <w:tcW w:w="9360" w:type="dxa"/>
@@ -4766,7 +4568,7 @@
               <w:spacing w:line="266" w:lineRule="auto"/>
               <w:jc w:val="thaiDistribute"/>
               <w:rPr>
-                <w:rFonts w:ascii="TH SarabunPSK" w:hAnsi="TH SarabunPSK" w:cs="TH SarabunPSK" w:hint="cs"/>
+                <w:rFonts w:ascii="TH SarabunPSK" w:hAnsi="TH SarabunPSK" w:cs="TH SarabunPSK"/>
               </w:rPr>
             </w:pPr>
             <w:r>
@@ -4811,7 +4613,7 @@
         <w:spacing w:line="266" w:lineRule="auto"/>
         <w:jc w:val="thaiDistribute"/>
         <w:rPr>
-          <w:rFonts w:ascii="TH SarabunPSK" w:hAnsi="TH SarabunPSK" w:cs="TH SarabunPSK" w:hint="cs"/>
+          <w:rFonts w:ascii="TH SarabunPSK" w:hAnsi="TH SarabunPSK" w:cs="TH SarabunPSK"/>
         </w:rPr>
       </w:pPr>
     </w:p>
@@ -4821,7 +4623,7 @@
         <w:ind w:left="360"/>
         <w:jc w:val="thaiDistribute"/>
         <w:rPr>
-          <w:rFonts w:ascii="TH SarabunPSK" w:hAnsi="TH SarabunPSK" w:cs="TH SarabunPSK" w:hint="cs"/>
+          <w:rFonts w:ascii="TH SarabunPSK" w:hAnsi="TH SarabunPSK" w:cs="TH SarabunPSK"/>
         </w:rPr>
       </w:pPr>
       <w:r>
@@ -4856,12 +4658,6 @@
         <w:gridCol w:w="8740"/>
       </w:tblGrid>
       <w:tr>
-        <w:tblPrEx>
-          <w:tblCellMar>
-            <w:top w:w="0" w:type="dxa"/>
-            <w:bottom w:w="0" w:type="dxa"/>
-          </w:tblCellMar>
-        </w:tblPrEx>
         <w:tc>
           <w:tcPr>
             <w:tcW w:w="620" w:type="dxa"/>
@@ -4878,7 +4674,7 @@
               <w:spacing w:line="266" w:lineRule="auto"/>
               <w:jc w:val="thaiDistribute"/>
               <w:rPr>
-                <w:rFonts w:ascii="TH SarabunPSK" w:hAnsi="TH SarabunPSK" w:cs="TH SarabunPSK" w:hint="cs"/>
+                <w:rFonts w:ascii="TH SarabunPSK" w:hAnsi="TH SarabunPSK" w:cs="TH SarabunPSK"/>
               </w:rPr>
             </w:pPr>
             <w:r>
@@ -4908,7 +4704,7 @@
               <w:spacing w:line="266" w:lineRule="auto"/>
               <w:jc w:val="thaiDistribute"/>
               <w:rPr>
-                <w:rFonts w:ascii="TH SarabunPSK" w:hAnsi="TH SarabunPSK" w:cs="TH SarabunPSK" w:hint="cs"/>
+                <w:rFonts w:ascii="TH SarabunPSK" w:hAnsi="TH SarabunPSK" w:cs="TH SarabunPSK"/>
               </w:rPr>
             </w:pPr>
             <w:r>
@@ -4923,12 +4719,6 @@
         </w:tc>
       </w:tr>
       <w:tr>
-        <w:tblPrEx>
-          <w:tblCellMar>
-            <w:top w:w="0" w:type="dxa"/>
-            <w:bottom w:w="0" w:type="dxa"/>
-          </w:tblCellMar>
-        </w:tblPrEx>
         <w:tc>
           <w:tcPr>
             <w:tcW w:w="620" w:type="dxa"/>
@@ -4945,7 +4735,7 @@
               <w:spacing w:line="266" w:lineRule="auto"/>
               <w:jc w:val="thaiDistribute"/>
               <w:rPr>
-                <w:rFonts w:ascii="TH SarabunPSK" w:hAnsi="TH SarabunPSK" w:cs="TH SarabunPSK" w:hint="cs"/>
+                <w:rFonts w:ascii="TH SarabunPSK" w:hAnsi="TH SarabunPSK" w:cs="TH SarabunPSK"/>
               </w:rPr>
             </w:pPr>
             <w:r>
@@ -4975,7 +4765,7 @@
               <w:spacing w:line="266" w:lineRule="auto"/>
               <w:jc w:val="thaiDistribute"/>
               <w:rPr>
-                <w:rFonts w:ascii="TH SarabunPSK" w:hAnsi="TH SarabunPSK" w:cs="TH SarabunPSK" w:hint="cs"/>
+                <w:rFonts w:ascii="TH SarabunPSK" w:hAnsi="TH SarabunPSK" w:cs="TH SarabunPSK"/>
               </w:rPr>
             </w:pPr>
             <w:r>
@@ -4990,12 +4780,6 @@
         </w:tc>
       </w:tr>
       <w:tr>
-        <w:tblPrEx>
-          <w:tblCellMar>
-            <w:top w:w="0" w:type="dxa"/>
-            <w:bottom w:w="0" w:type="dxa"/>
-          </w:tblCellMar>
-        </w:tblPrEx>
         <w:tc>
           <w:tcPr>
             <w:tcW w:w="620" w:type="dxa"/>
@@ -5012,7 +4796,7 @@
               <w:spacing w:line="266" w:lineRule="auto"/>
               <w:jc w:val="thaiDistribute"/>
               <w:rPr>
-                <w:rFonts w:ascii="TH SarabunPSK" w:hAnsi="TH SarabunPSK" w:cs="TH SarabunPSK" w:hint="cs"/>
+                <w:rFonts w:ascii="TH SarabunPSK" w:hAnsi="TH SarabunPSK" w:cs="TH SarabunPSK"/>
               </w:rPr>
             </w:pPr>
             <w:r>
@@ -5042,7 +4826,7 @@
               <w:spacing w:line="266" w:lineRule="auto"/>
               <w:jc w:val="thaiDistribute"/>
               <w:rPr>
-                <w:rFonts w:ascii="TH SarabunPSK" w:hAnsi="TH SarabunPSK" w:cs="TH SarabunPSK" w:hint="cs"/>
+                <w:rFonts w:ascii="TH SarabunPSK" w:hAnsi="TH SarabunPSK" w:cs="TH SarabunPSK"/>
               </w:rPr>
             </w:pPr>
             <w:r>
@@ -5057,12 +4841,6 @@
         </w:tc>
       </w:tr>
       <w:tr>
-        <w:tblPrEx>
-          <w:tblCellMar>
-            <w:top w:w="0" w:type="dxa"/>
-            <w:bottom w:w="0" w:type="dxa"/>
-          </w:tblCellMar>
-        </w:tblPrEx>
         <w:tc>
           <w:tcPr>
             <w:tcW w:w="620" w:type="dxa"/>
@@ -5079,7 +4857,7 @@
               <w:spacing w:line="266" w:lineRule="auto"/>
               <w:jc w:val="thaiDistribute"/>
               <w:rPr>
-                <w:rFonts w:ascii="TH SarabunPSK" w:hAnsi="TH SarabunPSK" w:cs="TH SarabunPSK" w:hint="cs"/>
+                <w:rFonts w:ascii="TH SarabunPSK" w:hAnsi="TH SarabunPSK" w:cs="TH SarabunPSK"/>
               </w:rPr>
             </w:pPr>
             <w:r>
@@ -5109,7 +4887,7 @@
               <w:spacing w:line="266" w:lineRule="auto"/>
               <w:jc w:val="thaiDistribute"/>
               <w:rPr>
-                <w:rFonts w:ascii="TH SarabunPSK" w:hAnsi="TH SarabunPSK" w:cs="TH SarabunPSK" w:hint="cs"/>
+                <w:rFonts w:ascii="TH SarabunPSK" w:hAnsi="TH SarabunPSK" w:cs="TH SarabunPSK"/>
               </w:rPr>
             </w:pPr>
             <w:r>
@@ -5124,12 +4902,6 @@
         </w:tc>
       </w:tr>
       <w:tr>
-        <w:tblPrEx>
-          <w:tblCellMar>
-            <w:top w:w="0" w:type="dxa"/>
-            <w:bottom w:w="0" w:type="dxa"/>
-          </w:tblCellMar>
-        </w:tblPrEx>
         <w:tc>
           <w:tcPr>
             <w:tcW w:w="620" w:type="dxa"/>
@@ -5146,7 +4918,7 @@
               <w:spacing w:line="266" w:lineRule="auto"/>
               <w:jc w:val="thaiDistribute"/>
               <w:rPr>
-                <w:rFonts w:ascii="TH SarabunPSK" w:hAnsi="TH SarabunPSK" w:cs="TH SarabunPSK" w:hint="cs"/>
+                <w:rFonts w:ascii="TH SarabunPSK" w:hAnsi="TH SarabunPSK" w:cs="TH SarabunPSK"/>
               </w:rPr>
             </w:pPr>
             <w:r>
@@ -5176,7 +4948,7 @@
               <w:spacing w:line="266" w:lineRule="auto"/>
               <w:jc w:val="thaiDistribute"/>
               <w:rPr>
-                <w:rFonts w:ascii="TH SarabunPSK" w:hAnsi="TH SarabunPSK" w:cs="TH SarabunPSK" w:hint="cs"/>
+                <w:rFonts w:ascii="TH SarabunPSK" w:hAnsi="TH SarabunPSK" w:cs="TH SarabunPSK"/>
               </w:rPr>
             </w:pPr>
             <w:r>
@@ -5196,7 +4968,7 @@
         <w:spacing w:line="266" w:lineRule="auto"/>
         <w:jc w:val="thaiDistribute"/>
         <w:rPr>
-          <w:rFonts w:ascii="TH SarabunPSK" w:hAnsi="TH SarabunPSK" w:cs="TH SarabunPSK" w:hint="cs"/>
+          <w:rFonts w:ascii="TH SarabunPSK" w:hAnsi="TH SarabunPSK" w:cs="TH SarabunPSK"/>
         </w:rPr>
       </w:pPr>
     </w:p>
@@ -5206,7 +4978,7 @@
         <w:ind w:left="360"/>
         <w:jc w:val="thaiDistribute"/>
         <w:rPr>
-          <w:rFonts w:ascii="TH SarabunPSK" w:hAnsi="TH SarabunPSK" w:cs="TH SarabunPSK" w:hint="cs"/>
+          <w:rFonts w:ascii="TH SarabunPSK" w:hAnsi="TH SarabunPSK" w:cs="TH SarabunPSK"/>
         </w:rPr>
       </w:pPr>
       <w:r>
@@ -5240,12 +5012,6 @@
         <w:gridCol w:w="8740"/>
       </w:tblGrid>
       <w:tr>
-        <w:tblPrEx>
-          <w:tblCellMar>
-            <w:top w:w="0" w:type="dxa"/>
-            <w:bottom w:w="0" w:type="dxa"/>
-          </w:tblCellMar>
-        </w:tblPrEx>
         <w:tc>
           <w:tcPr>
             <w:tcW w:w="620" w:type="dxa"/>
@@ -5262,7 +5028,7 @@
               <w:spacing w:line="266" w:lineRule="auto"/>
               <w:jc w:val="thaiDistribute"/>
               <w:rPr>
-                <w:rFonts w:ascii="TH SarabunPSK" w:hAnsi="TH SarabunPSK" w:cs="TH SarabunPSK" w:hint="cs"/>
+                <w:rFonts w:ascii="TH SarabunPSK" w:hAnsi="TH SarabunPSK" w:cs="TH SarabunPSK"/>
               </w:rPr>
             </w:pPr>
             <w:r>
@@ -5292,7 +5058,7 @@
               <w:spacing w:line="266" w:lineRule="auto"/>
               <w:jc w:val="thaiDistribute"/>
               <w:rPr>
-                <w:rFonts w:ascii="TH SarabunPSK" w:hAnsi="TH SarabunPSK" w:cs="TH SarabunPSK" w:hint="cs"/>
+                <w:rFonts w:ascii="TH SarabunPSK" w:hAnsi="TH SarabunPSK" w:cs="TH SarabunPSK"/>
               </w:rPr>
             </w:pPr>
             <w:r>
@@ -5307,12 +5073,6 @@
         </w:tc>
       </w:tr>
       <w:tr>
-        <w:tblPrEx>
-          <w:tblCellMar>
-            <w:top w:w="0" w:type="dxa"/>
-            <w:bottom w:w="0" w:type="dxa"/>
-          </w:tblCellMar>
-        </w:tblPrEx>
         <w:tc>
           <w:tcPr>
             <w:tcW w:w="620" w:type="dxa"/>
@@ -5329,7 +5089,7 @@
               <w:spacing w:line="266" w:lineRule="auto"/>
               <w:jc w:val="thaiDistribute"/>
               <w:rPr>
-                <w:rFonts w:ascii="TH SarabunPSK" w:hAnsi="TH SarabunPSK" w:cs="TH SarabunPSK" w:hint="cs"/>
+                <w:rFonts w:ascii="TH SarabunPSK" w:hAnsi="TH SarabunPSK" w:cs="TH SarabunPSK"/>
               </w:rPr>
             </w:pPr>
             <w:r>
@@ -5359,7 +5119,7 @@
               <w:spacing w:line="266" w:lineRule="auto"/>
               <w:jc w:val="thaiDistribute"/>
               <w:rPr>
-                <w:rFonts w:ascii="TH SarabunPSK" w:hAnsi="TH SarabunPSK" w:cs="TH SarabunPSK" w:hint="cs"/>
+                <w:rFonts w:ascii="TH SarabunPSK" w:hAnsi="TH SarabunPSK" w:cs="TH SarabunPSK"/>
               </w:rPr>
             </w:pPr>
             <w:r>
@@ -5374,12 +5134,6 @@
         </w:tc>
       </w:tr>
       <w:tr>
-        <w:tblPrEx>
-          <w:tblCellMar>
-            <w:top w:w="0" w:type="dxa"/>
-            <w:bottom w:w="0" w:type="dxa"/>
-          </w:tblCellMar>
-        </w:tblPrEx>
         <w:tc>
           <w:tcPr>
             <w:tcW w:w="620" w:type="dxa"/>
@@ -5396,7 +5150,7 @@
               <w:spacing w:line="266" w:lineRule="auto"/>
               <w:jc w:val="thaiDistribute"/>
               <w:rPr>
-                <w:rFonts w:ascii="TH SarabunPSK" w:hAnsi="TH SarabunPSK" w:cs="TH SarabunPSK" w:hint="cs"/>
+                <w:rFonts w:ascii="TH SarabunPSK" w:hAnsi="TH SarabunPSK" w:cs="TH SarabunPSK"/>
               </w:rPr>
             </w:pPr>
             <w:r>
@@ -5426,7 +5180,7 @@
               <w:spacing w:line="266" w:lineRule="auto"/>
               <w:jc w:val="thaiDistribute"/>
               <w:rPr>
-                <w:rFonts w:ascii="TH SarabunPSK" w:hAnsi="TH SarabunPSK" w:cs="TH SarabunPSK" w:hint="cs"/>
+                <w:rFonts w:ascii="TH SarabunPSK" w:hAnsi="TH SarabunPSK" w:cs="TH SarabunPSK"/>
               </w:rPr>
             </w:pPr>
             <w:r>
@@ -5441,12 +5195,6 @@
         </w:tc>
       </w:tr>
       <w:tr>
-        <w:tblPrEx>
-          <w:tblCellMar>
-            <w:top w:w="0" w:type="dxa"/>
-            <w:bottom w:w="0" w:type="dxa"/>
-          </w:tblCellMar>
-        </w:tblPrEx>
         <w:tc>
           <w:tcPr>
             <w:tcW w:w="620" w:type="dxa"/>
@@ -5463,7 +5211,7 @@
               <w:spacing w:line="266" w:lineRule="auto"/>
               <w:jc w:val="thaiDistribute"/>
               <w:rPr>
-                <w:rFonts w:ascii="TH SarabunPSK" w:hAnsi="TH SarabunPSK" w:cs="TH SarabunPSK" w:hint="cs"/>
+                <w:rFonts w:ascii="TH SarabunPSK" w:hAnsi="TH SarabunPSK" w:cs="TH SarabunPSK"/>
               </w:rPr>
             </w:pPr>
             <w:r>
@@ -5493,7 +5241,7 @@
               <w:spacing w:line="266" w:lineRule="auto"/>
               <w:jc w:val="thaiDistribute"/>
               <w:rPr>
-                <w:rFonts w:ascii="TH SarabunPSK" w:hAnsi="TH SarabunPSK" w:cs="TH SarabunPSK" w:hint="cs"/>
+                <w:rFonts w:ascii="TH SarabunPSK" w:hAnsi="TH SarabunPSK" w:cs="TH SarabunPSK"/>
               </w:rPr>
             </w:pPr>
             <w:r>
@@ -5513,7 +5261,7 @@
         <w:spacing w:line="266" w:lineRule="auto"/>
         <w:jc w:val="thaiDistribute"/>
         <w:rPr>
-          <w:rFonts w:ascii="TH SarabunPSK" w:hAnsi="TH SarabunPSK" w:cs="TH SarabunPSK" w:hint="cs"/>
+          <w:rFonts w:ascii="TH SarabunPSK" w:hAnsi="TH SarabunPSK" w:cs="TH SarabunPSK"/>
         </w:rPr>
       </w:pPr>
     </w:p>
@@ -5523,7 +5271,7 @@
         <w:spacing w:line="266" w:lineRule="auto"/>
         <w:jc w:val="thaiDistribute"/>
         <w:rPr>
-          <w:rFonts w:ascii="TH SarabunPSK" w:hAnsi="TH SarabunPSK" w:cs="TH SarabunPSK" w:hint="cs"/>
+          <w:rFonts w:ascii="TH SarabunPSK" w:hAnsi="TH SarabunPSK" w:cs="TH SarabunPSK"/>
         </w:rPr>
       </w:pPr>
       <w:r>
@@ -5545,7 +5293,7 @@
         <w:ind w:left="360"/>
         <w:jc w:val="thaiDistribute"/>
         <w:rPr>
-          <w:rFonts w:ascii="TH SarabunPSK" w:hAnsi="TH SarabunPSK" w:cs="TH SarabunPSK" w:hint="cs"/>
+          <w:rFonts w:ascii="TH SarabunPSK" w:hAnsi="TH SarabunPSK" w:cs="TH SarabunPSK"/>
         </w:rPr>
       </w:pPr>
       <w:r>
@@ -5564,7 +5312,7 @@
         <w:spacing w:line="266" w:lineRule="auto"/>
         <w:jc w:val="thaiDistribute"/>
         <w:rPr>
-          <w:rFonts w:ascii="TH SarabunPSK" w:hAnsi="TH SarabunPSK" w:cs="TH SarabunPSK" w:hint="cs"/>
+          <w:rFonts w:ascii="TH SarabunPSK" w:hAnsi="TH SarabunPSK" w:cs="TH SarabunPSK"/>
         </w:rPr>
       </w:pPr>
       <w:r>
@@ -5617,7 +5365,7 @@
         <w:spacing w:line="266" w:lineRule="auto"/>
         <w:jc w:val="center"/>
         <w:rPr>
-          <w:rFonts w:ascii="TH SarabunPSK" w:hAnsi="TH SarabunPSK" w:cs="TH SarabunPSK" w:hint="cs"/>
+          <w:rFonts w:ascii="TH SarabunPSK" w:hAnsi="TH SarabunPSK" w:cs="TH SarabunPSK"/>
         </w:rPr>
       </w:pPr>
       <w:r>
@@ -5700,12 +5448,6 @@
         <w:gridCol w:w="3760"/>
       </w:tblGrid>
       <w:tr>
-        <w:tblPrEx>
-          <w:tblCellMar>
-            <w:top w:w="0" w:type="dxa"/>
-            <w:bottom w:w="0" w:type="dxa"/>
-          </w:tblCellMar>
-        </w:tblPrEx>
         <w:trPr>
           <w:tblHeader/>
         </w:trPr>
@@ -5726,7 +5468,7 @@
               <w:spacing w:line="266" w:lineRule="auto"/>
               <w:jc w:val="thaiDistribute"/>
               <w:rPr>
-                <w:rFonts w:ascii="TH SarabunPSK" w:hAnsi="TH SarabunPSK" w:cs="TH SarabunPSK" w:hint="cs"/>
+                <w:rFonts w:ascii="TH SarabunPSK" w:hAnsi="TH SarabunPSK" w:cs="TH SarabunPSK"/>
               </w:rPr>
             </w:pPr>
             <w:r>
@@ -5759,7 +5501,7 @@
               <w:spacing w:line="266" w:lineRule="auto"/>
               <w:jc w:val="thaiDistribute"/>
               <w:rPr>
-                <w:rFonts w:ascii="TH SarabunPSK" w:hAnsi="TH SarabunPSK" w:cs="TH SarabunPSK" w:hint="cs"/>
+                <w:rFonts w:ascii="TH SarabunPSK" w:hAnsi="TH SarabunPSK" w:cs="TH SarabunPSK"/>
               </w:rPr>
             </w:pPr>
             <w:r>
@@ -5792,7 +5534,7 @@
               <w:spacing w:line="266" w:lineRule="auto"/>
               <w:jc w:val="thaiDistribute"/>
               <w:rPr>
-                <w:rFonts w:ascii="TH SarabunPSK" w:hAnsi="TH SarabunPSK" w:cs="TH SarabunPSK" w:hint="cs"/>
+                <w:rFonts w:ascii="TH SarabunPSK" w:hAnsi="TH SarabunPSK" w:cs="TH SarabunPSK"/>
               </w:rPr>
             </w:pPr>
             <w:r>
@@ -5825,7 +5567,7 @@
               <w:spacing w:line="266" w:lineRule="auto"/>
               <w:jc w:val="thaiDistribute"/>
               <w:rPr>
-                <w:rFonts w:ascii="TH SarabunPSK" w:hAnsi="TH SarabunPSK" w:cs="TH SarabunPSK" w:hint="cs"/>
+                <w:rFonts w:ascii="TH SarabunPSK" w:hAnsi="TH SarabunPSK" w:cs="TH SarabunPSK"/>
               </w:rPr>
             </w:pPr>
             <w:r>
@@ -5843,12 +5585,6 @@
         </w:tc>
       </w:tr>
       <w:tr>
-        <w:tblPrEx>
-          <w:tblCellMar>
-            <w:top w:w="0" w:type="dxa"/>
-            <w:bottom w:w="0" w:type="dxa"/>
-          </w:tblCellMar>
-        </w:tblPrEx>
         <w:tc>
           <w:tcPr>
             <w:tcW w:w="2300" w:type="dxa"/>
@@ -5865,7 +5601,7 @@
               <w:spacing w:line="266" w:lineRule="auto"/>
               <w:jc w:val="thaiDistribute"/>
               <w:rPr>
-                <w:rFonts w:ascii="TH SarabunPSK" w:hAnsi="TH SarabunPSK" w:cs="TH SarabunPSK" w:hint="cs"/>
+                <w:rFonts w:ascii="TH SarabunPSK" w:hAnsi="TH SarabunPSK" w:cs="TH SarabunPSK"/>
               </w:rPr>
             </w:pPr>
             <w:r>
@@ -5894,7 +5630,7 @@
               <w:spacing w:line="266" w:lineRule="auto"/>
               <w:jc w:val="thaiDistribute"/>
               <w:rPr>
-                <w:rFonts w:ascii="TH SarabunPSK" w:hAnsi="TH SarabunPSK" w:cs="TH SarabunPSK" w:hint="cs"/>
+                <w:rFonts w:ascii="TH SarabunPSK" w:hAnsi="TH SarabunPSK" w:cs="TH SarabunPSK"/>
               </w:rPr>
             </w:pPr>
             <w:r>
@@ -5923,7 +5659,7 @@
               <w:spacing w:line="266" w:lineRule="auto"/>
               <w:jc w:val="thaiDistribute"/>
               <w:rPr>
-                <w:rFonts w:ascii="TH SarabunPSK" w:hAnsi="TH SarabunPSK" w:cs="TH SarabunPSK" w:hint="cs"/>
+                <w:rFonts w:ascii="TH SarabunPSK" w:hAnsi="TH SarabunPSK" w:cs="TH SarabunPSK"/>
               </w:rPr>
             </w:pPr>
             <w:r>
@@ -5952,7 +5688,7 @@
               <w:spacing w:line="266" w:lineRule="auto"/>
               <w:jc w:val="thaiDistribute"/>
               <w:rPr>
-                <w:rFonts w:ascii="TH SarabunPSK" w:hAnsi="TH SarabunPSK" w:cs="TH SarabunPSK" w:hint="cs"/>
+                <w:rFonts w:ascii="TH SarabunPSK" w:hAnsi="TH SarabunPSK" w:cs="TH SarabunPSK"/>
               </w:rPr>
             </w:pPr>
             <w:r>
@@ -5967,12 +5703,6 @@
         </w:tc>
       </w:tr>
       <w:tr>
-        <w:tblPrEx>
-          <w:tblCellMar>
-            <w:top w:w="0" w:type="dxa"/>
-            <w:bottom w:w="0" w:type="dxa"/>
-          </w:tblCellMar>
-        </w:tblPrEx>
         <w:tc>
           <w:tcPr>
             <w:tcW w:w="2300" w:type="dxa"/>
@@ -5990,7 +5720,7 @@
               <w:spacing w:line="266" w:lineRule="auto"/>
               <w:jc w:val="thaiDistribute"/>
               <w:rPr>
-                <w:rFonts w:ascii="TH SarabunPSK" w:hAnsi="TH SarabunPSK" w:cs="TH SarabunPSK" w:hint="cs"/>
+                <w:rFonts w:ascii="TH SarabunPSK" w:hAnsi="TH SarabunPSK" w:cs="TH SarabunPSK"/>
               </w:rPr>
             </w:pPr>
             <w:r>
@@ -6020,7 +5750,7 @@
               <w:spacing w:line="266" w:lineRule="auto"/>
               <w:jc w:val="thaiDistribute"/>
               <w:rPr>
-                <w:rFonts w:ascii="TH SarabunPSK" w:hAnsi="TH SarabunPSK" w:cs="TH SarabunPSK" w:hint="cs"/>
+                <w:rFonts w:ascii="TH SarabunPSK" w:hAnsi="TH SarabunPSK" w:cs="TH SarabunPSK"/>
               </w:rPr>
             </w:pPr>
             <w:r>
@@ -6050,7 +5780,7 @@
               <w:spacing w:line="266" w:lineRule="auto"/>
               <w:jc w:val="thaiDistribute"/>
               <w:rPr>
-                <w:rFonts w:ascii="TH SarabunPSK" w:hAnsi="TH SarabunPSK" w:cs="TH SarabunPSK" w:hint="cs"/>
+                <w:rFonts w:ascii="TH SarabunPSK" w:hAnsi="TH SarabunPSK" w:cs="TH SarabunPSK"/>
               </w:rPr>
             </w:pPr>
             <w:r>
@@ -6080,7 +5810,7 @@
               <w:spacing w:line="266" w:lineRule="auto"/>
               <w:jc w:val="thaiDistribute"/>
               <w:rPr>
-                <w:rFonts w:ascii="TH SarabunPSK" w:hAnsi="TH SarabunPSK" w:cs="TH SarabunPSK" w:hint="cs"/>
+                <w:rFonts w:ascii="TH SarabunPSK" w:hAnsi="TH SarabunPSK" w:cs="TH SarabunPSK"/>
               </w:rPr>
             </w:pPr>
             <w:r>
@@ -6095,12 +5825,6 @@
         </w:tc>
       </w:tr>
       <w:tr>
-        <w:tblPrEx>
-          <w:tblCellMar>
-            <w:top w:w="0" w:type="dxa"/>
-            <w:bottom w:w="0" w:type="dxa"/>
-          </w:tblCellMar>
-        </w:tblPrEx>
         <w:tc>
           <w:tcPr>
             <w:tcW w:w="2300" w:type="dxa"/>
@@ -6117,7 +5841,7 @@
               <w:spacing w:line="266" w:lineRule="auto"/>
               <w:jc w:val="thaiDistribute"/>
               <w:rPr>
-                <w:rFonts w:ascii="TH SarabunPSK" w:hAnsi="TH SarabunPSK" w:cs="TH SarabunPSK" w:hint="cs"/>
+                <w:rFonts w:ascii="TH SarabunPSK" w:hAnsi="TH SarabunPSK" w:cs="TH SarabunPSK"/>
               </w:rPr>
             </w:pPr>
             <w:r>
@@ -6147,7 +5871,7 @@
               <w:spacing w:line="266" w:lineRule="auto"/>
               <w:jc w:val="thaiDistribute"/>
               <w:rPr>
-                <w:rFonts w:ascii="TH SarabunPSK" w:hAnsi="TH SarabunPSK" w:cs="TH SarabunPSK" w:hint="cs"/>
+                <w:rFonts w:ascii="TH SarabunPSK" w:hAnsi="TH SarabunPSK" w:cs="TH SarabunPSK"/>
               </w:rPr>
             </w:pPr>
             <w:r>
@@ -6176,7 +5900,7 @@
               <w:spacing w:line="266" w:lineRule="auto"/>
               <w:jc w:val="thaiDistribute"/>
               <w:rPr>
-                <w:rFonts w:ascii="TH SarabunPSK" w:hAnsi="TH SarabunPSK" w:cs="TH SarabunPSK" w:hint="cs"/>
+                <w:rFonts w:ascii="TH SarabunPSK" w:hAnsi="TH SarabunPSK" w:cs="TH SarabunPSK"/>
               </w:rPr>
             </w:pPr>
             <w:r>
@@ -6205,7 +5929,7 @@
               <w:spacing w:line="266" w:lineRule="auto"/>
               <w:jc w:val="thaiDistribute"/>
               <w:rPr>
-                <w:rFonts w:ascii="TH SarabunPSK" w:hAnsi="TH SarabunPSK" w:cs="TH SarabunPSK" w:hint="cs"/>
+                <w:rFonts w:ascii="TH SarabunPSK" w:hAnsi="TH SarabunPSK" w:cs="TH SarabunPSK"/>
               </w:rPr>
             </w:pPr>
             <w:r>
@@ -6220,12 +5944,6 @@
         </w:tc>
       </w:tr>
       <w:tr>
-        <w:tblPrEx>
-          <w:tblCellMar>
-            <w:top w:w="0" w:type="dxa"/>
-            <w:bottom w:w="0" w:type="dxa"/>
-          </w:tblCellMar>
-        </w:tblPrEx>
         <w:tc>
           <w:tcPr>
             <w:tcW w:w="2300" w:type="dxa"/>
@@ -6243,7 +5961,7 @@
               <w:spacing w:line="266" w:lineRule="auto"/>
               <w:jc w:val="thaiDistribute"/>
               <w:rPr>
-                <w:rFonts w:ascii="TH SarabunPSK" w:hAnsi="TH SarabunPSK" w:cs="TH SarabunPSK" w:hint="cs"/>
+                <w:rFonts w:ascii="TH SarabunPSK" w:hAnsi="TH SarabunPSK" w:cs="TH SarabunPSK"/>
               </w:rPr>
             </w:pPr>
             <w:r>
@@ -6273,7 +5991,7 @@
               <w:spacing w:line="266" w:lineRule="auto"/>
               <w:jc w:val="thaiDistribute"/>
               <w:rPr>
-                <w:rFonts w:ascii="TH SarabunPSK" w:hAnsi="TH SarabunPSK" w:cs="TH SarabunPSK" w:hint="cs"/>
+                <w:rFonts w:ascii="TH SarabunPSK" w:hAnsi="TH SarabunPSK" w:cs="TH SarabunPSK"/>
               </w:rPr>
             </w:pPr>
             <w:r>
@@ -6303,7 +6021,7 @@
               <w:spacing w:line="266" w:lineRule="auto"/>
               <w:jc w:val="thaiDistribute"/>
               <w:rPr>
-                <w:rFonts w:ascii="TH SarabunPSK" w:hAnsi="TH SarabunPSK" w:cs="TH SarabunPSK" w:hint="cs"/>
+                <w:rFonts w:ascii="TH SarabunPSK" w:hAnsi="TH SarabunPSK" w:cs="TH SarabunPSK"/>
               </w:rPr>
             </w:pPr>
             <w:r>
@@ -6333,7 +6051,7 @@
               <w:spacing w:line="266" w:lineRule="auto"/>
               <w:jc w:val="thaiDistribute"/>
               <w:rPr>
-                <w:rFonts w:ascii="TH SarabunPSK" w:hAnsi="TH SarabunPSK" w:cs="TH SarabunPSK" w:hint="cs"/>
+                <w:rFonts w:ascii="TH SarabunPSK" w:hAnsi="TH SarabunPSK" w:cs="TH SarabunPSK"/>
               </w:rPr>
             </w:pPr>
             <w:r>
@@ -6348,12 +6066,6 @@
         </w:tc>
       </w:tr>
       <w:tr>
-        <w:tblPrEx>
-          <w:tblCellMar>
-            <w:top w:w="0" w:type="dxa"/>
-            <w:bottom w:w="0" w:type="dxa"/>
-          </w:tblCellMar>
-        </w:tblPrEx>
         <w:tc>
           <w:tcPr>
             <w:tcW w:w="2300" w:type="dxa"/>
@@ -6370,7 +6082,7 @@
               <w:spacing w:line="266" w:lineRule="auto"/>
               <w:jc w:val="thaiDistribute"/>
               <w:rPr>
-                <w:rFonts w:ascii="TH SarabunPSK" w:hAnsi="TH SarabunPSK" w:cs="TH SarabunPSK" w:hint="cs"/>
+                <w:rFonts w:ascii="TH SarabunPSK" w:hAnsi="TH SarabunPSK" w:cs="TH SarabunPSK"/>
               </w:rPr>
             </w:pPr>
             <w:r>
@@ -6399,7 +6111,7 @@
               <w:spacing w:line="266" w:lineRule="auto"/>
               <w:jc w:val="thaiDistribute"/>
               <w:rPr>
-                <w:rFonts w:ascii="TH SarabunPSK" w:hAnsi="TH SarabunPSK" w:cs="TH SarabunPSK" w:hint="cs"/>
+                <w:rFonts w:ascii="TH SarabunPSK" w:hAnsi="TH SarabunPSK" w:cs="TH SarabunPSK"/>
               </w:rPr>
             </w:pPr>
             <w:r>
@@ -6428,7 +6140,7 @@
               <w:spacing w:line="266" w:lineRule="auto"/>
               <w:jc w:val="thaiDistribute"/>
               <w:rPr>
-                <w:rFonts w:ascii="TH SarabunPSK" w:hAnsi="TH SarabunPSK" w:cs="TH SarabunPSK" w:hint="cs"/>
+                <w:rFonts w:ascii="TH SarabunPSK" w:hAnsi="TH SarabunPSK" w:cs="TH SarabunPSK"/>
               </w:rPr>
             </w:pPr>
             <w:r>
@@ -6457,7 +6169,7 @@
               <w:spacing w:line="266" w:lineRule="auto"/>
               <w:jc w:val="thaiDistribute"/>
               <w:rPr>
-                <w:rFonts w:ascii="TH SarabunPSK" w:hAnsi="TH SarabunPSK" w:cs="TH SarabunPSK" w:hint="cs"/>
+                <w:rFonts w:ascii="TH SarabunPSK" w:hAnsi="TH SarabunPSK" w:cs="TH SarabunPSK"/>
               </w:rPr>
             </w:pPr>
             <w:r>
@@ -6472,12 +6184,6 @@
         </w:tc>
       </w:tr>
       <w:tr>
-        <w:tblPrEx>
-          <w:tblCellMar>
-            <w:top w:w="0" w:type="dxa"/>
-            <w:bottom w:w="0" w:type="dxa"/>
-          </w:tblCellMar>
-        </w:tblPrEx>
         <w:tc>
           <w:tcPr>
             <w:tcW w:w="2300" w:type="dxa"/>
@@ -6495,7 +6201,7 @@
               <w:spacing w:line="266" w:lineRule="auto"/>
               <w:jc w:val="thaiDistribute"/>
               <w:rPr>
-                <w:rFonts w:ascii="TH SarabunPSK" w:hAnsi="TH SarabunPSK" w:cs="TH SarabunPSK" w:hint="cs"/>
+                <w:rFonts w:ascii="TH SarabunPSK" w:hAnsi="TH SarabunPSK" w:cs="TH SarabunPSK"/>
               </w:rPr>
             </w:pPr>
             <w:r>
@@ -6525,7 +6231,7 @@
               <w:spacing w:line="266" w:lineRule="auto"/>
               <w:jc w:val="thaiDistribute"/>
               <w:rPr>
-                <w:rFonts w:ascii="TH SarabunPSK" w:hAnsi="TH SarabunPSK" w:cs="TH SarabunPSK" w:hint="cs"/>
+                <w:rFonts w:ascii="TH SarabunPSK" w:hAnsi="TH SarabunPSK" w:cs="TH SarabunPSK"/>
               </w:rPr>
             </w:pPr>
             <w:r>
@@ -6555,7 +6261,7 @@
               <w:spacing w:line="266" w:lineRule="auto"/>
               <w:jc w:val="thaiDistribute"/>
               <w:rPr>
-                <w:rFonts w:ascii="TH SarabunPSK" w:hAnsi="TH SarabunPSK" w:cs="TH SarabunPSK" w:hint="cs"/>
+                <w:rFonts w:ascii="TH SarabunPSK" w:hAnsi="TH SarabunPSK" w:cs="TH SarabunPSK"/>
               </w:rPr>
             </w:pPr>
             <w:r>
@@ -6585,7 +6291,7 @@
               <w:spacing w:line="266" w:lineRule="auto"/>
               <w:jc w:val="thaiDistribute"/>
               <w:rPr>
-                <w:rFonts w:ascii="TH SarabunPSK" w:hAnsi="TH SarabunPSK" w:cs="TH SarabunPSK" w:hint="cs"/>
+                <w:rFonts w:ascii="TH SarabunPSK" w:hAnsi="TH SarabunPSK" w:cs="TH SarabunPSK"/>
               </w:rPr>
             </w:pPr>
             <w:r>
@@ -6600,12 +6306,6 @@
         </w:tc>
       </w:tr>
       <w:tr>
-        <w:tblPrEx>
-          <w:tblCellMar>
-            <w:top w:w="0" w:type="dxa"/>
-            <w:bottom w:w="0" w:type="dxa"/>
-          </w:tblCellMar>
-        </w:tblPrEx>
         <w:tc>
           <w:tcPr>
             <w:tcW w:w="2300" w:type="dxa"/>
@@ -6622,7 +6322,7 @@
               <w:spacing w:line="266" w:lineRule="auto"/>
               <w:jc w:val="thaiDistribute"/>
               <w:rPr>
-                <w:rFonts w:ascii="TH SarabunPSK" w:hAnsi="TH SarabunPSK" w:cs="TH SarabunPSK" w:hint="cs"/>
+                <w:rFonts w:ascii="TH SarabunPSK" w:hAnsi="TH SarabunPSK" w:cs="TH SarabunPSK"/>
               </w:rPr>
             </w:pPr>
             <w:r>
@@ -6651,7 +6351,7 @@
               <w:spacing w:line="266" w:lineRule="auto"/>
               <w:jc w:val="thaiDistribute"/>
               <w:rPr>
-                <w:rFonts w:ascii="TH SarabunPSK" w:hAnsi="TH SarabunPSK" w:cs="TH SarabunPSK" w:hint="cs"/>
+                <w:rFonts w:ascii="TH SarabunPSK" w:hAnsi="TH SarabunPSK" w:cs="TH SarabunPSK"/>
               </w:rPr>
             </w:pPr>
             <w:r>
@@ -6712,7 +6412,7 @@
               <w:spacing w:line="266" w:lineRule="auto"/>
               <w:jc w:val="thaiDistribute"/>
               <w:rPr>
-                <w:rFonts w:ascii="TH SarabunPSK" w:hAnsi="TH SarabunPSK" w:cs="TH SarabunPSK" w:hint="cs"/>
+                <w:rFonts w:ascii="TH SarabunPSK" w:hAnsi="TH SarabunPSK" w:cs="TH SarabunPSK"/>
               </w:rPr>
             </w:pPr>
             <w:r>
@@ -6741,7 +6441,7 @@
               <w:spacing w:line="266" w:lineRule="auto"/>
               <w:jc w:val="thaiDistribute"/>
               <w:rPr>
-                <w:rFonts w:ascii="TH SarabunPSK" w:hAnsi="TH SarabunPSK" w:cs="TH SarabunPSK" w:hint="cs"/>
+                <w:rFonts w:ascii="TH SarabunPSK" w:hAnsi="TH SarabunPSK" w:cs="TH SarabunPSK"/>
               </w:rPr>
             </w:pPr>
             <w:r>
@@ -6761,7 +6461,7 @@
         <w:spacing w:line="266" w:lineRule="auto"/>
         <w:jc w:val="thaiDistribute"/>
         <w:rPr>
-          <w:rFonts w:ascii="TH SarabunPSK" w:hAnsi="TH SarabunPSK" w:cs="TH SarabunPSK" w:hint="cs"/>
+          <w:rFonts w:ascii="TH SarabunPSK" w:hAnsi="TH SarabunPSK" w:cs="TH SarabunPSK"/>
         </w:rPr>
       </w:pPr>
     </w:p>
@@ -6772,7 +6472,7 @@
         <w:ind w:left="360"/>
         <w:jc w:val="thaiDistribute"/>
         <w:rPr>
-          <w:rFonts w:ascii="TH SarabunPSK" w:hAnsi="TH SarabunPSK" w:cs="TH SarabunPSK" w:hint="cs"/>
+          <w:rFonts w:ascii="TH SarabunPSK" w:hAnsi="TH SarabunPSK" w:cs="TH SarabunPSK"/>
         </w:rPr>
       </w:pPr>
       <w:r>
@@ -6807,12 +6507,6 @@
         <w:gridCol w:w="9360"/>
       </w:tblGrid>
       <w:tr>
-        <w:tblPrEx>
-          <w:tblCellMar>
-            <w:top w:w="0" w:type="dxa"/>
-            <w:bottom w:w="0" w:type="dxa"/>
-          </w:tblCellMar>
-        </w:tblPrEx>
         <w:tc>
           <w:tcPr>
             <w:tcW w:w="9360" w:type="dxa"/>
@@ -6829,7 +6523,7 @@
               <w:spacing w:line="266" w:lineRule="auto"/>
               <w:jc w:val="thaiDistribute"/>
               <w:rPr>
-                <w:rFonts w:ascii="TH SarabunPSK" w:hAnsi="TH SarabunPSK" w:cs="TH SarabunPSK" w:hint="cs"/>
+                <w:rFonts w:ascii="TH SarabunPSK" w:hAnsi="TH SarabunPSK" w:cs="TH SarabunPSK"/>
               </w:rPr>
             </w:pPr>
             <w:r>
@@ -6844,12 +6538,6 @@
         </w:tc>
       </w:tr>
       <w:tr>
-        <w:tblPrEx>
-          <w:tblCellMar>
-            <w:top w:w="0" w:type="dxa"/>
-            <w:bottom w:w="0" w:type="dxa"/>
-          </w:tblCellMar>
-        </w:tblPrEx>
         <w:tc>
           <w:tcPr>
             <w:tcW w:w="9360" w:type="dxa"/>
@@ -6866,7 +6554,7 @@
               <w:spacing w:line="266" w:lineRule="auto"/>
               <w:jc w:val="thaiDistribute"/>
               <w:rPr>
-                <w:rFonts w:ascii="TH SarabunPSK" w:hAnsi="TH SarabunPSK" w:cs="TH SarabunPSK" w:hint="cs"/>
+                <w:rFonts w:ascii="TH SarabunPSK" w:hAnsi="TH SarabunPSK" w:cs="TH SarabunPSK"/>
               </w:rPr>
             </w:pPr>
             <w:r>
@@ -6881,12 +6569,6 @@
         </w:tc>
       </w:tr>
       <w:tr>
-        <w:tblPrEx>
-          <w:tblCellMar>
-            <w:top w:w="0" w:type="dxa"/>
-            <w:bottom w:w="0" w:type="dxa"/>
-          </w:tblCellMar>
-        </w:tblPrEx>
         <w:tc>
           <w:tcPr>
             <w:tcW w:w="9360" w:type="dxa"/>
@@ -6903,7 +6585,7 @@
               <w:spacing w:line="266" w:lineRule="auto"/>
               <w:jc w:val="thaiDistribute"/>
               <w:rPr>
-                <w:rFonts w:ascii="TH SarabunPSK" w:hAnsi="TH SarabunPSK" w:cs="TH SarabunPSK" w:hint="cs"/>
+                <w:rFonts w:ascii="TH SarabunPSK" w:hAnsi="TH SarabunPSK" w:cs="TH SarabunPSK"/>
               </w:rPr>
             </w:pPr>
             <w:r>
@@ -6918,12 +6600,6 @@
         </w:tc>
       </w:tr>
       <w:tr>
-        <w:tblPrEx>
-          <w:tblCellMar>
-            <w:top w:w="0" w:type="dxa"/>
-            <w:bottom w:w="0" w:type="dxa"/>
-          </w:tblCellMar>
-        </w:tblPrEx>
         <w:tc>
           <w:tcPr>
             <w:tcW w:w="9360" w:type="dxa"/>
@@ -6940,7 +6616,7 @@
               <w:spacing w:line="266" w:lineRule="auto"/>
               <w:jc w:val="thaiDistribute"/>
               <w:rPr>
-                <w:rFonts w:ascii="TH SarabunPSK" w:hAnsi="TH SarabunPSK" w:cs="TH SarabunPSK" w:hint="cs"/>
+                <w:rFonts w:ascii="TH SarabunPSK" w:hAnsi="TH SarabunPSK" w:cs="TH SarabunPSK"/>
               </w:rPr>
             </w:pPr>
             <w:r>
@@ -6955,12 +6631,6 @@
         </w:tc>
       </w:tr>
       <w:tr>
-        <w:tblPrEx>
-          <w:tblCellMar>
-            <w:top w:w="0" w:type="dxa"/>
-            <w:bottom w:w="0" w:type="dxa"/>
-          </w:tblCellMar>
-        </w:tblPrEx>
         <w:tc>
           <w:tcPr>
             <w:tcW w:w="9360" w:type="dxa"/>
@@ -6977,7 +6647,7 @@
               <w:spacing w:line="266" w:lineRule="auto"/>
               <w:jc w:val="thaiDistribute"/>
               <w:rPr>
-                <w:rFonts w:ascii="TH SarabunPSK" w:hAnsi="TH SarabunPSK" w:cs="TH SarabunPSK" w:hint="cs"/>
+                <w:rFonts w:ascii="TH SarabunPSK" w:hAnsi="TH SarabunPSK" w:cs="TH SarabunPSK"/>
               </w:rPr>
             </w:pPr>
             <w:r>
@@ -6992,12 +6662,6 @@
         </w:tc>
       </w:tr>
       <w:tr>
-        <w:tblPrEx>
-          <w:tblCellMar>
-            <w:top w:w="0" w:type="dxa"/>
-            <w:bottom w:w="0" w:type="dxa"/>
-          </w:tblCellMar>
-        </w:tblPrEx>
         <w:tc>
           <w:tcPr>
             <w:tcW w:w="9360" w:type="dxa"/>
@@ -7014,7 +6678,7 @@
               <w:spacing w:line="266" w:lineRule="auto"/>
               <w:jc w:val="thaiDistribute"/>
               <w:rPr>
-                <w:rFonts w:ascii="TH SarabunPSK" w:hAnsi="TH SarabunPSK" w:cs="TH SarabunPSK" w:hint="cs"/>
+                <w:rFonts w:ascii="TH SarabunPSK" w:hAnsi="TH SarabunPSK" w:cs="TH SarabunPSK"/>
               </w:rPr>
             </w:pPr>
             <w:r>
@@ -7029,12 +6693,6 @@
         </w:tc>
       </w:tr>
       <w:tr>
-        <w:tblPrEx>
-          <w:tblCellMar>
-            <w:top w:w="0" w:type="dxa"/>
-            <w:bottom w:w="0" w:type="dxa"/>
-          </w:tblCellMar>
-        </w:tblPrEx>
         <w:tc>
           <w:tcPr>
             <w:tcW w:w="9360" w:type="dxa"/>
@@ -7051,7 +6709,7 @@
               <w:spacing w:line="266" w:lineRule="auto"/>
               <w:jc w:val="thaiDistribute"/>
               <w:rPr>
-                <w:rFonts w:ascii="TH SarabunPSK" w:hAnsi="TH SarabunPSK" w:cs="TH SarabunPSK" w:hint="cs"/>
+                <w:rFonts w:ascii="TH SarabunPSK" w:hAnsi="TH SarabunPSK" w:cs="TH SarabunPSK"/>
               </w:rPr>
             </w:pPr>
             <w:r>
@@ -7066,12 +6724,6 @@
         </w:tc>
       </w:tr>
       <w:tr>
-        <w:tblPrEx>
-          <w:tblCellMar>
-            <w:top w:w="0" w:type="dxa"/>
-            <w:bottom w:w="0" w:type="dxa"/>
-          </w:tblCellMar>
-        </w:tblPrEx>
         <w:tc>
           <w:tcPr>
             <w:tcW w:w="9360" w:type="dxa"/>
@@ -7088,7 +6740,7 @@
               <w:spacing w:line="266" w:lineRule="auto"/>
               <w:jc w:val="thaiDistribute"/>
               <w:rPr>
-                <w:rFonts w:ascii="TH SarabunPSK" w:hAnsi="TH SarabunPSK" w:cs="TH SarabunPSK" w:hint="cs"/>
+                <w:rFonts w:ascii="TH SarabunPSK" w:hAnsi="TH SarabunPSK" w:cs="TH SarabunPSK"/>
               </w:rPr>
             </w:pPr>
             <w:r>
@@ -7103,12 +6755,6 @@
         </w:tc>
       </w:tr>
       <w:tr>
-        <w:tblPrEx>
-          <w:tblCellMar>
-            <w:top w:w="0" w:type="dxa"/>
-            <w:bottom w:w="0" w:type="dxa"/>
-          </w:tblCellMar>
-        </w:tblPrEx>
         <w:tc>
           <w:tcPr>
             <w:tcW w:w="9360" w:type="dxa"/>
@@ -7125,7 +6771,7 @@
               <w:spacing w:line="266" w:lineRule="auto"/>
               <w:jc w:val="thaiDistribute"/>
               <w:rPr>
-                <w:rFonts w:ascii="TH SarabunPSK" w:hAnsi="TH SarabunPSK" w:cs="TH SarabunPSK" w:hint="cs"/>
+                <w:rFonts w:ascii="TH SarabunPSK" w:hAnsi="TH SarabunPSK" w:cs="TH SarabunPSK"/>
               </w:rPr>
             </w:pPr>
             <w:r>
@@ -7140,12 +6786,6 @@
         </w:tc>
       </w:tr>
       <w:tr>
-        <w:tblPrEx>
-          <w:tblCellMar>
-            <w:top w:w="0" w:type="dxa"/>
-            <w:bottom w:w="0" w:type="dxa"/>
-          </w:tblCellMar>
-        </w:tblPrEx>
         <w:tc>
           <w:tcPr>
             <w:tcW w:w="9360" w:type="dxa"/>
@@ -7162,7 +6802,7 @@
               <w:spacing w:line="266" w:lineRule="auto"/>
               <w:jc w:val="thaiDistribute"/>
               <w:rPr>
-                <w:rFonts w:ascii="TH SarabunPSK" w:hAnsi="TH SarabunPSK" w:cs="TH SarabunPSK" w:hint="cs"/>
+                <w:rFonts w:ascii="TH SarabunPSK" w:hAnsi="TH SarabunPSK" w:cs="TH SarabunPSK"/>
               </w:rPr>
             </w:pPr>
             <w:r>
@@ -7177,12 +6817,6 @@
         </w:tc>
       </w:tr>
       <w:tr>
-        <w:tblPrEx>
-          <w:tblCellMar>
-            <w:top w:w="0" w:type="dxa"/>
-            <w:bottom w:w="0" w:type="dxa"/>
-          </w:tblCellMar>
-        </w:tblPrEx>
         <w:tc>
           <w:tcPr>
             <w:tcW w:w="9360" w:type="dxa"/>
@@ -7199,7 +6833,7 @@
               <w:spacing w:line="266" w:lineRule="auto"/>
               <w:jc w:val="thaiDistribute"/>
               <w:rPr>
-                <w:rFonts w:ascii="TH SarabunPSK" w:hAnsi="TH SarabunPSK" w:cs="TH SarabunPSK" w:hint="cs"/>
+                <w:rFonts w:ascii="TH SarabunPSK" w:hAnsi="TH SarabunPSK" w:cs="TH SarabunPSK"/>
               </w:rPr>
             </w:pPr>
             <w:r>
@@ -7214,12 +6848,6 @@
         </w:tc>
       </w:tr>
       <w:tr>
-        <w:tblPrEx>
-          <w:tblCellMar>
-            <w:top w:w="0" w:type="dxa"/>
-            <w:bottom w:w="0" w:type="dxa"/>
-          </w:tblCellMar>
-        </w:tblPrEx>
         <w:tc>
           <w:tcPr>
             <w:tcW w:w="9360" w:type="dxa"/>
@@ -7236,7 +6864,7 @@
               <w:spacing w:line="266" w:lineRule="auto"/>
               <w:jc w:val="thaiDistribute"/>
               <w:rPr>
-                <w:rFonts w:ascii="TH SarabunPSK" w:hAnsi="TH SarabunPSK" w:cs="TH SarabunPSK" w:hint="cs"/>
+                <w:rFonts w:ascii="TH SarabunPSK" w:hAnsi="TH SarabunPSK" w:cs="TH SarabunPSK"/>
               </w:rPr>
             </w:pPr>
             <w:r>
@@ -7251,12 +6879,6 @@
         </w:tc>
       </w:tr>
       <w:tr>
-        <w:tblPrEx>
-          <w:tblCellMar>
-            <w:top w:w="0" w:type="dxa"/>
-            <w:bottom w:w="0" w:type="dxa"/>
-          </w:tblCellMar>
-        </w:tblPrEx>
         <w:tc>
           <w:tcPr>
             <w:tcW w:w="9360" w:type="dxa"/>
@@ -7273,7 +6895,7 @@
               <w:spacing w:line="266" w:lineRule="auto"/>
               <w:jc w:val="thaiDistribute"/>
               <w:rPr>
-                <w:rFonts w:ascii="TH SarabunPSK" w:hAnsi="TH SarabunPSK" w:cs="TH SarabunPSK" w:hint="cs"/>
+                <w:rFonts w:ascii="TH SarabunPSK" w:hAnsi="TH SarabunPSK" w:cs="TH SarabunPSK"/>
               </w:rPr>
             </w:pPr>
             <w:r>
@@ -7288,12 +6910,6 @@
         </w:tc>
       </w:tr>
       <w:tr>
-        <w:tblPrEx>
-          <w:tblCellMar>
-            <w:top w:w="0" w:type="dxa"/>
-            <w:bottom w:w="0" w:type="dxa"/>
-          </w:tblCellMar>
-        </w:tblPrEx>
         <w:tc>
           <w:tcPr>
             <w:tcW w:w="9360" w:type="dxa"/>
@@ -7310,7 +6926,7 @@
               <w:spacing w:line="266" w:lineRule="auto"/>
               <w:jc w:val="thaiDistribute"/>
               <w:rPr>
-                <w:rFonts w:ascii="TH SarabunPSK" w:hAnsi="TH SarabunPSK" w:cs="TH SarabunPSK" w:hint="cs"/>
+                <w:rFonts w:ascii="TH SarabunPSK" w:hAnsi="TH SarabunPSK" w:cs="TH SarabunPSK"/>
               </w:rPr>
             </w:pPr>
             <w:r>
@@ -7325,12 +6941,6 @@
         </w:tc>
       </w:tr>
       <w:tr>
-        <w:tblPrEx>
-          <w:tblCellMar>
-            <w:top w:w="0" w:type="dxa"/>
-            <w:bottom w:w="0" w:type="dxa"/>
-          </w:tblCellMar>
-        </w:tblPrEx>
         <w:tc>
           <w:tcPr>
             <w:tcW w:w="9360" w:type="dxa"/>
@@ -7347,7 +6957,7 @@
               <w:spacing w:line="266" w:lineRule="auto"/>
               <w:jc w:val="thaiDistribute"/>
               <w:rPr>
-                <w:rFonts w:ascii="TH SarabunPSK" w:hAnsi="TH SarabunPSK" w:cs="TH SarabunPSK" w:hint="cs"/>
+                <w:rFonts w:ascii="TH SarabunPSK" w:hAnsi="TH SarabunPSK" w:cs="TH SarabunPSK"/>
               </w:rPr>
             </w:pPr>
             <w:r>
@@ -7362,12 +6972,6 @@
         </w:tc>
       </w:tr>
       <w:tr>
-        <w:tblPrEx>
-          <w:tblCellMar>
-            <w:top w:w="0" w:type="dxa"/>
-            <w:bottom w:w="0" w:type="dxa"/>
-          </w:tblCellMar>
-        </w:tblPrEx>
         <w:tc>
           <w:tcPr>
             <w:tcW w:w="9360" w:type="dxa"/>
@@ -7384,7 +6988,7 @@
               <w:spacing w:line="266" w:lineRule="auto"/>
               <w:jc w:val="thaiDistribute"/>
               <w:rPr>
-                <w:rFonts w:ascii="TH SarabunPSK" w:hAnsi="TH SarabunPSK" w:cs="TH SarabunPSK" w:hint="cs"/>
+                <w:rFonts w:ascii="TH SarabunPSK" w:hAnsi="TH SarabunPSK" w:cs="TH SarabunPSK"/>
               </w:rPr>
             </w:pPr>
             <w:r>
@@ -7399,12 +7003,6 @@
         </w:tc>
       </w:tr>
       <w:tr>
-        <w:tblPrEx>
-          <w:tblCellMar>
-            <w:top w:w="0" w:type="dxa"/>
-            <w:bottom w:w="0" w:type="dxa"/>
-          </w:tblCellMar>
-        </w:tblPrEx>
         <w:tc>
           <w:tcPr>
             <w:tcW w:w="9360" w:type="dxa"/>
@@ -7421,7 +7019,7 @@
               <w:spacing w:line="266" w:lineRule="auto"/>
               <w:jc w:val="thaiDistribute"/>
               <w:rPr>
-                <w:rFonts w:ascii="TH SarabunPSK" w:hAnsi="TH SarabunPSK" w:cs="TH SarabunPSK" w:hint="cs"/>
+                <w:rFonts w:ascii="TH SarabunPSK" w:hAnsi="TH SarabunPSK" w:cs="TH SarabunPSK"/>
               </w:rPr>
             </w:pPr>
             <w:r>
@@ -7436,12 +7034,6 @@
         </w:tc>
       </w:tr>
       <w:tr>
-        <w:tblPrEx>
-          <w:tblCellMar>
-            <w:top w:w="0" w:type="dxa"/>
-            <w:bottom w:w="0" w:type="dxa"/>
-          </w:tblCellMar>
-        </w:tblPrEx>
         <w:tc>
           <w:tcPr>
             <w:tcW w:w="9360" w:type="dxa"/>
@@ -7458,7 +7050,7 @@
               <w:spacing w:line="266" w:lineRule="auto"/>
               <w:jc w:val="thaiDistribute"/>
               <w:rPr>
-                <w:rFonts w:ascii="TH SarabunPSK" w:hAnsi="TH SarabunPSK" w:cs="TH SarabunPSK" w:hint="cs"/>
+                <w:rFonts w:ascii="TH SarabunPSK" w:hAnsi="TH SarabunPSK" w:cs="TH SarabunPSK"/>
               </w:rPr>
             </w:pPr>
             <w:r>
@@ -7473,12 +7065,6 @@
         </w:tc>
       </w:tr>
       <w:tr>
-        <w:tblPrEx>
-          <w:tblCellMar>
-            <w:top w:w="0" w:type="dxa"/>
-            <w:bottom w:w="0" w:type="dxa"/>
-          </w:tblCellMar>
-        </w:tblPrEx>
         <w:tc>
           <w:tcPr>
             <w:tcW w:w="9360" w:type="dxa"/>
@@ -7495,7 +7081,7 @@
               <w:spacing w:line="266" w:lineRule="auto"/>
               <w:jc w:val="thaiDistribute"/>
               <w:rPr>
-                <w:rFonts w:ascii="TH SarabunPSK" w:hAnsi="TH SarabunPSK" w:cs="TH SarabunPSK" w:hint="cs"/>
+                <w:rFonts w:ascii="TH SarabunPSK" w:hAnsi="TH SarabunPSK" w:cs="TH SarabunPSK"/>
               </w:rPr>
             </w:pPr>
             <w:r>
@@ -7510,12 +7096,6 @@
         </w:tc>
       </w:tr>
       <w:tr>
-        <w:tblPrEx>
-          <w:tblCellMar>
-            <w:top w:w="0" w:type="dxa"/>
-            <w:bottom w:w="0" w:type="dxa"/>
-          </w:tblCellMar>
-        </w:tblPrEx>
         <w:tc>
           <w:tcPr>
             <w:tcW w:w="9360" w:type="dxa"/>
@@ -7532,7 +7112,7 @@
               <w:spacing w:line="266" w:lineRule="auto"/>
               <w:jc w:val="thaiDistribute"/>
               <w:rPr>
-                <w:rFonts w:ascii="TH SarabunPSK" w:hAnsi="TH SarabunPSK" w:cs="TH SarabunPSK" w:hint="cs"/>
+                <w:rFonts w:ascii="TH SarabunPSK" w:hAnsi="TH SarabunPSK" w:cs="TH SarabunPSK"/>
               </w:rPr>
             </w:pPr>
             <w:r>
@@ -7547,12 +7127,6 @@
         </w:tc>
       </w:tr>
       <w:tr>
-        <w:tblPrEx>
-          <w:tblCellMar>
-            <w:top w:w="0" w:type="dxa"/>
-            <w:bottom w:w="0" w:type="dxa"/>
-          </w:tblCellMar>
-        </w:tblPrEx>
         <w:tc>
           <w:tcPr>
             <w:tcW w:w="9360" w:type="dxa"/>
@@ -7569,7 +7143,7 @@
               <w:spacing w:line="266" w:lineRule="auto"/>
               <w:jc w:val="thaiDistribute"/>
               <w:rPr>
-                <w:rFonts w:ascii="TH SarabunPSK" w:hAnsi="TH SarabunPSK" w:cs="TH SarabunPSK" w:hint="cs"/>
+                <w:rFonts w:ascii="TH SarabunPSK" w:hAnsi="TH SarabunPSK" w:cs="TH SarabunPSK"/>
               </w:rPr>
             </w:pPr>
             <w:r>
@@ -7584,12 +7158,6 @@
         </w:tc>
       </w:tr>
       <w:tr>
-        <w:tblPrEx>
-          <w:tblCellMar>
-            <w:top w:w="0" w:type="dxa"/>
-            <w:bottom w:w="0" w:type="dxa"/>
-          </w:tblCellMar>
-        </w:tblPrEx>
         <w:tc>
           <w:tcPr>
             <w:tcW w:w="9360" w:type="dxa"/>
@@ -7606,7 +7174,7 @@
               <w:spacing w:line="266" w:lineRule="auto"/>
               <w:jc w:val="thaiDistribute"/>
               <w:rPr>
-                <w:rFonts w:ascii="TH SarabunPSK" w:hAnsi="TH SarabunPSK" w:cs="TH SarabunPSK" w:hint="cs"/>
+                <w:rFonts w:ascii="TH SarabunPSK" w:hAnsi="TH SarabunPSK" w:cs="TH SarabunPSK"/>
               </w:rPr>
             </w:pPr>
             <w:r>
@@ -7621,12 +7189,6 @@
         </w:tc>
       </w:tr>
       <w:tr>
-        <w:tblPrEx>
-          <w:tblCellMar>
-            <w:top w:w="0" w:type="dxa"/>
-            <w:bottom w:w="0" w:type="dxa"/>
-          </w:tblCellMar>
-        </w:tblPrEx>
         <w:tc>
           <w:tcPr>
             <w:tcW w:w="9360" w:type="dxa"/>
@@ -7643,7 +7205,7 @@
               <w:spacing w:line="266" w:lineRule="auto"/>
               <w:jc w:val="thaiDistribute"/>
               <w:rPr>
-                <w:rFonts w:ascii="TH SarabunPSK" w:hAnsi="TH SarabunPSK" w:cs="TH SarabunPSK" w:hint="cs"/>
+                <w:rFonts w:ascii="TH SarabunPSK" w:hAnsi="TH SarabunPSK" w:cs="TH SarabunPSK"/>
               </w:rPr>
             </w:pPr>
             <w:r>
@@ -7658,12 +7220,6 @@
         </w:tc>
       </w:tr>
       <w:tr>
-        <w:tblPrEx>
-          <w:tblCellMar>
-            <w:top w:w="0" w:type="dxa"/>
-            <w:bottom w:w="0" w:type="dxa"/>
-          </w:tblCellMar>
-        </w:tblPrEx>
         <w:tc>
           <w:tcPr>
             <w:tcW w:w="9360" w:type="dxa"/>
@@ -7680,7 +7236,7 @@
               <w:spacing w:line="266" w:lineRule="auto"/>
               <w:jc w:val="thaiDistribute"/>
               <w:rPr>
-                <w:rFonts w:ascii="TH SarabunPSK" w:hAnsi="TH SarabunPSK" w:cs="TH SarabunPSK" w:hint="cs"/>
+                <w:rFonts w:ascii="TH SarabunPSK" w:hAnsi="TH SarabunPSK" w:cs="TH SarabunPSK"/>
               </w:rPr>
             </w:pPr>
             <w:r>
@@ -7695,12 +7251,6 @@
         </w:tc>
       </w:tr>
       <w:tr>
-        <w:tblPrEx>
-          <w:tblCellMar>
-            <w:top w:w="0" w:type="dxa"/>
-            <w:bottom w:w="0" w:type="dxa"/>
-          </w:tblCellMar>
-        </w:tblPrEx>
         <w:tc>
           <w:tcPr>
             <w:tcW w:w="9360" w:type="dxa"/>
@@ -7717,7 +7267,7 @@
               <w:spacing w:line="266" w:lineRule="auto"/>
               <w:jc w:val="thaiDistribute"/>
               <w:rPr>
-                <w:rFonts w:ascii="TH SarabunPSK" w:hAnsi="TH SarabunPSK" w:cs="TH SarabunPSK" w:hint="cs"/>
+                <w:rFonts w:ascii="TH SarabunPSK" w:hAnsi="TH SarabunPSK" w:cs="TH SarabunPSK"/>
               </w:rPr>
             </w:pPr>
             <w:r>
@@ -7732,12 +7282,6 @@
         </w:tc>
       </w:tr>
       <w:tr>
-        <w:tblPrEx>
-          <w:tblCellMar>
-            <w:top w:w="0" w:type="dxa"/>
-            <w:bottom w:w="0" w:type="dxa"/>
-          </w:tblCellMar>
-        </w:tblPrEx>
         <w:tc>
           <w:tcPr>
             <w:tcW w:w="9360" w:type="dxa"/>
@@ -7754,7 +7298,7 @@
               <w:spacing w:line="266" w:lineRule="auto"/>
               <w:jc w:val="thaiDistribute"/>
               <w:rPr>
-                <w:rFonts w:ascii="TH SarabunPSK" w:hAnsi="TH SarabunPSK" w:cs="TH SarabunPSK" w:hint="cs"/>
+                <w:rFonts w:ascii="TH SarabunPSK" w:hAnsi="TH SarabunPSK" w:cs="TH SarabunPSK"/>
               </w:rPr>
             </w:pPr>
             <w:r>
@@ -7769,12 +7313,6 @@
         </w:tc>
       </w:tr>
       <w:tr>
-        <w:tblPrEx>
-          <w:tblCellMar>
-            <w:top w:w="0" w:type="dxa"/>
-            <w:bottom w:w="0" w:type="dxa"/>
-          </w:tblCellMar>
-        </w:tblPrEx>
         <w:tc>
           <w:tcPr>
             <w:tcW w:w="9360" w:type="dxa"/>
@@ -7791,7 +7329,7 @@
               <w:spacing w:line="266" w:lineRule="auto"/>
               <w:jc w:val="thaiDistribute"/>
               <w:rPr>
-                <w:rFonts w:ascii="TH SarabunPSK" w:hAnsi="TH SarabunPSK" w:cs="TH SarabunPSK" w:hint="cs"/>
+                <w:rFonts w:ascii="TH SarabunPSK" w:hAnsi="TH SarabunPSK" w:cs="TH SarabunPSK"/>
               </w:rPr>
             </w:pPr>
             <w:r>
@@ -7806,12 +7344,6 @@
         </w:tc>
       </w:tr>
       <w:tr>
-        <w:tblPrEx>
-          <w:tblCellMar>
-            <w:top w:w="0" w:type="dxa"/>
-            <w:bottom w:w="0" w:type="dxa"/>
-          </w:tblCellMar>
-        </w:tblPrEx>
         <w:tc>
           <w:tcPr>
             <w:tcW w:w="9360" w:type="dxa"/>
@@ -7828,7 +7360,7 @@
               <w:spacing w:line="266" w:lineRule="auto"/>
               <w:jc w:val="thaiDistribute"/>
               <w:rPr>
-                <w:rFonts w:ascii="TH SarabunPSK" w:hAnsi="TH SarabunPSK" w:cs="TH SarabunPSK" w:hint="cs"/>
+                <w:rFonts w:ascii="TH SarabunPSK" w:hAnsi="TH SarabunPSK" w:cs="TH SarabunPSK"/>
               </w:rPr>
             </w:pPr>
             <w:r>
@@ -7843,12 +7375,6 @@
         </w:tc>
       </w:tr>
       <w:tr>
-        <w:tblPrEx>
-          <w:tblCellMar>
-            <w:top w:w="0" w:type="dxa"/>
-            <w:bottom w:w="0" w:type="dxa"/>
-          </w:tblCellMar>
-        </w:tblPrEx>
         <w:tc>
           <w:tcPr>
             <w:tcW w:w="9360" w:type="dxa"/>
@@ -7865,7 +7391,7 @@
               <w:spacing w:line="266" w:lineRule="auto"/>
               <w:jc w:val="thaiDistribute"/>
               <w:rPr>
-                <w:rFonts w:ascii="TH SarabunPSK" w:hAnsi="TH SarabunPSK" w:cs="TH SarabunPSK" w:hint="cs"/>
+                <w:rFonts w:ascii="TH SarabunPSK" w:hAnsi="TH SarabunPSK" w:cs="TH SarabunPSK"/>
               </w:rPr>
             </w:pPr>
             <w:r>
@@ -7880,12 +7406,6 @@
         </w:tc>
       </w:tr>
       <w:tr>
-        <w:tblPrEx>
-          <w:tblCellMar>
-            <w:top w:w="0" w:type="dxa"/>
-            <w:bottom w:w="0" w:type="dxa"/>
-          </w:tblCellMar>
-        </w:tblPrEx>
         <w:tc>
           <w:tcPr>
             <w:tcW w:w="9360" w:type="dxa"/>
@@ -7902,7 +7422,7 @@
               <w:spacing w:line="266" w:lineRule="auto"/>
               <w:jc w:val="thaiDistribute"/>
               <w:rPr>
-                <w:rFonts w:ascii="TH SarabunPSK" w:hAnsi="TH SarabunPSK" w:cs="TH SarabunPSK" w:hint="cs"/>
+                <w:rFonts w:ascii="TH SarabunPSK" w:hAnsi="TH SarabunPSK" w:cs="TH SarabunPSK"/>
               </w:rPr>
             </w:pPr>
             <w:r>
@@ -7922,7 +7442,7 @@
         <w:spacing w:line="266" w:lineRule="auto"/>
         <w:jc w:val="thaiDistribute"/>
         <w:rPr>
-          <w:rFonts w:ascii="TH SarabunPSK" w:hAnsi="TH SarabunPSK" w:cs="TH SarabunPSK" w:hint="cs"/>
+          <w:rFonts w:ascii="TH SarabunPSK" w:hAnsi="TH SarabunPSK" w:cs="TH SarabunPSK"/>
         </w:rPr>
       </w:pPr>
     </w:p>
@@ -7933,7 +7453,7 @@
         <w:ind w:left="360"/>
         <w:jc w:val="thaiDistribute"/>
         <w:rPr>
-          <w:rFonts w:ascii="TH SarabunPSK" w:hAnsi="TH SarabunPSK" w:cs="TH SarabunPSK" w:hint="cs"/>
+          <w:rFonts w:ascii="TH SarabunPSK" w:hAnsi="TH SarabunPSK" w:cs="TH SarabunPSK"/>
         </w:rPr>
       </w:pPr>
       <w:r>
@@ -7953,7 +7473,7 @@
         <w:spacing w:line="266" w:lineRule="auto"/>
         <w:jc w:val="thaiDistribute"/>
         <w:rPr>
-          <w:rFonts w:ascii="TH SarabunPSK" w:hAnsi="TH SarabunPSK" w:cs="TH SarabunPSK" w:hint="cs"/>
+          <w:rFonts w:ascii="TH SarabunPSK" w:hAnsi="TH SarabunPSK" w:cs="TH SarabunPSK"/>
         </w:rPr>
       </w:pPr>
     </w:p>
@@ -7979,12 +7499,6 @@
         <w:gridCol w:w="3000"/>
       </w:tblGrid>
       <w:tr>
-        <w:tblPrEx>
-          <w:tblCellMar>
-            <w:top w:w="0" w:type="dxa"/>
-            <w:bottom w:w="0" w:type="dxa"/>
-          </w:tblCellMar>
-        </w:tblPrEx>
         <w:trPr>
           <w:jc w:val="center"/>
         </w:trPr>
@@ -8004,7 +7518,7 @@
               <w:spacing w:line="266" w:lineRule="auto"/>
               <w:jc w:val="center"/>
               <w:rPr>
-                <w:rFonts w:ascii="TH SarabunPSK" w:hAnsi="TH SarabunPSK" w:cs="TH SarabunPSK" w:hint="cs"/>
+                <w:rFonts w:ascii="TH SarabunPSK" w:hAnsi="TH SarabunPSK" w:cs="TH SarabunPSK"/>
               </w:rPr>
             </w:pPr>
             <w:r>
@@ -8026,7 +7540,7 @@
         <w:spacing w:line="266" w:lineRule="auto"/>
         <w:jc w:val="center"/>
         <w:rPr>
-          <w:rFonts w:ascii="TH SarabunPSK" w:hAnsi="TH SarabunPSK" w:cs="TH SarabunPSK" w:hint="cs"/>
+          <w:rFonts w:ascii="TH SarabunPSK" w:hAnsi="TH SarabunPSK" w:cs="TH SarabunPSK"/>
         </w:rPr>
       </w:pPr>
       <w:r>
@@ -8063,12 +7577,6 @@
         <w:gridCol w:w="5600"/>
       </w:tblGrid>
       <w:tr>
-        <w:tblPrEx>
-          <w:tblCellMar>
-            <w:top w:w="0" w:type="dxa"/>
-            <w:bottom w:w="0" w:type="dxa"/>
-          </w:tblCellMar>
-        </w:tblPrEx>
         <w:trPr>
           <w:jc w:val="center"/>
         </w:trPr>
@@ -8088,7 +7596,7 @@
               <w:spacing w:line="266" w:lineRule="auto"/>
               <w:jc w:val="center"/>
               <w:rPr>
-                <w:rFonts w:ascii="TH SarabunPSK" w:hAnsi="TH SarabunPSK" w:cs="TH SarabunPSK" w:hint="cs"/>
+                <w:rFonts w:ascii="TH SarabunPSK" w:hAnsi="TH SarabunPSK" w:cs="TH SarabunPSK"/>
               </w:rPr>
             </w:pPr>
             <w:r>
@@ -8107,7 +7615,7 @@
               <w:spacing w:line="266" w:lineRule="auto"/>
               <w:jc w:val="center"/>
               <w:rPr>
-                <w:rFonts w:ascii="TH SarabunPSK" w:hAnsi="TH SarabunPSK" w:cs="TH SarabunPSK" w:hint="cs"/>
+                <w:rFonts w:ascii="TH SarabunPSK" w:hAnsi="TH SarabunPSK" w:cs="TH SarabunPSK"/>
               </w:rPr>
             </w:pPr>
             <w:r>
@@ -8129,7 +7637,7 @@
         <w:spacing w:line="266" w:lineRule="auto"/>
         <w:jc w:val="center"/>
         <w:rPr>
-          <w:rFonts w:ascii="TH SarabunPSK" w:hAnsi="TH SarabunPSK" w:cs="TH SarabunPSK" w:hint="cs"/>
+          <w:rFonts w:ascii="TH SarabunPSK" w:hAnsi="TH SarabunPSK" w:cs="TH SarabunPSK"/>
         </w:rPr>
       </w:pPr>
       <w:r>
@@ -8166,12 +7674,6 @@
         <w:gridCol w:w="5200"/>
       </w:tblGrid>
       <w:tr>
-        <w:tblPrEx>
-          <w:tblCellMar>
-            <w:top w:w="0" w:type="dxa"/>
-            <w:bottom w:w="0" w:type="dxa"/>
-          </w:tblCellMar>
-        </w:tblPrEx>
         <w:trPr>
           <w:jc w:val="center"/>
         </w:trPr>
@@ -8191,7 +7693,7 @@
               <w:spacing w:line="266" w:lineRule="auto"/>
               <w:jc w:val="center"/>
               <w:rPr>
-                <w:rFonts w:ascii="TH SarabunPSK" w:hAnsi="TH SarabunPSK" w:cs="TH SarabunPSK" w:hint="cs"/>
+                <w:rFonts w:ascii="TH SarabunPSK" w:hAnsi="TH SarabunPSK" w:cs="TH SarabunPSK"/>
               </w:rPr>
             </w:pPr>
             <w:r>
@@ -8210,7 +7712,7 @@
               <w:spacing w:line="266" w:lineRule="auto"/>
               <w:jc w:val="center"/>
               <w:rPr>
-                <w:rFonts w:ascii="TH SarabunPSK" w:hAnsi="TH SarabunPSK" w:cs="TH SarabunPSK" w:hint="cs"/>
+                <w:rFonts w:ascii="TH SarabunPSK" w:hAnsi="TH SarabunPSK" w:cs="TH SarabunPSK"/>
               </w:rPr>
             </w:pPr>
             <w:r>
@@ -8232,7 +7734,7 @@
         <w:spacing w:line="266" w:lineRule="auto"/>
         <w:jc w:val="center"/>
         <w:rPr>
-          <w:rFonts w:ascii="TH SarabunPSK" w:hAnsi="TH SarabunPSK" w:cs="TH SarabunPSK" w:hint="cs"/>
+          <w:rFonts w:ascii="TH SarabunPSK" w:hAnsi="TH SarabunPSK" w:cs="TH SarabunPSK"/>
         </w:rPr>
       </w:pPr>
       <w:r>
@@ -8269,12 +7771,6 @@
         <w:gridCol w:w="4200"/>
       </w:tblGrid>
       <w:tr>
-        <w:tblPrEx>
-          <w:tblCellMar>
-            <w:top w:w="0" w:type="dxa"/>
-            <w:bottom w:w="0" w:type="dxa"/>
-          </w:tblCellMar>
-        </w:tblPrEx>
         <w:trPr>
           <w:jc w:val="center"/>
         </w:trPr>
@@ -8294,7 +7790,7 @@
               <w:spacing w:line="266" w:lineRule="auto"/>
               <w:jc w:val="center"/>
               <w:rPr>
-                <w:rFonts w:ascii="TH SarabunPSK" w:hAnsi="TH SarabunPSK" w:cs="TH SarabunPSK" w:hint="cs"/>
+                <w:rFonts w:ascii="TH SarabunPSK" w:hAnsi="TH SarabunPSK" w:cs="TH SarabunPSK"/>
               </w:rPr>
             </w:pPr>
             <w:r>
@@ -8316,7 +7812,7 @@
         <w:spacing w:line="266" w:lineRule="auto"/>
         <w:jc w:val="center"/>
         <w:rPr>
-          <w:rFonts w:ascii="TH SarabunPSK" w:hAnsi="TH SarabunPSK" w:cs="TH SarabunPSK" w:hint="cs"/>
+          <w:rFonts w:ascii="TH SarabunPSK" w:hAnsi="TH SarabunPSK" w:cs="TH SarabunPSK"/>
         </w:rPr>
       </w:pPr>
       <w:r>
@@ -8375,12 +7871,6 @@
         <w:gridCol w:w="4680"/>
       </w:tblGrid>
       <w:tr>
-        <w:tblPrEx>
-          <w:tblCellMar>
-            <w:top w:w="0" w:type="dxa"/>
-            <w:bottom w:w="0" w:type="dxa"/>
-          </w:tblCellMar>
-        </w:tblPrEx>
         <w:trPr>
           <w:tblHeader/>
         </w:trPr>
@@ -8401,7 +7891,7 @@
               <w:spacing w:line="266" w:lineRule="auto"/>
               <w:jc w:val="center"/>
               <w:rPr>
-                <w:rFonts w:ascii="TH SarabunPSK" w:hAnsi="TH SarabunPSK" w:cs="TH SarabunPSK" w:hint="cs"/>
+                <w:rFonts w:ascii="TH SarabunPSK" w:hAnsi="TH SarabunPSK" w:cs="TH SarabunPSK"/>
               </w:rPr>
             </w:pPr>
             <w:r>
@@ -8434,7 +7924,7 @@
               <w:spacing w:line="266" w:lineRule="auto"/>
               <w:jc w:val="center"/>
               <w:rPr>
-                <w:rFonts w:ascii="TH SarabunPSK" w:hAnsi="TH SarabunPSK" w:cs="TH SarabunPSK" w:hint="cs"/>
+                <w:rFonts w:ascii="TH SarabunPSK" w:hAnsi="TH SarabunPSK" w:cs="TH SarabunPSK"/>
               </w:rPr>
             </w:pPr>
             <w:r>
@@ -8452,12 +7942,6 @@
         </w:tc>
       </w:tr>
       <w:tr>
-        <w:tblPrEx>
-          <w:tblCellMar>
-            <w:top w:w="0" w:type="dxa"/>
-            <w:bottom w:w="0" w:type="dxa"/>
-          </w:tblCellMar>
-        </w:tblPrEx>
         <w:tc>
           <w:tcPr>
             <w:tcW w:w="4680" w:type="dxa"/>
@@ -8474,7 +7958,7 @@
               <w:spacing w:line="266" w:lineRule="auto"/>
               <w:jc w:val="center"/>
               <w:rPr>
-                <w:rFonts w:ascii="TH SarabunPSK" w:hAnsi="TH SarabunPSK" w:cs="TH SarabunPSK" w:hint="cs"/>
+                <w:rFonts w:ascii="TH SarabunPSK" w:hAnsi="TH SarabunPSK" w:cs="TH SarabunPSK"/>
               </w:rPr>
             </w:pPr>
             <w:r>
@@ -8491,7 +7975,7 @@
               <w:spacing w:line="266" w:lineRule="auto"/>
               <w:jc w:val="center"/>
               <w:rPr>
-                <w:rFonts w:ascii="TH SarabunPSK" w:hAnsi="TH SarabunPSK" w:cs="TH SarabunPSK" w:hint="cs"/>
+                <w:rFonts w:ascii="TH SarabunPSK" w:hAnsi="TH SarabunPSK" w:cs="TH SarabunPSK"/>
               </w:rPr>
             </w:pPr>
             <w:r>
@@ -8520,7 +8004,7 @@
               <w:spacing w:line="266" w:lineRule="auto"/>
               <w:jc w:val="center"/>
               <w:rPr>
-                <w:rFonts w:ascii="TH SarabunPSK" w:hAnsi="TH SarabunPSK" w:cs="TH SarabunPSK" w:hint="cs"/>
+                <w:rFonts w:ascii="TH SarabunPSK" w:hAnsi="TH SarabunPSK" w:cs="TH SarabunPSK"/>
               </w:rPr>
             </w:pPr>
             <w:r>
@@ -8537,7 +8021,7 @@
               <w:spacing w:line="266" w:lineRule="auto"/>
               <w:jc w:val="center"/>
               <w:rPr>
-                <w:rFonts w:ascii="TH SarabunPSK" w:hAnsi="TH SarabunPSK" w:cs="TH SarabunPSK" w:hint="cs"/>
+                <w:rFonts w:ascii="TH SarabunPSK" w:hAnsi="TH SarabunPSK" w:cs="TH SarabunPSK"/>
               </w:rPr>
             </w:pPr>
             <w:r>
@@ -8593,7 +8077,7 @@
         <w:spacing w:line="266" w:lineRule="auto"/>
         <w:jc w:val="center"/>
         <w:rPr>
-          <w:rFonts w:ascii="TH SarabunPSK" w:hAnsi="TH SarabunPSK" w:cs="TH SarabunPSK" w:hint="cs"/>
+          <w:rFonts w:ascii="TH SarabunPSK" w:hAnsi="TH SarabunPSK" w:cs="TH SarabunPSK"/>
         </w:rPr>
       </w:pPr>
       <w:r>
@@ -8613,7 +8097,7 @@
         <w:spacing w:line="266" w:lineRule="auto"/>
         <w:jc w:val="thaiDistribute"/>
         <w:rPr>
-          <w:rFonts w:ascii="TH SarabunPSK" w:hAnsi="TH SarabunPSK" w:cs="TH SarabunPSK" w:hint="cs"/>
+          <w:rFonts w:ascii="TH SarabunPSK" w:hAnsi="TH SarabunPSK" w:cs="TH SarabunPSK"/>
         </w:rPr>
       </w:pPr>
     </w:p>
@@ -8624,7 +8108,7 @@
         <w:ind w:left="360"/>
         <w:jc w:val="thaiDistribute"/>
         <w:rPr>
-          <w:rFonts w:ascii="TH SarabunPSK" w:hAnsi="TH SarabunPSK" w:cs="TH SarabunPSK" w:hint="cs"/>
+          <w:rFonts w:ascii="TH SarabunPSK" w:hAnsi="TH SarabunPSK" w:cs="TH SarabunPSK"/>
         </w:rPr>
       </w:pPr>
       <w:r>
@@ -8644,7 +8128,7 @@
         <w:ind w:firstLine="720"/>
         <w:jc w:val="thaiDistribute"/>
         <w:rPr>
-          <w:rFonts w:ascii="TH SarabunPSK" w:hAnsi="TH SarabunPSK" w:cs="TH SarabunPSK" w:hint="cs"/>
+          <w:rFonts w:ascii="TH SarabunPSK" w:hAnsi="TH SarabunPSK" w:cs="TH SarabunPSK"/>
         </w:rPr>
       </w:pPr>
       <w:r>
@@ -8688,12 +8172,6 @@
         <w:gridCol w:w="8740"/>
       </w:tblGrid>
       <w:tr>
-        <w:tblPrEx>
-          <w:tblCellMar>
-            <w:top w:w="0" w:type="dxa"/>
-            <w:bottom w:w="0" w:type="dxa"/>
-          </w:tblCellMar>
-        </w:tblPrEx>
         <w:tc>
           <w:tcPr>
             <w:tcW w:w="620" w:type="dxa"/>
@@ -8710,7 +8188,7 @@
               <w:spacing w:line="266" w:lineRule="auto"/>
               <w:jc w:val="thaiDistribute"/>
               <w:rPr>
-                <w:rFonts w:ascii="TH SarabunPSK" w:hAnsi="TH SarabunPSK" w:cs="TH SarabunPSK" w:hint="cs"/>
+                <w:rFonts w:ascii="TH SarabunPSK" w:hAnsi="TH SarabunPSK" w:cs="TH SarabunPSK"/>
               </w:rPr>
             </w:pPr>
             <w:r>
@@ -8740,7 +8218,7 @@
               <w:spacing w:line="266" w:lineRule="auto"/>
               <w:jc w:val="thaiDistribute"/>
               <w:rPr>
-                <w:rFonts w:ascii="TH SarabunPSK" w:hAnsi="TH SarabunPSK" w:cs="TH SarabunPSK" w:hint="cs"/>
+                <w:rFonts w:ascii="TH SarabunPSK" w:hAnsi="TH SarabunPSK" w:cs="TH SarabunPSK"/>
               </w:rPr>
             </w:pPr>
             <w:r>
@@ -8755,12 +8233,6 @@
         </w:tc>
       </w:tr>
       <w:tr>
-        <w:tblPrEx>
-          <w:tblCellMar>
-            <w:top w:w="0" w:type="dxa"/>
-            <w:bottom w:w="0" w:type="dxa"/>
-          </w:tblCellMar>
-        </w:tblPrEx>
         <w:tc>
           <w:tcPr>
             <w:tcW w:w="620" w:type="dxa"/>
@@ -8777,7 +8249,7 @@
               <w:spacing w:line="266" w:lineRule="auto"/>
               <w:jc w:val="thaiDistribute"/>
               <w:rPr>
-                <w:rFonts w:ascii="TH SarabunPSK" w:hAnsi="TH SarabunPSK" w:cs="TH SarabunPSK" w:hint="cs"/>
+                <w:rFonts w:ascii="TH SarabunPSK" w:hAnsi="TH SarabunPSK" w:cs="TH SarabunPSK"/>
               </w:rPr>
             </w:pPr>
             <w:r>
@@ -8807,7 +8279,7 @@
               <w:spacing w:line="266" w:lineRule="auto"/>
               <w:jc w:val="thaiDistribute"/>
               <w:rPr>
-                <w:rFonts w:ascii="TH SarabunPSK" w:hAnsi="TH SarabunPSK" w:cs="TH SarabunPSK" w:hint="cs"/>
+                <w:rFonts w:ascii="TH SarabunPSK" w:hAnsi="TH SarabunPSK" w:cs="TH SarabunPSK"/>
               </w:rPr>
             </w:pPr>
             <w:r>
@@ -8816,18 +8288,28 @@
                 <w:sz w:val="22"/>
                 <w:szCs w:val="22"/>
               </w:rPr>
-              <w:t xml:space="preserve"> *  File    : main.cpp   (Workshop_8.1)</w:t>
-            </w:r>
-          </w:p>
-        </w:tc>
-      </w:tr>
-      <w:tr>
-        <w:tblPrEx>
-          <w:tblCellMar>
-            <w:top w:w="0" w:type="dxa"/>
-            <w:bottom w:w="0" w:type="dxa"/>
-          </w:tblCellMar>
-        </w:tblPrEx>
+              <w:t xml:space="preserve"> *  File    : main.cpp   (Workshop_</w:t>
+            </w:r>
+            <w:r>
+              <w:rPr>
+                <w:rFonts w:ascii="TH SarabunPSK" w:eastAsia="Courier New" w:hAnsi="TH SarabunPSK" w:cs="TH SarabunPSK"/>
+                <w:sz w:val="22"/>
+                <w:szCs w:val="22"/>
+              </w:rPr>
+              <w:t>7</w:t>
+            </w:r>
+            <w:r>
+              <w:rPr>
+                <w:rFonts w:ascii="TH SarabunPSK" w:eastAsia="Courier New" w:hAnsi="TH SarabunPSK" w:cs="TH SarabunPSK" w:hint="cs"/>
+                <w:sz w:val="22"/>
+                <w:szCs w:val="22"/>
+              </w:rPr>
+              <w:t>.1)</w:t>
+            </w:r>
+          </w:p>
+        </w:tc>
+      </w:tr>
+      <w:tr>
         <w:tc>
           <w:tcPr>
             <w:tcW w:w="620" w:type="dxa"/>
@@ -8844,7 +8326,7 @@
               <w:spacing w:line="266" w:lineRule="auto"/>
               <w:jc w:val="thaiDistribute"/>
               <w:rPr>
-                <w:rFonts w:ascii="TH SarabunPSK" w:hAnsi="TH SarabunPSK" w:cs="TH SarabunPSK" w:hint="cs"/>
+                <w:rFonts w:ascii="TH SarabunPSK" w:hAnsi="TH SarabunPSK" w:cs="TH SarabunPSK"/>
               </w:rPr>
             </w:pPr>
             <w:r>
@@ -8874,7 +8356,7 @@
               <w:spacing w:line="266" w:lineRule="auto"/>
               <w:jc w:val="thaiDistribute"/>
               <w:rPr>
-                <w:rFonts w:ascii="TH SarabunPSK" w:hAnsi="TH SarabunPSK" w:cs="TH SarabunPSK" w:hint="cs"/>
+                <w:rFonts w:ascii="TH SarabunPSK" w:hAnsi="TH SarabunPSK" w:cs="TH SarabunPSK"/>
               </w:rPr>
             </w:pPr>
             <w:r>
@@ -8884,18 +8366,30 @@
                 <w:sz w:val="26"/>
                 <w:szCs w:val="26"/>
               </w:rPr>
-              <w:t xml:space="preserve"> *  ใบงานที่ 8 ตอนที่ 1 : การตรวจจับการรั่วไหลของแก๊สด้วย MQ-2</w:t>
-            </w:r>
-          </w:p>
-        </w:tc>
-      </w:tr>
-      <w:tr>
-        <w:tblPrEx>
-          <w:tblCellMar>
-            <w:top w:w="0" w:type="dxa"/>
-            <w:bottom w:w="0" w:type="dxa"/>
-          </w:tblCellMar>
-        </w:tblPrEx>
+              <w:t xml:space="preserve"> *  ใบงานที่ </w:t>
+            </w:r>
+            <w:r>
+              <w:rPr>
+                <w:rFonts w:ascii="TH SarabunPSK" w:hAnsi="TH SarabunPSK" w:cs="TH SarabunPSK"/>
+                <w:color w:val="3C7D3C"/>
+                <w:sz w:val="26"/>
+                <w:szCs w:val="26"/>
+              </w:rPr>
+              <w:t xml:space="preserve">7 </w:t>
+            </w:r>
+            <w:r>
+              <w:rPr>
+                <w:rFonts w:ascii="TH SarabunPSK" w:hAnsi="TH SarabunPSK" w:cs="TH SarabunPSK" w:hint="cs"/>
+                <w:color w:val="3C7D3C"/>
+                <w:sz w:val="26"/>
+                <w:szCs w:val="26"/>
+              </w:rPr>
+              <w:t>ตอนที่ 1 : การตรวจจับการรั่วไหลของแก๊สด้วย MQ-2</w:t>
+            </w:r>
+          </w:p>
+        </w:tc>
+      </w:tr>
+      <w:tr>
         <w:tc>
           <w:tcPr>
             <w:tcW w:w="620" w:type="dxa"/>
@@ -8912,7 +8406,7 @@
               <w:spacing w:line="266" w:lineRule="auto"/>
               <w:jc w:val="thaiDistribute"/>
               <w:rPr>
-                <w:rFonts w:ascii="TH SarabunPSK" w:hAnsi="TH SarabunPSK" w:cs="TH SarabunPSK" w:hint="cs"/>
+                <w:rFonts w:ascii="TH SarabunPSK" w:hAnsi="TH SarabunPSK" w:cs="TH SarabunPSK"/>
               </w:rPr>
             </w:pPr>
             <w:r>
@@ -8942,7 +8436,7 @@
               <w:spacing w:line="266" w:lineRule="auto"/>
               <w:jc w:val="thaiDistribute"/>
               <w:rPr>
-                <w:rFonts w:ascii="TH SarabunPSK" w:hAnsi="TH SarabunPSK" w:cs="TH SarabunPSK" w:hint="cs"/>
+                <w:rFonts w:ascii="TH SarabunPSK" w:hAnsi="TH SarabunPSK" w:cs="TH SarabunPSK"/>
               </w:rPr>
             </w:pPr>
             <w:r>
@@ -8958,12 +8452,6 @@
         </w:tc>
       </w:tr>
       <w:tr>
-        <w:tblPrEx>
-          <w:tblCellMar>
-            <w:top w:w="0" w:type="dxa"/>
-            <w:bottom w:w="0" w:type="dxa"/>
-          </w:tblCellMar>
-        </w:tblPrEx>
         <w:tc>
           <w:tcPr>
             <w:tcW w:w="620" w:type="dxa"/>
@@ -8980,7 +8468,7 @@
               <w:spacing w:line="266" w:lineRule="auto"/>
               <w:jc w:val="thaiDistribute"/>
               <w:rPr>
-                <w:rFonts w:ascii="TH SarabunPSK" w:hAnsi="TH SarabunPSK" w:cs="TH SarabunPSK" w:hint="cs"/>
+                <w:rFonts w:ascii="TH SarabunPSK" w:hAnsi="TH SarabunPSK" w:cs="TH SarabunPSK"/>
               </w:rPr>
             </w:pPr>
             <w:r>
@@ -9010,7 +8498,7 @@
               <w:spacing w:line="266" w:lineRule="auto"/>
               <w:jc w:val="thaiDistribute"/>
               <w:rPr>
-                <w:rFonts w:ascii="TH SarabunPSK" w:hAnsi="TH SarabunPSK" w:cs="TH SarabunPSK" w:hint="cs"/>
+                <w:rFonts w:ascii="TH SarabunPSK" w:hAnsi="TH SarabunPSK" w:cs="TH SarabunPSK"/>
               </w:rPr>
             </w:pPr>
             <w:r>
@@ -9026,12 +8514,6 @@
         </w:tc>
       </w:tr>
       <w:tr>
-        <w:tblPrEx>
-          <w:tblCellMar>
-            <w:top w:w="0" w:type="dxa"/>
-            <w:bottom w:w="0" w:type="dxa"/>
-          </w:tblCellMar>
-        </w:tblPrEx>
         <w:tc>
           <w:tcPr>
             <w:tcW w:w="620" w:type="dxa"/>
@@ -9048,7 +8530,7 @@
               <w:spacing w:line="266" w:lineRule="auto"/>
               <w:jc w:val="thaiDistribute"/>
               <w:rPr>
-                <w:rFonts w:ascii="TH SarabunPSK" w:hAnsi="TH SarabunPSK" w:cs="TH SarabunPSK" w:hint="cs"/>
+                <w:rFonts w:ascii="TH SarabunPSK" w:hAnsi="TH SarabunPSK" w:cs="TH SarabunPSK"/>
               </w:rPr>
             </w:pPr>
             <w:r>
@@ -9078,7 +8560,7 @@
               <w:spacing w:line="266" w:lineRule="auto"/>
               <w:jc w:val="thaiDistribute"/>
               <w:rPr>
-                <w:rFonts w:ascii="TH SarabunPSK" w:hAnsi="TH SarabunPSK" w:cs="TH SarabunPSK" w:hint="cs"/>
+                <w:rFonts w:ascii="TH SarabunPSK" w:hAnsi="TH SarabunPSK" w:cs="TH SarabunPSK"/>
               </w:rPr>
             </w:pPr>
             <w:r>
@@ -9094,12 +8576,6 @@
         </w:tc>
       </w:tr>
       <w:tr>
-        <w:tblPrEx>
-          <w:tblCellMar>
-            <w:top w:w="0" w:type="dxa"/>
-            <w:bottom w:w="0" w:type="dxa"/>
-          </w:tblCellMar>
-        </w:tblPrEx>
         <w:tc>
           <w:tcPr>
             <w:tcW w:w="620" w:type="dxa"/>
@@ -9116,7 +8592,7 @@
               <w:spacing w:line="266" w:lineRule="auto"/>
               <w:jc w:val="thaiDistribute"/>
               <w:rPr>
-                <w:rFonts w:ascii="TH SarabunPSK" w:hAnsi="TH SarabunPSK" w:cs="TH SarabunPSK" w:hint="cs"/>
+                <w:rFonts w:ascii="TH SarabunPSK" w:hAnsi="TH SarabunPSK" w:cs="TH SarabunPSK"/>
               </w:rPr>
             </w:pPr>
             <w:r>
@@ -9146,7 +8622,7 @@
               <w:spacing w:line="266" w:lineRule="auto"/>
               <w:jc w:val="thaiDistribute"/>
               <w:rPr>
-                <w:rFonts w:ascii="TH SarabunPSK" w:hAnsi="TH SarabunPSK" w:cs="TH SarabunPSK" w:hint="cs"/>
+                <w:rFonts w:ascii="TH SarabunPSK" w:hAnsi="TH SarabunPSK" w:cs="TH SarabunPSK"/>
               </w:rPr>
             </w:pPr>
             <w:r>
@@ -9161,12 +8637,6 @@
         </w:tc>
       </w:tr>
       <w:tr>
-        <w:tblPrEx>
-          <w:tblCellMar>
-            <w:top w:w="0" w:type="dxa"/>
-            <w:bottom w:w="0" w:type="dxa"/>
-          </w:tblCellMar>
-        </w:tblPrEx>
         <w:tc>
           <w:tcPr>
             <w:tcW w:w="620" w:type="dxa"/>
@@ -9183,7 +8653,7 @@
               <w:spacing w:line="266" w:lineRule="auto"/>
               <w:jc w:val="thaiDistribute"/>
               <w:rPr>
-                <w:rFonts w:ascii="TH SarabunPSK" w:hAnsi="TH SarabunPSK" w:cs="TH SarabunPSK" w:hint="cs"/>
+                <w:rFonts w:ascii="TH SarabunPSK" w:hAnsi="TH SarabunPSK" w:cs="TH SarabunPSK"/>
               </w:rPr>
             </w:pPr>
             <w:r>
@@ -9213,7 +8683,7 @@
               <w:spacing w:line="266" w:lineRule="auto"/>
               <w:jc w:val="thaiDistribute"/>
               <w:rPr>
-                <w:rFonts w:ascii="TH SarabunPSK" w:hAnsi="TH SarabunPSK" w:cs="TH SarabunPSK" w:hint="cs"/>
+                <w:rFonts w:ascii="TH SarabunPSK" w:hAnsi="TH SarabunPSK" w:cs="TH SarabunPSK"/>
               </w:rPr>
             </w:pPr>
             <w:r>
@@ -9228,12 +8698,6 @@
         </w:tc>
       </w:tr>
       <w:tr>
-        <w:tblPrEx>
-          <w:tblCellMar>
-            <w:top w:w="0" w:type="dxa"/>
-            <w:bottom w:w="0" w:type="dxa"/>
-          </w:tblCellMar>
-        </w:tblPrEx>
         <w:tc>
           <w:tcPr>
             <w:tcW w:w="620" w:type="dxa"/>
@@ -9250,7 +8714,7 @@
               <w:spacing w:line="266" w:lineRule="auto"/>
               <w:jc w:val="thaiDistribute"/>
               <w:rPr>
-                <w:rFonts w:ascii="TH SarabunPSK" w:hAnsi="TH SarabunPSK" w:cs="TH SarabunPSK" w:hint="cs"/>
+                <w:rFonts w:ascii="TH SarabunPSK" w:hAnsi="TH SarabunPSK" w:cs="TH SarabunPSK"/>
               </w:rPr>
             </w:pPr>
             <w:r>
@@ -9280,19 +8744,13 @@
               <w:spacing w:line="266" w:lineRule="auto"/>
               <w:jc w:val="thaiDistribute"/>
               <w:rPr>
-                <w:rFonts w:ascii="TH SarabunPSK" w:hAnsi="TH SarabunPSK" w:cs="TH SarabunPSK" w:hint="cs"/>
-              </w:rPr>
-            </w:pPr>
-          </w:p>
-        </w:tc>
-      </w:tr>
-      <w:tr>
-        <w:tblPrEx>
-          <w:tblCellMar>
-            <w:top w:w="0" w:type="dxa"/>
-            <w:bottom w:w="0" w:type="dxa"/>
-          </w:tblCellMar>
-        </w:tblPrEx>
+                <w:rFonts w:ascii="TH SarabunPSK" w:hAnsi="TH SarabunPSK" w:cs="TH SarabunPSK"/>
+              </w:rPr>
+            </w:pPr>
+          </w:p>
+        </w:tc>
+      </w:tr>
+      <w:tr>
         <w:tc>
           <w:tcPr>
             <w:tcW w:w="620" w:type="dxa"/>
@@ -9309,7 +8767,7 @@
               <w:spacing w:line="266" w:lineRule="auto"/>
               <w:jc w:val="thaiDistribute"/>
               <w:rPr>
-                <w:rFonts w:ascii="TH SarabunPSK" w:hAnsi="TH SarabunPSK" w:cs="TH SarabunPSK" w:hint="cs"/>
+                <w:rFonts w:ascii="TH SarabunPSK" w:hAnsi="TH SarabunPSK" w:cs="TH SarabunPSK"/>
               </w:rPr>
             </w:pPr>
             <w:r>
@@ -9339,7 +8797,7 @@
               <w:spacing w:line="266" w:lineRule="auto"/>
               <w:jc w:val="thaiDistribute"/>
               <w:rPr>
-                <w:rFonts w:ascii="TH SarabunPSK" w:hAnsi="TH SarabunPSK" w:cs="TH SarabunPSK" w:hint="cs"/>
+                <w:rFonts w:ascii="TH SarabunPSK" w:hAnsi="TH SarabunPSK" w:cs="TH SarabunPSK"/>
               </w:rPr>
             </w:pPr>
             <w:r>
@@ -9363,12 +8821,6 @@
         </w:tc>
       </w:tr>
       <w:tr>
-        <w:tblPrEx>
-          <w:tblCellMar>
-            <w:top w:w="0" w:type="dxa"/>
-            <w:bottom w:w="0" w:type="dxa"/>
-          </w:tblCellMar>
-        </w:tblPrEx>
         <w:tc>
           <w:tcPr>
             <w:tcW w:w="620" w:type="dxa"/>
@@ -9385,7 +8837,7 @@
               <w:spacing w:line="266" w:lineRule="auto"/>
               <w:jc w:val="thaiDistribute"/>
               <w:rPr>
-                <w:rFonts w:ascii="TH SarabunPSK" w:hAnsi="TH SarabunPSK" w:cs="TH SarabunPSK" w:hint="cs"/>
+                <w:rFonts w:ascii="TH SarabunPSK" w:hAnsi="TH SarabunPSK" w:cs="TH SarabunPSK"/>
               </w:rPr>
             </w:pPr>
             <w:r>
@@ -9416,7 +8868,7 @@
               <w:spacing w:line="266" w:lineRule="auto"/>
               <w:jc w:val="thaiDistribute"/>
               <w:rPr>
-                <w:rFonts w:ascii="TH SarabunPSK" w:hAnsi="TH SarabunPSK" w:cs="TH SarabunPSK" w:hint="cs"/>
+                <w:rFonts w:ascii="TH SarabunPSK" w:hAnsi="TH SarabunPSK" w:cs="TH SarabunPSK"/>
               </w:rPr>
             </w:pPr>
             <w:r>
@@ -9440,12 +8892,6 @@
         </w:tc>
       </w:tr>
       <w:tr>
-        <w:tblPrEx>
-          <w:tblCellMar>
-            <w:top w:w="0" w:type="dxa"/>
-            <w:bottom w:w="0" w:type="dxa"/>
-          </w:tblCellMar>
-        </w:tblPrEx>
         <w:tc>
           <w:tcPr>
             <w:tcW w:w="620" w:type="dxa"/>
@@ -9462,7 +8908,7 @@
               <w:spacing w:line="266" w:lineRule="auto"/>
               <w:jc w:val="thaiDistribute"/>
               <w:rPr>
-                <w:rFonts w:ascii="TH SarabunPSK" w:hAnsi="TH SarabunPSK" w:cs="TH SarabunPSK" w:hint="cs"/>
+                <w:rFonts w:ascii="TH SarabunPSK" w:hAnsi="TH SarabunPSK" w:cs="TH SarabunPSK"/>
               </w:rPr>
             </w:pPr>
             <w:r>
@@ -9492,7 +8938,7 @@
               <w:spacing w:line="266" w:lineRule="auto"/>
               <w:jc w:val="thaiDistribute"/>
               <w:rPr>
-                <w:rFonts w:ascii="TH SarabunPSK" w:hAnsi="TH SarabunPSK" w:cs="TH SarabunPSK" w:hint="cs"/>
+                <w:rFonts w:ascii="TH SarabunPSK" w:hAnsi="TH SarabunPSK" w:cs="TH SarabunPSK"/>
               </w:rPr>
             </w:pPr>
             <w:r>
@@ -9516,12 +8962,6 @@
         </w:tc>
       </w:tr>
       <w:tr>
-        <w:tblPrEx>
-          <w:tblCellMar>
-            <w:top w:w="0" w:type="dxa"/>
-            <w:bottom w:w="0" w:type="dxa"/>
-          </w:tblCellMar>
-        </w:tblPrEx>
         <w:tc>
           <w:tcPr>
             <w:tcW w:w="620" w:type="dxa"/>
@@ -9538,7 +8978,7 @@
               <w:spacing w:line="266" w:lineRule="auto"/>
               <w:jc w:val="thaiDistribute"/>
               <w:rPr>
-                <w:rFonts w:ascii="TH SarabunPSK" w:hAnsi="TH SarabunPSK" w:cs="TH SarabunPSK" w:hint="cs"/>
+                <w:rFonts w:ascii="TH SarabunPSK" w:hAnsi="TH SarabunPSK" w:cs="TH SarabunPSK"/>
               </w:rPr>
             </w:pPr>
             <w:r>
@@ -9568,19 +9008,13 @@
               <w:spacing w:line="266" w:lineRule="auto"/>
               <w:jc w:val="thaiDistribute"/>
               <w:rPr>
-                <w:rFonts w:ascii="TH SarabunPSK" w:hAnsi="TH SarabunPSK" w:cs="TH SarabunPSK" w:hint="cs"/>
-              </w:rPr>
-            </w:pPr>
-          </w:p>
-        </w:tc>
-      </w:tr>
-      <w:tr>
-        <w:tblPrEx>
-          <w:tblCellMar>
-            <w:top w:w="0" w:type="dxa"/>
-            <w:bottom w:w="0" w:type="dxa"/>
-          </w:tblCellMar>
-        </w:tblPrEx>
+                <w:rFonts w:ascii="TH SarabunPSK" w:hAnsi="TH SarabunPSK" w:cs="TH SarabunPSK"/>
+              </w:rPr>
+            </w:pPr>
+          </w:p>
+        </w:tc>
+      </w:tr>
+      <w:tr>
         <w:tc>
           <w:tcPr>
             <w:tcW w:w="620" w:type="dxa"/>
@@ -9597,7 +9031,7 @@
               <w:spacing w:line="266" w:lineRule="auto"/>
               <w:jc w:val="thaiDistribute"/>
               <w:rPr>
-                <w:rFonts w:ascii="TH SarabunPSK" w:hAnsi="TH SarabunPSK" w:cs="TH SarabunPSK" w:hint="cs"/>
+                <w:rFonts w:ascii="TH SarabunPSK" w:hAnsi="TH SarabunPSK" w:cs="TH SarabunPSK"/>
               </w:rPr>
             </w:pPr>
             <w:r>
@@ -9627,7 +9061,7 @@
               <w:spacing w:line="266" w:lineRule="auto"/>
               <w:jc w:val="thaiDistribute"/>
               <w:rPr>
-                <w:rFonts w:ascii="TH SarabunPSK" w:hAnsi="TH SarabunPSK" w:cs="TH SarabunPSK" w:hint="cs"/>
+                <w:rFonts w:ascii="TH SarabunPSK" w:hAnsi="TH SarabunPSK" w:cs="TH SarabunPSK"/>
               </w:rPr>
             </w:pPr>
             <w:r>
@@ -9651,12 +9085,6 @@
         </w:tc>
       </w:tr>
       <w:tr>
-        <w:tblPrEx>
-          <w:tblCellMar>
-            <w:top w:w="0" w:type="dxa"/>
-            <w:bottom w:w="0" w:type="dxa"/>
-          </w:tblCellMar>
-        </w:tblPrEx>
         <w:tc>
           <w:tcPr>
             <w:tcW w:w="620" w:type="dxa"/>
@@ -9673,7 +9101,7 @@
               <w:spacing w:line="266" w:lineRule="auto"/>
               <w:jc w:val="thaiDistribute"/>
               <w:rPr>
-                <w:rFonts w:ascii="TH SarabunPSK" w:hAnsi="TH SarabunPSK" w:cs="TH SarabunPSK" w:hint="cs"/>
+                <w:rFonts w:ascii="TH SarabunPSK" w:hAnsi="TH SarabunPSK" w:cs="TH SarabunPSK"/>
               </w:rPr>
             </w:pPr>
             <w:r>
@@ -9703,19 +9131,13 @@
               <w:spacing w:line="266" w:lineRule="auto"/>
               <w:jc w:val="thaiDistribute"/>
               <w:rPr>
-                <w:rFonts w:ascii="TH SarabunPSK" w:hAnsi="TH SarabunPSK" w:cs="TH SarabunPSK" w:hint="cs"/>
-              </w:rPr>
-            </w:pPr>
-          </w:p>
-        </w:tc>
-      </w:tr>
-      <w:tr>
-        <w:tblPrEx>
-          <w:tblCellMar>
-            <w:top w:w="0" w:type="dxa"/>
-            <w:bottom w:w="0" w:type="dxa"/>
-          </w:tblCellMar>
-        </w:tblPrEx>
+                <w:rFonts w:ascii="TH SarabunPSK" w:hAnsi="TH SarabunPSK" w:cs="TH SarabunPSK"/>
+              </w:rPr>
+            </w:pPr>
+          </w:p>
+        </w:tc>
+      </w:tr>
+      <w:tr>
         <w:tc>
           <w:tcPr>
             <w:tcW w:w="620" w:type="dxa"/>
@@ -9732,7 +9154,7 @@
               <w:spacing w:line="266" w:lineRule="auto"/>
               <w:jc w:val="thaiDistribute"/>
               <w:rPr>
-                <w:rFonts w:ascii="TH SarabunPSK" w:hAnsi="TH SarabunPSK" w:cs="TH SarabunPSK" w:hint="cs"/>
+                <w:rFonts w:ascii="TH SarabunPSK" w:hAnsi="TH SarabunPSK" w:cs="TH SarabunPSK"/>
               </w:rPr>
             </w:pPr>
             <w:r>
@@ -9762,7 +9184,7 @@
               <w:spacing w:line="266" w:lineRule="auto"/>
               <w:jc w:val="thaiDistribute"/>
               <w:rPr>
-                <w:rFonts w:ascii="TH SarabunPSK" w:hAnsi="TH SarabunPSK" w:cs="TH SarabunPSK" w:hint="cs"/>
+                <w:rFonts w:ascii="TH SarabunPSK" w:hAnsi="TH SarabunPSK" w:cs="TH SarabunPSK"/>
               </w:rPr>
             </w:pPr>
             <w:r>
@@ -9777,12 +9199,6 @@
         </w:tc>
       </w:tr>
       <w:tr>
-        <w:tblPrEx>
-          <w:tblCellMar>
-            <w:top w:w="0" w:type="dxa"/>
-            <w:bottom w:w="0" w:type="dxa"/>
-          </w:tblCellMar>
-        </w:tblPrEx>
         <w:tc>
           <w:tcPr>
             <w:tcW w:w="620" w:type="dxa"/>
@@ -9799,7 +9215,7 @@
               <w:spacing w:line="266" w:lineRule="auto"/>
               <w:jc w:val="thaiDistribute"/>
               <w:rPr>
-                <w:rFonts w:ascii="TH SarabunPSK" w:hAnsi="TH SarabunPSK" w:cs="TH SarabunPSK" w:hint="cs"/>
+                <w:rFonts w:ascii="TH SarabunPSK" w:hAnsi="TH SarabunPSK" w:cs="TH SarabunPSK"/>
               </w:rPr>
             </w:pPr>
             <w:r>
@@ -9829,7 +9245,7 @@
               <w:spacing w:line="266" w:lineRule="auto"/>
               <w:jc w:val="thaiDistribute"/>
               <w:rPr>
-                <w:rFonts w:ascii="TH SarabunPSK" w:hAnsi="TH SarabunPSK" w:cs="TH SarabunPSK" w:hint="cs"/>
+                <w:rFonts w:ascii="TH SarabunPSK" w:hAnsi="TH SarabunPSK" w:cs="TH SarabunPSK"/>
               </w:rPr>
             </w:pPr>
             <w:r>
@@ -9844,12 +9260,6 @@
         </w:tc>
       </w:tr>
       <w:tr>
-        <w:tblPrEx>
-          <w:tblCellMar>
-            <w:top w:w="0" w:type="dxa"/>
-            <w:bottom w:w="0" w:type="dxa"/>
-          </w:tblCellMar>
-        </w:tblPrEx>
         <w:tc>
           <w:tcPr>
             <w:tcW w:w="620" w:type="dxa"/>
@@ -9866,7 +9276,7 @@
               <w:spacing w:line="266" w:lineRule="auto"/>
               <w:jc w:val="thaiDistribute"/>
               <w:rPr>
-                <w:rFonts w:ascii="TH SarabunPSK" w:hAnsi="TH SarabunPSK" w:cs="TH SarabunPSK" w:hint="cs"/>
+                <w:rFonts w:ascii="TH SarabunPSK" w:hAnsi="TH SarabunPSK" w:cs="TH SarabunPSK"/>
               </w:rPr>
             </w:pPr>
             <w:r>
@@ -9896,7 +9306,7 @@
               <w:spacing w:line="266" w:lineRule="auto"/>
               <w:jc w:val="thaiDistribute"/>
               <w:rPr>
-                <w:rFonts w:ascii="TH SarabunPSK" w:hAnsi="TH SarabunPSK" w:cs="TH SarabunPSK" w:hint="cs"/>
+                <w:rFonts w:ascii="TH SarabunPSK" w:hAnsi="TH SarabunPSK" w:cs="TH SarabunPSK"/>
               </w:rPr>
             </w:pPr>
             <w:r>
@@ -9911,12 +9321,6 @@
         </w:tc>
       </w:tr>
       <w:tr>
-        <w:tblPrEx>
-          <w:tblCellMar>
-            <w:top w:w="0" w:type="dxa"/>
-            <w:bottom w:w="0" w:type="dxa"/>
-          </w:tblCellMar>
-        </w:tblPrEx>
         <w:tc>
           <w:tcPr>
             <w:tcW w:w="620" w:type="dxa"/>
@@ -9933,7 +9337,7 @@
               <w:spacing w:line="266" w:lineRule="auto"/>
               <w:jc w:val="thaiDistribute"/>
               <w:rPr>
-                <w:rFonts w:ascii="TH SarabunPSK" w:hAnsi="TH SarabunPSK" w:cs="TH SarabunPSK" w:hint="cs"/>
+                <w:rFonts w:ascii="TH SarabunPSK" w:hAnsi="TH SarabunPSK" w:cs="TH SarabunPSK"/>
               </w:rPr>
             </w:pPr>
             <w:r>
@@ -9963,7 +9367,7 @@
               <w:spacing w:line="266" w:lineRule="auto"/>
               <w:jc w:val="thaiDistribute"/>
               <w:rPr>
-                <w:rFonts w:ascii="TH SarabunPSK" w:hAnsi="TH SarabunPSK" w:cs="TH SarabunPSK" w:hint="cs"/>
+                <w:rFonts w:ascii="TH SarabunPSK" w:hAnsi="TH SarabunPSK" w:cs="TH SarabunPSK"/>
               </w:rPr>
             </w:pPr>
             <w:r>
@@ -9978,12 +9382,6 @@
         </w:tc>
       </w:tr>
       <w:tr>
-        <w:tblPrEx>
-          <w:tblCellMar>
-            <w:top w:w="0" w:type="dxa"/>
-            <w:bottom w:w="0" w:type="dxa"/>
-          </w:tblCellMar>
-        </w:tblPrEx>
         <w:tc>
           <w:tcPr>
             <w:tcW w:w="620" w:type="dxa"/>
@@ -10000,7 +9398,7 @@
               <w:spacing w:line="266" w:lineRule="auto"/>
               <w:jc w:val="thaiDistribute"/>
               <w:rPr>
-                <w:rFonts w:ascii="TH SarabunPSK" w:hAnsi="TH SarabunPSK" w:cs="TH SarabunPSK" w:hint="cs"/>
+                <w:rFonts w:ascii="TH SarabunPSK" w:hAnsi="TH SarabunPSK" w:cs="TH SarabunPSK"/>
               </w:rPr>
             </w:pPr>
             <w:r>
@@ -10030,7 +9428,7 @@
               <w:spacing w:line="266" w:lineRule="auto"/>
               <w:jc w:val="thaiDistribute"/>
               <w:rPr>
-                <w:rFonts w:ascii="TH SarabunPSK" w:hAnsi="TH SarabunPSK" w:cs="TH SarabunPSK" w:hint="cs"/>
+                <w:rFonts w:ascii="TH SarabunPSK" w:hAnsi="TH SarabunPSK" w:cs="TH SarabunPSK"/>
               </w:rPr>
             </w:pPr>
             <w:r>
@@ -10045,12 +9443,6 @@
         </w:tc>
       </w:tr>
       <w:tr>
-        <w:tblPrEx>
-          <w:tblCellMar>
-            <w:top w:w="0" w:type="dxa"/>
-            <w:bottom w:w="0" w:type="dxa"/>
-          </w:tblCellMar>
-        </w:tblPrEx>
         <w:tc>
           <w:tcPr>
             <w:tcW w:w="620" w:type="dxa"/>
@@ -10067,7 +9459,7 @@
               <w:spacing w:line="266" w:lineRule="auto"/>
               <w:jc w:val="thaiDistribute"/>
               <w:rPr>
-                <w:rFonts w:ascii="TH SarabunPSK" w:hAnsi="TH SarabunPSK" w:cs="TH SarabunPSK" w:hint="cs"/>
+                <w:rFonts w:ascii="TH SarabunPSK" w:hAnsi="TH SarabunPSK" w:cs="TH SarabunPSK"/>
               </w:rPr>
             </w:pPr>
             <w:r>
@@ -10097,7 +9489,7 @@
               <w:spacing w:line="266" w:lineRule="auto"/>
               <w:jc w:val="thaiDistribute"/>
               <w:rPr>
-                <w:rFonts w:ascii="TH SarabunPSK" w:hAnsi="TH SarabunPSK" w:cs="TH SarabunPSK" w:hint="cs"/>
+                <w:rFonts w:ascii="TH SarabunPSK" w:hAnsi="TH SarabunPSK" w:cs="TH SarabunPSK"/>
               </w:rPr>
             </w:pPr>
             <w:r>
@@ -10106,18 +9498,28 @@
                 <w:sz w:val="22"/>
                 <w:szCs w:val="22"/>
               </w:rPr>
-              <w:t xml:space="preserve">  Serial.println("Workshop 8.1 : MQ-2 Gas Leak Alarm");</w:t>
-            </w:r>
-          </w:p>
-        </w:tc>
-      </w:tr>
-      <w:tr>
-        <w:tblPrEx>
-          <w:tblCellMar>
-            <w:top w:w="0" w:type="dxa"/>
-            <w:bottom w:w="0" w:type="dxa"/>
-          </w:tblCellMar>
-        </w:tblPrEx>
+              <w:t xml:space="preserve">  Serial.println("Workshop </w:t>
+            </w:r>
+            <w:r>
+              <w:rPr>
+                <w:rFonts w:ascii="TH SarabunPSK" w:eastAsia="Courier New" w:hAnsi="TH SarabunPSK" w:cs="TH SarabunPSK"/>
+                <w:sz w:val="22"/>
+                <w:szCs w:val="22"/>
+              </w:rPr>
+              <w:t>7</w:t>
+            </w:r>
+            <w:r>
+              <w:rPr>
+                <w:rFonts w:ascii="TH SarabunPSK" w:eastAsia="Courier New" w:hAnsi="TH SarabunPSK" w:cs="TH SarabunPSK" w:hint="cs"/>
+                <w:sz w:val="22"/>
+                <w:szCs w:val="22"/>
+              </w:rPr>
+              <w:t>.1 : MQ-2 Gas Leak Alarm");</w:t>
+            </w:r>
+          </w:p>
+        </w:tc>
+      </w:tr>
+      <w:tr>
         <w:tc>
           <w:tcPr>
             <w:tcW w:w="620" w:type="dxa"/>
@@ -10134,7 +9536,7 @@
               <w:spacing w:line="266" w:lineRule="auto"/>
               <w:jc w:val="thaiDistribute"/>
               <w:rPr>
-                <w:rFonts w:ascii="TH SarabunPSK" w:hAnsi="TH SarabunPSK" w:cs="TH SarabunPSK" w:hint="cs"/>
+                <w:rFonts w:ascii="TH SarabunPSK" w:hAnsi="TH SarabunPSK" w:cs="TH SarabunPSK"/>
               </w:rPr>
             </w:pPr>
             <w:r>
@@ -10164,7 +9566,7 @@
               <w:spacing w:line="266" w:lineRule="auto"/>
               <w:jc w:val="thaiDistribute"/>
               <w:rPr>
-                <w:rFonts w:ascii="TH SarabunPSK" w:hAnsi="TH SarabunPSK" w:cs="TH SarabunPSK" w:hint="cs"/>
+                <w:rFonts w:ascii="TH SarabunPSK" w:hAnsi="TH SarabunPSK" w:cs="TH SarabunPSK"/>
               </w:rPr>
             </w:pPr>
             <w:r>
@@ -10179,12 +9581,6 @@
         </w:tc>
       </w:tr>
       <w:tr>
-        <w:tblPrEx>
-          <w:tblCellMar>
-            <w:top w:w="0" w:type="dxa"/>
-            <w:bottom w:w="0" w:type="dxa"/>
-          </w:tblCellMar>
-        </w:tblPrEx>
         <w:tc>
           <w:tcPr>
             <w:tcW w:w="620" w:type="dxa"/>
@@ -10201,7 +9597,7 @@
               <w:spacing w:line="266" w:lineRule="auto"/>
               <w:jc w:val="thaiDistribute"/>
               <w:rPr>
-                <w:rFonts w:ascii="TH SarabunPSK" w:hAnsi="TH SarabunPSK" w:cs="TH SarabunPSK" w:hint="cs"/>
+                <w:rFonts w:ascii="TH SarabunPSK" w:hAnsi="TH SarabunPSK" w:cs="TH SarabunPSK"/>
               </w:rPr>
             </w:pPr>
             <w:r>
@@ -10231,19 +9627,13 @@
               <w:spacing w:line="266" w:lineRule="auto"/>
               <w:jc w:val="thaiDistribute"/>
               <w:rPr>
-                <w:rFonts w:ascii="TH SarabunPSK" w:hAnsi="TH SarabunPSK" w:cs="TH SarabunPSK" w:hint="cs"/>
-              </w:rPr>
-            </w:pPr>
-          </w:p>
-        </w:tc>
-      </w:tr>
-      <w:tr>
-        <w:tblPrEx>
-          <w:tblCellMar>
-            <w:top w:w="0" w:type="dxa"/>
-            <w:bottom w:w="0" w:type="dxa"/>
-          </w:tblCellMar>
-        </w:tblPrEx>
+                <w:rFonts w:ascii="TH SarabunPSK" w:hAnsi="TH SarabunPSK" w:cs="TH SarabunPSK"/>
+              </w:rPr>
+            </w:pPr>
+          </w:p>
+        </w:tc>
+      </w:tr>
+      <w:tr>
         <w:tc>
           <w:tcPr>
             <w:tcW w:w="620" w:type="dxa"/>
@@ -10260,7 +9650,7 @@
               <w:spacing w:line="266" w:lineRule="auto"/>
               <w:jc w:val="thaiDistribute"/>
               <w:rPr>
-                <w:rFonts w:ascii="TH SarabunPSK" w:hAnsi="TH SarabunPSK" w:cs="TH SarabunPSK" w:hint="cs"/>
+                <w:rFonts w:ascii="TH SarabunPSK" w:hAnsi="TH SarabunPSK" w:cs="TH SarabunPSK"/>
               </w:rPr>
             </w:pPr>
             <w:r>
@@ -10290,7 +9680,7 @@
               <w:spacing w:line="266" w:lineRule="auto"/>
               <w:jc w:val="thaiDistribute"/>
               <w:rPr>
-                <w:rFonts w:ascii="TH SarabunPSK" w:hAnsi="TH SarabunPSK" w:cs="TH SarabunPSK" w:hint="cs"/>
+                <w:rFonts w:ascii="TH SarabunPSK" w:hAnsi="TH SarabunPSK" w:cs="TH SarabunPSK"/>
               </w:rPr>
             </w:pPr>
             <w:r>
@@ -10305,12 +9695,6 @@
         </w:tc>
       </w:tr>
       <w:tr>
-        <w:tblPrEx>
-          <w:tblCellMar>
-            <w:top w:w="0" w:type="dxa"/>
-            <w:bottom w:w="0" w:type="dxa"/>
-          </w:tblCellMar>
-        </w:tblPrEx>
         <w:tc>
           <w:tcPr>
             <w:tcW w:w="620" w:type="dxa"/>
@@ -10327,7 +9711,7 @@
               <w:spacing w:line="266" w:lineRule="auto"/>
               <w:jc w:val="thaiDistribute"/>
               <w:rPr>
-                <w:rFonts w:ascii="TH SarabunPSK" w:hAnsi="TH SarabunPSK" w:cs="TH SarabunPSK" w:hint="cs"/>
+                <w:rFonts w:ascii="TH SarabunPSK" w:hAnsi="TH SarabunPSK" w:cs="TH SarabunPSK"/>
               </w:rPr>
             </w:pPr>
             <w:r>
@@ -10357,7 +9741,7 @@
               <w:spacing w:line="266" w:lineRule="auto"/>
               <w:jc w:val="thaiDistribute"/>
               <w:rPr>
-                <w:rFonts w:ascii="TH SarabunPSK" w:hAnsi="TH SarabunPSK" w:cs="TH SarabunPSK" w:hint="cs"/>
+                <w:rFonts w:ascii="TH SarabunPSK" w:hAnsi="TH SarabunPSK" w:cs="TH SarabunPSK"/>
               </w:rPr>
             </w:pPr>
             <w:r>
@@ -10372,12 +9756,6 @@
         </w:tc>
       </w:tr>
       <w:tr>
-        <w:tblPrEx>
-          <w:tblCellMar>
-            <w:top w:w="0" w:type="dxa"/>
-            <w:bottom w:w="0" w:type="dxa"/>
-          </w:tblCellMar>
-        </w:tblPrEx>
         <w:tc>
           <w:tcPr>
             <w:tcW w:w="620" w:type="dxa"/>
@@ -10394,7 +9772,7 @@
               <w:spacing w:line="266" w:lineRule="auto"/>
               <w:jc w:val="thaiDistribute"/>
               <w:rPr>
-                <w:rFonts w:ascii="TH SarabunPSK" w:hAnsi="TH SarabunPSK" w:cs="TH SarabunPSK" w:hint="cs"/>
+                <w:rFonts w:ascii="TH SarabunPSK" w:hAnsi="TH SarabunPSK" w:cs="TH SarabunPSK"/>
               </w:rPr>
             </w:pPr>
             <w:r>
@@ -10424,19 +9802,13 @@
               <w:spacing w:line="266" w:lineRule="auto"/>
               <w:jc w:val="thaiDistribute"/>
               <w:rPr>
-                <w:rFonts w:ascii="TH SarabunPSK" w:hAnsi="TH SarabunPSK" w:cs="TH SarabunPSK" w:hint="cs"/>
-              </w:rPr>
-            </w:pPr>
-          </w:p>
-        </w:tc>
-      </w:tr>
-      <w:tr>
-        <w:tblPrEx>
-          <w:tblCellMar>
-            <w:top w:w="0" w:type="dxa"/>
-            <w:bottom w:w="0" w:type="dxa"/>
-          </w:tblCellMar>
-        </w:tblPrEx>
+                <w:rFonts w:ascii="TH SarabunPSK" w:hAnsi="TH SarabunPSK" w:cs="TH SarabunPSK"/>
+              </w:rPr>
+            </w:pPr>
+          </w:p>
+        </w:tc>
+      </w:tr>
+      <w:tr>
         <w:tc>
           <w:tcPr>
             <w:tcW w:w="620" w:type="dxa"/>
@@ -10453,7 +9825,7 @@
               <w:spacing w:line="266" w:lineRule="auto"/>
               <w:jc w:val="thaiDistribute"/>
               <w:rPr>
-                <w:rFonts w:ascii="TH SarabunPSK" w:hAnsi="TH SarabunPSK" w:cs="TH SarabunPSK" w:hint="cs"/>
+                <w:rFonts w:ascii="TH SarabunPSK" w:hAnsi="TH SarabunPSK" w:cs="TH SarabunPSK"/>
               </w:rPr>
             </w:pPr>
             <w:r>
@@ -10483,7 +9855,7 @@
               <w:spacing w:line="266" w:lineRule="auto"/>
               <w:jc w:val="thaiDistribute"/>
               <w:rPr>
-                <w:rFonts w:ascii="TH SarabunPSK" w:hAnsi="TH SarabunPSK" w:cs="TH SarabunPSK" w:hint="cs"/>
+                <w:rFonts w:ascii="TH SarabunPSK" w:hAnsi="TH SarabunPSK" w:cs="TH SarabunPSK"/>
               </w:rPr>
             </w:pPr>
             <w:r>
@@ -10498,12 +9870,6 @@
         </w:tc>
       </w:tr>
       <w:tr>
-        <w:tblPrEx>
-          <w:tblCellMar>
-            <w:top w:w="0" w:type="dxa"/>
-            <w:bottom w:w="0" w:type="dxa"/>
-          </w:tblCellMar>
-        </w:tblPrEx>
         <w:tc>
           <w:tcPr>
             <w:tcW w:w="620" w:type="dxa"/>
@@ -10520,7 +9886,7 @@
               <w:spacing w:line="266" w:lineRule="auto"/>
               <w:jc w:val="thaiDistribute"/>
               <w:rPr>
-                <w:rFonts w:ascii="TH SarabunPSK" w:hAnsi="TH SarabunPSK" w:cs="TH SarabunPSK" w:hint="cs"/>
+                <w:rFonts w:ascii="TH SarabunPSK" w:hAnsi="TH SarabunPSK" w:cs="TH SarabunPSK"/>
               </w:rPr>
             </w:pPr>
             <w:r>
@@ -10550,7 +9916,7 @@
               <w:spacing w:line="266" w:lineRule="auto"/>
               <w:jc w:val="thaiDistribute"/>
               <w:rPr>
-                <w:rFonts w:ascii="TH SarabunPSK" w:hAnsi="TH SarabunPSK" w:cs="TH SarabunPSK" w:hint="cs"/>
+                <w:rFonts w:ascii="TH SarabunPSK" w:hAnsi="TH SarabunPSK" w:cs="TH SarabunPSK"/>
               </w:rPr>
             </w:pPr>
             <w:r>
@@ -10574,12 +9940,6 @@
         </w:tc>
       </w:tr>
       <w:tr>
-        <w:tblPrEx>
-          <w:tblCellMar>
-            <w:top w:w="0" w:type="dxa"/>
-            <w:bottom w:w="0" w:type="dxa"/>
-          </w:tblCellMar>
-        </w:tblPrEx>
         <w:tc>
           <w:tcPr>
             <w:tcW w:w="620" w:type="dxa"/>
@@ -10596,7 +9956,7 @@
               <w:spacing w:line="266" w:lineRule="auto"/>
               <w:jc w:val="thaiDistribute"/>
               <w:rPr>
-                <w:rFonts w:ascii="TH SarabunPSK" w:hAnsi="TH SarabunPSK" w:cs="TH SarabunPSK" w:hint="cs"/>
+                <w:rFonts w:ascii="TH SarabunPSK" w:hAnsi="TH SarabunPSK" w:cs="TH SarabunPSK"/>
               </w:rPr>
             </w:pPr>
             <w:r>
@@ -10626,19 +9986,13 @@
               <w:spacing w:line="266" w:lineRule="auto"/>
               <w:jc w:val="thaiDistribute"/>
               <w:rPr>
-                <w:rFonts w:ascii="TH SarabunPSK" w:hAnsi="TH SarabunPSK" w:cs="TH SarabunPSK" w:hint="cs"/>
-              </w:rPr>
-            </w:pPr>
-          </w:p>
-        </w:tc>
-      </w:tr>
-      <w:tr>
-        <w:tblPrEx>
-          <w:tblCellMar>
-            <w:top w:w="0" w:type="dxa"/>
-            <w:bottom w:w="0" w:type="dxa"/>
-          </w:tblCellMar>
-        </w:tblPrEx>
+                <w:rFonts w:ascii="TH SarabunPSK" w:hAnsi="TH SarabunPSK" w:cs="TH SarabunPSK"/>
+              </w:rPr>
+            </w:pPr>
+          </w:p>
+        </w:tc>
+      </w:tr>
+      <w:tr>
         <w:tc>
           <w:tcPr>
             <w:tcW w:w="620" w:type="dxa"/>
@@ -10655,7 +10009,7 @@
               <w:spacing w:line="266" w:lineRule="auto"/>
               <w:jc w:val="thaiDistribute"/>
               <w:rPr>
-                <w:rFonts w:ascii="TH SarabunPSK" w:hAnsi="TH SarabunPSK" w:cs="TH SarabunPSK" w:hint="cs"/>
+                <w:rFonts w:ascii="TH SarabunPSK" w:hAnsi="TH SarabunPSK" w:cs="TH SarabunPSK"/>
               </w:rPr>
             </w:pPr>
             <w:r>
@@ -10685,7 +10039,7 @@
               <w:spacing w:line="266" w:lineRule="auto"/>
               <w:jc w:val="thaiDistribute"/>
               <w:rPr>
-                <w:rFonts w:ascii="TH SarabunPSK" w:hAnsi="TH SarabunPSK" w:cs="TH SarabunPSK" w:hint="cs"/>
+                <w:rFonts w:ascii="TH SarabunPSK" w:hAnsi="TH SarabunPSK" w:cs="TH SarabunPSK"/>
               </w:rPr>
             </w:pPr>
             <w:r>
@@ -10700,12 +10054,6 @@
         </w:tc>
       </w:tr>
       <w:tr>
-        <w:tblPrEx>
-          <w:tblCellMar>
-            <w:top w:w="0" w:type="dxa"/>
-            <w:bottom w:w="0" w:type="dxa"/>
-          </w:tblCellMar>
-        </w:tblPrEx>
         <w:tc>
           <w:tcPr>
             <w:tcW w:w="620" w:type="dxa"/>
@@ -10722,7 +10070,7 @@
               <w:spacing w:line="266" w:lineRule="auto"/>
               <w:jc w:val="thaiDistribute"/>
               <w:rPr>
-                <w:rFonts w:ascii="TH SarabunPSK" w:hAnsi="TH SarabunPSK" w:cs="TH SarabunPSK" w:hint="cs"/>
+                <w:rFonts w:ascii="TH SarabunPSK" w:hAnsi="TH SarabunPSK" w:cs="TH SarabunPSK"/>
               </w:rPr>
             </w:pPr>
             <w:r>
@@ -10752,7 +10100,7 @@
               <w:spacing w:line="266" w:lineRule="auto"/>
               <w:jc w:val="thaiDistribute"/>
               <w:rPr>
-                <w:rFonts w:ascii="TH SarabunPSK" w:hAnsi="TH SarabunPSK" w:cs="TH SarabunPSK" w:hint="cs"/>
+                <w:rFonts w:ascii="TH SarabunPSK" w:hAnsi="TH SarabunPSK" w:cs="TH SarabunPSK"/>
               </w:rPr>
             </w:pPr>
             <w:r>
@@ -10767,12 +10115,6 @@
         </w:tc>
       </w:tr>
       <w:tr>
-        <w:tblPrEx>
-          <w:tblCellMar>
-            <w:top w:w="0" w:type="dxa"/>
-            <w:bottom w:w="0" w:type="dxa"/>
-          </w:tblCellMar>
-        </w:tblPrEx>
         <w:tc>
           <w:tcPr>
             <w:tcW w:w="620" w:type="dxa"/>
@@ -10789,7 +10131,7 @@
               <w:spacing w:line="266" w:lineRule="auto"/>
               <w:jc w:val="thaiDistribute"/>
               <w:rPr>
-                <w:rFonts w:ascii="TH SarabunPSK" w:hAnsi="TH SarabunPSK" w:cs="TH SarabunPSK" w:hint="cs"/>
+                <w:rFonts w:ascii="TH SarabunPSK" w:hAnsi="TH SarabunPSK" w:cs="TH SarabunPSK"/>
               </w:rPr>
             </w:pPr>
             <w:r>
@@ -10819,7 +10161,7 @@
               <w:spacing w:line="266" w:lineRule="auto"/>
               <w:jc w:val="thaiDistribute"/>
               <w:rPr>
-                <w:rFonts w:ascii="TH SarabunPSK" w:hAnsi="TH SarabunPSK" w:cs="TH SarabunPSK" w:hint="cs"/>
+                <w:rFonts w:ascii="TH SarabunPSK" w:hAnsi="TH SarabunPSK" w:cs="TH SarabunPSK"/>
               </w:rPr>
             </w:pPr>
             <w:r>
@@ -10843,12 +10185,6 @@
         </w:tc>
       </w:tr>
       <w:tr>
-        <w:tblPrEx>
-          <w:tblCellMar>
-            <w:top w:w="0" w:type="dxa"/>
-            <w:bottom w:w="0" w:type="dxa"/>
-          </w:tblCellMar>
-        </w:tblPrEx>
         <w:tc>
           <w:tcPr>
             <w:tcW w:w="620" w:type="dxa"/>
@@ -10865,7 +10201,7 @@
               <w:spacing w:line="266" w:lineRule="auto"/>
               <w:jc w:val="thaiDistribute"/>
               <w:rPr>
-                <w:rFonts w:ascii="TH SarabunPSK" w:hAnsi="TH SarabunPSK" w:cs="TH SarabunPSK" w:hint="cs"/>
+                <w:rFonts w:ascii="TH SarabunPSK" w:hAnsi="TH SarabunPSK" w:cs="TH SarabunPSK"/>
               </w:rPr>
             </w:pPr>
             <w:r>
@@ -10895,7 +10231,7 @@
               <w:spacing w:line="266" w:lineRule="auto"/>
               <w:jc w:val="thaiDistribute"/>
               <w:rPr>
-                <w:rFonts w:ascii="TH SarabunPSK" w:hAnsi="TH SarabunPSK" w:cs="TH SarabunPSK" w:hint="cs"/>
+                <w:rFonts w:ascii="TH SarabunPSK" w:hAnsi="TH SarabunPSK" w:cs="TH SarabunPSK"/>
               </w:rPr>
             </w:pPr>
             <w:r>
@@ -10910,12 +10246,6 @@
         </w:tc>
       </w:tr>
       <w:tr>
-        <w:tblPrEx>
-          <w:tblCellMar>
-            <w:top w:w="0" w:type="dxa"/>
-            <w:bottom w:w="0" w:type="dxa"/>
-          </w:tblCellMar>
-        </w:tblPrEx>
         <w:tc>
           <w:tcPr>
             <w:tcW w:w="620" w:type="dxa"/>
@@ -10932,7 +10262,7 @@
               <w:spacing w:line="266" w:lineRule="auto"/>
               <w:jc w:val="thaiDistribute"/>
               <w:rPr>
-                <w:rFonts w:ascii="TH SarabunPSK" w:hAnsi="TH SarabunPSK" w:cs="TH SarabunPSK" w:hint="cs"/>
+                <w:rFonts w:ascii="TH SarabunPSK" w:hAnsi="TH SarabunPSK" w:cs="TH SarabunPSK"/>
               </w:rPr>
             </w:pPr>
             <w:r>
@@ -10962,7 +10292,7 @@
               <w:spacing w:line="266" w:lineRule="auto"/>
               <w:jc w:val="thaiDistribute"/>
               <w:rPr>
-                <w:rFonts w:ascii="TH SarabunPSK" w:hAnsi="TH SarabunPSK" w:cs="TH SarabunPSK" w:hint="cs"/>
+                <w:rFonts w:ascii="TH SarabunPSK" w:hAnsi="TH SarabunPSK" w:cs="TH SarabunPSK"/>
               </w:rPr>
             </w:pPr>
             <w:r>
@@ -10977,12 +10307,6 @@
         </w:tc>
       </w:tr>
       <w:tr>
-        <w:tblPrEx>
-          <w:tblCellMar>
-            <w:top w:w="0" w:type="dxa"/>
-            <w:bottom w:w="0" w:type="dxa"/>
-          </w:tblCellMar>
-        </w:tblPrEx>
         <w:tc>
           <w:tcPr>
             <w:tcW w:w="620" w:type="dxa"/>
@@ -10999,7 +10323,7 @@
               <w:spacing w:line="266" w:lineRule="auto"/>
               <w:jc w:val="thaiDistribute"/>
               <w:rPr>
-                <w:rFonts w:ascii="TH SarabunPSK" w:hAnsi="TH SarabunPSK" w:cs="TH SarabunPSK" w:hint="cs"/>
+                <w:rFonts w:ascii="TH SarabunPSK" w:hAnsi="TH SarabunPSK" w:cs="TH SarabunPSK"/>
               </w:rPr>
             </w:pPr>
             <w:r>
@@ -11029,7 +10353,7 @@
               <w:spacing w:line="266" w:lineRule="auto"/>
               <w:jc w:val="thaiDistribute"/>
               <w:rPr>
-                <w:rFonts w:ascii="TH SarabunPSK" w:hAnsi="TH SarabunPSK" w:cs="TH SarabunPSK" w:hint="cs"/>
+                <w:rFonts w:ascii="TH SarabunPSK" w:hAnsi="TH SarabunPSK" w:cs="TH SarabunPSK"/>
               </w:rPr>
             </w:pPr>
             <w:r>
@@ -11044,12 +10368,6 @@
         </w:tc>
       </w:tr>
       <w:tr>
-        <w:tblPrEx>
-          <w:tblCellMar>
-            <w:top w:w="0" w:type="dxa"/>
-            <w:bottom w:w="0" w:type="dxa"/>
-          </w:tblCellMar>
-        </w:tblPrEx>
         <w:tc>
           <w:tcPr>
             <w:tcW w:w="620" w:type="dxa"/>
@@ -11066,7 +10384,7 @@
               <w:spacing w:line="266" w:lineRule="auto"/>
               <w:jc w:val="thaiDistribute"/>
               <w:rPr>
-                <w:rFonts w:ascii="TH SarabunPSK" w:hAnsi="TH SarabunPSK" w:cs="TH SarabunPSK" w:hint="cs"/>
+                <w:rFonts w:ascii="TH SarabunPSK" w:hAnsi="TH SarabunPSK" w:cs="TH SarabunPSK"/>
               </w:rPr>
             </w:pPr>
             <w:r>
@@ -11096,7 +10414,7 @@
               <w:spacing w:line="266" w:lineRule="auto"/>
               <w:jc w:val="thaiDistribute"/>
               <w:rPr>
-                <w:rFonts w:ascii="TH SarabunPSK" w:hAnsi="TH SarabunPSK" w:cs="TH SarabunPSK" w:hint="cs"/>
+                <w:rFonts w:ascii="TH SarabunPSK" w:hAnsi="TH SarabunPSK" w:cs="TH SarabunPSK"/>
               </w:rPr>
             </w:pPr>
             <w:r>
@@ -11111,12 +10429,6 @@
         </w:tc>
       </w:tr>
       <w:tr>
-        <w:tblPrEx>
-          <w:tblCellMar>
-            <w:top w:w="0" w:type="dxa"/>
-            <w:bottom w:w="0" w:type="dxa"/>
-          </w:tblCellMar>
-        </w:tblPrEx>
         <w:tc>
           <w:tcPr>
             <w:tcW w:w="620" w:type="dxa"/>
@@ -11133,7 +10445,7 @@
               <w:spacing w:line="266" w:lineRule="auto"/>
               <w:jc w:val="thaiDistribute"/>
               <w:rPr>
-                <w:rFonts w:ascii="TH SarabunPSK" w:hAnsi="TH SarabunPSK" w:cs="TH SarabunPSK" w:hint="cs"/>
+                <w:rFonts w:ascii="TH SarabunPSK" w:hAnsi="TH SarabunPSK" w:cs="TH SarabunPSK"/>
               </w:rPr>
             </w:pPr>
             <w:r>
@@ -11163,19 +10475,13 @@
               <w:spacing w:line="266" w:lineRule="auto"/>
               <w:jc w:val="thaiDistribute"/>
               <w:rPr>
-                <w:rFonts w:ascii="TH SarabunPSK" w:hAnsi="TH SarabunPSK" w:cs="TH SarabunPSK" w:hint="cs"/>
-              </w:rPr>
-            </w:pPr>
-          </w:p>
-        </w:tc>
-      </w:tr>
-      <w:tr>
-        <w:tblPrEx>
-          <w:tblCellMar>
-            <w:top w:w="0" w:type="dxa"/>
-            <w:bottom w:w="0" w:type="dxa"/>
-          </w:tblCellMar>
-        </w:tblPrEx>
+                <w:rFonts w:ascii="TH SarabunPSK" w:hAnsi="TH SarabunPSK" w:cs="TH SarabunPSK"/>
+              </w:rPr>
+            </w:pPr>
+          </w:p>
+        </w:tc>
+      </w:tr>
+      <w:tr>
         <w:tc>
           <w:tcPr>
             <w:tcW w:w="620" w:type="dxa"/>
@@ -11192,7 +10498,7 @@
               <w:spacing w:line="266" w:lineRule="auto"/>
               <w:jc w:val="thaiDistribute"/>
               <w:rPr>
-                <w:rFonts w:ascii="TH SarabunPSK" w:hAnsi="TH SarabunPSK" w:cs="TH SarabunPSK" w:hint="cs"/>
+                <w:rFonts w:ascii="TH SarabunPSK" w:hAnsi="TH SarabunPSK" w:cs="TH SarabunPSK"/>
               </w:rPr>
             </w:pPr>
             <w:r>
@@ -11222,7 +10528,7 @@
               <w:spacing w:line="266" w:lineRule="auto"/>
               <w:jc w:val="thaiDistribute"/>
               <w:rPr>
-                <w:rFonts w:ascii="TH SarabunPSK" w:hAnsi="TH SarabunPSK" w:cs="TH SarabunPSK" w:hint="cs"/>
+                <w:rFonts w:ascii="TH SarabunPSK" w:hAnsi="TH SarabunPSK" w:cs="TH SarabunPSK"/>
               </w:rPr>
             </w:pPr>
             <w:r>
@@ -11237,12 +10543,6 @@
         </w:tc>
       </w:tr>
       <w:tr>
-        <w:tblPrEx>
-          <w:tblCellMar>
-            <w:top w:w="0" w:type="dxa"/>
-            <w:bottom w:w="0" w:type="dxa"/>
-          </w:tblCellMar>
-        </w:tblPrEx>
         <w:tc>
           <w:tcPr>
             <w:tcW w:w="620" w:type="dxa"/>
@@ -11259,7 +10559,7 @@
               <w:spacing w:line="266" w:lineRule="auto"/>
               <w:jc w:val="thaiDistribute"/>
               <w:rPr>
-                <w:rFonts w:ascii="TH SarabunPSK" w:hAnsi="TH SarabunPSK" w:cs="TH SarabunPSK" w:hint="cs"/>
+                <w:rFonts w:ascii="TH SarabunPSK" w:hAnsi="TH SarabunPSK" w:cs="TH SarabunPSK"/>
               </w:rPr>
             </w:pPr>
             <w:r>
@@ -11289,7 +10589,7 @@
               <w:spacing w:line="266" w:lineRule="auto"/>
               <w:jc w:val="thaiDistribute"/>
               <w:rPr>
-                <w:rFonts w:ascii="TH SarabunPSK" w:hAnsi="TH SarabunPSK" w:cs="TH SarabunPSK" w:hint="cs"/>
+                <w:rFonts w:ascii="TH SarabunPSK" w:hAnsi="TH SarabunPSK" w:cs="TH SarabunPSK"/>
               </w:rPr>
             </w:pPr>
             <w:r>
@@ -11309,7 +10609,7 @@
         <w:spacing w:line="266" w:lineRule="auto"/>
         <w:jc w:val="thaiDistribute"/>
         <w:rPr>
-          <w:rFonts w:ascii="TH SarabunPSK" w:hAnsi="TH SarabunPSK" w:cs="TH SarabunPSK" w:hint="cs"/>
+          <w:rFonts w:ascii="TH SarabunPSK" w:hAnsi="TH SarabunPSK" w:cs="TH SarabunPSK"/>
         </w:rPr>
       </w:pPr>
     </w:p>
@@ -11334,12 +10634,6 @@
         <w:gridCol w:w="9360"/>
       </w:tblGrid>
       <w:tr>
-        <w:tblPrEx>
-          <w:tblCellMar>
-            <w:top w:w="0" w:type="dxa"/>
-            <w:bottom w:w="0" w:type="dxa"/>
-          </w:tblCellMar>
-        </w:tblPrEx>
         <w:trPr>
           <w:cantSplit/>
         </w:trPr>
@@ -11359,7 +10653,7 @@
               <w:spacing w:line="266" w:lineRule="auto"/>
               <w:jc w:val="thaiDistribute"/>
               <w:rPr>
-                <w:rFonts w:ascii="TH SarabunPSK" w:hAnsi="TH SarabunPSK" w:cs="TH SarabunPSK" w:hint="cs"/>
+                <w:rFonts w:ascii="TH SarabunPSK" w:hAnsi="TH SarabunPSK" w:cs="TH SarabunPSK"/>
               </w:rPr>
             </w:pPr>
             <w:r>
@@ -11377,7 +10671,7 @@
               <w:spacing w:line="266" w:lineRule="auto"/>
               <w:jc w:val="thaiDistribute"/>
               <w:rPr>
-                <w:rFonts w:ascii="TH SarabunPSK" w:hAnsi="TH SarabunPSK" w:cs="TH SarabunPSK" w:hint="cs"/>
+                <w:rFonts w:ascii="TH SarabunPSK" w:hAnsi="TH SarabunPSK" w:cs="TH SarabunPSK"/>
               </w:rPr>
             </w:pPr>
             <w:r>
@@ -11392,12 +10686,6 @@
         </w:tc>
       </w:tr>
       <w:tr>
-        <w:tblPrEx>
-          <w:tblCellMar>
-            <w:top w:w="0" w:type="dxa"/>
-            <w:bottom w:w="0" w:type="dxa"/>
-          </w:tblCellMar>
-        </w:tblPrEx>
         <w:trPr>
           <w:cantSplit/>
         </w:trPr>
@@ -11417,7 +10705,7 @@
               <w:spacing w:line="266" w:lineRule="auto"/>
               <w:jc w:val="thaiDistribute"/>
               <w:rPr>
-                <w:rFonts w:ascii="TH SarabunPSK" w:hAnsi="TH SarabunPSK" w:cs="TH SarabunPSK" w:hint="cs"/>
+                <w:rFonts w:ascii="TH SarabunPSK" w:hAnsi="TH SarabunPSK" w:cs="TH SarabunPSK"/>
               </w:rPr>
             </w:pPr>
             <w:r>
@@ -11436,7 +10724,7 @@
               <w:spacing w:line="266" w:lineRule="auto"/>
               <w:jc w:val="thaiDistribute"/>
               <w:rPr>
-                <w:rFonts w:ascii="TH SarabunPSK" w:hAnsi="TH SarabunPSK" w:cs="TH SarabunPSK" w:hint="cs"/>
+                <w:rFonts w:ascii="TH SarabunPSK" w:hAnsi="TH SarabunPSK" w:cs="TH SarabunPSK"/>
               </w:rPr>
             </w:pPr>
             <w:r>
@@ -11456,7 +10744,7 @@
         <w:spacing w:line="266" w:lineRule="auto"/>
         <w:jc w:val="thaiDistribute"/>
         <w:rPr>
-          <w:rFonts w:ascii="TH SarabunPSK" w:hAnsi="TH SarabunPSK" w:cs="TH SarabunPSK" w:hint="cs"/>
+          <w:rFonts w:ascii="TH SarabunPSK" w:hAnsi="TH SarabunPSK" w:cs="TH SarabunPSK"/>
         </w:rPr>
       </w:pPr>
     </w:p>
@@ -11481,12 +10769,6 @@
         <w:gridCol w:w="9360"/>
       </w:tblGrid>
       <w:tr>
-        <w:tblPrEx>
-          <w:tblCellMar>
-            <w:top w:w="0" w:type="dxa"/>
-            <w:bottom w:w="0" w:type="dxa"/>
-          </w:tblCellMar>
-        </w:tblPrEx>
         <w:trPr>
           <w:cantSplit/>
         </w:trPr>
@@ -11506,7 +10788,7 @@
               <w:spacing w:line="266" w:lineRule="auto"/>
               <w:jc w:val="thaiDistribute"/>
               <w:rPr>
-                <w:rFonts w:ascii="TH SarabunPSK" w:hAnsi="TH SarabunPSK" w:cs="TH SarabunPSK" w:hint="cs"/>
+                <w:rFonts w:ascii="TH SarabunPSK" w:hAnsi="TH SarabunPSK" w:cs="TH SarabunPSK"/>
                 <w:b/>
               </w:rPr>
             </w:pPr>
@@ -11524,7 +10806,7 @@
               <w:spacing w:line="266" w:lineRule="auto"/>
               <w:jc w:val="thaiDistribute"/>
               <w:rPr>
-                <w:rFonts w:ascii="TH SarabunPSK" w:hAnsi="TH SarabunPSK" w:cs="TH SarabunPSK" w:hint="cs"/>
+                <w:rFonts w:ascii="TH SarabunPSK" w:hAnsi="TH SarabunPSK" w:cs="TH SarabunPSK"/>
                 <w:b/>
               </w:rPr>
             </w:pPr>
@@ -11567,7 +10849,7 @@
         <w:spacing w:line="266" w:lineRule="auto"/>
         <w:jc w:val="thaiDistribute"/>
         <w:rPr>
-          <w:rFonts w:ascii="TH SarabunPSK" w:hAnsi="TH SarabunPSK" w:cs="TH SarabunPSK" w:hint="cs"/>
+          <w:rFonts w:ascii="TH SarabunPSK" w:hAnsi="TH SarabunPSK" w:cs="TH SarabunPSK"/>
         </w:rPr>
       </w:pPr>
     </w:p>
@@ -11578,7 +10860,7 @@
         <w:ind w:left="360"/>
         <w:jc w:val="thaiDistribute"/>
         <w:rPr>
-          <w:rFonts w:ascii="TH SarabunPSK" w:hAnsi="TH SarabunPSK" w:cs="TH SarabunPSK" w:hint="cs"/>
+          <w:rFonts w:ascii="TH SarabunPSK" w:hAnsi="TH SarabunPSK" w:cs="TH SarabunPSK"/>
         </w:rPr>
       </w:pPr>
       <w:r>
@@ -11598,7 +10880,7 @@
         <w:ind w:left="720"/>
         <w:jc w:val="thaiDistribute"/>
         <w:rPr>
-          <w:rFonts w:ascii="TH SarabunPSK" w:hAnsi="TH SarabunPSK" w:cs="TH SarabunPSK" w:hint="cs"/>
+          <w:rFonts w:ascii="TH SarabunPSK" w:hAnsi="TH SarabunPSK" w:cs="TH SarabunPSK"/>
         </w:rPr>
       </w:pPr>
       <w:r>
@@ -11626,7 +10908,7 @@
         <w:ind w:left="720"/>
         <w:jc w:val="thaiDistribute"/>
         <w:rPr>
-          <w:rFonts w:ascii="TH SarabunPSK" w:hAnsi="TH SarabunPSK" w:cs="TH SarabunPSK" w:hint="cs"/>
+          <w:rFonts w:ascii="TH SarabunPSK" w:hAnsi="TH SarabunPSK" w:cs="TH SarabunPSK"/>
         </w:rPr>
       </w:pPr>
       <w:r>
@@ -11642,7 +10924,7 @@
         <w:ind w:left="720"/>
         <w:jc w:val="thaiDistribute"/>
         <w:rPr>
-          <w:rFonts w:ascii="TH SarabunPSK" w:hAnsi="TH SarabunPSK" w:cs="TH SarabunPSK" w:hint="cs"/>
+          <w:rFonts w:ascii="TH SarabunPSK" w:hAnsi="TH SarabunPSK" w:cs="TH SarabunPSK"/>
         </w:rPr>
       </w:pPr>
       <w:r>
@@ -11658,7 +10940,7 @@
         <w:ind w:left="720"/>
         <w:jc w:val="thaiDistribute"/>
         <w:rPr>
-          <w:rFonts w:ascii="TH SarabunPSK" w:hAnsi="TH SarabunPSK" w:cs="TH SarabunPSK" w:hint="cs"/>
+          <w:rFonts w:ascii="TH SarabunPSK" w:hAnsi="TH SarabunPSK" w:cs="TH SarabunPSK"/>
         </w:rPr>
       </w:pPr>
       <w:r>
@@ -11673,7 +10955,7 @@
         <w:spacing w:line="266" w:lineRule="auto"/>
         <w:jc w:val="thaiDistribute"/>
         <w:rPr>
-          <w:rFonts w:ascii="TH SarabunPSK" w:hAnsi="TH SarabunPSK" w:cs="TH SarabunPSK" w:hint="cs"/>
+          <w:rFonts w:ascii="TH SarabunPSK" w:hAnsi="TH SarabunPSK" w:cs="TH SarabunPSK"/>
         </w:rPr>
       </w:pPr>
     </w:p>
@@ -11702,12 +10984,6 @@
         <w:gridCol w:w="1900"/>
       </w:tblGrid>
       <w:tr>
-        <w:tblPrEx>
-          <w:tblCellMar>
-            <w:top w:w="0" w:type="dxa"/>
-            <w:bottom w:w="0" w:type="dxa"/>
-          </w:tblCellMar>
-        </w:tblPrEx>
         <w:trPr>
           <w:tblHeader/>
         </w:trPr>
@@ -11728,7 +11004,7 @@
               <w:spacing w:line="266" w:lineRule="auto"/>
               <w:jc w:val="thaiDistribute"/>
               <w:rPr>
-                <w:rFonts w:ascii="TH SarabunPSK" w:hAnsi="TH SarabunPSK" w:cs="TH SarabunPSK" w:hint="cs"/>
+                <w:rFonts w:ascii="TH SarabunPSK" w:hAnsi="TH SarabunPSK" w:cs="TH SarabunPSK"/>
               </w:rPr>
             </w:pPr>
             <w:r>
@@ -11761,7 +11037,7 @@
               <w:spacing w:line="266" w:lineRule="auto"/>
               <w:jc w:val="thaiDistribute"/>
               <w:rPr>
-                <w:rFonts w:ascii="TH SarabunPSK" w:hAnsi="TH SarabunPSK" w:cs="TH SarabunPSK" w:hint="cs"/>
+                <w:rFonts w:ascii="TH SarabunPSK" w:hAnsi="TH SarabunPSK" w:cs="TH SarabunPSK"/>
               </w:rPr>
             </w:pPr>
             <w:r>
@@ -11794,7 +11070,7 @@
               <w:spacing w:line="266" w:lineRule="auto"/>
               <w:jc w:val="thaiDistribute"/>
               <w:rPr>
-                <w:rFonts w:ascii="TH SarabunPSK" w:hAnsi="TH SarabunPSK" w:cs="TH SarabunPSK" w:hint="cs"/>
+                <w:rFonts w:ascii="TH SarabunPSK" w:hAnsi="TH SarabunPSK" w:cs="TH SarabunPSK"/>
               </w:rPr>
             </w:pPr>
             <w:r>
@@ -11814,7 +11090,7 @@
               <w:spacing w:line="266" w:lineRule="auto"/>
               <w:jc w:val="thaiDistribute"/>
               <w:rPr>
-                <w:rFonts w:ascii="TH SarabunPSK" w:hAnsi="TH SarabunPSK" w:cs="TH SarabunPSK" w:hint="cs"/>
+                <w:rFonts w:ascii="TH SarabunPSK" w:hAnsi="TH SarabunPSK" w:cs="TH SarabunPSK"/>
               </w:rPr>
             </w:pPr>
             <w:r>
@@ -11847,7 +11123,7 @@
               <w:spacing w:line="266" w:lineRule="auto"/>
               <w:jc w:val="thaiDistribute"/>
               <w:rPr>
-                <w:rFonts w:ascii="TH SarabunPSK" w:hAnsi="TH SarabunPSK" w:cs="TH SarabunPSK" w:hint="cs"/>
+                <w:rFonts w:ascii="TH SarabunPSK" w:hAnsi="TH SarabunPSK" w:cs="TH SarabunPSK"/>
               </w:rPr>
             </w:pPr>
             <w:r>
@@ -11880,7 +11156,7 @@
               <w:spacing w:line="266" w:lineRule="auto"/>
               <w:jc w:val="thaiDistribute"/>
               <w:rPr>
-                <w:rFonts w:ascii="TH SarabunPSK" w:hAnsi="TH SarabunPSK" w:cs="TH SarabunPSK" w:hint="cs"/>
+                <w:rFonts w:ascii="TH SarabunPSK" w:hAnsi="TH SarabunPSK" w:cs="TH SarabunPSK"/>
               </w:rPr>
             </w:pPr>
             <w:r>
@@ -11898,12 +11174,6 @@
         </w:tc>
       </w:tr>
       <w:tr>
-        <w:tblPrEx>
-          <w:tblCellMar>
-            <w:top w:w="0" w:type="dxa"/>
-            <w:bottom w:w="0" w:type="dxa"/>
-          </w:tblCellMar>
-        </w:tblPrEx>
         <w:tc>
           <w:tcPr>
             <w:tcW w:w="900" w:type="dxa"/>
@@ -11920,7 +11190,7 @@
               <w:spacing w:line="266" w:lineRule="auto"/>
               <w:jc w:val="thaiDistribute"/>
               <w:rPr>
-                <w:rFonts w:ascii="TH SarabunPSK" w:hAnsi="TH SarabunPSK" w:cs="TH SarabunPSK" w:hint="cs"/>
+                <w:rFonts w:ascii="TH SarabunPSK" w:hAnsi="TH SarabunPSK" w:cs="TH SarabunPSK"/>
               </w:rPr>
             </w:pPr>
             <w:r>
@@ -11949,7 +11219,7 @@
               <w:spacing w:line="266" w:lineRule="auto"/>
               <w:jc w:val="thaiDistribute"/>
               <w:rPr>
-                <w:rFonts w:ascii="TH SarabunPSK" w:hAnsi="TH SarabunPSK" w:cs="TH SarabunPSK" w:hint="cs"/>
+                <w:rFonts w:ascii="TH SarabunPSK" w:hAnsi="TH SarabunPSK" w:cs="TH SarabunPSK"/>
               </w:rPr>
             </w:pPr>
             <w:r>
@@ -11978,7 +11248,7 @@
               <w:spacing w:line="266" w:lineRule="auto"/>
               <w:jc w:val="thaiDistribute"/>
               <w:rPr>
-                <w:rFonts w:ascii="TH SarabunPSK" w:hAnsi="TH SarabunPSK" w:cs="TH SarabunPSK" w:hint="cs"/>
+                <w:rFonts w:ascii="TH SarabunPSK" w:hAnsi="TH SarabunPSK" w:cs="TH SarabunPSK"/>
               </w:rPr>
             </w:pPr>
           </w:p>
@@ -11999,7 +11269,7 @@
               <w:spacing w:line="266" w:lineRule="auto"/>
               <w:jc w:val="thaiDistribute"/>
               <w:rPr>
-                <w:rFonts w:ascii="TH SarabunPSK" w:hAnsi="TH SarabunPSK" w:cs="TH SarabunPSK" w:hint="cs"/>
+                <w:rFonts w:ascii="TH SarabunPSK" w:hAnsi="TH SarabunPSK" w:cs="TH SarabunPSK"/>
               </w:rPr>
             </w:pPr>
           </w:p>
@@ -12020,19 +11290,13 @@
               <w:spacing w:line="266" w:lineRule="auto"/>
               <w:jc w:val="thaiDistribute"/>
               <w:rPr>
-                <w:rFonts w:ascii="TH SarabunPSK" w:hAnsi="TH SarabunPSK" w:cs="TH SarabunPSK" w:hint="cs"/>
-              </w:rPr>
-            </w:pPr>
-          </w:p>
-        </w:tc>
-      </w:tr>
-      <w:tr>
-        <w:tblPrEx>
-          <w:tblCellMar>
-            <w:top w:w="0" w:type="dxa"/>
-            <w:bottom w:w="0" w:type="dxa"/>
-          </w:tblCellMar>
-        </w:tblPrEx>
+                <w:rFonts w:ascii="TH SarabunPSK" w:hAnsi="TH SarabunPSK" w:cs="TH SarabunPSK"/>
+              </w:rPr>
+            </w:pPr>
+          </w:p>
+        </w:tc>
+      </w:tr>
+      <w:tr>
         <w:tc>
           <w:tcPr>
             <w:tcW w:w="900" w:type="dxa"/>
@@ -12050,7 +11314,7 @@
               <w:spacing w:line="266" w:lineRule="auto"/>
               <w:jc w:val="thaiDistribute"/>
               <w:rPr>
-                <w:rFonts w:ascii="TH SarabunPSK" w:hAnsi="TH SarabunPSK" w:cs="TH SarabunPSK" w:hint="cs"/>
+                <w:rFonts w:ascii="TH SarabunPSK" w:hAnsi="TH SarabunPSK" w:cs="TH SarabunPSK"/>
               </w:rPr>
             </w:pPr>
             <w:r>
@@ -12080,7 +11344,7 @@
               <w:spacing w:line="266" w:lineRule="auto"/>
               <w:jc w:val="thaiDistribute"/>
               <w:rPr>
-                <w:rFonts w:ascii="TH SarabunPSK" w:hAnsi="TH SarabunPSK" w:cs="TH SarabunPSK" w:hint="cs"/>
+                <w:rFonts w:ascii="TH SarabunPSK" w:hAnsi="TH SarabunPSK" w:cs="TH SarabunPSK"/>
               </w:rPr>
             </w:pPr>
             <w:r>
@@ -12110,7 +11374,7 @@
               <w:spacing w:line="266" w:lineRule="auto"/>
               <w:jc w:val="thaiDistribute"/>
               <w:rPr>
-                <w:rFonts w:ascii="TH SarabunPSK" w:hAnsi="TH SarabunPSK" w:cs="TH SarabunPSK" w:hint="cs"/>
+                <w:rFonts w:ascii="TH SarabunPSK" w:hAnsi="TH SarabunPSK" w:cs="TH SarabunPSK"/>
               </w:rPr>
             </w:pPr>
           </w:p>
@@ -12132,7 +11396,7 @@
               <w:spacing w:line="266" w:lineRule="auto"/>
               <w:jc w:val="thaiDistribute"/>
               <w:rPr>
-                <w:rFonts w:ascii="TH SarabunPSK" w:hAnsi="TH SarabunPSK" w:cs="TH SarabunPSK" w:hint="cs"/>
+                <w:rFonts w:ascii="TH SarabunPSK" w:hAnsi="TH SarabunPSK" w:cs="TH SarabunPSK"/>
               </w:rPr>
             </w:pPr>
           </w:p>
@@ -12154,19 +11418,13 @@
               <w:spacing w:line="266" w:lineRule="auto"/>
               <w:jc w:val="thaiDistribute"/>
               <w:rPr>
-                <w:rFonts w:ascii="TH SarabunPSK" w:hAnsi="TH SarabunPSK" w:cs="TH SarabunPSK" w:hint="cs"/>
-              </w:rPr>
-            </w:pPr>
-          </w:p>
-        </w:tc>
-      </w:tr>
-      <w:tr>
-        <w:tblPrEx>
-          <w:tblCellMar>
-            <w:top w:w="0" w:type="dxa"/>
-            <w:bottom w:w="0" w:type="dxa"/>
-          </w:tblCellMar>
-        </w:tblPrEx>
+                <w:rFonts w:ascii="TH SarabunPSK" w:hAnsi="TH SarabunPSK" w:cs="TH SarabunPSK"/>
+              </w:rPr>
+            </w:pPr>
+          </w:p>
+        </w:tc>
+      </w:tr>
+      <w:tr>
         <w:tc>
           <w:tcPr>
             <w:tcW w:w="900" w:type="dxa"/>
@@ -12183,7 +11441,7 @@
               <w:spacing w:line="266" w:lineRule="auto"/>
               <w:jc w:val="thaiDistribute"/>
               <w:rPr>
-                <w:rFonts w:ascii="TH SarabunPSK" w:hAnsi="TH SarabunPSK" w:cs="TH SarabunPSK" w:hint="cs"/>
+                <w:rFonts w:ascii="TH SarabunPSK" w:hAnsi="TH SarabunPSK" w:cs="TH SarabunPSK"/>
               </w:rPr>
             </w:pPr>
             <w:r>
@@ -12212,7 +11470,7 @@
               <w:spacing w:line="266" w:lineRule="auto"/>
               <w:jc w:val="thaiDistribute"/>
               <w:rPr>
-                <w:rFonts w:ascii="TH SarabunPSK" w:hAnsi="TH SarabunPSK" w:cs="TH SarabunPSK" w:hint="cs"/>
+                <w:rFonts w:ascii="TH SarabunPSK" w:hAnsi="TH SarabunPSK" w:cs="TH SarabunPSK"/>
               </w:rPr>
             </w:pPr>
             <w:r>
@@ -12241,7 +11499,7 @@
               <w:spacing w:line="266" w:lineRule="auto"/>
               <w:jc w:val="thaiDistribute"/>
               <w:rPr>
-                <w:rFonts w:ascii="TH SarabunPSK" w:hAnsi="TH SarabunPSK" w:cs="TH SarabunPSK" w:hint="cs"/>
+                <w:rFonts w:ascii="TH SarabunPSK" w:hAnsi="TH SarabunPSK" w:cs="TH SarabunPSK"/>
               </w:rPr>
             </w:pPr>
           </w:p>
@@ -12262,7 +11520,7 @@
               <w:spacing w:line="266" w:lineRule="auto"/>
               <w:jc w:val="thaiDistribute"/>
               <w:rPr>
-                <w:rFonts w:ascii="TH SarabunPSK" w:hAnsi="TH SarabunPSK" w:cs="TH SarabunPSK" w:hint="cs"/>
+                <w:rFonts w:ascii="TH SarabunPSK" w:hAnsi="TH SarabunPSK" w:cs="TH SarabunPSK"/>
               </w:rPr>
             </w:pPr>
           </w:p>
@@ -12283,19 +11541,13 @@
               <w:spacing w:line="266" w:lineRule="auto"/>
               <w:jc w:val="thaiDistribute"/>
               <w:rPr>
-                <w:rFonts w:ascii="TH SarabunPSK" w:hAnsi="TH SarabunPSK" w:cs="TH SarabunPSK" w:hint="cs"/>
-              </w:rPr>
-            </w:pPr>
-          </w:p>
-        </w:tc>
-      </w:tr>
-      <w:tr>
-        <w:tblPrEx>
-          <w:tblCellMar>
-            <w:top w:w="0" w:type="dxa"/>
-            <w:bottom w:w="0" w:type="dxa"/>
-          </w:tblCellMar>
-        </w:tblPrEx>
+                <w:rFonts w:ascii="TH SarabunPSK" w:hAnsi="TH SarabunPSK" w:cs="TH SarabunPSK"/>
+              </w:rPr>
+            </w:pPr>
+          </w:p>
+        </w:tc>
+      </w:tr>
+      <w:tr>
         <w:tc>
           <w:tcPr>
             <w:tcW w:w="900" w:type="dxa"/>
@@ -12313,7 +11565,7 @@
               <w:spacing w:line="266" w:lineRule="auto"/>
               <w:jc w:val="thaiDistribute"/>
               <w:rPr>
-                <w:rFonts w:ascii="TH SarabunPSK" w:hAnsi="TH SarabunPSK" w:cs="TH SarabunPSK" w:hint="cs"/>
+                <w:rFonts w:ascii="TH SarabunPSK" w:hAnsi="TH SarabunPSK" w:cs="TH SarabunPSK"/>
               </w:rPr>
             </w:pPr>
             <w:r>
@@ -12343,7 +11595,7 @@
               <w:spacing w:line="266" w:lineRule="auto"/>
               <w:jc w:val="thaiDistribute"/>
               <w:rPr>
-                <w:rFonts w:ascii="TH SarabunPSK" w:hAnsi="TH SarabunPSK" w:cs="TH SarabunPSK" w:hint="cs"/>
+                <w:rFonts w:ascii="TH SarabunPSK" w:hAnsi="TH SarabunPSK" w:cs="TH SarabunPSK"/>
               </w:rPr>
             </w:pPr>
             <w:r>
@@ -12373,7 +11625,7 @@
               <w:spacing w:line="266" w:lineRule="auto"/>
               <w:jc w:val="thaiDistribute"/>
               <w:rPr>
-                <w:rFonts w:ascii="TH SarabunPSK" w:hAnsi="TH SarabunPSK" w:cs="TH SarabunPSK" w:hint="cs"/>
+                <w:rFonts w:ascii="TH SarabunPSK" w:hAnsi="TH SarabunPSK" w:cs="TH SarabunPSK"/>
               </w:rPr>
             </w:pPr>
           </w:p>
@@ -12395,7 +11647,7 @@
               <w:spacing w:line="266" w:lineRule="auto"/>
               <w:jc w:val="thaiDistribute"/>
               <w:rPr>
-                <w:rFonts w:ascii="TH SarabunPSK" w:hAnsi="TH SarabunPSK" w:cs="TH SarabunPSK" w:hint="cs"/>
+                <w:rFonts w:ascii="TH SarabunPSK" w:hAnsi="TH SarabunPSK" w:cs="TH SarabunPSK"/>
               </w:rPr>
             </w:pPr>
           </w:p>
@@ -12417,19 +11669,13 @@
               <w:spacing w:line="266" w:lineRule="auto"/>
               <w:jc w:val="thaiDistribute"/>
               <w:rPr>
-                <w:rFonts w:ascii="TH SarabunPSK" w:hAnsi="TH SarabunPSK" w:cs="TH SarabunPSK" w:hint="cs"/>
-              </w:rPr>
-            </w:pPr>
-          </w:p>
-        </w:tc>
-      </w:tr>
-      <w:tr>
-        <w:tblPrEx>
-          <w:tblCellMar>
-            <w:top w:w="0" w:type="dxa"/>
-            <w:bottom w:w="0" w:type="dxa"/>
-          </w:tblCellMar>
-        </w:tblPrEx>
+                <w:rFonts w:ascii="TH SarabunPSK" w:hAnsi="TH SarabunPSK" w:cs="TH SarabunPSK"/>
+              </w:rPr>
+            </w:pPr>
+          </w:p>
+        </w:tc>
+      </w:tr>
+      <w:tr>
         <w:tc>
           <w:tcPr>
             <w:tcW w:w="900" w:type="dxa"/>
@@ -12446,7 +11692,7 @@
               <w:spacing w:line="266" w:lineRule="auto"/>
               <w:jc w:val="thaiDistribute"/>
               <w:rPr>
-                <w:rFonts w:ascii="TH SarabunPSK" w:hAnsi="TH SarabunPSK" w:cs="TH SarabunPSK" w:hint="cs"/>
+                <w:rFonts w:ascii="TH SarabunPSK" w:hAnsi="TH SarabunPSK" w:cs="TH SarabunPSK"/>
               </w:rPr>
             </w:pPr>
             <w:r>
@@ -12475,7 +11721,7 @@
               <w:spacing w:line="266" w:lineRule="auto"/>
               <w:jc w:val="thaiDistribute"/>
               <w:rPr>
-                <w:rFonts w:ascii="TH SarabunPSK" w:hAnsi="TH SarabunPSK" w:cs="TH SarabunPSK" w:hint="cs"/>
+                <w:rFonts w:ascii="TH SarabunPSK" w:hAnsi="TH SarabunPSK" w:cs="TH SarabunPSK"/>
               </w:rPr>
             </w:pPr>
             <w:r>
@@ -12504,7 +11750,7 @@
               <w:spacing w:line="266" w:lineRule="auto"/>
               <w:jc w:val="thaiDistribute"/>
               <w:rPr>
-                <w:rFonts w:ascii="TH SarabunPSK" w:hAnsi="TH SarabunPSK" w:cs="TH SarabunPSK" w:hint="cs"/>
+                <w:rFonts w:ascii="TH SarabunPSK" w:hAnsi="TH SarabunPSK" w:cs="TH SarabunPSK"/>
               </w:rPr>
             </w:pPr>
           </w:p>
@@ -12525,7 +11771,7 @@
               <w:spacing w:line="266" w:lineRule="auto"/>
               <w:jc w:val="thaiDistribute"/>
               <w:rPr>
-                <w:rFonts w:ascii="TH SarabunPSK" w:hAnsi="TH SarabunPSK" w:cs="TH SarabunPSK" w:hint="cs"/>
+                <w:rFonts w:ascii="TH SarabunPSK" w:hAnsi="TH SarabunPSK" w:cs="TH SarabunPSK"/>
               </w:rPr>
             </w:pPr>
           </w:p>
@@ -12546,7 +11792,7 @@
               <w:spacing w:line="266" w:lineRule="auto"/>
               <w:jc w:val="thaiDistribute"/>
               <w:rPr>
-                <w:rFonts w:ascii="TH SarabunPSK" w:hAnsi="TH SarabunPSK" w:cs="TH SarabunPSK" w:hint="cs"/>
+                <w:rFonts w:ascii="TH SarabunPSK" w:hAnsi="TH SarabunPSK" w:cs="TH SarabunPSK"/>
               </w:rPr>
             </w:pPr>
           </w:p>
@@ -12558,7 +11804,7 @@
         <w:spacing w:line="266" w:lineRule="auto"/>
         <w:jc w:val="thaiDistribute"/>
         <w:rPr>
-          <w:rFonts w:ascii="TH SarabunPSK" w:hAnsi="TH SarabunPSK" w:cs="TH SarabunPSK" w:hint="cs"/>
+          <w:rFonts w:ascii="TH SarabunPSK" w:hAnsi="TH SarabunPSK" w:cs="TH SarabunPSK"/>
         </w:rPr>
       </w:pPr>
     </w:p>
@@ -12568,7 +11814,7 @@
         <w:ind w:left="360"/>
         <w:jc w:val="thaiDistribute"/>
         <w:rPr>
-          <w:rFonts w:ascii="TH SarabunPSK" w:hAnsi="TH SarabunPSK" w:cs="TH SarabunPSK" w:hint="cs"/>
+          <w:rFonts w:ascii="TH SarabunPSK" w:hAnsi="TH SarabunPSK" w:cs="TH SarabunPSK"/>
         </w:rPr>
       </w:pPr>
       <w:r>
@@ -12585,7 +11831,7 @@
         <w:spacing w:line="266" w:lineRule="auto"/>
         <w:jc w:val="thaiDistribute"/>
         <w:rPr>
-          <w:rFonts w:ascii="TH SarabunPSK" w:hAnsi="TH SarabunPSK" w:cs="TH SarabunPSK" w:hint="cs"/>
+          <w:rFonts w:ascii="TH SarabunPSK" w:hAnsi="TH SarabunPSK" w:cs="TH SarabunPSK"/>
         </w:rPr>
       </w:pPr>
     </w:p>
@@ -12596,7 +11842,7 @@
         <w:ind w:left="360"/>
         <w:jc w:val="thaiDistribute"/>
         <w:rPr>
-          <w:rFonts w:ascii="TH SarabunPSK" w:hAnsi="TH SarabunPSK" w:cs="TH SarabunPSK" w:hint="cs"/>
+          <w:rFonts w:ascii="TH SarabunPSK" w:hAnsi="TH SarabunPSK" w:cs="TH SarabunPSK"/>
         </w:rPr>
       </w:pPr>
       <w:r>
@@ -12617,7 +11863,7 @@
         <w:ind w:left="360"/>
         <w:jc w:val="thaiDistribute"/>
         <w:rPr>
-          <w:rFonts w:ascii="TH SarabunPSK" w:hAnsi="TH SarabunPSK" w:cs="TH SarabunPSK" w:hint="cs"/>
+          <w:rFonts w:ascii="TH SarabunPSK" w:hAnsi="TH SarabunPSK" w:cs="TH SarabunPSK"/>
         </w:rPr>
       </w:pPr>
       <w:r>
@@ -12662,7 +11908,7 @@
         <w:spacing w:line="266" w:lineRule="auto"/>
         <w:jc w:val="thaiDistribute"/>
         <w:rPr>
-          <w:rFonts w:ascii="TH SarabunPSK" w:hAnsi="TH SarabunPSK" w:cs="TH SarabunPSK" w:hint="cs"/>
+          <w:rFonts w:ascii="TH SarabunPSK" w:hAnsi="TH SarabunPSK" w:cs="TH SarabunPSK"/>
         </w:rPr>
       </w:pPr>
     </w:p>
@@ -12674,7 +11920,7 @@
         <w:spacing w:line="266" w:lineRule="auto"/>
         <w:jc w:val="thaiDistribute"/>
         <w:rPr>
-          <w:rFonts w:ascii="TH SarabunPSK" w:hAnsi="TH SarabunPSK" w:cs="TH SarabunPSK" w:hint="cs"/>
+          <w:rFonts w:ascii="TH SarabunPSK" w:hAnsi="TH SarabunPSK" w:cs="TH SarabunPSK"/>
         </w:rPr>
       </w:pPr>
     </w:p>
@@ -12686,7 +11932,7 @@
         <w:spacing w:line="266" w:lineRule="auto"/>
         <w:jc w:val="thaiDistribute"/>
         <w:rPr>
-          <w:rFonts w:ascii="TH SarabunPSK" w:hAnsi="TH SarabunPSK" w:cs="TH SarabunPSK" w:hint="cs"/>
+          <w:rFonts w:ascii="TH SarabunPSK" w:hAnsi="TH SarabunPSK" w:cs="TH SarabunPSK"/>
         </w:rPr>
       </w:pPr>
     </w:p>
@@ -12695,7 +11941,7 @@
         <w:spacing w:line="266" w:lineRule="auto"/>
         <w:jc w:val="thaiDistribute"/>
         <w:rPr>
-          <w:rFonts w:ascii="TH SarabunPSK" w:hAnsi="TH SarabunPSK" w:cs="TH SarabunPSK" w:hint="cs"/>
+          <w:rFonts w:ascii="TH SarabunPSK" w:hAnsi="TH SarabunPSK" w:cs="TH SarabunPSK"/>
         </w:rPr>
       </w:pPr>
       <w:r>
@@ -12711,7 +11957,7 @@
         <w:spacing w:line="266" w:lineRule="auto"/>
         <w:jc w:val="thaiDistribute"/>
         <w:rPr>
-          <w:rFonts w:ascii="TH SarabunPSK" w:hAnsi="TH SarabunPSK" w:cs="TH SarabunPSK" w:hint="cs"/>
+          <w:rFonts w:ascii="TH SarabunPSK" w:hAnsi="TH SarabunPSK" w:cs="TH SarabunPSK"/>
         </w:rPr>
       </w:pPr>
       <w:r>
@@ -12734,7 +11980,7 @@
         <w:ind w:left="360"/>
         <w:jc w:val="thaiDistribute"/>
         <w:rPr>
-          <w:rFonts w:ascii="TH SarabunPSK" w:hAnsi="TH SarabunPSK" w:cs="TH SarabunPSK" w:hint="cs"/>
+          <w:rFonts w:ascii="TH SarabunPSK" w:hAnsi="TH SarabunPSK" w:cs="TH SarabunPSK"/>
         </w:rPr>
       </w:pPr>
       <w:r>
@@ -12753,7 +11999,7 @@
         <w:spacing w:line="266" w:lineRule="auto"/>
         <w:jc w:val="thaiDistribute"/>
         <w:rPr>
-          <w:rFonts w:ascii="TH SarabunPSK" w:hAnsi="TH SarabunPSK" w:cs="TH SarabunPSK" w:hint="cs"/>
+          <w:rFonts w:ascii="TH SarabunPSK" w:hAnsi="TH SarabunPSK" w:cs="TH SarabunPSK"/>
         </w:rPr>
       </w:pPr>
       <w:r>
@@ -12806,7 +12052,7 @@
         <w:spacing w:line="266" w:lineRule="auto"/>
         <w:jc w:val="center"/>
         <w:rPr>
-          <w:rFonts w:ascii="TH SarabunPSK" w:hAnsi="TH SarabunPSK" w:cs="TH SarabunPSK" w:hint="cs"/>
+          <w:rFonts w:ascii="TH SarabunPSK" w:hAnsi="TH SarabunPSK" w:cs="TH SarabunPSK"/>
         </w:rPr>
       </w:pPr>
       <w:r>
@@ -12867,12 +12113,6 @@
         <w:gridCol w:w="3760"/>
       </w:tblGrid>
       <w:tr>
-        <w:tblPrEx>
-          <w:tblCellMar>
-            <w:top w:w="0" w:type="dxa"/>
-            <w:bottom w:w="0" w:type="dxa"/>
-          </w:tblCellMar>
-        </w:tblPrEx>
         <w:trPr>
           <w:tblHeader/>
         </w:trPr>
@@ -12893,7 +12133,7 @@
               <w:spacing w:line="266" w:lineRule="auto"/>
               <w:jc w:val="thaiDistribute"/>
               <w:rPr>
-                <w:rFonts w:ascii="TH SarabunPSK" w:hAnsi="TH SarabunPSK" w:cs="TH SarabunPSK" w:hint="cs"/>
+                <w:rFonts w:ascii="TH SarabunPSK" w:hAnsi="TH SarabunPSK" w:cs="TH SarabunPSK"/>
               </w:rPr>
             </w:pPr>
             <w:r>
@@ -12926,7 +12166,7 @@
               <w:spacing w:line="266" w:lineRule="auto"/>
               <w:jc w:val="thaiDistribute"/>
               <w:rPr>
-                <w:rFonts w:ascii="TH SarabunPSK" w:hAnsi="TH SarabunPSK" w:cs="TH SarabunPSK" w:hint="cs"/>
+                <w:rFonts w:ascii="TH SarabunPSK" w:hAnsi="TH SarabunPSK" w:cs="TH SarabunPSK"/>
               </w:rPr>
             </w:pPr>
             <w:r>
@@ -12959,7 +12199,7 @@
               <w:spacing w:line="266" w:lineRule="auto"/>
               <w:jc w:val="thaiDistribute"/>
               <w:rPr>
-                <w:rFonts w:ascii="TH SarabunPSK" w:hAnsi="TH SarabunPSK" w:cs="TH SarabunPSK" w:hint="cs"/>
+                <w:rFonts w:ascii="TH SarabunPSK" w:hAnsi="TH SarabunPSK" w:cs="TH SarabunPSK"/>
               </w:rPr>
             </w:pPr>
             <w:r>
@@ -12992,7 +12232,7 @@
               <w:spacing w:line="266" w:lineRule="auto"/>
               <w:jc w:val="thaiDistribute"/>
               <w:rPr>
-                <w:rFonts w:ascii="TH SarabunPSK" w:hAnsi="TH SarabunPSK" w:cs="TH SarabunPSK" w:hint="cs"/>
+                <w:rFonts w:ascii="TH SarabunPSK" w:hAnsi="TH SarabunPSK" w:cs="TH SarabunPSK"/>
               </w:rPr>
             </w:pPr>
             <w:r>
@@ -13010,12 +12250,6 @@
         </w:tc>
       </w:tr>
       <w:tr>
-        <w:tblPrEx>
-          <w:tblCellMar>
-            <w:top w:w="0" w:type="dxa"/>
-            <w:bottom w:w="0" w:type="dxa"/>
-          </w:tblCellMar>
-        </w:tblPrEx>
         <w:tc>
           <w:tcPr>
             <w:tcW w:w="2300" w:type="dxa"/>
@@ -13032,7 +12266,7 @@
               <w:spacing w:line="266" w:lineRule="auto"/>
               <w:jc w:val="thaiDistribute"/>
               <w:rPr>
-                <w:rFonts w:ascii="TH SarabunPSK" w:hAnsi="TH SarabunPSK" w:cs="TH SarabunPSK" w:hint="cs"/>
+                <w:rFonts w:ascii="TH SarabunPSK" w:hAnsi="TH SarabunPSK" w:cs="TH SarabunPSK"/>
               </w:rPr>
             </w:pPr>
             <w:r>
@@ -13061,7 +12295,7 @@
               <w:spacing w:line="266" w:lineRule="auto"/>
               <w:jc w:val="thaiDistribute"/>
               <w:rPr>
-                <w:rFonts w:ascii="TH SarabunPSK" w:hAnsi="TH SarabunPSK" w:cs="TH SarabunPSK" w:hint="cs"/>
+                <w:rFonts w:ascii="TH SarabunPSK" w:hAnsi="TH SarabunPSK" w:cs="TH SarabunPSK"/>
               </w:rPr>
             </w:pPr>
             <w:r>
@@ -13090,7 +12324,7 @@
               <w:spacing w:line="266" w:lineRule="auto"/>
               <w:jc w:val="thaiDistribute"/>
               <w:rPr>
-                <w:rFonts w:ascii="TH SarabunPSK" w:hAnsi="TH SarabunPSK" w:cs="TH SarabunPSK" w:hint="cs"/>
+                <w:rFonts w:ascii="TH SarabunPSK" w:hAnsi="TH SarabunPSK" w:cs="TH SarabunPSK"/>
               </w:rPr>
             </w:pPr>
             <w:r>
@@ -13119,7 +12353,7 @@
               <w:spacing w:line="266" w:lineRule="auto"/>
               <w:jc w:val="thaiDistribute"/>
               <w:rPr>
-                <w:rFonts w:ascii="TH SarabunPSK" w:hAnsi="TH SarabunPSK" w:cs="TH SarabunPSK" w:hint="cs"/>
+                <w:rFonts w:ascii="TH SarabunPSK" w:hAnsi="TH SarabunPSK" w:cs="TH SarabunPSK"/>
               </w:rPr>
             </w:pPr>
             <w:r>
@@ -13134,12 +12368,6 @@
         </w:tc>
       </w:tr>
       <w:tr>
-        <w:tblPrEx>
-          <w:tblCellMar>
-            <w:top w:w="0" w:type="dxa"/>
-            <w:bottom w:w="0" w:type="dxa"/>
-          </w:tblCellMar>
-        </w:tblPrEx>
         <w:tc>
           <w:tcPr>
             <w:tcW w:w="2300" w:type="dxa"/>
@@ -13157,7 +12385,7 @@
               <w:spacing w:line="266" w:lineRule="auto"/>
               <w:jc w:val="thaiDistribute"/>
               <w:rPr>
-                <w:rFonts w:ascii="TH SarabunPSK" w:hAnsi="TH SarabunPSK" w:cs="TH SarabunPSK" w:hint="cs"/>
+                <w:rFonts w:ascii="TH SarabunPSK" w:hAnsi="TH SarabunPSK" w:cs="TH SarabunPSK"/>
               </w:rPr>
             </w:pPr>
             <w:r>
@@ -13187,7 +12415,7 @@
               <w:spacing w:line="266" w:lineRule="auto"/>
               <w:jc w:val="thaiDistribute"/>
               <w:rPr>
-                <w:rFonts w:ascii="TH SarabunPSK" w:hAnsi="TH SarabunPSK" w:cs="TH SarabunPSK" w:hint="cs"/>
+                <w:rFonts w:ascii="TH SarabunPSK" w:hAnsi="TH SarabunPSK" w:cs="TH SarabunPSK"/>
               </w:rPr>
             </w:pPr>
             <w:r>
@@ -13217,7 +12445,7 @@
               <w:spacing w:line="266" w:lineRule="auto"/>
               <w:jc w:val="thaiDistribute"/>
               <w:rPr>
-                <w:rFonts w:ascii="TH SarabunPSK" w:hAnsi="TH SarabunPSK" w:cs="TH SarabunPSK" w:hint="cs"/>
+                <w:rFonts w:ascii="TH SarabunPSK" w:hAnsi="TH SarabunPSK" w:cs="TH SarabunPSK"/>
               </w:rPr>
             </w:pPr>
             <w:r>
@@ -13247,7 +12475,7 @@
               <w:spacing w:line="266" w:lineRule="auto"/>
               <w:jc w:val="thaiDistribute"/>
               <w:rPr>
-                <w:rFonts w:ascii="TH SarabunPSK" w:hAnsi="TH SarabunPSK" w:cs="TH SarabunPSK" w:hint="cs"/>
+                <w:rFonts w:ascii="TH SarabunPSK" w:hAnsi="TH SarabunPSK" w:cs="TH SarabunPSK"/>
               </w:rPr>
             </w:pPr>
             <w:r>
@@ -13262,12 +12490,6 @@
         </w:tc>
       </w:tr>
       <w:tr>
-        <w:tblPrEx>
-          <w:tblCellMar>
-            <w:top w:w="0" w:type="dxa"/>
-            <w:bottom w:w="0" w:type="dxa"/>
-          </w:tblCellMar>
-        </w:tblPrEx>
         <w:tc>
           <w:tcPr>
             <w:tcW w:w="2300" w:type="dxa"/>
@@ -13284,7 +12506,7 @@
               <w:spacing w:line="266" w:lineRule="auto"/>
               <w:jc w:val="thaiDistribute"/>
               <w:rPr>
-                <w:rFonts w:ascii="TH SarabunPSK" w:hAnsi="TH SarabunPSK" w:cs="TH SarabunPSK" w:hint="cs"/>
+                <w:rFonts w:ascii="TH SarabunPSK" w:hAnsi="TH SarabunPSK" w:cs="TH SarabunPSK"/>
               </w:rPr>
             </w:pPr>
             <w:r>
@@ -13313,7 +12535,7 @@
               <w:spacing w:line="266" w:lineRule="auto"/>
               <w:jc w:val="thaiDistribute"/>
               <w:rPr>
-                <w:rFonts w:ascii="TH SarabunPSK" w:hAnsi="TH SarabunPSK" w:cs="TH SarabunPSK" w:hint="cs"/>
+                <w:rFonts w:ascii="TH SarabunPSK" w:hAnsi="TH SarabunPSK" w:cs="TH SarabunPSK"/>
               </w:rPr>
             </w:pPr>
             <w:r>
@@ -13342,7 +12564,7 @@
               <w:spacing w:line="266" w:lineRule="auto"/>
               <w:jc w:val="thaiDistribute"/>
               <w:rPr>
-                <w:rFonts w:ascii="TH SarabunPSK" w:hAnsi="TH SarabunPSK" w:cs="TH SarabunPSK" w:hint="cs"/>
+                <w:rFonts w:ascii="TH SarabunPSK" w:hAnsi="TH SarabunPSK" w:cs="TH SarabunPSK"/>
               </w:rPr>
             </w:pPr>
             <w:r>
@@ -13371,7 +12593,7 @@
               <w:spacing w:line="266" w:lineRule="auto"/>
               <w:jc w:val="thaiDistribute"/>
               <w:rPr>
-                <w:rFonts w:ascii="TH SarabunPSK" w:hAnsi="TH SarabunPSK" w:cs="TH SarabunPSK" w:hint="cs"/>
+                <w:rFonts w:ascii="TH SarabunPSK" w:hAnsi="TH SarabunPSK" w:cs="TH SarabunPSK"/>
               </w:rPr>
             </w:pPr>
             <w:r>
@@ -13386,12 +12608,6 @@
         </w:tc>
       </w:tr>
       <w:tr>
-        <w:tblPrEx>
-          <w:tblCellMar>
-            <w:top w:w="0" w:type="dxa"/>
-            <w:bottom w:w="0" w:type="dxa"/>
-          </w:tblCellMar>
-        </w:tblPrEx>
         <w:tc>
           <w:tcPr>
             <w:tcW w:w="2300" w:type="dxa"/>
@@ -13409,7 +12625,7 @@
               <w:spacing w:line="266" w:lineRule="auto"/>
               <w:jc w:val="thaiDistribute"/>
               <w:rPr>
-                <w:rFonts w:ascii="TH SarabunPSK" w:hAnsi="TH SarabunPSK" w:cs="TH SarabunPSK" w:hint="cs"/>
+                <w:rFonts w:ascii="TH SarabunPSK" w:hAnsi="TH SarabunPSK" w:cs="TH SarabunPSK"/>
               </w:rPr>
             </w:pPr>
             <w:r>
@@ -13439,7 +12655,7 @@
               <w:spacing w:line="266" w:lineRule="auto"/>
               <w:jc w:val="thaiDistribute"/>
               <w:rPr>
-                <w:rFonts w:ascii="TH SarabunPSK" w:hAnsi="TH SarabunPSK" w:cs="TH SarabunPSK" w:hint="cs"/>
+                <w:rFonts w:ascii="TH SarabunPSK" w:hAnsi="TH SarabunPSK" w:cs="TH SarabunPSK"/>
               </w:rPr>
             </w:pPr>
             <w:r>
@@ -13469,7 +12685,7 @@
               <w:spacing w:line="266" w:lineRule="auto"/>
               <w:jc w:val="thaiDistribute"/>
               <w:rPr>
-                <w:rFonts w:ascii="TH SarabunPSK" w:hAnsi="TH SarabunPSK" w:cs="TH SarabunPSK" w:hint="cs"/>
+                <w:rFonts w:ascii="TH SarabunPSK" w:hAnsi="TH SarabunPSK" w:cs="TH SarabunPSK"/>
               </w:rPr>
             </w:pPr>
             <w:r>
@@ -13499,7 +12715,7 @@
               <w:spacing w:line="266" w:lineRule="auto"/>
               <w:jc w:val="thaiDistribute"/>
               <w:rPr>
-                <w:rFonts w:ascii="TH SarabunPSK" w:hAnsi="TH SarabunPSK" w:cs="TH SarabunPSK" w:hint="cs"/>
+                <w:rFonts w:ascii="TH SarabunPSK" w:hAnsi="TH SarabunPSK" w:cs="TH SarabunPSK"/>
               </w:rPr>
             </w:pPr>
             <w:r>
@@ -13519,7 +12735,7 @@
         <w:spacing w:line="266" w:lineRule="auto"/>
         <w:jc w:val="thaiDistribute"/>
         <w:rPr>
-          <w:rFonts w:ascii="TH SarabunPSK" w:hAnsi="TH SarabunPSK" w:cs="TH SarabunPSK" w:hint="cs"/>
+          <w:rFonts w:ascii="TH SarabunPSK" w:hAnsi="TH SarabunPSK" w:cs="TH SarabunPSK"/>
         </w:rPr>
       </w:pPr>
     </w:p>
@@ -13530,7 +12746,7 @@
         <w:ind w:left="360"/>
         <w:jc w:val="thaiDistribute"/>
         <w:rPr>
-          <w:rFonts w:ascii="TH SarabunPSK" w:hAnsi="TH SarabunPSK" w:cs="TH SarabunPSK" w:hint="cs"/>
+          <w:rFonts w:ascii="TH SarabunPSK" w:hAnsi="TH SarabunPSK" w:cs="TH SarabunPSK"/>
         </w:rPr>
       </w:pPr>
       <w:r>
@@ -13565,12 +12781,6 @@
         <w:gridCol w:w="9360"/>
       </w:tblGrid>
       <w:tr>
-        <w:tblPrEx>
-          <w:tblCellMar>
-            <w:top w:w="0" w:type="dxa"/>
-            <w:bottom w:w="0" w:type="dxa"/>
-          </w:tblCellMar>
-        </w:tblPrEx>
         <w:tc>
           <w:tcPr>
             <w:tcW w:w="9360" w:type="dxa"/>
@@ -13587,7 +12797,7 @@
               <w:spacing w:line="266" w:lineRule="auto"/>
               <w:jc w:val="thaiDistribute"/>
               <w:rPr>
-                <w:rFonts w:ascii="TH SarabunPSK" w:hAnsi="TH SarabunPSK" w:cs="TH SarabunPSK" w:hint="cs"/>
+                <w:rFonts w:ascii="TH SarabunPSK" w:hAnsi="TH SarabunPSK" w:cs="TH SarabunPSK"/>
               </w:rPr>
             </w:pPr>
             <w:r>
@@ -13602,12 +12812,6 @@
         </w:tc>
       </w:tr>
       <w:tr>
-        <w:tblPrEx>
-          <w:tblCellMar>
-            <w:top w:w="0" w:type="dxa"/>
-            <w:bottom w:w="0" w:type="dxa"/>
-          </w:tblCellMar>
-        </w:tblPrEx>
         <w:tc>
           <w:tcPr>
             <w:tcW w:w="9360" w:type="dxa"/>
@@ -13624,7 +12828,7 @@
               <w:spacing w:line="266" w:lineRule="auto"/>
               <w:jc w:val="thaiDistribute"/>
               <w:rPr>
-                <w:rFonts w:ascii="TH SarabunPSK" w:hAnsi="TH SarabunPSK" w:cs="TH SarabunPSK" w:hint="cs"/>
+                <w:rFonts w:ascii="TH SarabunPSK" w:hAnsi="TH SarabunPSK" w:cs="TH SarabunPSK"/>
               </w:rPr>
             </w:pPr>
             <w:r>
@@ -13639,12 +12843,6 @@
         </w:tc>
       </w:tr>
       <w:tr>
-        <w:tblPrEx>
-          <w:tblCellMar>
-            <w:top w:w="0" w:type="dxa"/>
-            <w:bottom w:w="0" w:type="dxa"/>
-          </w:tblCellMar>
-        </w:tblPrEx>
         <w:tc>
           <w:tcPr>
             <w:tcW w:w="9360" w:type="dxa"/>
@@ -13661,7 +12859,7 @@
               <w:spacing w:line="266" w:lineRule="auto"/>
               <w:jc w:val="thaiDistribute"/>
               <w:rPr>
-                <w:rFonts w:ascii="TH SarabunPSK" w:hAnsi="TH SarabunPSK" w:cs="TH SarabunPSK" w:hint="cs"/>
+                <w:rFonts w:ascii="TH SarabunPSK" w:hAnsi="TH SarabunPSK" w:cs="TH SarabunPSK"/>
               </w:rPr>
             </w:pPr>
             <w:r>
@@ -13676,12 +12874,6 @@
         </w:tc>
       </w:tr>
       <w:tr>
-        <w:tblPrEx>
-          <w:tblCellMar>
-            <w:top w:w="0" w:type="dxa"/>
-            <w:bottom w:w="0" w:type="dxa"/>
-          </w:tblCellMar>
-        </w:tblPrEx>
         <w:tc>
           <w:tcPr>
             <w:tcW w:w="9360" w:type="dxa"/>
@@ -13698,7 +12890,7 @@
               <w:spacing w:line="266" w:lineRule="auto"/>
               <w:jc w:val="thaiDistribute"/>
               <w:rPr>
-                <w:rFonts w:ascii="TH SarabunPSK" w:hAnsi="TH SarabunPSK" w:cs="TH SarabunPSK" w:hint="cs"/>
+                <w:rFonts w:ascii="TH SarabunPSK" w:hAnsi="TH SarabunPSK" w:cs="TH SarabunPSK"/>
               </w:rPr>
             </w:pPr>
             <w:r>
@@ -13713,12 +12905,6 @@
         </w:tc>
       </w:tr>
       <w:tr>
-        <w:tblPrEx>
-          <w:tblCellMar>
-            <w:top w:w="0" w:type="dxa"/>
-            <w:bottom w:w="0" w:type="dxa"/>
-          </w:tblCellMar>
-        </w:tblPrEx>
         <w:tc>
           <w:tcPr>
             <w:tcW w:w="9360" w:type="dxa"/>
@@ -13735,7 +12921,7 @@
               <w:spacing w:line="266" w:lineRule="auto"/>
               <w:jc w:val="thaiDistribute"/>
               <w:rPr>
-                <w:rFonts w:ascii="TH SarabunPSK" w:hAnsi="TH SarabunPSK" w:cs="TH SarabunPSK" w:hint="cs"/>
+                <w:rFonts w:ascii="TH SarabunPSK" w:hAnsi="TH SarabunPSK" w:cs="TH SarabunPSK"/>
               </w:rPr>
             </w:pPr>
             <w:r>
@@ -13750,12 +12936,6 @@
         </w:tc>
       </w:tr>
       <w:tr>
-        <w:tblPrEx>
-          <w:tblCellMar>
-            <w:top w:w="0" w:type="dxa"/>
-            <w:bottom w:w="0" w:type="dxa"/>
-          </w:tblCellMar>
-        </w:tblPrEx>
         <w:tc>
           <w:tcPr>
             <w:tcW w:w="9360" w:type="dxa"/>
@@ -13772,7 +12952,7 @@
               <w:spacing w:line="266" w:lineRule="auto"/>
               <w:jc w:val="thaiDistribute"/>
               <w:rPr>
-                <w:rFonts w:ascii="TH SarabunPSK" w:hAnsi="TH SarabunPSK" w:cs="TH SarabunPSK" w:hint="cs"/>
+                <w:rFonts w:ascii="TH SarabunPSK" w:hAnsi="TH SarabunPSK" w:cs="TH SarabunPSK"/>
               </w:rPr>
             </w:pPr>
             <w:r>
@@ -13787,12 +12967,6 @@
         </w:tc>
       </w:tr>
       <w:tr>
-        <w:tblPrEx>
-          <w:tblCellMar>
-            <w:top w:w="0" w:type="dxa"/>
-            <w:bottom w:w="0" w:type="dxa"/>
-          </w:tblCellMar>
-        </w:tblPrEx>
         <w:tc>
           <w:tcPr>
             <w:tcW w:w="9360" w:type="dxa"/>
@@ -13809,7 +12983,7 @@
               <w:spacing w:line="266" w:lineRule="auto"/>
               <w:jc w:val="thaiDistribute"/>
               <w:rPr>
-                <w:rFonts w:ascii="TH SarabunPSK" w:hAnsi="TH SarabunPSK" w:cs="TH SarabunPSK" w:hint="cs"/>
+                <w:rFonts w:ascii="TH SarabunPSK" w:hAnsi="TH SarabunPSK" w:cs="TH SarabunPSK"/>
               </w:rPr>
             </w:pPr>
             <w:r>
@@ -13824,12 +12998,6 @@
         </w:tc>
       </w:tr>
       <w:tr>
-        <w:tblPrEx>
-          <w:tblCellMar>
-            <w:top w:w="0" w:type="dxa"/>
-            <w:bottom w:w="0" w:type="dxa"/>
-          </w:tblCellMar>
-        </w:tblPrEx>
         <w:tc>
           <w:tcPr>
             <w:tcW w:w="9360" w:type="dxa"/>
@@ -13846,7 +13014,7 @@
               <w:spacing w:line="266" w:lineRule="auto"/>
               <w:jc w:val="thaiDistribute"/>
               <w:rPr>
-                <w:rFonts w:ascii="TH SarabunPSK" w:hAnsi="TH SarabunPSK" w:cs="TH SarabunPSK" w:hint="cs"/>
+                <w:rFonts w:ascii="TH SarabunPSK" w:hAnsi="TH SarabunPSK" w:cs="TH SarabunPSK"/>
               </w:rPr>
             </w:pPr>
             <w:r>
@@ -13861,12 +13029,6 @@
         </w:tc>
       </w:tr>
       <w:tr>
-        <w:tblPrEx>
-          <w:tblCellMar>
-            <w:top w:w="0" w:type="dxa"/>
-            <w:bottom w:w="0" w:type="dxa"/>
-          </w:tblCellMar>
-        </w:tblPrEx>
         <w:tc>
           <w:tcPr>
             <w:tcW w:w="9360" w:type="dxa"/>
@@ -13883,7 +13045,7 @@
               <w:spacing w:line="266" w:lineRule="auto"/>
               <w:jc w:val="thaiDistribute"/>
               <w:rPr>
-                <w:rFonts w:ascii="TH SarabunPSK" w:hAnsi="TH SarabunPSK" w:cs="TH SarabunPSK" w:hint="cs"/>
+                <w:rFonts w:ascii="TH SarabunPSK" w:hAnsi="TH SarabunPSK" w:cs="TH SarabunPSK"/>
               </w:rPr>
             </w:pPr>
             <w:r>
@@ -13898,12 +13060,6 @@
         </w:tc>
       </w:tr>
       <w:tr>
-        <w:tblPrEx>
-          <w:tblCellMar>
-            <w:top w:w="0" w:type="dxa"/>
-            <w:bottom w:w="0" w:type="dxa"/>
-          </w:tblCellMar>
-        </w:tblPrEx>
         <w:tc>
           <w:tcPr>
             <w:tcW w:w="9360" w:type="dxa"/>
@@ -13920,7 +13076,7 @@
               <w:spacing w:line="266" w:lineRule="auto"/>
               <w:jc w:val="thaiDistribute"/>
               <w:rPr>
-                <w:rFonts w:ascii="TH SarabunPSK" w:hAnsi="TH SarabunPSK" w:cs="TH SarabunPSK" w:hint="cs"/>
+                <w:rFonts w:ascii="TH SarabunPSK" w:hAnsi="TH SarabunPSK" w:cs="TH SarabunPSK"/>
               </w:rPr>
             </w:pPr>
             <w:r>
@@ -13935,12 +13091,6 @@
         </w:tc>
       </w:tr>
       <w:tr>
-        <w:tblPrEx>
-          <w:tblCellMar>
-            <w:top w:w="0" w:type="dxa"/>
-            <w:bottom w:w="0" w:type="dxa"/>
-          </w:tblCellMar>
-        </w:tblPrEx>
         <w:tc>
           <w:tcPr>
             <w:tcW w:w="9360" w:type="dxa"/>
@@ -13957,7 +13107,7 @@
               <w:spacing w:line="266" w:lineRule="auto"/>
               <w:jc w:val="thaiDistribute"/>
               <w:rPr>
-                <w:rFonts w:ascii="TH SarabunPSK" w:hAnsi="TH SarabunPSK" w:cs="TH SarabunPSK" w:hint="cs"/>
+                <w:rFonts w:ascii="TH SarabunPSK" w:hAnsi="TH SarabunPSK" w:cs="TH SarabunPSK"/>
               </w:rPr>
             </w:pPr>
             <w:r>
@@ -13972,12 +13122,6 @@
         </w:tc>
       </w:tr>
       <w:tr>
-        <w:tblPrEx>
-          <w:tblCellMar>
-            <w:top w:w="0" w:type="dxa"/>
-            <w:bottom w:w="0" w:type="dxa"/>
-          </w:tblCellMar>
-        </w:tblPrEx>
         <w:tc>
           <w:tcPr>
             <w:tcW w:w="9360" w:type="dxa"/>
@@ -13994,7 +13138,7 @@
               <w:spacing w:line="266" w:lineRule="auto"/>
               <w:jc w:val="thaiDistribute"/>
               <w:rPr>
-                <w:rFonts w:ascii="TH SarabunPSK" w:hAnsi="TH SarabunPSK" w:cs="TH SarabunPSK" w:hint="cs"/>
+                <w:rFonts w:ascii="TH SarabunPSK" w:hAnsi="TH SarabunPSK" w:cs="TH SarabunPSK"/>
               </w:rPr>
             </w:pPr>
             <w:r>
@@ -14009,12 +13153,6 @@
         </w:tc>
       </w:tr>
       <w:tr>
-        <w:tblPrEx>
-          <w:tblCellMar>
-            <w:top w:w="0" w:type="dxa"/>
-            <w:bottom w:w="0" w:type="dxa"/>
-          </w:tblCellMar>
-        </w:tblPrEx>
         <w:tc>
           <w:tcPr>
             <w:tcW w:w="9360" w:type="dxa"/>
@@ -14031,7 +13169,7 @@
               <w:spacing w:line="266" w:lineRule="auto"/>
               <w:jc w:val="thaiDistribute"/>
               <w:rPr>
-                <w:rFonts w:ascii="TH SarabunPSK" w:hAnsi="TH SarabunPSK" w:cs="TH SarabunPSK" w:hint="cs"/>
+                <w:rFonts w:ascii="TH SarabunPSK" w:hAnsi="TH SarabunPSK" w:cs="TH SarabunPSK"/>
               </w:rPr>
             </w:pPr>
             <w:r>
@@ -14046,12 +13184,6 @@
         </w:tc>
       </w:tr>
       <w:tr>
-        <w:tblPrEx>
-          <w:tblCellMar>
-            <w:top w:w="0" w:type="dxa"/>
-            <w:bottom w:w="0" w:type="dxa"/>
-          </w:tblCellMar>
-        </w:tblPrEx>
         <w:tc>
           <w:tcPr>
             <w:tcW w:w="9360" w:type="dxa"/>
@@ -14068,7 +13200,7 @@
               <w:spacing w:line="266" w:lineRule="auto"/>
               <w:jc w:val="thaiDistribute"/>
               <w:rPr>
-                <w:rFonts w:ascii="TH SarabunPSK" w:hAnsi="TH SarabunPSK" w:cs="TH SarabunPSK" w:hint="cs"/>
+                <w:rFonts w:ascii="TH SarabunPSK" w:hAnsi="TH SarabunPSK" w:cs="TH SarabunPSK"/>
               </w:rPr>
             </w:pPr>
             <w:r>
@@ -14083,12 +13215,6 @@
         </w:tc>
       </w:tr>
       <w:tr>
-        <w:tblPrEx>
-          <w:tblCellMar>
-            <w:top w:w="0" w:type="dxa"/>
-            <w:bottom w:w="0" w:type="dxa"/>
-          </w:tblCellMar>
-        </w:tblPrEx>
         <w:tc>
           <w:tcPr>
             <w:tcW w:w="9360" w:type="dxa"/>
@@ -14105,7 +13231,7 @@
               <w:spacing w:line="266" w:lineRule="auto"/>
               <w:jc w:val="thaiDistribute"/>
               <w:rPr>
-                <w:rFonts w:ascii="TH SarabunPSK" w:hAnsi="TH SarabunPSK" w:cs="TH SarabunPSK" w:hint="cs"/>
+                <w:rFonts w:ascii="TH SarabunPSK" w:hAnsi="TH SarabunPSK" w:cs="TH SarabunPSK"/>
               </w:rPr>
             </w:pPr>
             <w:r>
@@ -14120,12 +13246,6 @@
         </w:tc>
       </w:tr>
       <w:tr>
-        <w:tblPrEx>
-          <w:tblCellMar>
-            <w:top w:w="0" w:type="dxa"/>
-            <w:bottom w:w="0" w:type="dxa"/>
-          </w:tblCellMar>
-        </w:tblPrEx>
         <w:tc>
           <w:tcPr>
             <w:tcW w:w="9360" w:type="dxa"/>
@@ -14142,7 +13262,7 @@
               <w:spacing w:line="266" w:lineRule="auto"/>
               <w:jc w:val="thaiDistribute"/>
               <w:rPr>
-                <w:rFonts w:ascii="TH SarabunPSK" w:hAnsi="TH SarabunPSK" w:cs="TH SarabunPSK" w:hint="cs"/>
+                <w:rFonts w:ascii="TH SarabunPSK" w:hAnsi="TH SarabunPSK" w:cs="TH SarabunPSK"/>
               </w:rPr>
             </w:pPr>
             <w:r>
@@ -14157,12 +13277,6 @@
         </w:tc>
       </w:tr>
       <w:tr>
-        <w:tblPrEx>
-          <w:tblCellMar>
-            <w:top w:w="0" w:type="dxa"/>
-            <w:bottom w:w="0" w:type="dxa"/>
-          </w:tblCellMar>
-        </w:tblPrEx>
         <w:tc>
           <w:tcPr>
             <w:tcW w:w="9360" w:type="dxa"/>
@@ -14179,7 +13293,7 @@
               <w:spacing w:line="266" w:lineRule="auto"/>
               <w:jc w:val="thaiDistribute"/>
               <w:rPr>
-                <w:rFonts w:ascii="TH SarabunPSK" w:hAnsi="TH SarabunPSK" w:cs="TH SarabunPSK" w:hint="cs"/>
+                <w:rFonts w:ascii="TH SarabunPSK" w:hAnsi="TH SarabunPSK" w:cs="TH SarabunPSK"/>
               </w:rPr>
             </w:pPr>
             <w:r>
@@ -14195,12 +13309,6 @@
         </w:tc>
       </w:tr>
       <w:tr>
-        <w:tblPrEx>
-          <w:tblCellMar>
-            <w:top w:w="0" w:type="dxa"/>
-            <w:bottom w:w="0" w:type="dxa"/>
-          </w:tblCellMar>
-        </w:tblPrEx>
         <w:tc>
           <w:tcPr>
             <w:tcW w:w="9360" w:type="dxa"/>
@@ -14217,7 +13325,7 @@
               <w:spacing w:line="266" w:lineRule="auto"/>
               <w:jc w:val="thaiDistribute"/>
               <w:rPr>
-                <w:rFonts w:ascii="TH SarabunPSK" w:hAnsi="TH SarabunPSK" w:cs="TH SarabunPSK" w:hint="cs"/>
+                <w:rFonts w:ascii="TH SarabunPSK" w:hAnsi="TH SarabunPSK" w:cs="TH SarabunPSK"/>
               </w:rPr>
             </w:pPr>
             <w:r>
@@ -14232,12 +13340,6 @@
         </w:tc>
       </w:tr>
       <w:tr>
-        <w:tblPrEx>
-          <w:tblCellMar>
-            <w:top w:w="0" w:type="dxa"/>
-            <w:bottom w:w="0" w:type="dxa"/>
-          </w:tblCellMar>
-        </w:tblPrEx>
         <w:tc>
           <w:tcPr>
             <w:tcW w:w="9360" w:type="dxa"/>
@@ -14254,7 +13356,7 @@
               <w:spacing w:line="266" w:lineRule="auto"/>
               <w:jc w:val="thaiDistribute"/>
               <w:rPr>
-                <w:rFonts w:ascii="TH SarabunPSK" w:hAnsi="TH SarabunPSK" w:cs="TH SarabunPSK" w:hint="cs"/>
+                <w:rFonts w:ascii="TH SarabunPSK" w:hAnsi="TH SarabunPSK" w:cs="TH SarabunPSK"/>
               </w:rPr>
             </w:pPr>
             <w:r>
@@ -14269,12 +13371,6 @@
         </w:tc>
       </w:tr>
       <w:tr>
-        <w:tblPrEx>
-          <w:tblCellMar>
-            <w:top w:w="0" w:type="dxa"/>
-            <w:bottom w:w="0" w:type="dxa"/>
-          </w:tblCellMar>
-        </w:tblPrEx>
         <w:tc>
           <w:tcPr>
             <w:tcW w:w="9360" w:type="dxa"/>
@@ -14291,7 +13387,7 @@
               <w:spacing w:line="266" w:lineRule="auto"/>
               <w:jc w:val="thaiDistribute"/>
               <w:rPr>
-                <w:rFonts w:ascii="TH SarabunPSK" w:hAnsi="TH SarabunPSK" w:cs="TH SarabunPSK" w:hint="cs"/>
+                <w:rFonts w:ascii="TH SarabunPSK" w:hAnsi="TH SarabunPSK" w:cs="TH SarabunPSK"/>
               </w:rPr>
             </w:pPr>
             <w:r>
@@ -14311,7 +13407,7 @@
         <w:spacing w:line="266" w:lineRule="auto"/>
         <w:jc w:val="thaiDistribute"/>
         <w:rPr>
-          <w:rFonts w:ascii="TH SarabunPSK" w:hAnsi="TH SarabunPSK" w:cs="TH SarabunPSK" w:hint="cs"/>
+          <w:rFonts w:ascii="TH SarabunPSK" w:hAnsi="TH SarabunPSK" w:cs="TH SarabunPSK"/>
         </w:rPr>
       </w:pPr>
     </w:p>
@@ -14322,7 +13418,7 @@
         <w:ind w:left="360"/>
         <w:jc w:val="thaiDistribute"/>
         <w:rPr>
-          <w:rFonts w:ascii="TH SarabunPSK" w:hAnsi="TH SarabunPSK" w:cs="TH SarabunPSK" w:hint="cs"/>
+          <w:rFonts w:ascii="TH SarabunPSK" w:hAnsi="TH SarabunPSK" w:cs="TH SarabunPSK"/>
         </w:rPr>
       </w:pPr>
       <w:r>
@@ -14341,7 +13437,7 @@
         <w:spacing w:line="266" w:lineRule="auto"/>
         <w:jc w:val="center"/>
         <w:rPr>
-          <w:rFonts w:ascii="TH SarabunPSK" w:hAnsi="TH SarabunPSK" w:cs="TH SarabunPSK" w:hint="cs"/>
+          <w:rFonts w:ascii="TH SarabunPSK" w:hAnsi="TH SarabunPSK" w:cs="TH SarabunPSK"/>
         </w:rPr>
       </w:pPr>
     </w:p>
@@ -14367,12 +13463,6 @@
         <w:gridCol w:w="3000"/>
       </w:tblGrid>
       <w:tr>
-        <w:tblPrEx>
-          <w:tblCellMar>
-            <w:top w:w="0" w:type="dxa"/>
-            <w:bottom w:w="0" w:type="dxa"/>
-          </w:tblCellMar>
-        </w:tblPrEx>
         <w:trPr>
           <w:jc w:val="center"/>
         </w:trPr>
@@ -14392,7 +13482,7 @@
               <w:spacing w:line="266" w:lineRule="auto"/>
               <w:jc w:val="center"/>
               <w:rPr>
-                <w:rFonts w:ascii="TH SarabunPSK" w:hAnsi="TH SarabunPSK" w:cs="TH SarabunPSK" w:hint="cs"/>
+                <w:rFonts w:ascii="TH SarabunPSK" w:hAnsi="TH SarabunPSK" w:cs="TH SarabunPSK"/>
               </w:rPr>
             </w:pPr>
             <w:r>
@@ -14414,7 +13504,7 @@
         <w:spacing w:line="266" w:lineRule="auto"/>
         <w:jc w:val="center"/>
         <w:rPr>
-          <w:rFonts w:ascii="TH SarabunPSK" w:hAnsi="TH SarabunPSK" w:cs="TH SarabunPSK" w:hint="cs"/>
+          <w:rFonts w:ascii="TH SarabunPSK" w:hAnsi="TH SarabunPSK" w:cs="TH SarabunPSK"/>
         </w:rPr>
       </w:pPr>
       <w:r>
@@ -14451,12 +13541,6 @@
         <w:gridCol w:w="5200"/>
       </w:tblGrid>
       <w:tr>
-        <w:tblPrEx>
-          <w:tblCellMar>
-            <w:top w:w="0" w:type="dxa"/>
-            <w:bottom w:w="0" w:type="dxa"/>
-          </w:tblCellMar>
-        </w:tblPrEx>
         <w:trPr>
           <w:jc w:val="center"/>
         </w:trPr>
@@ -14476,7 +13560,7 @@
               <w:spacing w:line="266" w:lineRule="auto"/>
               <w:jc w:val="center"/>
               <w:rPr>
-                <w:rFonts w:ascii="TH SarabunPSK" w:hAnsi="TH SarabunPSK" w:cs="TH SarabunPSK" w:hint="cs"/>
+                <w:rFonts w:ascii="TH SarabunPSK" w:hAnsi="TH SarabunPSK" w:cs="TH SarabunPSK"/>
               </w:rPr>
             </w:pPr>
             <w:r>
@@ -14495,7 +13579,7 @@
               <w:spacing w:line="266" w:lineRule="auto"/>
               <w:jc w:val="center"/>
               <w:rPr>
-                <w:rFonts w:ascii="TH SarabunPSK" w:hAnsi="TH SarabunPSK" w:cs="TH SarabunPSK" w:hint="cs"/>
+                <w:rFonts w:ascii="TH SarabunPSK" w:hAnsi="TH SarabunPSK" w:cs="TH SarabunPSK"/>
               </w:rPr>
             </w:pPr>
             <w:r>
@@ -14517,7 +13601,7 @@
         <w:spacing w:line="266" w:lineRule="auto"/>
         <w:jc w:val="center"/>
         <w:rPr>
-          <w:rFonts w:ascii="TH SarabunPSK" w:hAnsi="TH SarabunPSK" w:cs="TH SarabunPSK" w:hint="cs"/>
+          <w:rFonts w:ascii="TH SarabunPSK" w:hAnsi="TH SarabunPSK" w:cs="TH SarabunPSK"/>
         </w:rPr>
       </w:pPr>
       <w:r>
@@ -14554,12 +13638,6 @@
         <w:gridCol w:w="5200"/>
       </w:tblGrid>
       <w:tr>
-        <w:tblPrEx>
-          <w:tblCellMar>
-            <w:top w:w="0" w:type="dxa"/>
-            <w:bottom w:w="0" w:type="dxa"/>
-          </w:tblCellMar>
-        </w:tblPrEx>
         <w:trPr>
           <w:jc w:val="center"/>
         </w:trPr>
@@ -14579,7 +13657,7 @@
               <w:spacing w:line="266" w:lineRule="auto"/>
               <w:jc w:val="center"/>
               <w:rPr>
-                <w:rFonts w:ascii="TH SarabunPSK" w:hAnsi="TH SarabunPSK" w:cs="TH SarabunPSK" w:hint="cs"/>
+                <w:rFonts w:ascii="TH SarabunPSK" w:hAnsi="TH SarabunPSK" w:cs="TH SarabunPSK"/>
               </w:rPr>
             </w:pPr>
             <w:r>
@@ -14598,7 +13676,7 @@
               <w:spacing w:line="266" w:lineRule="auto"/>
               <w:jc w:val="center"/>
               <w:rPr>
-                <w:rFonts w:ascii="TH SarabunPSK" w:hAnsi="TH SarabunPSK" w:cs="TH SarabunPSK" w:hint="cs"/>
+                <w:rFonts w:ascii="TH SarabunPSK" w:hAnsi="TH SarabunPSK" w:cs="TH SarabunPSK"/>
               </w:rPr>
             </w:pPr>
             <w:r>
@@ -14660,7 +13738,7 @@
         <w:spacing w:line="266" w:lineRule="auto"/>
         <w:jc w:val="center"/>
         <w:rPr>
-          <w:rFonts w:ascii="TH SarabunPSK" w:hAnsi="TH SarabunPSK" w:cs="TH SarabunPSK" w:hint="cs"/>
+          <w:rFonts w:ascii="TH SarabunPSK" w:hAnsi="TH SarabunPSK" w:cs="TH SarabunPSK"/>
         </w:rPr>
       </w:pPr>
       <w:r>
@@ -14697,12 +13775,6 @@
         <w:gridCol w:w="5600"/>
       </w:tblGrid>
       <w:tr>
-        <w:tblPrEx>
-          <w:tblCellMar>
-            <w:top w:w="0" w:type="dxa"/>
-            <w:bottom w:w="0" w:type="dxa"/>
-          </w:tblCellMar>
-        </w:tblPrEx>
         <w:trPr>
           <w:jc w:val="center"/>
         </w:trPr>
@@ -14722,7 +13794,7 @@
               <w:spacing w:line="266" w:lineRule="auto"/>
               <w:jc w:val="center"/>
               <w:rPr>
-                <w:rFonts w:ascii="TH SarabunPSK" w:hAnsi="TH SarabunPSK" w:cs="TH SarabunPSK" w:hint="cs"/>
+                <w:rFonts w:ascii="TH SarabunPSK" w:hAnsi="TH SarabunPSK" w:cs="TH SarabunPSK"/>
               </w:rPr>
             </w:pPr>
             <w:r>
@@ -14741,7 +13813,7 @@
               <w:spacing w:line="266" w:lineRule="auto"/>
               <w:jc w:val="center"/>
               <w:rPr>
-                <w:rFonts w:ascii="TH SarabunPSK" w:hAnsi="TH SarabunPSK" w:cs="TH SarabunPSK" w:hint="cs"/>
+                <w:rFonts w:ascii="TH SarabunPSK" w:hAnsi="TH SarabunPSK" w:cs="TH SarabunPSK"/>
               </w:rPr>
             </w:pPr>
             <w:r>
@@ -14763,7 +13835,7 @@
         <w:spacing w:line="266" w:lineRule="auto"/>
         <w:jc w:val="center"/>
         <w:rPr>
-          <w:rFonts w:ascii="TH SarabunPSK" w:hAnsi="TH SarabunPSK" w:cs="TH SarabunPSK" w:hint="cs"/>
+          <w:rFonts w:ascii="TH SarabunPSK" w:hAnsi="TH SarabunPSK" w:cs="TH SarabunPSK"/>
         </w:rPr>
       </w:pPr>
       <w:r>
@@ -14800,12 +13872,6 @@
         <w:gridCol w:w="4200"/>
       </w:tblGrid>
       <w:tr>
-        <w:tblPrEx>
-          <w:tblCellMar>
-            <w:top w:w="0" w:type="dxa"/>
-            <w:bottom w:w="0" w:type="dxa"/>
-          </w:tblCellMar>
-        </w:tblPrEx>
         <w:trPr>
           <w:jc w:val="center"/>
         </w:trPr>
@@ -14825,7 +13891,7 @@
               <w:spacing w:line="266" w:lineRule="auto"/>
               <w:jc w:val="center"/>
               <w:rPr>
-                <w:rFonts w:ascii="TH SarabunPSK" w:hAnsi="TH SarabunPSK" w:cs="TH SarabunPSK" w:hint="cs"/>
+                <w:rFonts w:ascii="TH SarabunPSK" w:hAnsi="TH SarabunPSK" w:cs="TH SarabunPSK"/>
               </w:rPr>
             </w:pPr>
             <w:r>
@@ -14847,7 +13913,7 @@
         <w:spacing w:line="266" w:lineRule="auto"/>
         <w:jc w:val="center"/>
         <w:rPr>
-          <w:rFonts w:ascii="TH SarabunPSK" w:hAnsi="TH SarabunPSK" w:cs="TH SarabunPSK" w:hint="cs"/>
+          <w:rFonts w:ascii="TH SarabunPSK" w:hAnsi="TH SarabunPSK" w:cs="TH SarabunPSK"/>
         </w:rPr>
       </w:pPr>
       <w:r>
@@ -14884,12 +13950,6 @@
         <w:gridCol w:w="5600"/>
       </w:tblGrid>
       <w:tr>
-        <w:tblPrEx>
-          <w:tblCellMar>
-            <w:top w:w="0" w:type="dxa"/>
-            <w:bottom w:w="0" w:type="dxa"/>
-          </w:tblCellMar>
-        </w:tblPrEx>
         <w:trPr>
           <w:jc w:val="center"/>
         </w:trPr>
@@ -14909,7 +13969,7 @@
               <w:spacing w:line="266" w:lineRule="auto"/>
               <w:jc w:val="center"/>
               <w:rPr>
-                <w:rFonts w:ascii="TH SarabunPSK" w:hAnsi="TH SarabunPSK" w:cs="TH SarabunPSK" w:hint="cs"/>
+                <w:rFonts w:ascii="TH SarabunPSK" w:hAnsi="TH SarabunPSK" w:cs="TH SarabunPSK"/>
               </w:rPr>
             </w:pPr>
             <w:r>
@@ -14928,7 +13988,7 @@
               <w:spacing w:line="266" w:lineRule="auto"/>
               <w:jc w:val="center"/>
               <w:rPr>
-                <w:rFonts w:ascii="TH SarabunPSK" w:hAnsi="TH SarabunPSK" w:cs="TH SarabunPSK" w:hint="cs"/>
+                <w:rFonts w:ascii="TH SarabunPSK" w:hAnsi="TH SarabunPSK" w:cs="TH SarabunPSK"/>
               </w:rPr>
             </w:pPr>
             <w:r>
@@ -14986,7 +14046,7 @@
         <w:spacing w:line="266" w:lineRule="auto"/>
         <w:jc w:val="center"/>
         <w:rPr>
-          <w:rFonts w:ascii="TH SarabunPSK" w:hAnsi="TH SarabunPSK" w:cs="TH SarabunPSK" w:hint="cs"/>
+          <w:rFonts w:ascii="TH SarabunPSK" w:hAnsi="TH SarabunPSK" w:cs="TH SarabunPSK"/>
         </w:rPr>
       </w:pPr>
       <w:r>
@@ -15006,7 +14066,7 @@
         <w:spacing w:line="266" w:lineRule="auto"/>
         <w:jc w:val="thaiDistribute"/>
         <w:rPr>
-          <w:rFonts w:ascii="TH SarabunPSK" w:hAnsi="TH SarabunPSK" w:cs="TH SarabunPSK" w:hint="cs"/>
+          <w:rFonts w:ascii="TH SarabunPSK" w:hAnsi="TH SarabunPSK" w:cs="TH SarabunPSK"/>
         </w:rPr>
       </w:pPr>
       <w:r>
@@ -15023,7 +14083,7 @@
         <w:ind w:left="360"/>
         <w:jc w:val="thaiDistribute"/>
         <w:rPr>
-          <w:rFonts w:ascii="TH SarabunPSK" w:hAnsi="TH SarabunPSK" w:cs="TH SarabunPSK" w:hint="cs"/>
+          <w:rFonts w:ascii="TH SarabunPSK" w:hAnsi="TH SarabunPSK" w:cs="TH SarabunPSK"/>
         </w:rPr>
       </w:pPr>
       <w:r>
@@ -15044,7 +14104,7 @@
         <w:ind w:firstLine="720"/>
         <w:jc w:val="thaiDistribute"/>
         <w:rPr>
-          <w:rFonts w:ascii="TH SarabunPSK" w:hAnsi="TH SarabunPSK" w:cs="TH SarabunPSK" w:hint="cs"/>
+          <w:rFonts w:ascii="TH SarabunPSK" w:hAnsi="TH SarabunPSK" w:cs="TH SarabunPSK"/>
         </w:rPr>
       </w:pPr>
       <w:r>
@@ -15088,12 +14148,6 @@
         <w:gridCol w:w="8740"/>
       </w:tblGrid>
       <w:tr>
-        <w:tblPrEx>
-          <w:tblCellMar>
-            <w:top w:w="0" w:type="dxa"/>
-            <w:bottom w:w="0" w:type="dxa"/>
-          </w:tblCellMar>
-        </w:tblPrEx>
         <w:tc>
           <w:tcPr>
             <w:tcW w:w="620" w:type="dxa"/>
@@ -15110,7 +14164,7 @@
               <w:spacing w:line="266" w:lineRule="auto"/>
               <w:jc w:val="thaiDistribute"/>
               <w:rPr>
-                <w:rFonts w:ascii="TH SarabunPSK" w:hAnsi="TH SarabunPSK" w:cs="TH SarabunPSK" w:hint="cs"/>
+                <w:rFonts w:ascii="TH SarabunPSK" w:hAnsi="TH SarabunPSK" w:cs="TH SarabunPSK"/>
               </w:rPr>
             </w:pPr>
             <w:r>
@@ -15140,7 +14194,7 @@
               <w:spacing w:line="266" w:lineRule="auto"/>
               <w:jc w:val="thaiDistribute"/>
               <w:rPr>
-                <w:rFonts w:ascii="TH SarabunPSK" w:hAnsi="TH SarabunPSK" w:cs="TH SarabunPSK" w:hint="cs"/>
+                <w:rFonts w:ascii="TH SarabunPSK" w:hAnsi="TH SarabunPSK" w:cs="TH SarabunPSK"/>
               </w:rPr>
             </w:pPr>
             <w:r>
@@ -15155,12 +14209,6 @@
         </w:tc>
       </w:tr>
       <w:tr>
-        <w:tblPrEx>
-          <w:tblCellMar>
-            <w:top w:w="0" w:type="dxa"/>
-            <w:bottom w:w="0" w:type="dxa"/>
-          </w:tblCellMar>
-        </w:tblPrEx>
         <w:tc>
           <w:tcPr>
             <w:tcW w:w="620" w:type="dxa"/>
@@ -15177,7 +14225,7 @@
               <w:spacing w:line="266" w:lineRule="auto"/>
               <w:jc w:val="thaiDistribute"/>
               <w:rPr>
-                <w:rFonts w:ascii="TH SarabunPSK" w:hAnsi="TH SarabunPSK" w:cs="TH SarabunPSK" w:hint="cs"/>
+                <w:rFonts w:ascii="TH SarabunPSK" w:hAnsi="TH SarabunPSK" w:cs="TH SarabunPSK"/>
               </w:rPr>
             </w:pPr>
             <w:r>
@@ -15207,7 +14255,7 @@
               <w:spacing w:line="266" w:lineRule="auto"/>
               <w:jc w:val="thaiDistribute"/>
               <w:rPr>
-                <w:rFonts w:ascii="TH SarabunPSK" w:hAnsi="TH SarabunPSK" w:cs="TH SarabunPSK" w:hint="cs"/>
+                <w:rFonts w:ascii="TH SarabunPSK" w:hAnsi="TH SarabunPSK" w:cs="TH SarabunPSK"/>
               </w:rPr>
             </w:pPr>
             <w:r>
@@ -15216,18 +14264,28 @@
                 <w:sz w:val="22"/>
                 <w:szCs w:val="22"/>
               </w:rPr>
-              <w:t xml:space="preserve"> *  File    : main.cpp   (Workshop_8.2)</w:t>
-            </w:r>
-          </w:p>
-        </w:tc>
-      </w:tr>
-      <w:tr>
-        <w:tblPrEx>
-          <w:tblCellMar>
-            <w:top w:w="0" w:type="dxa"/>
-            <w:bottom w:w="0" w:type="dxa"/>
-          </w:tblCellMar>
-        </w:tblPrEx>
+              <w:t xml:space="preserve"> *  File    : main.cpp   (Workshop_</w:t>
+            </w:r>
+            <w:r>
+              <w:rPr>
+                <w:rFonts w:ascii="TH SarabunPSK" w:eastAsia="Courier New" w:hAnsi="TH SarabunPSK" w:cs="TH SarabunPSK"/>
+                <w:sz w:val="22"/>
+                <w:szCs w:val="22"/>
+              </w:rPr>
+              <w:t>7</w:t>
+            </w:r>
+            <w:r>
+              <w:rPr>
+                <w:rFonts w:ascii="TH SarabunPSK" w:eastAsia="Courier New" w:hAnsi="TH SarabunPSK" w:cs="TH SarabunPSK" w:hint="cs"/>
+                <w:sz w:val="22"/>
+                <w:szCs w:val="22"/>
+              </w:rPr>
+              <w:t>.2)</w:t>
+            </w:r>
+          </w:p>
+        </w:tc>
+      </w:tr>
+      <w:tr>
         <w:tc>
           <w:tcPr>
             <w:tcW w:w="620" w:type="dxa"/>
@@ -15244,7 +14302,7 @@
               <w:spacing w:line="266" w:lineRule="auto"/>
               <w:jc w:val="thaiDistribute"/>
               <w:rPr>
-                <w:rFonts w:ascii="TH SarabunPSK" w:hAnsi="TH SarabunPSK" w:cs="TH SarabunPSK" w:hint="cs"/>
+                <w:rFonts w:ascii="TH SarabunPSK" w:hAnsi="TH SarabunPSK" w:cs="TH SarabunPSK"/>
               </w:rPr>
             </w:pPr>
             <w:r>
@@ -15274,7 +14332,7 @@
               <w:spacing w:line="266" w:lineRule="auto"/>
               <w:jc w:val="thaiDistribute"/>
               <w:rPr>
-                <w:rFonts w:ascii="TH SarabunPSK" w:hAnsi="TH SarabunPSK" w:cs="TH SarabunPSK" w:hint="cs"/>
+                <w:rFonts w:ascii="TH SarabunPSK" w:hAnsi="TH SarabunPSK" w:cs="TH SarabunPSK"/>
               </w:rPr>
             </w:pPr>
             <w:r>
@@ -15284,18 +14342,30 @@
                 <w:sz w:val="26"/>
                 <w:szCs w:val="26"/>
               </w:rPr>
-              <w:t xml:space="preserve"> *  ใบงานที่ 8 ตอนที่ 2 : การวัดระยะทางด้วยอัลตราโซนิค HC-SR04</w:t>
-            </w:r>
-          </w:p>
-        </w:tc>
-      </w:tr>
-      <w:tr>
-        <w:tblPrEx>
-          <w:tblCellMar>
-            <w:top w:w="0" w:type="dxa"/>
-            <w:bottom w:w="0" w:type="dxa"/>
-          </w:tblCellMar>
-        </w:tblPrEx>
+              <w:t xml:space="preserve"> *  ใบงานที่ </w:t>
+            </w:r>
+            <w:r>
+              <w:rPr>
+                <w:rFonts w:ascii="TH SarabunPSK" w:hAnsi="TH SarabunPSK" w:cs="TH SarabunPSK"/>
+                <w:color w:val="3C7D3C"/>
+                <w:sz w:val="26"/>
+                <w:szCs w:val="26"/>
+              </w:rPr>
+              <w:t>7</w:t>
+            </w:r>
+            <w:r>
+              <w:rPr>
+                <w:rFonts w:ascii="TH SarabunPSK" w:hAnsi="TH SarabunPSK" w:cs="TH SarabunPSK" w:hint="cs"/>
+                <w:color w:val="3C7D3C"/>
+                <w:sz w:val="26"/>
+                <w:szCs w:val="26"/>
+              </w:rPr>
+              <w:t xml:space="preserve"> ตอนที่ 2 : การวัดระยะทางด้วยอัลตราโซนิค HC-SR04</w:t>
+            </w:r>
+          </w:p>
+        </w:tc>
+      </w:tr>
+      <w:tr>
         <w:tc>
           <w:tcPr>
             <w:tcW w:w="620" w:type="dxa"/>
@@ -15312,7 +14382,7 @@
               <w:spacing w:line="266" w:lineRule="auto"/>
               <w:jc w:val="thaiDistribute"/>
               <w:rPr>
-                <w:rFonts w:ascii="TH SarabunPSK" w:hAnsi="TH SarabunPSK" w:cs="TH SarabunPSK" w:hint="cs"/>
+                <w:rFonts w:ascii="TH SarabunPSK" w:hAnsi="TH SarabunPSK" w:cs="TH SarabunPSK"/>
               </w:rPr>
             </w:pPr>
             <w:r>
@@ -15342,7 +14412,7 @@
               <w:spacing w:line="266" w:lineRule="auto"/>
               <w:jc w:val="thaiDistribute"/>
               <w:rPr>
-                <w:rFonts w:ascii="TH SarabunPSK" w:hAnsi="TH SarabunPSK" w:cs="TH SarabunPSK" w:hint="cs"/>
+                <w:rFonts w:ascii="TH SarabunPSK" w:hAnsi="TH SarabunPSK" w:cs="TH SarabunPSK"/>
               </w:rPr>
             </w:pPr>
             <w:r>
@@ -15358,12 +14428,6 @@
         </w:tc>
       </w:tr>
       <w:tr>
-        <w:tblPrEx>
-          <w:tblCellMar>
-            <w:top w:w="0" w:type="dxa"/>
-            <w:bottom w:w="0" w:type="dxa"/>
-          </w:tblCellMar>
-        </w:tblPrEx>
         <w:tc>
           <w:tcPr>
             <w:tcW w:w="620" w:type="dxa"/>
@@ -15380,7 +14444,7 @@
               <w:spacing w:line="266" w:lineRule="auto"/>
               <w:jc w:val="thaiDistribute"/>
               <w:rPr>
-                <w:rFonts w:ascii="TH SarabunPSK" w:hAnsi="TH SarabunPSK" w:cs="TH SarabunPSK" w:hint="cs"/>
+                <w:rFonts w:ascii="TH SarabunPSK" w:hAnsi="TH SarabunPSK" w:cs="TH SarabunPSK"/>
               </w:rPr>
             </w:pPr>
             <w:r>
@@ -15410,7 +14474,7 @@
               <w:spacing w:line="266" w:lineRule="auto"/>
               <w:jc w:val="thaiDistribute"/>
               <w:rPr>
-                <w:rFonts w:ascii="TH SarabunPSK" w:hAnsi="TH SarabunPSK" w:cs="TH SarabunPSK" w:hint="cs"/>
+                <w:rFonts w:ascii="TH SarabunPSK" w:hAnsi="TH SarabunPSK" w:cs="TH SarabunPSK"/>
               </w:rPr>
             </w:pPr>
             <w:r>
@@ -15426,12 +14490,6 @@
         </w:tc>
       </w:tr>
       <w:tr>
-        <w:tblPrEx>
-          <w:tblCellMar>
-            <w:top w:w="0" w:type="dxa"/>
-            <w:bottom w:w="0" w:type="dxa"/>
-          </w:tblCellMar>
-        </w:tblPrEx>
         <w:tc>
           <w:tcPr>
             <w:tcW w:w="620" w:type="dxa"/>
@@ -15448,7 +14506,7 @@
               <w:spacing w:line="266" w:lineRule="auto"/>
               <w:jc w:val="thaiDistribute"/>
               <w:rPr>
-                <w:rFonts w:ascii="TH SarabunPSK" w:hAnsi="TH SarabunPSK" w:cs="TH SarabunPSK" w:hint="cs"/>
+                <w:rFonts w:ascii="TH SarabunPSK" w:hAnsi="TH SarabunPSK" w:cs="TH SarabunPSK"/>
               </w:rPr>
             </w:pPr>
             <w:r>
@@ -15478,7 +14536,7 @@
               <w:spacing w:line="266" w:lineRule="auto"/>
               <w:jc w:val="thaiDistribute"/>
               <w:rPr>
-                <w:rFonts w:ascii="TH SarabunPSK" w:hAnsi="TH SarabunPSK" w:cs="TH SarabunPSK" w:hint="cs"/>
+                <w:rFonts w:ascii="TH SarabunPSK" w:hAnsi="TH SarabunPSK" w:cs="TH SarabunPSK"/>
               </w:rPr>
             </w:pPr>
             <w:r>
@@ -15494,12 +14552,6 @@
         </w:tc>
       </w:tr>
       <w:tr>
-        <w:tblPrEx>
-          <w:tblCellMar>
-            <w:top w:w="0" w:type="dxa"/>
-            <w:bottom w:w="0" w:type="dxa"/>
-          </w:tblCellMar>
-        </w:tblPrEx>
         <w:tc>
           <w:tcPr>
             <w:tcW w:w="620" w:type="dxa"/>
@@ -15516,7 +14568,7 @@
               <w:spacing w:line="266" w:lineRule="auto"/>
               <w:jc w:val="thaiDistribute"/>
               <w:rPr>
-                <w:rFonts w:ascii="TH SarabunPSK" w:hAnsi="TH SarabunPSK" w:cs="TH SarabunPSK" w:hint="cs"/>
+                <w:rFonts w:ascii="TH SarabunPSK" w:hAnsi="TH SarabunPSK" w:cs="TH SarabunPSK"/>
               </w:rPr>
             </w:pPr>
             <w:r>
@@ -15546,7 +14598,7 @@
               <w:spacing w:line="266" w:lineRule="auto"/>
               <w:jc w:val="thaiDistribute"/>
               <w:rPr>
-                <w:rFonts w:ascii="TH SarabunPSK" w:hAnsi="TH SarabunPSK" w:cs="TH SarabunPSK" w:hint="cs"/>
+                <w:rFonts w:ascii="TH SarabunPSK" w:hAnsi="TH SarabunPSK" w:cs="TH SarabunPSK"/>
               </w:rPr>
             </w:pPr>
             <w:r>
@@ -15561,12 +14613,6 @@
         </w:tc>
       </w:tr>
       <w:tr>
-        <w:tblPrEx>
-          <w:tblCellMar>
-            <w:top w:w="0" w:type="dxa"/>
-            <w:bottom w:w="0" w:type="dxa"/>
-          </w:tblCellMar>
-        </w:tblPrEx>
         <w:tc>
           <w:tcPr>
             <w:tcW w:w="620" w:type="dxa"/>
@@ -15583,7 +14629,7 @@
               <w:spacing w:line="266" w:lineRule="auto"/>
               <w:jc w:val="thaiDistribute"/>
               <w:rPr>
-                <w:rFonts w:ascii="TH SarabunPSK" w:hAnsi="TH SarabunPSK" w:cs="TH SarabunPSK" w:hint="cs"/>
+                <w:rFonts w:ascii="TH SarabunPSK" w:hAnsi="TH SarabunPSK" w:cs="TH SarabunPSK"/>
               </w:rPr>
             </w:pPr>
             <w:r>
@@ -15613,7 +14659,7 @@
               <w:spacing w:line="266" w:lineRule="auto"/>
               <w:jc w:val="thaiDistribute"/>
               <w:rPr>
-                <w:rFonts w:ascii="TH SarabunPSK" w:hAnsi="TH SarabunPSK" w:cs="TH SarabunPSK" w:hint="cs"/>
+                <w:rFonts w:ascii="TH SarabunPSK" w:hAnsi="TH SarabunPSK" w:cs="TH SarabunPSK"/>
               </w:rPr>
             </w:pPr>
             <w:r>
@@ -15628,12 +14674,6 @@
         </w:tc>
       </w:tr>
       <w:tr>
-        <w:tblPrEx>
-          <w:tblCellMar>
-            <w:top w:w="0" w:type="dxa"/>
-            <w:bottom w:w="0" w:type="dxa"/>
-          </w:tblCellMar>
-        </w:tblPrEx>
         <w:tc>
           <w:tcPr>
             <w:tcW w:w="620" w:type="dxa"/>
@@ -15650,7 +14690,7 @@
               <w:spacing w:line="266" w:lineRule="auto"/>
               <w:jc w:val="thaiDistribute"/>
               <w:rPr>
-                <w:rFonts w:ascii="TH SarabunPSK" w:hAnsi="TH SarabunPSK" w:cs="TH SarabunPSK" w:hint="cs"/>
+                <w:rFonts w:ascii="TH SarabunPSK" w:hAnsi="TH SarabunPSK" w:cs="TH SarabunPSK"/>
               </w:rPr>
             </w:pPr>
             <w:r>
@@ -15680,19 +14720,13 @@
               <w:spacing w:line="266" w:lineRule="auto"/>
               <w:jc w:val="thaiDistribute"/>
               <w:rPr>
-                <w:rFonts w:ascii="TH SarabunPSK" w:hAnsi="TH SarabunPSK" w:cs="TH SarabunPSK" w:hint="cs"/>
-              </w:rPr>
-            </w:pPr>
-          </w:p>
-        </w:tc>
-      </w:tr>
-      <w:tr>
-        <w:tblPrEx>
-          <w:tblCellMar>
-            <w:top w:w="0" w:type="dxa"/>
-            <w:bottom w:w="0" w:type="dxa"/>
-          </w:tblCellMar>
-        </w:tblPrEx>
+                <w:rFonts w:ascii="TH SarabunPSK" w:hAnsi="TH SarabunPSK" w:cs="TH SarabunPSK"/>
+              </w:rPr>
+            </w:pPr>
+          </w:p>
+        </w:tc>
+      </w:tr>
+      <w:tr>
         <w:tc>
           <w:tcPr>
             <w:tcW w:w="620" w:type="dxa"/>
@@ -15709,7 +14743,7 @@
               <w:spacing w:line="266" w:lineRule="auto"/>
               <w:jc w:val="thaiDistribute"/>
               <w:rPr>
-                <w:rFonts w:ascii="TH SarabunPSK" w:hAnsi="TH SarabunPSK" w:cs="TH SarabunPSK" w:hint="cs"/>
+                <w:rFonts w:ascii="TH SarabunPSK" w:hAnsi="TH SarabunPSK" w:cs="TH SarabunPSK"/>
               </w:rPr>
             </w:pPr>
             <w:r>
@@ -15739,7 +14773,7 @@
               <w:spacing w:line="266" w:lineRule="auto"/>
               <w:jc w:val="thaiDistribute"/>
               <w:rPr>
-                <w:rFonts w:ascii="TH SarabunPSK" w:hAnsi="TH SarabunPSK" w:cs="TH SarabunPSK" w:hint="cs"/>
+                <w:rFonts w:ascii="TH SarabunPSK" w:hAnsi="TH SarabunPSK" w:cs="TH SarabunPSK"/>
               </w:rPr>
             </w:pPr>
             <w:r>
@@ -15763,12 +14797,6 @@
         </w:tc>
       </w:tr>
       <w:tr>
-        <w:tblPrEx>
-          <w:tblCellMar>
-            <w:top w:w="0" w:type="dxa"/>
-            <w:bottom w:w="0" w:type="dxa"/>
-          </w:tblCellMar>
-        </w:tblPrEx>
         <w:tc>
           <w:tcPr>
             <w:tcW w:w="620" w:type="dxa"/>
@@ -15785,7 +14813,7 @@
               <w:spacing w:line="266" w:lineRule="auto"/>
               <w:jc w:val="thaiDistribute"/>
               <w:rPr>
-                <w:rFonts w:ascii="TH SarabunPSK" w:hAnsi="TH SarabunPSK" w:cs="TH SarabunPSK" w:hint="cs"/>
+                <w:rFonts w:ascii="TH SarabunPSK" w:hAnsi="TH SarabunPSK" w:cs="TH SarabunPSK"/>
               </w:rPr>
             </w:pPr>
             <w:r>
@@ -15815,7 +14843,7 @@
               <w:spacing w:line="266" w:lineRule="auto"/>
               <w:jc w:val="thaiDistribute"/>
               <w:rPr>
-                <w:rFonts w:ascii="TH SarabunPSK" w:hAnsi="TH SarabunPSK" w:cs="TH SarabunPSK" w:hint="cs"/>
+                <w:rFonts w:ascii="TH SarabunPSK" w:hAnsi="TH SarabunPSK" w:cs="TH SarabunPSK"/>
               </w:rPr>
             </w:pPr>
             <w:r>
@@ -15839,12 +14867,6 @@
         </w:tc>
       </w:tr>
       <w:tr>
-        <w:tblPrEx>
-          <w:tblCellMar>
-            <w:top w:w="0" w:type="dxa"/>
-            <w:bottom w:w="0" w:type="dxa"/>
-          </w:tblCellMar>
-        </w:tblPrEx>
         <w:tc>
           <w:tcPr>
             <w:tcW w:w="620" w:type="dxa"/>
@@ -15861,7 +14883,7 @@
               <w:spacing w:line="266" w:lineRule="auto"/>
               <w:jc w:val="thaiDistribute"/>
               <w:rPr>
-                <w:rFonts w:ascii="TH SarabunPSK" w:hAnsi="TH SarabunPSK" w:cs="TH SarabunPSK" w:hint="cs"/>
+                <w:rFonts w:ascii="TH SarabunPSK" w:hAnsi="TH SarabunPSK" w:cs="TH SarabunPSK"/>
               </w:rPr>
             </w:pPr>
             <w:r>
@@ -15891,19 +14913,13 @@
               <w:spacing w:line="266" w:lineRule="auto"/>
               <w:jc w:val="thaiDistribute"/>
               <w:rPr>
-                <w:rFonts w:ascii="TH SarabunPSK" w:hAnsi="TH SarabunPSK" w:cs="TH SarabunPSK" w:hint="cs"/>
-              </w:rPr>
-            </w:pPr>
-          </w:p>
-        </w:tc>
-      </w:tr>
-      <w:tr>
-        <w:tblPrEx>
-          <w:tblCellMar>
-            <w:top w:w="0" w:type="dxa"/>
-            <w:bottom w:w="0" w:type="dxa"/>
-          </w:tblCellMar>
-        </w:tblPrEx>
+                <w:rFonts w:ascii="TH SarabunPSK" w:hAnsi="TH SarabunPSK" w:cs="TH SarabunPSK"/>
+              </w:rPr>
+            </w:pPr>
+          </w:p>
+        </w:tc>
+      </w:tr>
+      <w:tr>
         <w:tc>
           <w:tcPr>
             <w:tcW w:w="620" w:type="dxa"/>
@@ -15920,7 +14936,7 @@
               <w:spacing w:line="266" w:lineRule="auto"/>
               <w:jc w:val="thaiDistribute"/>
               <w:rPr>
-                <w:rFonts w:ascii="TH SarabunPSK" w:hAnsi="TH SarabunPSK" w:cs="TH SarabunPSK" w:hint="cs"/>
+                <w:rFonts w:ascii="TH SarabunPSK" w:hAnsi="TH SarabunPSK" w:cs="TH SarabunPSK"/>
               </w:rPr>
             </w:pPr>
             <w:r>
@@ -15950,7 +14966,7 @@
               <w:spacing w:line="266" w:lineRule="auto"/>
               <w:jc w:val="thaiDistribute"/>
               <w:rPr>
-                <w:rFonts w:ascii="TH SarabunPSK" w:hAnsi="TH SarabunPSK" w:cs="TH SarabunPSK" w:hint="cs"/>
+                <w:rFonts w:ascii="TH SarabunPSK" w:hAnsi="TH SarabunPSK" w:cs="TH SarabunPSK"/>
               </w:rPr>
             </w:pPr>
             <w:r>
@@ -15965,12 +14981,6 @@
         </w:tc>
       </w:tr>
       <w:tr>
-        <w:tblPrEx>
-          <w:tblCellMar>
-            <w:top w:w="0" w:type="dxa"/>
-            <w:bottom w:w="0" w:type="dxa"/>
-          </w:tblCellMar>
-        </w:tblPrEx>
         <w:tc>
           <w:tcPr>
             <w:tcW w:w="620" w:type="dxa"/>
@@ -15987,7 +14997,7 @@
               <w:spacing w:line="266" w:lineRule="auto"/>
               <w:jc w:val="thaiDistribute"/>
               <w:rPr>
-                <w:rFonts w:ascii="TH SarabunPSK" w:hAnsi="TH SarabunPSK" w:cs="TH SarabunPSK" w:hint="cs"/>
+                <w:rFonts w:ascii="TH SarabunPSK" w:hAnsi="TH SarabunPSK" w:cs="TH SarabunPSK"/>
               </w:rPr>
             </w:pPr>
             <w:r>
@@ -16017,19 +15027,13 @@
               <w:spacing w:line="266" w:lineRule="auto"/>
               <w:jc w:val="thaiDistribute"/>
               <w:rPr>
-                <w:rFonts w:ascii="TH SarabunPSK" w:hAnsi="TH SarabunPSK" w:cs="TH SarabunPSK" w:hint="cs"/>
-              </w:rPr>
-            </w:pPr>
-          </w:p>
-        </w:tc>
-      </w:tr>
-      <w:tr>
-        <w:tblPrEx>
-          <w:tblCellMar>
-            <w:top w:w="0" w:type="dxa"/>
-            <w:bottom w:w="0" w:type="dxa"/>
-          </w:tblCellMar>
-        </w:tblPrEx>
+                <w:rFonts w:ascii="TH SarabunPSK" w:hAnsi="TH SarabunPSK" w:cs="TH SarabunPSK"/>
+              </w:rPr>
+            </w:pPr>
+          </w:p>
+        </w:tc>
+      </w:tr>
+      <w:tr>
         <w:tc>
           <w:tcPr>
             <w:tcW w:w="620" w:type="dxa"/>
@@ -16046,7 +15050,7 @@
               <w:spacing w:line="266" w:lineRule="auto"/>
               <w:jc w:val="thaiDistribute"/>
               <w:rPr>
-                <w:rFonts w:ascii="TH SarabunPSK" w:hAnsi="TH SarabunPSK" w:cs="TH SarabunPSK" w:hint="cs"/>
+                <w:rFonts w:ascii="TH SarabunPSK" w:hAnsi="TH SarabunPSK" w:cs="TH SarabunPSK"/>
               </w:rPr>
             </w:pPr>
             <w:r>
@@ -16076,7 +15080,7 @@
               <w:spacing w:line="266" w:lineRule="auto"/>
               <w:jc w:val="thaiDistribute"/>
               <w:rPr>
-                <w:rFonts w:ascii="TH SarabunPSK" w:hAnsi="TH SarabunPSK" w:cs="TH SarabunPSK" w:hint="cs"/>
+                <w:rFonts w:ascii="TH SarabunPSK" w:hAnsi="TH SarabunPSK" w:cs="TH SarabunPSK"/>
               </w:rPr>
             </w:pPr>
             <w:r>
@@ -16091,12 +15095,6 @@
         </w:tc>
       </w:tr>
       <w:tr>
-        <w:tblPrEx>
-          <w:tblCellMar>
-            <w:top w:w="0" w:type="dxa"/>
-            <w:bottom w:w="0" w:type="dxa"/>
-          </w:tblCellMar>
-        </w:tblPrEx>
         <w:tc>
           <w:tcPr>
             <w:tcW w:w="620" w:type="dxa"/>
@@ -16113,7 +15111,7 @@
               <w:spacing w:line="266" w:lineRule="auto"/>
               <w:jc w:val="thaiDistribute"/>
               <w:rPr>
-                <w:rFonts w:ascii="TH SarabunPSK" w:hAnsi="TH SarabunPSK" w:cs="TH SarabunPSK" w:hint="cs"/>
+                <w:rFonts w:ascii="TH SarabunPSK" w:hAnsi="TH SarabunPSK" w:cs="TH SarabunPSK"/>
               </w:rPr>
             </w:pPr>
             <w:r>
@@ -16143,7 +15141,7 @@
               <w:spacing w:line="266" w:lineRule="auto"/>
               <w:jc w:val="thaiDistribute"/>
               <w:rPr>
-                <w:rFonts w:ascii="TH SarabunPSK" w:hAnsi="TH SarabunPSK" w:cs="TH SarabunPSK" w:hint="cs"/>
+                <w:rFonts w:ascii="TH SarabunPSK" w:hAnsi="TH SarabunPSK" w:cs="TH SarabunPSK"/>
               </w:rPr>
             </w:pPr>
             <w:r>
@@ -16158,12 +15156,6 @@
         </w:tc>
       </w:tr>
       <w:tr>
-        <w:tblPrEx>
-          <w:tblCellMar>
-            <w:top w:w="0" w:type="dxa"/>
-            <w:bottom w:w="0" w:type="dxa"/>
-          </w:tblCellMar>
-        </w:tblPrEx>
         <w:tc>
           <w:tcPr>
             <w:tcW w:w="620" w:type="dxa"/>
@@ -16180,7 +15172,7 @@
               <w:spacing w:line="266" w:lineRule="auto"/>
               <w:jc w:val="thaiDistribute"/>
               <w:rPr>
-                <w:rFonts w:ascii="TH SarabunPSK" w:hAnsi="TH SarabunPSK" w:cs="TH SarabunPSK" w:hint="cs"/>
+                <w:rFonts w:ascii="TH SarabunPSK" w:hAnsi="TH SarabunPSK" w:cs="TH SarabunPSK"/>
               </w:rPr>
             </w:pPr>
             <w:r>
@@ -16210,7 +15202,7 @@
               <w:spacing w:line="266" w:lineRule="auto"/>
               <w:jc w:val="thaiDistribute"/>
               <w:rPr>
-                <w:rFonts w:ascii="TH SarabunPSK" w:hAnsi="TH SarabunPSK" w:cs="TH SarabunPSK" w:hint="cs"/>
+                <w:rFonts w:ascii="TH SarabunPSK" w:hAnsi="TH SarabunPSK" w:cs="TH SarabunPSK"/>
               </w:rPr>
             </w:pPr>
             <w:r>
@@ -16225,12 +15217,6 @@
         </w:tc>
       </w:tr>
       <w:tr>
-        <w:tblPrEx>
-          <w:tblCellMar>
-            <w:top w:w="0" w:type="dxa"/>
-            <w:bottom w:w="0" w:type="dxa"/>
-          </w:tblCellMar>
-        </w:tblPrEx>
         <w:tc>
           <w:tcPr>
             <w:tcW w:w="620" w:type="dxa"/>
@@ -16247,7 +15233,7 @@
               <w:spacing w:line="266" w:lineRule="auto"/>
               <w:jc w:val="thaiDistribute"/>
               <w:rPr>
-                <w:rFonts w:ascii="TH SarabunPSK" w:hAnsi="TH SarabunPSK" w:cs="TH SarabunPSK" w:hint="cs"/>
+                <w:rFonts w:ascii="TH SarabunPSK" w:hAnsi="TH SarabunPSK" w:cs="TH SarabunPSK"/>
               </w:rPr>
             </w:pPr>
             <w:r>
@@ -16277,7 +15263,7 @@
               <w:spacing w:line="266" w:lineRule="auto"/>
               <w:jc w:val="thaiDistribute"/>
               <w:rPr>
-                <w:rFonts w:ascii="TH SarabunPSK" w:hAnsi="TH SarabunPSK" w:cs="TH SarabunPSK" w:hint="cs"/>
+                <w:rFonts w:ascii="TH SarabunPSK" w:hAnsi="TH SarabunPSK" w:cs="TH SarabunPSK"/>
               </w:rPr>
             </w:pPr>
             <w:r>
@@ -16292,12 +15278,6 @@
         </w:tc>
       </w:tr>
       <w:tr>
-        <w:tblPrEx>
-          <w:tblCellMar>
-            <w:top w:w="0" w:type="dxa"/>
-            <w:bottom w:w="0" w:type="dxa"/>
-          </w:tblCellMar>
-        </w:tblPrEx>
         <w:tc>
           <w:tcPr>
             <w:tcW w:w="620" w:type="dxa"/>
@@ -16314,7 +15294,7 @@
               <w:spacing w:line="266" w:lineRule="auto"/>
               <w:jc w:val="thaiDistribute"/>
               <w:rPr>
-                <w:rFonts w:ascii="TH SarabunPSK" w:hAnsi="TH SarabunPSK" w:cs="TH SarabunPSK" w:hint="cs"/>
+                <w:rFonts w:ascii="TH SarabunPSK" w:hAnsi="TH SarabunPSK" w:cs="TH SarabunPSK"/>
               </w:rPr>
             </w:pPr>
             <w:r>
@@ -16344,7 +15324,7 @@
               <w:spacing w:line="266" w:lineRule="auto"/>
               <w:jc w:val="thaiDistribute"/>
               <w:rPr>
-                <w:rFonts w:ascii="TH SarabunPSK" w:hAnsi="TH SarabunPSK" w:cs="TH SarabunPSK" w:hint="cs"/>
+                <w:rFonts w:ascii="TH SarabunPSK" w:hAnsi="TH SarabunPSK" w:cs="TH SarabunPSK"/>
               </w:rPr>
             </w:pPr>
             <w:r>
@@ -16353,18 +15333,28 @@
                 <w:sz w:val="22"/>
                 <w:szCs w:val="22"/>
               </w:rPr>
-              <w:t xml:space="preserve">  Serial.println("Workshop 8.2 : HC-SR04 Distance Meter");</w:t>
-            </w:r>
-          </w:p>
-        </w:tc>
-      </w:tr>
-      <w:tr>
-        <w:tblPrEx>
-          <w:tblCellMar>
-            <w:top w:w="0" w:type="dxa"/>
-            <w:bottom w:w="0" w:type="dxa"/>
-          </w:tblCellMar>
-        </w:tblPrEx>
+              <w:t xml:space="preserve">  Serial.println("Workshop </w:t>
+            </w:r>
+            <w:r>
+              <w:rPr>
+                <w:rFonts w:ascii="TH SarabunPSK" w:eastAsia="Courier New" w:hAnsi="TH SarabunPSK" w:cs="TH SarabunPSK"/>
+                <w:sz w:val="22"/>
+                <w:szCs w:val="22"/>
+              </w:rPr>
+              <w:t>7</w:t>
+            </w:r>
+            <w:r>
+              <w:rPr>
+                <w:rFonts w:ascii="TH SarabunPSK" w:eastAsia="Courier New" w:hAnsi="TH SarabunPSK" w:cs="TH SarabunPSK" w:hint="cs"/>
+                <w:sz w:val="22"/>
+                <w:szCs w:val="22"/>
+              </w:rPr>
+              <w:t>.2 : HC-SR04 Distance Meter");</w:t>
+            </w:r>
+          </w:p>
+        </w:tc>
+      </w:tr>
+      <w:tr>
         <w:tc>
           <w:tcPr>
             <w:tcW w:w="620" w:type="dxa"/>
@@ -16381,7 +15371,7 @@
               <w:spacing w:line="266" w:lineRule="auto"/>
               <w:jc w:val="thaiDistribute"/>
               <w:rPr>
-                <w:rFonts w:ascii="TH SarabunPSK" w:hAnsi="TH SarabunPSK" w:cs="TH SarabunPSK" w:hint="cs"/>
+                <w:rFonts w:ascii="TH SarabunPSK" w:hAnsi="TH SarabunPSK" w:cs="TH SarabunPSK"/>
               </w:rPr>
             </w:pPr>
             <w:r>
@@ -16411,7 +15401,7 @@
               <w:spacing w:line="266" w:lineRule="auto"/>
               <w:jc w:val="thaiDistribute"/>
               <w:rPr>
-                <w:rFonts w:ascii="TH SarabunPSK" w:hAnsi="TH SarabunPSK" w:cs="TH SarabunPSK" w:hint="cs"/>
+                <w:rFonts w:ascii="TH SarabunPSK" w:hAnsi="TH SarabunPSK" w:cs="TH SarabunPSK"/>
               </w:rPr>
             </w:pPr>
             <w:r>
@@ -16426,12 +15416,6 @@
         </w:tc>
       </w:tr>
       <w:tr>
-        <w:tblPrEx>
-          <w:tblCellMar>
-            <w:top w:w="0" w:type="dxa"/>
-            <w:bottom w:w="0" w:type="dxa"/>
-          </w:tblCellMar>
-        </w:tblPrEx>
         <w:tc>
           <w:tcPr>
             <w:tcW w:w="620" w:type="dxa"/>
@@ -16448,7 +15432,7 @@
               <w:spacing w:line="266" w:lineRule="auto"/>
               <w:jc w:val="thaiDistribute"/>
               <w:rPr>
-                <w:rFonts w:ascii="TH SarabunPSK" w:hAnsi="TH SarabunPSK" w:cs="TH SarabunPSK" w:hint="cs"/>
+                <w:rFonts w:ascii="TH SarabunPSK" w:hAnsi="TH SarabunPSK" w:cs="TH SarabunPSK"/>
               </w:rPr>
             </w:pPr>
             <w:r>
@@ -16478,19 +15462,13 @@
               <w:spacing w:line="266" w:lineRule="auto"/>
               <w:jc w:val="thaiDistribute"/>
               <w:rPr>
-                <w:rFonts w:ascii="TH SarabunPSK" w:hAnsi="TH SarabunPSK" w:cs="TH SarabunPSK" w:hint="cs"/>
-              </w:rPr>
-            </w:pPr>
-          </w:p>
-        </w:tc>
-      </w:tr>
-      <w:tr>
-        <w:tblPrEx>
-          <w:tblCellMar>
-            <w:top w:w="0" w:type="dxa"/>
-            <w:bottom w:w="0" w:type="dxa"/>
-          </w:tblCellMar>
-        </w:tblPrEx>
+                <w:rFonts w:ascii="TH SarabunPSK" w:hAnsi="TH SarabunPSK" w:cs="TH SarabunPSK"/>
+              </w:rPr>
+            </w:pPr>
+          </w:p>
+        </w:tc>
+      </w:tr>
+      <w:tr>
         <w:tc>
           <w:tcPr>
             <w:tcW w:w="620" w:type="dxa"/>
@@ -16507,7 +15485,7 @@
               <w:spacing w:line="266" w:lineRule="auto"/>
               <w:jc w:val="thaiDistribute"/>
               <w:rPr>
-                <w:rFonts w:ascii="TH SarabunPSK" w:hAnsi="TH SarabunPSK" w:cs="TH SarabunPSK" w:hint="cs"/>
+                <w:rFonts w:ascii="TH SarabunPSK" w:hAnsi="TH SarabunPSK" w:cs="TH SarabunPSK"/>
               </w:rPr>
             </w:pPr>
             <w:r>
@@ -16537,7 +15515,7 @@
               <w:spacing w:line="266" w:lineRule="auto"/>
               <w:jc w:val="thaiDistribute"/>
               <w:rPr>
-                <w:rFonts w:ascii="TH SarabunPSK" w:hAnsi="TH SarabunPSK" w:cs="TH SarabunPSK" w:hint="cs"/>
+                <w:rFonts w:ascii="TH SarabunPSK" w:hAnsi="TH SarabunPSK" w:cs="TH SarabunPSK"/>
               </w:rPr>
             </w:pPr>
             <w:r>
@@ -16552,12 +15530,6 @@
         </w:tc>
       </w:tr>
       <w:tr>
-        <w:tblPrEx>
-          <w:tblCellMar>
-            <w:top w:w="0" w:type="dxa"/>
-            <w:bottom w:w="0" w:type="dxa"/>
-          </w:tblCellMar>
-        </w:tblPrEx>
         <w:tc>
           <w:tcPr>
             <w:tcW w:w="620" w:type="dxa"/>
@@ -16574,7 +15546,7 @@
               <w:spacing w:line="266" w:lineRule="auto"/>
               <w:jc w:val="thaiDistribute"/>
               <w:rPr>
-                <w:rFonts w:ascii="TH SarabunPSK" w:hAnsi="TH SarabunPSK" w:cs="TH SarabunPSK" w:hint="cs"/>
+                <w:rFonts w:ascii="TH SarabunPSK" w:hAnsi="TH SarabunPSK" w:cs="TH SarabunPSK"/>
               </w:rPr>
             </w:pPr>
             <w:r>
@@ -16604,7 +15576,7 @@
               <w:spacing w:line="266" w:lineRule="auto"/>
               <w:jc w:val="thaiDistribute"/>
               <w:rPr>
-                <w:rFonts w:ascii="TH SarabunPSK" w:hAnsi="TH SarabunPSK" w:cs="TH SarabunPSK" w:hint="cs"/>
+                <w:rFonts w:ascii="TH SarabunPSK" w:hAnsi="TH SarabunPSK" w:cs="TH SarabunPSK"/>
               </w:rPr>
             </w:pPr>
             <w:r>
@@ -16619,12 +15591,6 @@
         </w:tc>
       </w:tr>
       <w:tr>
-        <w:tblPrEx>
-          <w:tblCellMar>
-            <w:top w:w="0" w:type="dxa"/>
-            <w:bottom w:w="0" w:type="dxa"/>
-          </w:tblCellMar>
-        </w:tblPrEx>
         <w:tc>
           <w:tcPr>
             <w:tcW w:w="620" w:type="dxa"/>
@@ -16641,7 +15607,7 @@
               <w:spacing w:line="266" w:lineRule="auto"/>
               <w:jc w:val="thaiDistribute"/>
               <w:rPr>
-                <w:rFonts w:ascii="TH SarabunPSK" w:hAnsi="TH SarabunPSK" w:cs="TH SarabunPSK" w:hint="cs"/>
+                <w:rFonts w:ascii="TH SarabunPSK" w:hAnsi="TH SarabunPSK" w:cs="TH SarabunPSK"/>
               </w:rPr>
             </w:pPr>
             <w:r>
@@ -16671,19 +15637,13 @@
               <w:spacing w:line="266" w:lineRule="auto"/>
               <w:jc w:val="thaiDistribute"/>
               <w:rPr>
-                <w:rFonts w:ascii="TH SarabunPSK" w:hAnsi="TH SarabunPSK" w:cs="TH SarabunPSK" w:hint="cs"/>
-              </w:rPr>
-            </w:pPr>
-          </w:p>
-        </w:tc>
-      </w:tr>
-      <w:tr>
-        <w:tblPrEx>
-          <w:tblCellMar>
-            <w:top w:w="0" w:type="dxa"/>
-            <w:bottom w:w="0" w:type="dxa"/>
-          </w:tblCellMar>
-        </w:tblPrEx>
+                <w:rFonts w:ascii="TH SarabunPSK" w:hAnsi="TH SarabunPSK" w:cs="TH SarabunPSK"/>
+              </w:rPr>
+            </w:pPr>
+          </w:p>
+        </w:tc>
+      </w:tr>
+      <w:tr>
         <w:tc>
           <w:tcPr>
             <w:tcW w:w="620" w:type="dxa"/>
@@ -16700,7 +15660,7 @@
               <w:spacing w:line="266" w:lineRule="auto"/>
               <w:jc w:val="thaiDistribute"/>
               <w:rPr>
-                <w:rFonts w:ascii="TH SarabunPSK" w:hAnsi="TH SarabunPSK" w:cs="TH SarabunPSK" w:hint="cs"/>
+                <w:rFonts w:ascii="TH SarabunPSK" w:hAnsi="TH SarabunPSK" w:cs="TH SarabunPSK"/>
               </w:rPr>
             </w:pPr>
             <w:r>
@@ -16730,7 +15690,7 @@
               <w:spacing w:line="266" w:lineRule="auto"/>
               <w:jc w:val="thaiDistribute"/>
               <w:rPr>
-                <w:rFonts w:ascii="TH SarabunPSK" w:hAnsi="TH SarabunPSK" w:cs="TH SarabunPSK" w:hint="cs"/>
+                <w:rFonts w:ascii="TH SarabunPSK" w:hAnsi="TH SarabunPSK" w:cs="TH SarabunPSK"/>
               </w:rPr>
             </w:pPr>
             <w:r>
@@ -16754,12 +15714,6 @@
         </w:tc>
       </w:tr>
       <w:tr>
-        <w:tblPrEx>
-          <w:tblCellMar>
-            <w:top w:w="0" w:type="dxa"/>
-            <w:bottom w:w="0" w:type="dxa"/>
-          </w:tblCellMar>
-        </w:tblPrEx>
         <w:tc>
           <w:tcPr>
             <w:tcW w:w="620" w:type="dxa"/>
@@ -16776,7 +15730,7 @@
               <w:spacing w:line="266" w:lineRule="auto"/>
               <w:jc w:val="thaiDistribute"/>
               <w:rPr>
-                <w:rFonts w:ascii="TH SarabunPSK" w:hAnsi="TH SarabunPSK" w:cs="TH SarabunPSK" w:hint="cs"/>
+                <w:rFonts w:ascii="TH SarabunPSK" w:hAnsi="TH SarabunPSK" w:cs="TH SarabunPSK"/>
               </w:rPr>
             </w:pPr>
             <w:r>
@@ -16806,7 +15760,7 @@
               <w:spacing w:line="266" w:lineRule="auto"/>
               <w:jc w:val="thaiDistribute"/>
               <w:rPr>
-                <w:rFonts w:ascii="TH SarabunPSK" w:hAnsi="TH SarabunPSK" w:cs="TH SarabunPSK" w:hint="cs"/>
+                <w:rFonts w:ascii="TH SarabunPSK" w:hAnsi="TH SarabunPSK" w:cs="TH SarabunPSK"/>
               </w:rPr>
             </w:pPr>
             <w:r>
@@ -16821,12 +15775,6 @@
         </w:tc>
       </w:tr>
       <w:tr>
-        <w:tblPrEx>
-          <w:tblCellMar>
-            <w:top w:w="0" w:type="dxa"/>
-            <w:bottom w:w="0" w:type="dxa"/>
-          </w:tblCellMar>
-        </w:tblPrEx>
         <w:tc>
           <w:tcPr>
             <w:tcW w:w="620" w:type="dxa"/>
@@ -16843,7 +15791,7 @@
               <w:spacing w:line="266" w:lineRule="auto"/>
               <w:jc w:val="thaiDistribute"/>
               <w:rPr>
-                <w:rFonts w:ascii="TH SarabunPSK" w:hAnsi="TH SarabunPSK" w:cs="TH SarabunPSK" w:hint="cs"/>
+                <w:rFonts w:ascii="TH SarabunPSK" w:hAnsi="TH SarabunPSK" w:cs="TH SarabunPSK"/>
               </w:rPr>
             </w:pPr>
             <w:r>
@@ -16873,7 +15821,7 @@
               <w:spacing w:line="266" w:lineRule="auto"/>
               <w:jc w:val="thaiDistribute"/>
               <w:rPr>
-                <w:rFonts w:ascii="TH SarabunPSK" w:hAnsi="TH SarabunPSK" w:cs="TH SarabunPSK" w:hint="cs"/>
+                <w:rFonts w:ascii="TH SarabunPSK" w:hAnsi="TH SarabunPSK" w:cs="TH SarabunPSK"/>
               </w:rPr>
             </w:pPr>
             <w:r>
@@ -16897,12 +15845,6 @@
         </w:tc>
       </w:tr>
       <w:tr>
-        <w:tblPrEx>
-          <w:tblCellMar>
-            <w:top w:w="0" w:type="dxa"/>
-            <w:bottom w:w="0" w:type="dxa"/>
-          </w:tblCellMar>
-        </w:tblPrEx>
         <w:tc>
           <w:tcPr>
             <w:tcW w:w="620" w:type="dxa"/>
@@ -16919,7 +15861,7 @@
               <w:spacing w:line="266" w:lineRule="auto"/>
               <w:jc w:val="thaiDistribute"/>
               <w:rPr>
-                <w:rFonts w:ascii="TH SarabunPSK" w:hAnsi="TH SarabunPSK" w:cs="TH SarabunPSK" w:hint="cs"/>
+                <w:rFonts w:ascii="TH SarabunPSK" w:hAnsi="TH SarabunPSK" w:cs="TH SarabunPSK"/>
               </w:rPr>
             </w:pPr>
             <w:r>
@@ -16949,7 +15891,7 @@
               <w:spacing w:line="266" w:lineRule="auto"/>
               <w:jc w:val="thaiDistribute"/>
               <w:rPr>
-                <w:rFonts w:ascii="TH SarabunPSK" w:hAnsi="TH SarabunPSK" w:cs="TH SarabunPSK" w:hint="cs"/>
+                <w:rFonts w:ascii="TH SarabunPSK" w:hAnsi="TH SarabunPSK" w:cs="TH SarabunPSK"/>
               </w:rPr>
             </w:pPr>
             <w:r>
@@ -16973,12 +15915,6 @@
         </w:tc>
       </w:tr>
       <w:tr>
-        <w:tblPrEx>
-          <w:tblCellMar>
-            <w:top w:w="0" w:type="dxa"/>
-            <w:bottom w:w="0" w:type="dxa"/>
-          </w:tblCellMar>
-        </w:tblPrEx>
         <w:tc>
           <w:tcPr>
             <w:tcW w:w="620" w:type="dxa"/>
@@ -16995,7 +15931,7 @@
               <w:spacing w:line="266" w:lineRule="auto"/>
               <w:jc w:val="thaiDistribute"/>
               <w:rPr>
-                <w:rFonts w:ascii="TH SarabunPSK" w:hAnsi="TH SarabunPSK" w:cs="TH SarabunPSK" w:hint="cs"/>
+                <w:rFonts w:ascii="TH SarabunPSK" w:hAnsi="TH SarabunPSK" w:cs="TH SarabunPSK"/>
               </w:rPr>
             </w:pPr>
             <w:r>
@@ -17025,7 +15961,7 @@
               <w:spacing w:line="266" w:lineRule="auto"/>
               <w:jc w:val="thaiDistribute"/>
               <w:rPr>
-                <w:rFonts w:ascii="TH SarabunPSK" w:hAnsi="TH SarabunPSK" w:cs="TH SarabunPSK" w:hint="cs"/>
+                <w:rFonts w:ascii="TH SarabunPSK" w:hAnsi="TH SarabunPSK" w:cs="TH SarabunPSK"/>
               </w:rPr>
             </w:pPr>
             <w:r>
@@ -17040,12 +15976,6 @@
         </w:tc>
       </w:tr>
       <w:tr>
-        <w:tblPrEx>
-          <w:tblCellMar>
-            <w:top w:w="0" w:type="dxa"/>
-            <w:bottom w:w="0" w:type="dxa"/>
-          </w:tblCellMar>
-        </w:tblPrEx>
         <w:tc>
           <w:tcPr>
             <w:tcW w:w="620" w:type="dxa"/>
@@ -17062,7 +15992,7 @@
               <w:spacing w:line="266" w:lineRule="auto"/>
               <w:jc w:val="thaiDistribute"/>
               <w:rPr>
-                <w:rFonts w:ascii="TH SarabunPSK" w:hAnsi="TH SarabunPSK" w:cs="TH SarabunPSK" w:hint="cs"/>
+                <w:rFonts w:ascii="TH SarabunPSK" w:hAnsi="TH SarabunPSK" w:cs="TH SarabunPSK"/>
               </w:rPr>
             </w:pPr>
             <w:r>
@@ -17092,19 +16022,13 @@
               <w:spacing w:line="266" w:lineRule="auto"/>
               <w:jc w:val="thaiDistribute"/>
               <w:rPr>
-                <w:rFonts w:ascii="TH SarabunPSK" w:hAnsi="TH SarabunPSK" w:cs="TH SarabunPSK" w:hint="cs"/>
-              </w:rPr>
-            </w:pPr>
-          </w:p>
-        </w:tc>
-      </w:tr>
-      <w:tr>
-        <w:tblPrEx>
-          <w:tblCellMar>
-            <w:top w:w="0" w:type="dxa"/>
-            <w:bottom w:w="0" w:type="dxa"/>
-          </w:tblCellMar>
-        </w:tblPrEx>
+                <w:rFonts w:ascii="TH SarabunPSK" w:hAnsi="TH SarabunPSK" w:cs="TH SarabunPSK"/>
+              </w:rPr>
+            </w:pPr>
+          </w:p>
+        </w:tc>
+      </w:tr>
+      <w:tr>
         <w:tc>
           <w:tcPr>
             <w:tcW w:w="620" w:type="dxa"/>
@@ -17121,7 +16045,7 @@
               <w:spacing w:line="266" w:lineRule="auto"/>
               <w:jc w:val="thaiDistribute"/>
               <w:rPr>
-                <w:rFonts w:ascii="TH SarabunPSK" w:hAnsi="TH SarabunPSK" w:cs="TH SarabunPSK" w:hint="cs"/>
+                <w:rFonts w:ascii="TH SarabunPSK" w:hAnsi="TH SarabunPSK" w:cs="TH SarabunPSK"/>
               </w:rPr>
             </w:pPr>
             <w:r>
@@ -17151,7 +16075,7 @@
               <w:spacing w:line="266" w:lineRule="auto"/>
               <w:jc w:val="thaiDistribute"/>
               <w:rPr>
-                <w:rFonts w:ascii="TH SarabunPSK" w:hAnsi="TH SarabunPSK" w:cs="TH SarabunPSK" w:hint="cs"/>
+                <w:rFonts w:ascii="TH SarabunPSK" w:hAnsi="TH SarabunPSK" w:cs="TH SarabunPSK"/>
               </w:rPr>
             </w:pPr>
             <w:r>
@@ -17175,12 +16099,6 @@
         </w:tc>
       </w:tr>
       <w:tr>
-        <w:tblPrEx>
-          <w:tblCellMar>
-            <w:top w:w="0" w:type="dxa"/>
-            <w:bottom w:w="0" w:type="dxa"/>
-          </w:tblCellMar>
-        </w:tblPrEx>
         <w:tc>
           <w:tcPr>
             <w:tcW w:w="620" w:type="dxa"/>
@@ -17197,7 +16115,7 @@
               <w:spacing w:line="266" w:lineRule="auto"/>
               <w:jc w:val="thaiDistribute"/>
               <w:rPr>
-                <w:rFonts w:ascii="TH SarabunPSK" w:hAnsi="TH SarabunPSK" w:cs="TH SarabunPSK" w:hint="cs"/>
+                <w:rFonts w:ascii="TH SarabunPSK" w:hAnsi="TH SarabunPSK" w:cs="TH SarabunPSK"/>
               </w:rPr>
             </w:pPr>
             <w:r>
@@ -17228,7 +16146,7 @@
               <w:spacing w:line="266" w:lineRule="auto"/>
               <w:jc w:val="thaiDistribute"/>
               <w:rPr>
-                <w:rFonts w:ascii="TH SarabunPSK" w:hAnsi="TH SarabunPSK" w:cs="TH SarabunPSK" w:hint="cs"/>
+                <w:rFonts w:ascii="TH SarabunPSK" w:hAnsi="TH SarabunPSK" w:cs="TH SarabunPSK"/>
               </w:rPr>
             </w:pPr>
             <w:r>
@@ -17243,12 +16161,6 @@
         </w:tc>
       </w:tr>
       <w:tr>
-        <w:tblPrEx>
-          <w:tblCellMar>
-            <w:top w:w="0" w:type="dxa"/>
-            <w:bottom w:w="0" w:type="dxa"/>
-          </w:tblCellMar>
-        </w:tblPrEx>
         <w:tc>
           <w:tcPr>
             <w:tcW w:w="620" w:type="dxa"/>
@@ -17265,7 +16177,7 @@
               <w:spacing w:line="266" w:lineRule="auto"/>
               <w:jc w:val="thaiDistribute"/>
               <w:rPr>
-                <w:rFonts w:ascii="TH SarabunPSK" w:hAnsi="TH SarabunPSK" w:cs="TH SarabunPSK" w:hint="cs"/>
+                <w:rFonts w:ascii="TH SarabunPSK" w:hAnsi="TH SarabunPSK" w:cs="TH SarabunPSK"/>
               </w:rPr>
             </w:pPr>
             <w:r>
@@ -17295,19 +16207,13 @@
               <w:spacing w:line="266" w:lineRule="auto"/>
               <w:jc w:val="thaiDistribute"/>
               <w:rPr>
-                <w:rFonts w:ascii="TH SarabunPSK" w:hAnsi="TH SarabunPSK" w:cs="TH SarabunPSK" w:hint="cs"/>
-              </w:rPr>
-            </w:pPr>
-          </w:p>
-        </w:tc>
-      </w:tr>
-      <w:tr>
-        <w:tblPrEx>
-          <w:tblCellMar>
-            <w:top w:w="0" w:type="dxa"/>
-            <w:bottom w:w="0" w:type="dxa"/>
-          </w:tblCellMar>
-        </w:tblPrEx>
+                <w:rFonts w:ascii="TH SarabunPSK" w:hAnsi="TH SarabunPSK" w:cs="TH SarabunPSK"/>
+              </w:rPr>
+            </w:pPr>
+          </w:p>
+        </w:tc>
+      </w:tr>
+      <w:tr>
         <w:tc>
           <w:tcPr>
             <w:tcW w:w="620" w:type="dxa"/>
@@ -17324,7 +16230,7 @@
               <w:spacing w:line="266" w:lineRule="auto"/>
               <w:jc w:val="thaiDistribute"/>
               <w:rPr>
-                <w:rFonts w:ascii="TH SarabunPSK" w:hAnsi="TH SarabunPSK" w:cs="TH SarabunPSK" w:hint="cs"/>
+                <w:rFonts w:ascii="TH SarabunPSK" w:hAnsi="TH SarabunPSK" w:cs="TH SarabunPSK"/>
               </w:rPr>
             </w:pPr>
             <w:r>
@@ -17354,7 +16260,7 @@
               <w:spacing w:line="266" w:lineRule="auto"/>
               <w:jc w:val="thaiDistribute"/>
               <w:rPr>
-                <w:rFonts w:ascii="TH SarabunPSK" w:hAnsi="TH SarabunPSK" w:cs="TH SarabunPSK" w:hint="cs"/>
+                <w:rFonts w:ascii="TH SarabunPSK" w:hAnsi="TH SarabunPSK" w:cs="TH SarabunPSK"/>
               </w:rPr>
             </w:pPr>
             <w:r>
@@ -17369,12 +16275,6 @@
         </w:tc>
       </w:tr>
       <w:tr>
-        <w:tblPrEx>
-          <w:tblCellMar>
-            <w:top w:w="0" w:type="dxa"/>
-            <w:bottom w:w="0" w:type="dxa"/>
-          </w:tblCellMar>
-        </w:tblPrEx>
         <w:tc>
           <w:tcPr>
             <w:tcW w:w="620" w:type="dxa"/>
@@ -17391,7 +16291,7 @@
               <w:spacing w:line="266" w:lineRule="auto"/>
               <w:jc w:val="thaiDistribute"/>
               <w:rPr>
-                <w:rFonts w:ascii="TH SarabunPSK" w:hAnsi="TH SarabunPSK" w:cs="TH SarabunPSK" w:hint="cs"/>
+                <w:rFonts w:ascii="TH SarabunPSK" w:hAnsi="TH SarabunPSK" w:cs="TH SarabunPSK"/>
               </w:rPr>
             </w:pPr>
             <w:r>
@@ -17421,7 +16321,7 @@
               <w:spacing w:line="266" w:lineRule="auto"/>
               <w:jc w:val="thaiDistribute"/>
               <w:rPr>
-                <w:rFonts w:ascii="TH SarabunPSK" w:hAnsi="TH SarabunPSK" w:cs="TH SarabunPSK" w:hint="cs"/>
+                <w:rFonts w:ascii="TH SarabunPSK" w:hAnsi="TH SarabunPSK" w:cs="TH SarabunPSK"/>
               </w:rPr>
             </w:pPr>
             <w:r>
@@ -17436,12 +16336,6 @@
         </w:tc>
       </w:tr>
       <w:tr>
-        <w:tblPrEx>
-          <w:tblCellMar>
-            <w:top w:w="0" w:type="dxa"/>
-            <w:bottom w:w="0" w:type="dxa"/>
-          </w:tblCellMar>
-        </w:tblPrEx>
         <w:tc>
           <w:tcPr>
             <w:tcW w:w="620" w:type="dxa"/>
@@ -17458,7 +16352,7 @@
               <w:spacing w:line="266" w:lineRule="auto"/>
               <w:jc w:val="thaiDistribute"/>
               <w:rPr>
-                <w:rFonts w:ascii="TH SarabunPSK" w:hAnsi="TH SarabunPSK" w:cs="TH SarabunPSK" w:hint="cs"/>
+                <w:rFonts w:ascii="TH SarabunPSK" w:hAnsi="TH SarabunPSK" w:cs="TH SarabunPSK"/>
               </w:rPr>
             </w:pPr>
             <w:r>
@@ -17488,7 +16382,7 @@
               <w:spacing w:line="266" w:lineRule="auto"/>
               <w:jc w:val="thaiDistribute"/>
               <w:rPr>
-                <w:rFonts w:ascii="TH SarabunPSK" w:hAnsi="TH SarabunPSK" w:cs="TH SarabunPSK" w:hint="cs"/>
+                <w:rFonts w:ascii="TH SarabunPSK" w:hAnsi="TH SarabunPSK" w:cs="TH SarabunPSK"/>
               </w:rPr>
             </w:pPr>
             <w:r>
@@ -17503,12 +16397,6 @@
         </w:tc>
       </w:tr>
       <w:tr>
-        <w:tblPrEx>
-          <w:tblCellMar>
-            <w:top w:w="0" w:type="dxa"/>
-            <w:bottom w:w="0" w:type="dxa"/>
-          </w:tblCellMar>
-        </w:tblPrEx>
         <w:tc>
           <w:tcPr>
             <w:tcW w:w="620" w:type="dxa"/>
@@ -17525,7 +16413,7 @@
               <w:spacing w:line="266" w:lineRule="auto"/>
               <w:jc w:val="thaiDistribute"/>
               <w:rPr>
-                <w:rFonts w:ascii="TH SarabunPSK" w:hAnsi="TH SarabunPSK" w:cs="TH SarabunPSK" w:hint="cs"/>
+                <w:rFonts w:ascii="TH SarabunPSK" w:hAnsi="TH SarabunPSK" w:cs="TH SarabunPSK"/>
               </w:rPr>
             </w:pPr>
             <w:r>
@@ -17555,7 +16443,7 @@
               <w:spacing w:line="266" w:lineRule="auto"/>
               <w:jc w:val="thaiDistribute"/>
               <w:rPr>
-                <w:rFonts w:ascii="TH SarabunPSK" w:hAnsi="TH SarabunPSK" w:cs="TH SarabunPSK" w:hint="cs"/>
+                <w:rFonts w:ascii="TH SarabunPSK" w:hAnsi="TH SarabunPSK" w:cs="TH SarabunPSK"/>
               </w:rPr>
             </w:pPr>
             <w:r>
@@ -17570,12 +16458,6 @@
         </w:tc>
       </w:tr>
       <w:tr>
-        <w:tblPrEx>
-          <w:tblCellMar>
-            <w:top w:w="0" w:type="dxa"/>
-            <w:bottom w:w="0" w:type="dxa"/>
-          </w:tblCellMar>
-        </w:tblPrEx>
         <w:tc>
           <w:tcPr>
             <w:tcW w:w="620" w:type="dxa"/>
@@ -17592,7 +16474,7 @@
               <w:spacing w:line="266" w:lineRule="auto"/>
               <w:jc w:val="thaiDistribute"/>
               <w:rPr>
-                <w:rFonts w:ascii="TH SarabunPSK" w:hAnsi="TH SarabunPSK" w:cs="TH SarabunPSK" w:hint="cs"/>
+                <w:rFonts w:ascii="TH SarabunPSK" w:hAnsi="TH SarabunPSK" w:cs="TH SarabunPSK"/>
               </w:rPr>
             </w:pPr>
             <w:r>
@@ -17622,19 +16504,13 @@
               <w:spacing w:line="266" w:lineRule="auto"/>
               <w:jc w:val="thaiDistribute"/>
               <w:rPr>
-                <w:rFonts w:ascii="TH SarabunPSK" w:hAnsi="TH SarabunPSK" w:cs="TH SarabunPSK" w:hint="cs"/>
-              </w:rPr>
-            </w:pPr>
-          </w:p>
-        </w:tc>
-      </w:tr>
-      <w:tr>
-        <w:tblPrEx>
-          <w:tblCellMar>
-            <w:top w:w="0" w:type="dxa"/>
-            <w:bottom w:w="0" w:type="dxa"/>
-          </w:tblCellMar>
-        </w:tblPrEx>
+                <w:rFonts w:ascii="TH SarabunPSK" w:hAnsi="TH SarabunPSK" w:cs="TH SarabunPSK"/>
+              </w:rPr>
+            </w:pPr>
+          </w:p>
+        </w:tc>
+      </w:tr>
+      <w:tr>
         <w:tc>
           <w:tcPr>
             <w:tcW w:w="620" w:type="dxa"/>
@@ -17651,7 +16527,7 @@
               <w:spacing w:line="266" w:lineRule="auto"/>
               <w:jc w:val="thaiDistribute"/>
               <w:rPr>
-                <w:rFonts w:ascii="TH SarabunPSK" w:hAnsi="TH SarabunPSK" w:cs="TH SarabunPSK" w:hint="cs"/>
+                <w:rFonts w:ascii="TH SarabunPSK" w:hAnsi="TH SarabunPSK" w:cs="TH SarabunPSK"/>
               </w:rPr>
             </w:pPr>
             <w:r>
@@ -17681,7 +16557,7 @@
               <w:spacing w:line="266" w:lineRule="auto"/>
               <w:jc w:val="thaiDistribute"/>
               <w:rPr>
-                <w:rFonts w:ascii="TH SarabunPSK" w:hAnsi="TH SarabunPSK" w:cs="TH SarabunPSK" w:hint="cs"/>
+                <w:rFonts w:ascii="TH SarabunPSK" w:hAnsi="TH SarabunPSK" w:cs="TH SarabunPSK"/>
               </w:rPr>
             </w:pPr>
             <w:r>
@@ -17696,12 +16572,6 @@
         </w:tc>
       </w:tr>
       <w:tr>
-        <w:tblPrEx>
-          <w:tblCellMar>
-            <w:top w:w="0" w:type="dxa"/>
-            <w:bottom w:w="0" w:type="dxa"/>
-          </w:tblCellMar>
-        </w:tblPrEx>
         <w:tc>
           <w:tcPr>
             <w:tcW w:w="620" w:type="dxa"/>
@@ -17718,7 +16588,7 @@
               <w:spacing w:line="266" w:lineRule="auto"/>
               <w:jc w:val="thaiDistribute"/>
               <w:rPr>
-                <w:rFonts w:ascii="TH SarabunPSK" w:hAnsi="TH SarabunPSK" w:cs="TH SarabunPSK" w:hint="cs"/>
+                <w:rFonts w:ascii="TH SarabunPSK" w:hAnsi="TH SarabunPSK" w:cs="TH SarabunPSK"/>
               </w:rPr>
             </w:pPr>
             <w:r>
@@ -17748,7 +16618,7 @@
               <w:spacing w:line="266" w:lineRule="auto"/>
               <w:jc w:val="thaiDistribute"/>
               <w:rPr>
-                <w:rFonts w:ascii="TH SarabunPSK" w:hAnsi="TH SarabunPSK" w:cs="TH SarabunPSK" w:hint="cs"/>
+                <w:rFonts w:ascii="TH SarabunPSK" w:hAnsi="TH SarabunPSK" w:cs="TH SarabunPSK"/>
               </w:rPr>
             </w:pPr>
             <w:r>
@@ -17772,12 +16642,6 @@
         </w:tc>
       </w:tr>
       <w:tr>
-        <w:tblPrEx>
-          <w:tblCellMar>
-            <w:top w:w="0" w:type="dxa"/>
-            <w:bottom w:w="0" w:type="dxa"/>
-          </w:tblCellMar>
-        </w:tblPrEx>
         <w:tc>
           <w:tcPr>
             <w:tcW w:w="620" w:type="dxa"/>
@@ -17794,7 +16658,7 @@
               <w:spacing w:line="266" w:lineRule="auto"/>
               <w:jc w:val="thaiDistribute"/>
               <w:rPr>
-                <w:rFonts w:ascii="TH SarabunPSK" w:hAnsi="TH SarabunPSK" w:cs="TH SarabunPSK" w:hint="cs"/>
+                <w:rFonts w:ascii="TH SarabunPSK" w:hAnsi="TH SarabunPSK" w:cs="TH SarabunPSK"/>
               </w:rPr>
             </w:pPr>
             <w:r>
@@ -17824,7 +16688,7 @@
               <w:spacing w:line="266" w:lineRule="auto"/>
               <w:jc w:val="thaiDistribute"/>
               <w:rPr>
-                <w:rFonts w:ascii="TH SarabunPSK" w:hAnsi="TH SarabunPSK" w:cs="TH SarabunPSK" w:hint="cs"/>
+                <w:rFonts w:ascii="TH SarabunPSK" w:hAnsi="TH SarabunPSK" w:cs="TH SarabunPSK"/>
               </w:rPr>
             </w:pPr>
             <w:r>
@@ -17848,12 +16712,6 @@
         </w:tc>
       </w:tr>
       <w:tr>
-        <w:tblPrEx>
-          <w:tblCellMar>
-            <w:top w:w="0" w:type="dxa"/>
-            <w:bottom w:w="0" w:type="dxa"/>
-          </w:tblCellMar>
-        </w:tblPrEx>
         <w:tc>
           <w:tcPr>
             <w:tcW w:w="620" w:type="dxa"/>
@@ -17870,7 +16728,7 @@
               <w:spacing w:line="266" w:lineRule="auto"/>
               <w:jc w:val="thaiDistribute"/>
               <w:rPr>
-                <w:rFonts w:ascii="TH SarabunPSK" w:hAnsi="TH SarabunPSK" w:cs="TH SarabunPSK" w:hint="cs"/>
+                <w:rFonts w:ascii="TH SarabunPSK" w:hAnsi="TH SarabunPSK" w:cs="TH SarabunPSK"/>
               </w:rPr>
             </w:pPr>
             <w:r>
@@ -17900,7 +16758,7 @@
               <w:spacing w:line="266" w:lineRule="auto"/>
               <w:jc w:val="thaiDistribute"/>
               <w:rPr>
-                <w:rFonts w:ascii="TH SarabunPSK" w:hAnsi="TH SarabunPSK" w:cs="TH SarabunPSK" w:hint="cs"/>
+                <w:rFonts w:ascii="TH SarabunPSK" w:hAnsi="TH SarabunPSK" w:cs="TH SarabunPSK"/>
               </w:rPr>
             </w:pPr>
             <w:r>
@@ -17915,12 +16773,6 @@
         </w:tc>
       </w:tr>
       <w:tr>
-        <w:tblPrEx>
-          <w:tblCellMar>
-            <w:top w:w="0" w:type="dxa"/>
-            <w:bottom w:w="0" w:type="dxa"/>
-          </w:tblCellMar>
-        </w:tblPrEx>
         <w:tc>
           <w:tcPr>
             <w:tcW w:w="620" w:type="dxa"/>
@@ -17937,7 +16789,7 @@
               <w:spacing w:line="266" w:lineRule="auto"/>
               <w:jc w:val="thaiDistribute"/>
               <w:rPr>
-                <w:rFonts w:ascii="TH SarabunPSK" w:hAnsi="TH SarabunPSK" w:cs="TH SarabunPSK" w:hint="cs"/>
+                <w:rFonts w:ascii="TH SarabunPSK" w:hAnsi="TH SarabunPSK" w:cs="TH SarabunPSK"/>
               </w:rPr>
             </w:pPr>
             <w:r>
@@ -17967,7 +16819,7 @@
               <w:spacing w:line="266" w:lineRule="auto"/>
               <w:jc w:val="thaiDistribute"/>
               <w:rPr>
-                <w:rFonts w:ascii="TH SarabunPSK" w:hAnsi="TH SarabunPSK" w:cs="TH SarabunPSK" w:hint="cs"/>
+                <w:rFonts w:ascii="TH SarabunPSK" w:hAnsi="TH SarabunPSK" w:cs="TH SarabunPSK"/>
               </w:rPr>
             </w:pPr>
             <w:r>
@@ -17987,7 +16839,7 @@
         <w:spacing w:line="266" w:lineRule="auto"/>
         <w:jc w:val="thaiDistribute"/>
         <w:rPr>
-          <w:rFonts w:ascii="TH SarabunPSK" w:hAnsi="TH SarabunPSK" w:cs="TH SarabunPSK" w:hint="cs"/>
+          <w:rFonts w:ascii="TH SarabunPSK" w:hAnsi="TH SarabunPSK" w:cs="TH SarabunPSK"/>
         </w:rPr>
       </w:pPr>
     </w:p>
@@ -18012,12 +16864,6 @@
         <w:gridCol w:w="9360"/>
       </w:tblGrid>
       <w:tr>
-        <w:tblPrEx>
-          <w:tblCellMar>
-            <w:top w:w="0" w:type="dxa"/>
-            <w:bottom w:w="0" w:type="dxa"/>
-          </w:tblCellMar>
-        </w:tblPrEx>
         <w:trPr>
           <w:cantSplit/>
         </w:trPr>
@@ -18037,7 +16883,7 @@
               <w:spacing w:line="266" w:lineRule="auto"/>
               <w:jc w:val="thaiDistribute"/>
               <w:rPr>
-                <w:rFonts w:ascii="TH SarabunPSK" w:hAnsi="TH SarabunPSK" w:cs="TH SarabunPSK" w:hint="cs"/>
+                <w:rFonts w:ascii="TH SarabunPSK" w:hAnsi="TH SarabunPSK" w:cs="TH SarabunPSK"/>
               </w:rPr>
             </w:pPr>
             <w:r>
@@ -18055,7 +16901,7 @@
               <w:spacing w:line="266" w:lineRule="auto"/>
               <w:jc w:val="thaiDistribute"/>
               <w:rPr>
-                <w:rFonts w:ascii="TH SarabunPSK" w:hAnsi="TH SarabunPSK" w:cs="TH SarabunPSK" w:hint="cs"/>
+                <w:rFonts w:ascii="TH SarabunPSK" w:hAnsi="TH SarabunPSK" w:cs="TH SarabunPSK"/>
                 <w:b/>
                 <w:bCs/>
               </w:rPr>
@@ -18163,7 +17009,7 @@
         <w:spacing w:line="266" w:lineRule="auto"/>
         <w:jc w:val="thaiDistribute"/>
         <w:rPr>
-          <w:rFonts w:ascii="TH SarabunPSK" w:hAnsi="TH SarabunPSK" w:cs="TH SarabunPSK" w:hint="cs"/>
+          <w:rFonts w:ascii="TH SarabunPSK" w:hAnsi="TH SarabunPSK" w:cs="TH SarabunPSK"/>
         </w:rPr>
       </w:pPr>
     </w:p>
@@ -18188,12 +17034,6 @@
         <w:gridCol w:w="9360"/>
       </w:tblGrid>
       <w:tr>
-        <w:tblPrEx>
-          <w:tblCellMar>
-            <w:top w:w="0" w:type="dxa"/>
-            <w:bottom w:w="0" w:type="dxa"/>
-          </w:tblCellMar>
-        </w:tblPrEx>
         <w:trPr>
           <w:cantSplit/>
         </w:trPr>
@@ -18213,7 +17053,7 @@
               <w:spacing w:line="266" w:lineRule="auto"/>
               <w:jc w:val="thaiDistribute"/>
               <w:rPr>
-                <w:rFonts w:ascii="TH SarabunPSK" w:hAnsi="TH SarabunPSK" w:cs="TH SarabunPSK" w:hint="cs"/>
+                <w:rFonts w:ascii="TH SarabunPSK" w:hAnsi="TH SarabunPSK" w:cs="TH SarabunPSK"/>
               </w:rPr>
             </w:pPr>
             <w:r>
@@ -18231,7 +17071,7 @@
               <w:spacing w:line="266" w:lineRule="auto"/>
               <w:jc w:val="thaiDistribute"/>
               <w:rPr>
-                <w:rFonts w:ascii="TH SarabunPSK" w:hAnsi="TH SarabunPSK" w:cs="TH SarabunPSK" w:hint="cs"/>
+                <w:rFonts w:ascii="TH SarabunPSK" w:hAnsi="TH SarabunPSK" w:cs="TH SarabunPSK"/>
                 <w:b/>
                 <w:bCs/>
               </w:rPr>
@@ -18313,7 +17153,7 @@
         <w:spacing w:line="266" w:lineRule="auto"/>
         <w:jc w:val="thaiDistribute"/>
         <w:rPr>
-          <w:rFonts w:ascii="TH SarabunPSK" w:hAnsi="TH SarabunPSK" w:cs="TH SarabunPSK" w:hint="cs"/>
+          <w:rFonts w:ascii="TH SarabunPSK" w:hAnsi="TH SarabunPSK" w:cs="TH SarabunPSK"/>
         </w:rPr>
       </w:pPr>
     </w:p>
@@ -18324,7 +17164,7 @@
         <w:ind w:left="360"/>
         <w:jc w:val="thaiDistribute"/>
         <w:rPr>
-          <w:rFonts w:ascii="TH SarabunPSK" w:hAnsi="TH SarabunPSK" w:cs="TH SarabunPSK" w:hint="cs"/>
+          <w:rFonts w:ascii="TH SarabunPSK" w:hAnsi="TH SarabunPSK" w:cs="TH SarabunPSK"/>
         </w:rPr>
       </w:pPr>
       <w:r>
@@ -18344,14 +17184,26 @@
         <w:ind w:left="720"/>
         <w:jc w:val="thaiDistribute"/>
         <w:rPr>
+          <w:rFonts w:ascii="TH SarabunPSK" w:hAnsi="TH SarabunPSK" w:cs="TH SarabunPSK"/>
+        </w:rPr>
+      </w:pPr>
+      <w:r>
+        <w:rPr>
           <w:rFonts w:ascii="TH SarabunPSK" w:hAnsi="TH SarabunPSK" w:cs="TH SarabunPSK" w:hint="cs"/>
         </w:rPr>
-      </w:pPr>
+        <w:t>1) Build โปรเจกต์ Workshop_</w:t>
+      </w:r>
+      <w:r>
+        <w:rPr>
+          <w:rFonts w:ascii="TH SarabunPSK" w:hAnsi="TH SarabunPSK" w:cs="TH SarabunPSK"/>
+        </w:rPr>
+        <w:t>7</w:t>
+      </w:r>
       <w:r>
         <w:rPr>
           <w:rFonts w:ascii="TH SarabunPSK" w:hAnsi="TH SarabunPSK" w:cs="TH SarabunPSK" w:hint="cs"/>
         </w:rPr>
-        <w:t>1) Build โปรเจกต์ Workshop_8_2 ให้ขึ้น SUCCESS แล้วสั่ง Wokwi: Start Simulator</w:t>
+        <w:t>_2 ให้ขึ้น SUCCESS แล้วสั่ง Wokwi: Start Simulator</w:t>
       </w:r>
     </w:p>
     <w:p>
@@ -18360,7 +17212,7 @@
         <w:ind w:left="720"/>
         <w:jc w:val="thaiDistribute"/>
         <w:rPr>
-          <w:rFonts w:ascii="TH SarabunPSK" w:hAnsi="TH SarabunPSK" w:cs="TH SarabunPSK" w:hint="cs"/>
+          <w:rFonts w:ascii="TH SarabunPSK" w:hAnsi="TH SarabunPSK" w:cs="TH SarabunPSK"/>
         </w:rPr>
       </w:pPr>
       <w:r>
@@ -18376,7 +17228,7 @@
         <w:ind w:left="720"/>
         <w:jc w:val="thaiDistribute"/>
         <w:rPr>
-          <w:rFonts w:ascii="TH SarabunPSK" w:hAnsi="TH SarabunPSK" w:cs="TH SarabunPSK" w:hint="cs"/>
+          <w:rFonts w:ascii="TH SarabunPSK" w:hAnsi="TH SarabunPSK" w:cs="TH SarabunPSK"/>
         </w:rPr>
       </w:pPr>
       <w:r>
@@ -18391,7 +17243,7 @@
         <w:spacing w:line="266" w:lineRule="auto"/>
         <w:jc w:val="thaiDistribute"/>
         <w:rPr>
-          <w:rFonts w:ascii="TH SarabunPSK" w:hAnsi="TH SarabunPSK" w:cs="TH SarabunPSK" w:hint="cs"/>
+          <w:rFonts w:ascii="TH SarabunPSK" w:hAnsi="TH SarabunPSK" w:cs="TH SarabunPSK"/>
         </w:rPr>
       </w:pPr>
     </w:p>
@@ -18419,12 +17271,6 @@
         <w:gridCol w:w="2760"/>
       </w:tblGrid>
       <w:tr>
-        <w:tblPrEx>
-          <w:tblCellMar>
-            <w:top w:w="0" w:type="dxa"/>
-            <w:bottom w:w="0" w:type="dxa"/>
-          </w:tblCellMar>
-        </w:tblPrEx>
         <w:trPr>
           <w:tblHeader/>
         </w:trPr>
@@ -18445,7 +17291,7 @@
               <w:spacing w:line="266" w:lineRule="auto"/>
               <w:jc w:val="thaiDistribute"/>
               <w:rPr>
-                <w:rFonts w:ascii="TH SarabunPSK" w:hAnsi="TH SarabunPSK" w:cs="TH SarabunPSK" w:hint="cs"/>
+                <w:rFonts w:ascii="TH SarabunPSK" w:hAnsi="TH SarabunPSK" w:cs="TH SarabunPSK"/>
               </w:rPr>
             </w:pPr>
             <w:r>
@@ -18479,7 +17325,7 @@
               <w:spacing w:line="266" w:lineRule="auto"/>
               <w:jc w:val="thaiDistribute"/>
               <w:rPr>
-                <w:rFonts w:ascii="TH SarabunPSK" w:hAnsi="TH SarabunPSK" w:cs="TH SarabunPSK" w:hint="cs"/>
+                <w:rFonts w:ascii="TH SarabunPSK" w:hAnsi="TH SarabunPSK" w:cs="TH SarabunPSK"/>
               </w:rPr>
             </w:pPr>
             <w:r>
@@ -18499,7 +17345,7 @@
               <w:spacing w:line="266" w:lineRule="auto"/>
               <w:jc w:val="thaiDistribute"/>
               <w:rPr>
-                <w:rFonts w:ascii="TH SarabunPSK" w:hAnsi="TH SarabunPSK" w:cs="TH SarabunPSK" w:hint="cs"/>
+                <w:rFonts w:ascii="TH SarabunPSK" w:hAnsi="TH SarabunPSK" w:cs="TH SarabunPSK"/>
               </w:rPr>
             </w:pPr>
             <w:r>
@@ -18532,7 +17378,7 @@
               <w:spacing w:line="266" w:lineRule="auto"/>
               <w:jc w:val="thaiDistribute"/>
               <w:rPr>
-                <w:rFonts w:ascii="TH SarabunPSK" w:hAnsi="TH SarabunPSK" w:cs="TH SarabunPSK" w:hint="cs"/>
+                <w:rFonts w:ascii="TH SarabunPSK" w:hAnsi="TH SarabunPSK" w:cs="TH SarabunPSK"/>
               </w:rPr>
             </w:pPr>
             <w:r>
@@ -18552,7 +17398,7 @@
               <w:spacing w:line="266" w:lineRule="auto"/>
               <w:jc w:val="thaiDistribute"/>
               <w:rPr>
-                <w:rFonts w:ascii="TH SarabunPSK" w:hAnsi="TH SarabunPSK" w:cs="TH SarabunPSK" w:hint="cs"/>
+                <w:rFonts w:ascii="TH SarabunPSK" w:hAnsi="TH SarabunPSK" w:cs="TH SarabunPSK"/>
               </w:rPr>
             </w:pPr>
             <w:r>
@@ -18585,7 +17431,7 @@
               <w:spacing w:line="266" w:lineRule="auto"/>
               <w:jc w:val="thaiDistribute"/>
               <w:rPr>
-                <w:rFonts w:ascii="TH SarabunPSK" w:hAnsi="TH SarabunPSK" w:cs="TH SarabunPSK" w:hint="cs"/>
+                <w:rFonts w:ascii="TH SarabunPSK" w:hAnsi="TH SarabunPSK" w:cs="TH SarabunPSK"/>
               </w:rPr>
             </w:pPr>
             <w:r>
@@ -18605,7 +17451,7 @@
               <w:spacing w:line="266" w:lineRule="auto"/>
               <w:jc w:val="thaiDistribute"/>
               <w:rPr>
-                <w:rFonts w:ascii="TH SarabunPSK" w:hAnsi="TH SarabunPSK" w:cs="TH SarabunPSK" w:hint="cs"/>
+                <w:rFonts w:ascii="TH SarabunPSK" w:hAnsi="TH SarabunPSK" w:cs="TH SarabunPSK"/>
               </w:rPr>
             </w:pPr>
             <w:r>
@@ -18623,12 +17469,6 @@
         </w:tc>
       </w:tr>
       <w:tr>
-        <w:tblPrEx>
-          <w:tblCellMar>
-            <w:top w:w="0" w:type="dxa"/>
-            <w:bottom w:w="0" w:type="dxa"/>
-          </w:tblCellMar>
-        </w:tblPrEx>
         <w:tc>
           <w:tcPr>
             <w:tcW w:w="1100" w:type="dxa"/>
@@ -18645,7 +17485,7 @@
               <w:spacing w:line="266" w:lineRule="auto"/>
               <w:jc w:val="thaiDistribute"/>
               <w:rPr>
-                <w:rFonts w:ascii="TH SarabunPSK" w:hAnsi="TH SarabunPSK" w:cs="TH SarabunPSK" w:hint="cs"/>
+                <w:rFonts w:ascii="TH SarabunPSK" w:hAnsi="TH SarabunPSK" w:cs="TH SarabunPSK"/>
               </w:rPr>
             </w:pPr>
             <w:r>
@@ -18674,7 +17514,7 @@
               <w:spacing w:line="266" w:lineRule="auto"/>
               <w:jc w:val="thaiDistribute"/>
               <w:rPr>
-                <w:rFonts w:ascii="TH SarabunPSK" w:hAnsi="TH SarabunPSK" w:cs="TH SarabunPSK" w:hint="cs"/>
+                <w:rFonts w:ascii="TH SarabunPSK" w:hAnsi="TH SarabunPSK" w:cs="TH SarabunPSK"/>
               </w:rPr>
             </w:pPr>
             <w:r>
@@ -18703,7 +17543,7 @@
               <w:spacing w:line="266" w:lineRule="auto"/>
               <w:jc w:val="thaiDistribute"/>
               <w:rPr>
-                <w:rFonts w:ascii="TH SarabunPSK" w:hAnsi="TH SarabunPSK" w:cs="TH SarabunPSK" w:hint="cs"/>
+                <w:rFonts w:ascii="TH SarabunPSK" w:hAnsi="TH SarabunPSK" w:cs="TH SarabunPSK"/>
               </w:rPr>
             </w:pPr>
           </w:p>
@@ -18724,19 +17564,13 @@
               <w:spacing w:line="266" w:lineRule="auto"/>
               <w:jc w:val="thaiDistribute"/>
               <w:rPr>
-                <w:rFonts w:ascii="TH SarabunPSK" w:hAnsi="TH SarabunPSK" w:cs="TH SarabunPSK" w:hint="cs"/>
-              </w:rPr>
-            </w:pPr>
-          </w:p>
-        </w:tc>
-      </w:tr>
-      <w:tr>
-        <w:tblPrEx>
-          <w:tblCellMar>
-            <w:top w:w="0" w:type="dxa"/>
-            <w:bottom w:w="0" w:type="dxa"/>
-          </w:tblCellMar>
-        </w:tblPrEx>
+                <w:rFonts w:ascii="TH SarabunPSK" w:hAnsi="TH SarabunPSK" w:cs="TH SarabunPSK"/>
+              </w:rPr>
+            </w:pPr>
+          </w:p>
+        </w:tc>
+      </w:tr>
+      <w:tr>
         <w:tc>
           <w:tcPr>
             <w:tcW w:w="1100" w:type="dxa"/>
@@ -18754,7 +17588,7 @@
               <w:spacing w:line="266" w:lineRule="auto"/>
               <w:jc w:val="thaiDistribute"/>
               <w:rPr>
-                <w:rFonts w:ascii="TH SarabunPSK" w:hAnsi="TH SarabunPSK" w:cs="TH SarabunPSK" w:hint="cs"/>
+                <w:rFonts w:ascii="TH SarabunPSK" w:hAnsi="TH SarabunPSK" w:cs="TH SarabunPSK"/>
               </w:rPr>
             </w:pPr>
             <w:r>
@@ -18784,7 +17618,7 @@
               <w:spacing w:line="266" w:lineRule="auto"/>
               <w:jc w:val="thaiDistribute"/>
               <w:rPr>
-                <w:rFonts w:ascii="TH SarabunPSK" w:hAnsi="TH SarabunPSK" w:cs="TH SarabunPSK" w:hint="cs"/>
+                <w:rFonts w:ascii="TH SarabunPSK" w:hAnsi="TH SarabunPSK" w:cs="TH SarabunPSK"/>
               </w:rPr>
             </w:pPr>
             <w:r>
@@ -18814,7 +17648,7 @@
               <w:spacing w:line="266" w:lineRule="auto"/>
               <w:jc w:val="thaiDistribute"/>
               <w:rPr>
-                <w:rFonts w:ascii="TH SarabunPSK" w:hAnsi="TH SarabunPSK" w:cs="TH SarabunPSK" w:hint="cs"/>
+                <w:rFonts w:ascii="TH SarabunPSK" w:hAnsi="TH SarabunPSK" w:cs="TH SarabunPSK"/>
               </w:rPr>
             </w:pPr>
           </w:p>
@@ -18836,19 +17670,13 @@
               <w:spacing w:line="266" w:lineRule="auto"/>
               <w:jc w:val="thaiDistribute"/>
               <w:rPr>
-                <w:rFonts w:ascii="TH SarabunPSK" w:hAnsi="TH SarabunPSK" w:cs="TH SarabunPSK" w:hint="cs"/>
-              </w:rPr>
-            </w:pPr>
-          </w:p>
-        </w:tc>
-      </w:tr>
-      <w:tr>
-        <w:tblPrEx>
-          <w:tblCellMar>
-            <w:top w:w="0" w:type="dxa"/>
-            <w:bottom w:w="0" w:type="dxa"/>
-          </w:tblCellMar>
-        </w:tblPrEx>
+                <w:rFonts w:ascii="TH SarabunPSK" w:hAnsi="TH SarabunPSK" w:cs="TH SarabunPSK"/>
+              </w:rPr>
+            </w:pPr>
+          </w:p>
+        </w:tc>
+      </w:tr>
+      <w:tr>
         <w:tc>
           <w:tcPr>
             <w:tcW w:w="1100" w:type="dxa"/>
@@ -18865,7 +17693,7 @@
               <w:spacing w:line="266" w:lineRule="auto"/>
               <w:jc w:val="thaiDistribute"/>
               <w:rPr>
-                <w:rFonts w:ascii="TH SarabunPSK" w:hAnsi="TH SarabunPSK" w:cs="TH SarabunPSK" w:hint="cs"/>
+                <w:rFonts w:ascii="TH SarabunPSK" w:hAnsi="TH SarabunPSK" w:cs="TH SarabunPSK"/>
               </w:rPr>
             </w:pPr>
             <w:r>
@@ -18894,7 +17722,7 @@
               <w:spacing w:line="266" w:lineRule="auto"/>
               <w:jc w:val="thaiDistribute"/>
               <w:rPr>
-                <w:rFonts w:ascii="TH SarabunPSK" w:hAnsi="TH SarabunPSK" w:cs="TH SarabunPSK" w:hint="cs"/>
+                <w:rFonts w:ascii="TH SarabunPSK" w:hAnsi="TH SarabunPSK" w:cs="TH SarabunPSK"/>
               </w:rPr>
             </w:pPr>
             <w:r>
@@ -18923,7 +17751,7 @@
               <w:spacing w:line="266" w:lineRule="auto"/>
               <w:jc w:val="thaiDistribute"/>
               <w:rPr>
-                <w:rFonts w:ascii="TH SarabunPSK" w:hAnsi="TH SarabunPSK" w:cs="TH SarabunPSK" w:hint="cs"/>
+                <w:rFonts w:ascii="TH SarabunPSK" w:hAnsi="TH SarabunPSK" w:cs="TH SarabunPSK"/>
               </w:rPr>
             </w:pPr>
           </w:p>
@@ -18944,19 +17772,13 @@
               <w:spacing w:line="266" w:lineRule="auto"/>
               <w:jc w:val="thaiDistribute"/>
               <w:rPr>
-                <w:rFonts w:ascii="TH SarabunPSK" w:hAnsi="TH SarabunPSK" w:cs="TH SarabunPSK" w:hint="cs"/>
-              </w:rPr>
-            </w:pPr>
-          </w:p>
-        </w:tc>
-      </w:tr>
-      <w:tr>
-        <w:tblPrEx>
-          <w:tblCellMar>
-            <w:top w:w="0" w:type="dxa"/>
-            <w:bottom w:w="0" w:type="dxa"/>
-          </w:tblCellMar>
-        </w:tblPrEx>
+                <w:rFonts w:ascii="TH SarabunPSK" w:hAnsi="TH SarabunPSK" w:cs="TH SarabunPSK"/>
+              </w:rPr>
+            </w:pPr>
+          </w:p>
+        </w:tc>
+      </w:tr>
+      <w:tr>
         <w:tc>
           <w:tcPr>
             <w:tcW w:w="1100" w:type="dxa"/>
@@ -18974,7 +17796,7 @@
               <w:spacing w:line="266" w:lineRule="auto"/>
               <w:jc w:val="thaiDistribute"/>
               <w:rPr>
-                <w:rFonts w:ascii="TH SarabunPSK" w:hAnsi="TH SarabunPSK" w:cs="TH SarabunPSK" w:hint="cs"/>
+                <w:rFonts w:ascii="TH SarabunPSK" w:hAnsi="TH SarabunPSK" w:cs="TH SarabunPSK"/>
               </w:rPr>
             </w:pPr>
             <w:r>
@@ -19004,7 +17826,7 @@
               <w:spacing w:line="266" w:lineRule="auto"/>
               <w:jc w:val="thaiDistribute"/>
               <w:rPr>
-                <w:rFonts w:ascii="TH SarabunPSK" w:hAnsi="TH SarabunPSK" w:cs="TH SarabunPSK" w:hint="cs"/>
+                <w:rFonts w:ascii="TH SarabunPSK" w:hAnsi="TH SarabunPSK" w:cs="TH SarabunPSK"/>
               </w:rPr>
             </w:pPr>
             <w:r>
@@ -19034,7 +17856,7 @@
               <w:spacing w:line="266" w:lineRule="auto"/>
               <w:jc w:val="thaiDistribute"/>
               <w:rPr>
-                <w:rFonts w:ascii="TH SarabunPSK" w:hAnsi="TH SarabunPSK" w:cs="TH SarabunPSK" w:hint="cs"/>
+                <w:rFonts w:ascii="TH SarabunPSK" w:hAnsi="TH SarabunPSK" w:cs="TH SarabunPSK"/>
               </w:rPr>
             </w:pPr>
           </w:p>
@@ -19056,19 +17878,13 @@
               <w:spacing w:line="266" w:lineRule="auto"/>
               <w:jc w:val="thaiDistribute"/>
               <w:rPr>
-                <w:rFonts w:ascii="TH SarabunPSK" w:hAnsi="TH SarabunPSK" w:cs="TH SarabunPSK" w:hint="cs"/>
-              </w:rPr>
-            </w:pPr>
-          </w:p>
-        </w:tc>
-      </w:tr>
-      <w:tr>
-        <w:tblPrEx>
-          <w:tblCellMar>
-            <w:top w:w="0" w:type="dxa"/>
-            <w:bottom w:w="0" w:type="dxa"/>
-          </w:tblCellMar>
-        </w:tblPrEx>
+                <w:rFonts w:ascii="TH SarabunPSK" w:hAnsi="TH SarabunPSK" w:cs="TH SarabunPSK"/>
+              </w:rPr>
+            </w:pPr>
+          </w:p>
+        </w:tc>
+      </w:tr>
+      <w:tr>
         <w:tc>
           <w:tcPr>
             <w:tcW w:w="1100" w:type="dxa"/>
@@ -19085,7 +17901,7 @@
               <w:spacing w:line="266" w:lineRule="auto"/>
               <w:jc w:val="thaiDistribute"/>
               <w:rPr>
-                <w:rFonts w:ascii="TH SarabunPSK" w:hAnsi="TH SarabunPSK" w:cs="TH SarabunPSK" w:hint="cs"/>
+                <w:rFonts w:ascii="TH SarabunPSK" w:hAnsi="TH SarabunPSK" w:cs="TH SarabunPSK"/>
               </w:rPr>
             </w:pPr>
             <w:r>
@@ -19114,7 +17930,7 @@
               <w:spacing w:line="266" w:lineRule="auto"/>
               <w:jc w:val="thaiDistribute"/>
               <w:rPr>
-                <w:rFonts w:ascii="TH SarabunPSK" w:hAnsi="TH SarabunPSK" w:cs="TH SarabunPSK" w:hint="cs"/>
+                <w:rFonts w:ascii="TH SarabunPSK" w:hAnsi="TH SarabunPSK" w:cs="TH SarabunPSK"/>
               </w:rPr>
             </w:pPr>
             <w:r>
@@ -19143,7 +17959,7 @@
               <w:spacing w:line="266" w:lineRule="auto"/>
               <w:jc w:val="thaiDistribute"/>
               <w:rPr>
-                <w:rFonts w:ascii="TH SarabunPSK" w:hAnsi="TH SarabunPSK" w:cs="TH SarabunPSK" w:hint="cs"/>
+                <w:rFonts w:ascii="TH SarabunPSK" w:hAnsi="TH SarabunPSK" w:cs="TH SarabunPSK"/>
               </w:rPr>
             </w:pPr>
           </w:p>
@@ -19164,7 +17980,7 @@
               <w:spacing w:line="266" w:lineRule="auto"/>
               <w:jc w:val="thaiDistribute"/>
               <w:rPr>
-                <w:rFonts w:ascii="TH SarabunPSK" w:hAnsi="TH SarabunPSK" w:cs="TH SarabunPSK" w:hint="cs"/>
+                <w:rFonts w:ascii="TH SarabunPSK" w:hAnsi="TH SarabunPSK" w:cs="TH SarabunPSK"/>
               </w:rPr>
             </w:pPr>
           </w:p>
@@ -19176,7 +17992,7 @@
         <w:spacing w:line="266" w:lineRule="auto"/>
         <w:jc w:val="thaiDistribute"/>
         <w:rPr>
-          <w:rFonts w:ascii="TH SarabunPSK" w:hAnsi="TH SarabunPSK" w:cs="TH SarabunPSK" w:hint="cs"/>
+          <w:rFonts w:ascii="TH SarabunPSK" w:hAnsi="TH SarabunPSK" w:cs="TH SarabunPSK"/>
         </w:rPr>
       </w:pPr>
     </w:p>
@@ -19187,7 +18003,7 @@
         <w:ind w:left="360"/>
         <w:jc w:val="thaiDistribute"/>
         <w:rPr>
-          <w:rFonts w:ascii="TH SarabunPSK" w:hAnsi="TH SarabunPSK" w:cs="TH SarabunPSK" w:hint="cs"/>
+          <w:rFonts w:ascii="TH SarabunPSK" w:hAnsi="TH SarabunPSK" w:cs="TH SarabunPSK"/>
         </w:rPr>
       </w:pPr>
       <w:r>
@@ -19207,7 +18023,7 @@
         <w:ind w:firstLine="720"/>
         <w:jc w:val="thaiDistribute"/>
         <w:rPr>
-          <w:rFonts w:ascii="TH SarabunPSK" w:hAnsi="TH SarabunPSK" w:cs="TH SarabunPSK" w:hint="cs"/>
+          <w:rFonts w:ascii="TH SarabunPSK" w:hAnsi="TH SarabunPSK" w:cs="TH SarabunPSK"/>
         </w:rPr>
       </w:pPr>
       <w:r>
@@ -19223,7 +18039,7 @@
         <w:ind w:left="720"/>
         <w:jc w:val="thaiDistribute"/>
         <w:rPr>
-          <w:rFonts w:ascii="TH SarabunPSK" w:hAnsi="TH SarabunPSK" w:cs="TH SarabunPSK" w:hint="cs"/>
+          <w:rFonts w:ascii="TH SarabunPSK" w:hAnsi="TH SarabunPSK" w:cs="TH SarabunPSK"/>
         </w:rPr>
       </w:pPr>
       <w:r>
@@ -19239,7 +18055,7 @@
         <w:ind w:left="720"/>
         <w:jc w:val="thaiDistribute"/>
         <w:rPr>
-          <w:rFonts w:ascii="TH SarabunPSK" w:hAnsi="TH SarabunPSK" w:cs="TH SarabunPSK" w:hint="cs"/>
+          <w:rFonts w:ascii="TH SarabunPSK" w:hAnsi="TH SarabunPSK" w:cs="TH SarabunPSK"/>
         </w:rPr>
       </w:pPr>
       <w:r>
@@ -19255,7 +18071,7 @@
         <w:ind w:left="720"/>
         <w:jc w:val="thaiDistribute"/>
         <w:rPr>
-          <w:rFonts w:ascii="TH SarabunPSK" w:hAnsi="TH SarabunPSK" w:cs="TH SarabunPSK" w:hint="cs"/>
+          <w:rFonts w:ascii="TH SarabunPSK" w:hAnsi="TH SarabunPSK" w:cs="TH SarabunPSK"/>
         </w:rPr>
       </w:pPr>
       <w:r>
@@ -19273,7 +18089,7 @@
         <w:spacing w:line="266" w:lineRule="auto"/>
         <w:jc w:val="thaiDistribute"/>
         <w:rPr>
-          <w:rFonts w:ascii="TH SarabunPSK" w:hAnsi="TH SarabunPSK" w:cs="TH SarabunPSK" w:hint="cs"/>
+          <w:rFonts w:ascii="TH SarabunPSK" w:hAnsi="TH SarabunPSK" w:cs="TH SarabunPSK"/>
         </w:rPr>
       </w:pPr>
     </w:p>
@@ -19285,7 +18101,7 @@
         <w:spacing w:line="266" w:lineRule="auto"/>
         <w:jc w:val="thaiDistribute"/>
         <w:rPr>
-          <w:rFonts w:ascii="TH SarabunPSK" w:hAnsi="TH SarabunPSK" w:cs="TH SarabunPSK" w:hint="cs"/>
+          <w:rFonts w:ascii="TH SarabunPSK" w:hAnsi="TH SarabunPSK" w:cs="TH SarabunPSK"/>
         </w:rPr>
       </w:pPr>
     </w:p>
@@ -19297,7 +18113,7 @@
         <w:spacing w:line="266" w:lineRule="auto"/>
         <w:jc w:val="thaiDistribute"/>
         <w:rPr>
-          <w:rFonts w:ascii="TH SarabunPSK" w:hAnsi="TH SarabunPSK" w:cs="TH SarabunPSK" w:hint="cs"/>
+          <w:rFonts w:ascii="TH SarabunPSK" w:hAnsi="TH SarabunPSK" w:cs="TH SarabunPSK"/>
         </w:rPr>
       </w:pPr>
     </w:p>
@@ -19309,7 +18125,7 @@
         <w:spacing w:line="266" w:lineRule="auto"/>
         <w:jc w:val="thaiDistribute"/>
         <w:rPr>
-          <w:rFonts w:ascii="TH SarabunPSK" w:hAnsi="TH SarabunPSK" w:cs="TH SarabunPSK" w:hint="cs"/>
+          <w:rFonts w:ascii="TH SarabunPSK" w:hAnsi="TH SarabunPSK" w:cs="TH SarabunPSK"/>
         </w:rPr>
       </w:pPr>
     </w:p>
@@ -19318,7 +18134,7 @@
         <w:spacing w:line="266" w:lineRule="auto"/>
         <w:jc w:val="thaiDistribute"/>
         <w:rPr>
-          <w:rFonts w:ascii="TH SarabunPSK" w:hAnsi="TH SarabunPSK" w:cs="TH SarabunPSK" w:hint="cs"/>
+          <w:rFonts w:ascii="TH SarabunPSK" w:hAnsi="TH SarabunPSK" w:cs="TH SarabunPSK"/>
         </w:rPr>
       </w:pPr>
       <w:r>
@@ -19334,7 +18150,7 @@
         <w:spacing w:line="266" w:lineRule="auto"/>
         <w:jc w:val="thaiDistribute"/>
         <w:rPr>
-          <w:rFonts w:ascii="TH SarabunPSK" w:hAnsi="TH SarabunPSK" w:cs="TH SarabunPSK" w:hint="cs"/>
+          <w:rFonts w:ascii="TH SarabunPSK" w:hAnsi="TH SarabunPSK" w:cs="TH SarabunPSK"/>
         </w:rPr>
       </w:pPr>
       <w:r>
@@ -19356,7 +18172,7 @@
         <w:ind w:left="360"/>
         <w:jc w:val="thaiDistribute"/>
         <w:rPr>
-          <w:rFonts w:ascii="TH SarabunPSK" w:hAnsi="TH SarabunPSK" w:cs="TH SarabunPSK" w:hint="cs"/>
+          <w:rFonts w:ascii="TH SarabunPSK" w:hAnsi="TH SarabunPSK" w:cs="TH SarabunPSK"/>
         </w:rPr>
       </w:pPr>
       <w:r>
@@ -19374,7 +18190,7 @@
         <w:spacing w:line="266" w:lineRule="auto"/>
         <w:jc w:val="thaiDistribute"/>
         <w:rPr>
-          <w:rFonts w:ascii="TH SarabunPSK" w:hAnsi="TH SarabunPSK" w:cs="TH SarabunPSK" w:hint="cs"/>
+          <w:rFonts w:ascii="TH SarabunPSK" w:hAnsi="TH SarabunPSK" w:cs="TH SarabunPSK"/>
         </w:rPr>
       </w:pPr>
     </w:p>
@@ -19386,7 +18202,7 @@
         <w:spacing w:line="266" w:lineRule="auto"/>
         <w:jc w:val="thaiDistribute"/>
         <w:rPr>
-          <w:rFonts w:ascii="TH SarabunPSK" w:hAnsi="TH SarabunPSK" w:cs="TH SarabunPSK" w:hint="cs"/>
+          <w:rFonts w:ascii="TH SarabunPSK" w:hAnsi="TH SarabunPSK" w:cs="TH SarabunPSK"/>
         </w:rPr>
       </w:pPr>
     </w:p>
@@ -19396,7 +18212,7 @@
         <w:ind w:left="360"/>
         <w:jc w:val="thaiDistribute"/>
         <w:rPr>
-          <w:rFonts w:ascii="TH SarabunPSK" w:hAnsi="TH SarabunPSK" w:cs="TH SarabunPSK" w:hint="cs"/>
+          <w:rFonts w:ascii="TH SarabunPSK" w:hAnsi="TH SarabunPSK" w:cs="TH SarabunPSK"/>
         </w:rPr>
       </w:pPr>
       <w:r>
@@ -19414,7 +18230,7 @@
         <w:spacing w:line="266" w:lineRule="auto"/>
         <w:jc w:val="thaiDistribute"/>
         <w:rPr>
-          <w:rFonts w:ascii="TH SarabunPSK" w:hAnsi="TH SarabunPSK" w:cs="TH SarabunPSK" w:hint="cs"/>
+          <w:rFonts w:ascii="TH SarabunPSK" w:hAnsi="TH SarabunPSK" w:cs="TH SarabunPSK"/>
         </w:rPr>
       </w:pPr>
     </w:p>
@@ -19426,7 +18242,7 @@
         <w:spacing w:line="266" w:lineRule="auto"/>
         <w:jc w:val="thaiDistribute"/>
         <w:rPr>
-          <w:rFonts w:ascii="TH SarabunPSK" w:hAnsi="TH SarabunPSK" w:cs="TH SarabunPSK" w:hint="cs"/>
+          <w:rFonts w:ascii="TH SarabunPSK" w:hAnsi="TH SarabunPSK" w:cs="TH SarabunPSK"/>
         </w:rPr>
       </w:pPr>
     </w:p>
@@ -19436,7 +18252,7 @@
         <w:ind w:left="360"/>
         <w:jc w:val="thaiDistribute"/>
         <w:rPr>
-          <w:rFonts w:ascii="TH SarabunPSK" w:hAnsi="TH SarabunPSK" w:cs="TH SarabunPSK" w:hint="cs"/>
+          <w:rFonts w:ascii="TH SarabunPSK" w:hAnsi="TH SarabunPSK" w:cs="TH SarabunPSK"/>
         </w:rPr>
       </w:pPr>
       <w:r>
@@ -19454,7 +18270,7 @@
         <w:spacing w:line="266" w:lineRule="auto"/>
         <w:jc w:val="thaiDistribute"/>
         <w:rPr>
-          <w:rFonts w:ascii="TH SarabunPSK" w:hAnsi="TH SarabunPSK" w:cs="TH SarabunPSK" w:hint="cs"/>
+          <w:rFonts w:ascii="TH SarabunPSK" w:hAnsi="TH SarabunPSK" w:cs="TH SarabunPSK"/>
         </w:rPr>
       </w:pPr>
     </w:p>
@@ -19466,7 +18282,7 @@
         <w:spacing w:line="266" w:lineRule="auto"/>
         <w:jc w:val="thaiDistribute"/>
         <w:rPr>
-          <w:rFonts w:ascii="TH SarabunPSK" w:hAnsi="TH SarabunPSK" w:cs="TH SarabunPSK" w:hint="cs"/>
+          <w:rFonts w:ascii="TH SarabunPSK" w:hAnsi="TH SarabunPSK" w:cs="TH SarabunPSK"/>
         </w:rPr>
       </w:pPr>
     </w:p>
@@ -19476,7 +18292,7 @@
         <w:ind w:left="360"/>
         <w:jc w:val="thaiDistribute"/>
         <w:rPr>
-          <w:rFonts w:ascii="TH SarabunPSK" w:hAnsi="TH SarabunPSK" w:cs="TH SarabunPSK" w:hint="cs"/>
+          <w:rFonts w:ascii="TH SarabunPSK" w:hAnsi="TH SarabunPSK" w:cs="TH SarabunPSK"/>
         </w:rPr>
       </w:pPr>
       <w:r>
@@ -19494,7 +18310,7 @@
         <w:spacing w:line="266" w:lineRule="auto"/>
         <w:jc w:val="thaiDistribute"/>
         <w:rPr>
-          <w:rFonts w:ascii="TH SarabunPSK" w:hAnsi="TH SarabunPSK" w:cs="TH SarabunPSK" w:hint="cs"/>
+          <w:rFonts w:ascii="TH SarabunPSK" w:hAnsi="TH SarabunPSK" w:cs="TH SarabunPSK"/>
         </w:rPr>
       </w:pPr>
     </w:p>
@@ -19506,7 +18322,7 @@
         <w:spacing w:line="266" w:lineRule="auto"/>
         <w:jc w:val="thaiDistribute"/>
         <w:rPr>
-          <w:rFonts w:ascii="TH SarabunPSK" w:hAnsi="TH SarabunPSK" w:cs="TH SarabunPSK" w:hint="cs"/>
+          <w:rFonts w:ascii="TH SarabunPSK" w:hAnsi="TH SarabunPSK" w:cs="TH SarabunPSK"/>
         </w:rPr>
       </w:pPr>
     </w:p>
@@ -19516,7 +18332,7 @@
         <w:ind w:left="360"/>
         <w:jc w:val="thaiDistribute"/>
         <w:rPr>
-          <w:rFonts w:ascii="TH SarabunPSK" w:hAnsi="TH SarabunPSK" w:cs="TH SarabunPSK" w:hint="cs"/>
+          <w:rFonts w:ascii="TH SarabunPSK" w:hAnsi="TH SarabunPSK" w:cs="TH SarabunPSK"/>
         </w:rPr>
       </w:pPr>
       <w:r>
@@ -19534,7 +18350,7 @@
         <w:spacing w:line="266" w:lineRule="auto"/>
         <w:jc w:val="thaiDistribute"/>
         <w:rPr>
-          <w:rFonts w:ascii="TH SarabunPSK" w:hAnsi="TH SarabunPSK" w:cs="TH SarabunPSK" w:hint="cs"/>
+          <w:rFonts w:ascii="TH SarabunPSK" w:hAnsi="TH SarabunPSK" w:cs="TH SarabunPSK"/>
         </w:rPr>
       </w:pPr>
     </w:p>
@@ -19546,7 +18362,7 @@
         <w:spacing w:line="266" w:lineRule="auto"/>
         <w:jc w:val="thaiDistribute"/>
         <w:rPr>
-          <w:rFonts w:ascii="TH SarabunPSK" w:hAnsi="TH SarabunPSK" w:cs="TH SarabunPSK" w:hint="cs"/>
+          <w:rFonts w:ascii="TH SarabunPSK" w:hAnsi="TH SarabunPSK" w:cs="TH SarabunPSK"/>
         </w:rPr>
       </w:pPr>
     </w:p>
@@ -19556,7 +18372,7 @@
         <w:ind w:left="360"/>
         <w:jc w:val="thaiDistribute"/>
         <w:rPr>
-          <w:rFonts w:ascii="TH SarabunPSK" w:hAnsi="TH SarabunPSK" w:cs="TH SarabunPSK" w:hint="cs"/>
+          <w:rFonts w:ascii="TH SarabunPSK" w:hAnsi="TH SarabunPSK" w:cs="TH SarabunPSK"/>
         </w:rPr>
       </w:pPr>
       <w:r>
@@ -19574,7 +18390,7 @@
         <w:spacing w:line="266" w:lineRule="auto"/>
         <w:jc w:val="thaiDistribute"/>
         <w:rPr>
-          <w:rFonts w:ascii="TH SarabunPSK" w:hAnsi="TH SarabunPSK" w:cs="TH SarabunPSK" w:hint="cs"/>
+          <w:rFonts w:ascii="TH SarabunPSK" w:hAnsi="TH SarabunPSK" w:cs="TH SarabunPSK"/>
         </w:rPr>
       </w:pPr>
     </w:p>
@@ -19586,7 +18402,7 @@
         <w:spacing w:line="266" w:lineRule="auto"/>
         <w:jc w:val="thaiDistribute"/>
         <w:rPr>
-          <w:rFonts w:ascii="TH SarabunPSK" w:hAnsi="TH SarabunPSK" w:cs="TH SarabunPSK" w:hint="cs"/>
+          <w:rFonts w:ascii="TH SarabunPSK" w:hAnsi="TH SarabunPSK" w:cs="TH SarabunPSK"/>
         </w:rPr>
       </w:pPr>
     </w:p>
@@ -19598,7 +18414,7 @@
         <w:spacing w:line="266" w:lineRule="auto"/>
         <w:jc w:val="thaiDistribute"/>
         <w:rPr>
-          <w:rFonts w:ascii="TH SarabunPSK" w:hAnsi="TH SarabunPSK" w:cs="TH SarabunPSK" w:hint="cs"/>
+          <w:rFonts w:ascii="TH SarabunPSK" w:hAnsi="TH SarabunPSK" w:cs="TH SarabunPSK"/>
         </w:rPr>
       </w:pPr>
     </w:p>
@@ -19607,7 +18423,7 @@
         <w:spacing w:line="266" w:lineRule="auto"/>
         <w:jc w:val="thaiDistribute"/>
         <w:rPr>
-          <w:rFonts w:ascii="TH SarabunPSK" w:hAnsi="TH SarabunPSK" w:cs="TH SarabunPSK" w:hint="cs"/>
+          <w:rFonts w:ascii="TH SarabunPSK" w:hAnsi="TH SarabunPSK" w:cs="TH SarabunPSK"/>
         </w:rPr>
       </w:pPr>
       <w:r>
@@ -19623,7 +18439,7 @@
         <w:spacing w:line="266" w:lineRule="auto"/>
         <w:jc w:val="thaiDistribute"/>
         <w:rPr>
-          <w:rFonts w:ascii="TH SarabunPSK" w:hAnsi="TH SarabunPSK" w:cs="TH SarabunPSK" w:hint="cs"/>
+          <w:rFonts w:ascii="TH SarabunPSK" w:hAnsi="TH SarabunPSK" w:cs="TH SarabunPSK"/>
         </w:rPr>
       </w:pPr>
       <w:r>
@@ -19662,12 +18478,6 @@
         <w:gridCol w:w="3860"/>
       </w:tblGrid>
       <w:tr>
-        <w:tblPrEx>
-          <w:tblCellMar>
-            <w:top w:w="0" w:type="dxa"/>
-            <w:bottom w:w="0" w:type="dxa"/>
-          </w:tblCellMar>
-        </w:tblPrEx>
         <w:trPr>
           <w:tblHeader/>
         </w:trPr>
@@ -19688,7 +18498,7 @@
               <w:spacing w:line="266" w:lineRule="auto"/>
               <w:jc w:val="thaiDistribute"/>
               <w:rPr>
-                <w:rFonts w:ascii="TH SarabunPSK" w:hAnsi="TH SarabunPSK" w:cs="TH SarabunPSK" w:hint="cs"/>
+                <w:rFonts w:ascii="TH SarabunPSK" w:hAnsi="TH SarabunPSK" w:cs="TH SarabunPSK"/>
               </w:rPr>
             </w:pPr>
             <w:r>
@@ -19719,7 +18529,7 @@
               <w:spacing w:line="266" w:lineRule="auto"/>
               <w:jc w:val="thaiDistribute"/>
               <w:rPr>
-                <w:rFonts w:ascii="TH SarabunPSK" w:hAnsi="TH SarabunPSK" w:cs="TH SarabunPSK" w:hint="cs"/>
+                <w:rFonts w:ascii="TH SarabunPSK" w:hAnsi="TH SarabunPSK" w:cs="TH SarabunPSK"/>
               </w:rPr>
             </w:pPr>
             <w:r>
@@ -19750,7 +18560,7 @@
               <w:spacing w:line="266" w:lineRule="auto"/>
               <w:jc w:val="thaiDistribute"/>
               <w:rPr>
-                <w:rFonts w:ascii="TH SarabunPSK" w:hAnsi="TH SarabunPSK" w:cs="TH SarabunPSK" w:hint="cs"/>
+                <w:rFonts w:ascii="TH SarabunPSK" w:hAnsi="TH SarabunPSK" w:cs="TH SarabunPSK"/>
               </w:rPr>
             </w:pPr>
             <w:r>
@@ -19766,12 +18576,6 @@
         </w:tc>
       </w:tr>
       <w:tr>
-        <w:tblPrEx>
-          <w:tblCellMar>
-            <w:top w:w="0" w:type="dxa"/>
-            <w:bottom w:w="0" w:type="dxa"/>
-          </w:tblCellMar>
-        </w:tblPrEx>
         <w:tc>
           <w:tcPr>
             <w:tcW w:w="2600" w:type="dxa"/>
@@ -19787,7 +18591,7 @@
               <w:spacing w:line="266" w:lineRule="auto"/>
               <w:jc w:val="thaiDistribute"/>
               <w:rPr>
-                <w:rFonts w:ascii="TH SarabunPSK" w:hAnsi="TH SarabunPSK" w:cs="TH SarabunPSK" w:hint="cs"/>
+                <w:rFonts w:ascii="TH SarabunPSK" w:hAnsi="TH SarabunPSK" w:cs="TH SarabunPSK"/>
               </w:rPr>
             </w:pPr>
             <w:r>
@@ -19820,7 +18624,7 @@
               <w:spacing w:line="266" w:lineRule="auto"/>
               <w:jc w:val="thaiDistribute"/>
               <w:rPr>
-                <w:rFonts w:ascii="TH SarabunPSK" w:hAnsi="TH SarabunPSK" w:cs="TH SarabunPSK" w:hint="cs"/>
+                <w:rFonts w:ascii="TH SarabunPSK" w:hAnsi="TH SarabunPSK" w:cs="TH SarabunPSK"/>
               </w:rPr>
             </w:pPr>
             <w:r>
@@ -19866,7 +18670,7 @@
               <w:spacing w:line="266" w:lineRule="auto"/>
               <w:jc w:val="thaiDistribute"/>
               <w:rPr>
-                <w:rFonts w:ascii="TH SarabunPSK" w:hAnsi="TH SarabunPSK" w:cs="TH SarabunPSK" w:hint="cs"/>
+                <w:rFonts w:ascii="TH SarabunPSK" w:hAnsi="TH SarabunPSK" w:cs="TH SarabunPSK"/>
               </w:rPr>
             </w:pPr>
             <w:r>
@@ -19893,12 +18697,6 @@
         </w:tc>
       </w:tr>
       <w:tr>
-        <w:tblPrEx>
-          <w:tblCellMar>
-            <w:top w:w="0" w:type="dxa"/>
-            <w:bottom w:w="0" w:type="dxa"/>
-          </w:tblCellMar>
-        </w:tblPrEx>
         <w:tc>
           <w:tcPr>
             <w:tcW w:w="2600" w:type="dxa"/>
@@ -19915,7 +18713,7 @@
               <w:spacing w:line="266" w:lineRule="auto"/>
               <w:jc w:val="thaiDistribute"/>
               <w:rPr>
-                <w:rFonts w:ascii="TH SarabunPSK" w:hAnsi="TH SarabunPSK" w:cs="TH SarabunPSK" w:hint="cs"/>
+                <w:rFonts w:ascii="TH SarabunPSK" w:hAnsi="TH SarabunPSK" w:cs="TH SarabunPSK"/>
               </w:rPr>
             </w:pPr>
             <w:r>
@@ -19949,7 +18747,7 @@
               <w:spacing w:line="266" w:lineRule="auto"/>
               <w:jc w:val="thaiDistribute"/>
               <w:rPr>
-                <w:rFonts w:ascii="TH SarabunPSK" w:hAnsi="TH SarabunPSK" w:cs="TH SarabunPSK" w:hint="cs"/>
+                <w:rFonts w:ascii="TH SarabunPSK" w:hAnsi="TH SarabunPSK" w:cs="TH SarabunPSK"/>
               </w:rPr>
             </w:pPr>
             <w:r>
@@ -19989,7 +18787,7 @@
               <w:spacing w:line="266" w:lineRule="auto"/>
               <w:jc w:val="thaiDistribute"/>
               <w:rPr>
-                <w:rFonts w:ascii="TH SarabunPSK" w:hAnsi="TH SarabunPSK" w:cs="TH SarabunPSK" w:hint="cs"/>
+                <w:rFonts w:ascii="TH SarabunPSK" w:hAnsi="TH SarabunPSK" w:cs="TH SarabunPSK"/>
               </w:rPr>
             </w:pPr>
             <w:proofErr w:type="spellStart"/>
@@ -20044,12 +18842,6 @@
         </w:tc>
       </w:tr>
       <w:tr>
-        <w:tblPrEx>
-          <w:tblCellMar>
-            <w:top w:w="0" w:type="dxa"/>
-            <w:bottom w:w="0" w:type="dxa"/>
-          </w:tblCellMar>
-        </w:tblPrEx>
         <w:tc>
           <w:tcPr>
             <w:tcW w:w="2600" w:type="dxa"/>
@@ -20065,7 +18857,7 @@
               <w:spacing w:line="266" w:lineRule="auto"/>
               <w:jc w:val="thaiDistribute"/>
               <w:rPr>
-                <w:rFonts w:ascii="TH SarabunPSK" w:hAnsi="TH SarabunPSK" w:cs="TH SarabunPSK" w:hint="cs"/>
+                <w:rFonts w:ascii="TH SarabunPSK" w:hAnsi="TH SarabunPSK" w:cs="TH SarabunPSK"/>
               </w:rPr>
             </w:pPr>
             <w:r>
@@ -20105,7 +18897,7 @@
               <w:spacing w:line="266" w:lineRule="auto"/>
               <w:jc w:val="thaiDistribute"/>
               <w:rPr>
-                <w:rFonts w:ascii="TH SarabunPSK" w:hAnsi="TH SarabunPSK" w:cs="TH SarabunPSK" w:hint="cs"/>
+                <w:rFonts w:ascii="TH SarabunPSK" w:hAnsi="TH SarabunPSK" w:cs="TH SarabunPSK"/>
               </w:rPr>
             </w:pPr>
             <w:r>
@@ -20158,7 +18950,7 @@
               <w:spacing w:line="266" w:lineRule="auto"/>
               <w:jc w:val="thaiDistribute"/>
               <w:rPr>
-                <w:rFonts w:ascii="TH SarabunPSK" w:hAnsi="TH SarabunPSK" w:cs="TH SarabunPSK" w:hint="cs"/>
+                <w:rFonts w:ascii="TH SarabunPSK" w:hAnsi="TH SarabunPSK" w:cs="TH SarabunPSK"/>
               </w:rPr>
             </w:pPr>
             <w:r>
@@ -20204,12 +18996,6 @@
         </w:tc>
       </w:tr>
       <w:tr>
-        <w:tblPrEx>
-          <w:tblCellMar>
-            <w:top w:w="0" w:type="dxa"/>
-            <w:bottom w:w="0" w:type="dxa"/>
-          </w:tblCellMar>
-        </w:tblPrEx>
         <w:tc>
           <w:tcPr>
             <w:tcW w:w="2600" w:type="dxa"/>
@@ -20226,7 +19012,7 @@
               <w:spacing w:line="266" w:lineRule="auto"/>
               <w:jc w:val="thaiDistribute"/>
               <w:rPr>
-                <w:rFonts w:ascii="TH SarabunPSK" w:hAnsi="TH SarabunPSK" w:cs="TH SarabunPSK" w:hint="cs"/>
+                <w:rFonts w:ascii="TH SarabunPSK" w:hAnsi="TH SarabunPSK" w:cs="TH SarabunPSK"/>
               </w:rPr>
             </w:pPr>
             <w:r>
@@ -20254,7 +19040,7 @@
               <w:spacing w:line="266" w:lineRule="auto"/>
               <w:jc w:val="thaiDistribute"/>
               <w:rPr>
-                <w:rFonts w:ascii="TH SarabunPSK" w:hAnsi="TH SarabunPSK" w:cs="TH SarabunPSK" w:hint="cs"/>
+                <w:rFonts w:ascii="TH SarabunPSK" w:hAnsi="TH SarabunPSK" w:cs="TH SarabunPSK"/>
               </w:rPr>
             </w:pPr>
             <w:r>
@@ -20298,7 +19084,7 @@
               <w:spacing w:line="266" w:lineRule="auto"/>
               <w:jc w:val="thaiDistribute"/>
               <w:rPr>
-                <w:rFonts w:ascii="TH SarabunPSK" w:hAnsi="TH SarabunPSK" w:cs="TH SarabunPSK" w:hint="cs"/>
+                <w:rFonts w:ascii="TH SarabunPSK" w:hAnsi="TH SarabunPSK" w:cs="TH SarabunPSK"/>
               </w:rPr>
             </w:pPr>
             <w:r>
@@ -20351,12 +19137,6 @@
         </w:tc>
       </w:tr>
       <w:tr>
-        <w:tblPrEx>
-          <w:tblCellMar>
-            <w:top w:w="0" w:type="dxa"/>
-            <w:bottom w:w="0" w:type="dxa"/>
-          </w:tblCellMar>
-        </w:tblPrEx>
         <w:tc>
           <w:tcPr>
             <w:tcW w:w="2600" w:type="dxa"/>
@@ -20372,7 +19152,7 @@
               <w:spacing w:line="266" w:lineRule="auto"/>
               <w:jc w:val="thaiDistribute"/>
               <w:rPr>
-                <w:rFonts w:ascii="TH SarabunPSK" w:hAnsi="TH SarabunPSK" w:cs="TH SarabunPSK" w:hint="cs"/>
+                <w:rFonts w:ascii="TH SarabunPSK" w:hAnsi="TH SarabunPSK" w:cs="TH SarabunPSK"/>
               </w:rPr>
             </w:pPr>
             <w:r>
@@ -20405,7 +19185,7 @@
               <w:spacing w:line="266" w:lineRule="auto"/>
               <w:jc w:val="thaiDistribute"/>
               <w:rPr>
-                <w:rFonts w:ascii="TH SarabunPSK" w:hAnsi="TH SarabunPSK" w:cs="TH SarabunPSK" w:hint="cs"/>
+                <w:rFonts w:ascii="TH SarabunPSK" w:hAnsi="TH SarabunPSK" w:cs="TH SarabunPSK"/>
               </w:rPr>
             </w:pPr>
             <w:r>
@@ -20474,7 +19254,7 @@
               <w:spacing w:line="266" w:lineRule="auto"/>
               <w:jc w:val="thaiDistribute"/>
               <w:rPr>
-                <w:rFonts w:ascii="TH SarabunPSK" w:hAnsi="TH SarabunPSK" w:cs="TH SarabunPSK" w:hint="cs"/>
+                <w:rFonts w:ascii="TH SarabunPSK" w:hAnsi="TH SarabunPSK" w:cs="TH SarabunPSK"/>
               </w:rPr>
             </w:pPr>
             <w:r>
@@ -20507,12 +19287,6 @@
         </w:tc>
       </w:tr>
       <w:tr>
-        <w:tblPrEx>
-          <w:tblCellMar>
-            <w:top w:w="0" w:type="dxa"/>
-            <w:bottom w:w="0" w:type="dxa"/>
-          </w:tblCellMar>
-        </w:tblPrEx>
         <w:tc>
           <w:tcPr>
             <w:tcW w:w="2600" w:type="dxa"/>
@@ -20529,7 +19303,7 @@
               <w:spacing w:line="266" w:lineRule="auto"/>
               <w:jc w:val="thaiDistribute"/>
               <w:rPr>
-                <w:rFonts w:ascii="TH SarabunPSK" w:hAnsi="TH SarabunPSK" w:cs="TH SarabunPSK" w:hint="cs"/>
+                <w:rFonts w:ascii="TH SarabunPSK" w:hAnsi="TH SarabunPSK" w:cs="TH SarabunPSK"/>
               </w:rPr>
             </w:pPr>
             <w:r>
@@ -20570,7 +19344,7 @@
               <w:spacing w:line="266" w:lineRule="auto"/>
               <w:jc w:val="thaiDistribute"/>
               <w:rPr>
-                <w:rFonts w:ascii="TH SarabunPSK" w:hAnsi="TH SarabunPSK" w:cs="TH SarabunPSK" w:hint="cs"/>
+                <w:rFonts w:ascii="TH SarabunPSK" w:hAnsi="TH SarabunPSK" w:cs="TH SarabunPSK"/>
               </w:rPr>
             </w:pPr>
             <w:r>
@@ -20598,7 +19372,7 @@
               <w:spacing w:line="266" w:lineRule="auto"/>
               <w:jc w:val="thaiDistribute"/>
               <w:rPr>
-                <w:rFonts w:ascii="TH SarabunPSK" w:hAnsi="TH SarabunPSK" w:cs="TH SarabunPSK" w:hint="cs"/>
+                <w:rFonts w:ascii="TH SarabunPSK" w:hAnsi="TH SarabunPSK" w:cs="TH SarabunPSK"/>
               </w:rPr>
             </w:pPr>
             <w:r>
@@ -20643,7 +19417,7 @@
         <w:spacing w:line="266" w:lineRule="auto"/>
         <w:jc w:val="thaiDistribute"/>
         <w:rPr>
-          <w:rFonts w:ascii="TH SarabunPSK" w:hAnsi="TH SarabunPSK" w:cs="TH SarabunPSK" w:hint="cs"/>
+          <w:rFonts w:ascii="TH SarabunPSK" w:hAnsi="TH SarabunPSK" w:cs="TH SarabunPSK"/>
         </w:rPr>
       </w:pPr>
       <w:r>
@@ -20659,7 +19433,7 @@
         <w:spacing w:line="266" w:lineRule="auto"/>
         <w:jc w:val="thaiDistribute"/>
         <w:rPr>
-          <w:rFonts w:ascii="TH SarabunPSK" w:hAnsi="TH SarabunPSK" w:cs="TH SarabunPSK" w:hint="cs"/>
+          <w:rFonts w:ascii="TH SarabunPSK" w:hAnsi="TH SarabunPSK" w:cs="TH SarabunPSK"/>
         </w:rPr>
       </w:pPr>
       <w:r>
@@ -20697,12 +19471,6 @@
         <w:gridCol w:w="1500"/>
       </w:tblGrid>
       <w:tr>
-        <w:tblPrEx>
-          <w:tblCellMar>
-            <w:top w:w="0" w:type="dxa"/>
-            <w:bottom w:w="0" w:type="dxa"/>
-          </w:tblCellMar>
-        </w:tblPrEx>
         <w:trPr>
           <w:tblHeader/>
         </w:trPr>
@@ -20723,7 +19491,7 @@
               <w:spacing w:line="266" w:lineRule="auto"/>
               <w:jc w:val="thaiDistribute"/>
               <w:rPr>
-                <w:rFonts w:ascii="TH SarabunPSK" w:hAnsi="TH SarabunPSK" w:cs="TH SarabunPSK" w:hint="cs"/>
+                <w:rFonts w:ascii="TH SarabunPSK" w:hAnsi="TH SarabunPSK" w:cs="TH SarabunPSK"/>
               </w:rPr>
             </w:pPr>
             <w:r>
@@ -20756,7 +19524,7 @@
               <w:spacing w:line="266" w:lineRule="auto"/>
               <w:jc w:val="thaiDistribute"/>
               <w:rPr>
-                <w:rFonts w:ascii="TH SarabunPSK" w:hAnsi="TH SarabunPSK" w:cs="TH SarabunPSK" w:hint="cs"/>
+                <w:rFonts w:ascii="TH SarabunPSK" w:hAnsi="TH SarabunPSK" w:cs="TH SarabunPSK"/>
               </w:rPr>
             </w:pPr>
             <w:r>
@@ -20774,12 +19542,6 @@
         </w:tc>
       </w:tr>
       <w:tr>
-        <w:tblPrEx>
-          <w:tblCellMar>
-            <w:top w:w="0" w:type="dxa"/>
-            <w:bottom w:w="0" w:type="dxa"/>
-          </w:tblCellMar>
-        </w:tblPrEx>
         <w:tc>
           <w:tcPr>
             <w:tcW w:w="7860" w:type="dxa"/>
@@ -20796,7 +19558,7 @@
               <w:spacing w:line="266" w:lineRule="auto"/>
               <w:jc w:val="thaiDistribute"/>
               <w:rPr>
-                <w:rFonts w:ascii="TH SarabunPSK" w:hAnsi="TH SarabunPSK" w:cs="TH SarabunPSK" w:hint="cs"/>
+                <w:rFonts w:ascii="TH SarabunPSK" w:hAnsi="TH SarabunPSK" w:cs="TH SarabunPSK"/>
               </w:rPr>
             </w:pPr>
             <w:r>
@@ -20825,7 +19587,7 @@
               <w:spacing w:line="266" w:lineRule="auto"/>
               <w:jc w:val="thaiDistribute"/>
               <w:rPr>
-                <w:rFonts w:ascii="TH SarabunPSK" w:hAnsi="TH SarabunPSK" w:cs="TH SarabunPSK" w:hint="cs"/>
+                <w:rFonts w:ascii="TH SarabunPSK" w:hAnsi="TH SarabunPSK" w:cs="TH SarabunPSK"/>
               </w:rPr>
             </w:pPr>
             <w:r>
@@ -20840,12 +19602,6 @@
         </w:tc>
       </w:tr>
       <w:tr>
-        <w:tblPrEx>
-          <w:tblCellMar>
-            <w:top w:w="0" w:type="dxa"/>
-            <w:bottom w:w="0" w:type="dxa"/>
-          </w:tblCellMar>
-        </w:tblPrEx>
         <w:tc>
           <w:tcPr>
             <w:tcW w:w="7860" w:type="dxa"/>
@@ -20863,7 +19619,7 @@
               <w:spacing w:line="266" w:lineRule="auto"/>
               <w:jc w:val="thaiDistribute"/>
               <w:rPr>
-                <w:rFonts w:ascii="TH SarabunPSK" w:hAnsi="TH SarabunPSK" w:cs="TH SarabunPSK" w:hint="cs"/>
+                <w:rFonts w:ascii="TH SarabunPSK" w:hAnsi="TH SarabunPSK" w:cs="TH SarabunPSK"/>
               </w:rPr>
             </w:pPr>
             <w:r>
@@ -20893,7 +19649,7 @@
               <w:spacing w:line="266" w:lineRule="auto"/>
               <w:jc w:val="thaiDistribute"/>
               <w:rPr>
-                <w:rFonts w:ascii="TH SarabunPSK" w:hAnsi="TH SarabunPSK" w:cs="TH SarabunPSK" w:hint="cs"/>
+                <w:rFonts w:ascii="TH SarabunPSK" w:hAnsi="TH SarabunPSK" w:cs="TH SarabunPSK"/>
               </w:rPr>
             </w:pPr>
             <w:r>
@@ -20908,12 +19664,6 @@
         </w:tc>
       </w:tr>
       <w:tr>
-        <w:tblPrEx>
-          <w:tblCellMar>
-            <w:top w:w="0" w:type="dxa"/>
-            <w:bottom w:w="0" w:type="dxa"/>
-          </w:tblCellMar>
-        </w:tblPrEx>
         <w:tc>
           <w:tcPr>
             <w:tcW w:w="7860" w:type="dxa"/>
@@ -20930,7 +19680,7 @@
               <w:spacing w:line="266" w:lineRule="auto"/>
               <w:jc w:val="thaiDistribute"/>
               <w:rPr>
-                <w:rFonts w:ascii="TH SarabunPSK" w:hAnsi="TH SarabunPSK" w:cs="TH SarabunPSK" w:hint="cs"/>
+                <w:rFonts w:ascii="TH SarabunPSK" w:hAnsi="TH SarabunPSK" w:cs="TH SarabunPSK"/>
               </w:rPr>
             </w:pPr>
             <w:r>
@@ -20959,7 +19709,7 @@
               <w:spacing w:line="266" w:lineRule="auto"/>
               <w:jc w:val="thaiDistribute"/>
               <w:rPr>
-                <w:rFonts w:ascii="TH SarabunPSK" w:hAnsi="TH SarabunPSK" w:cs="TH SarabunPSK" w:hint="cs"/>
+                <w:rFonts w:ascii="TH SarabunPSK" w:hAnsi="TH SarabunPSK" w:cs="TH SarabunPSK"/>
               </w:rPr>
             </w:pPr>
             <w:r>
@@ -20974,12 +19724,6 @@
         </w:tc>
       </w:tr>
       <w:tr>
-        <w:tblPrEx>
-          <w:tblCellMar>
-            <w:top w:w="0" w:type="dxa"/>
-            <w:bottom w:w="0" w:type="dxa"/>
-          </w:tblCellMar>
-        </w:tblPrEx>
         <w:tc>
           <w:tcPr>
             <w:tcW w:w="7860" w:type="dxa"/>
@@ -20997,7 +19741,7 @@
               <w:spacing w:line="266" w:lineRule="auto"/>
               <w:jc w:val="thaiDistribute"/>
               <w:rPr>
-                <w:rFonts w:ascii="TH SarabunPSK" w:hAnsi="TH SarabunPSK" w:cs="TH SarabunPSK" w:hint="cs"/>
+                <w:rFonts w:ascii="TH SarabunPSK" w:hAnsi="TH SarabunPSK" w:cs="TH SarabunPSK"/>
               </w:rPr>
             </w:pPr>
             <w:r>
@@ -21027,7 +19771,7 @@
               <w:spacing w:line="266" w:lineRule="auto"/>
               <w:jc w:val="thaiDistribute"/>
               <w:rPr>
-                <w:rFonts w:ascii="TH SarabunPSK" w:hAnsi="TH SarabunPSK" w:cs="TH SarabunPSK" w:hint="cs"/>
+                <w:rFonts w:ascii="TH SarabunPSK" w:hAnsi="TH SarabunPSK" w:cs="TH SarabunPSK"/>
               </w:rPr>
             </w:pPr>
             <w:r>
@@ -21042,12 +19786,6 @@
         </w:tc>
       </w:tr>
       <w:tr>
-        <w:tblPrEx>
-          <w:tblCellMar>
-            <w:top w:w="0" w:type="dxa"/>
-            <w:bottom w:w="0" w:type="dxa"/>
-          </w:tblCellMar>
-        </w:tblPrEx>
         <w:tc>
           <w:tcPr>
             <w:tcW w:w="7860" w:type="dxa"/>
@@ -21064,7 +19802,7 @@
               <w:spacing w:line="266" w:lineRule="auto"/>
               <w:jc w:val="thaiDistribute"/>
               <w:rPr>
-                <w:rFonts w:ascii="TH SarabunPSK" w:hAnsi="TH SarabunPSK" w:cs="TH SarabunPSK" w:hint="cs"/>
+                <w:rFonts w:ascii="TH SarabunPSK" w:hAnsi="TH SarabunPSK" w:cs="TH SarabunPSK"/>
               </w:rPr>
             </w:pPr>
             <w:r>
@@ -21093,7 +19831,7 @@
               <w:spacing w:line="266" w:lineRule="auto"/>
               <w:jc w:val="thaiDistribute"/>
               <w:rPr>
-                <w:rFonts w:ascii="TH SarabunPSK" w:hAnsi="TH SarabunPSK" w:cs="TH SarabunPSK" w:hint="cs"/>
+                <w:rFonts w:ascii="TH SarabunPSK" w:hAnsi="TH SarabunPSK" w:cs="TH SarabunPSK"/>
               </w:rPr>
             </w:pPr>
             <w:r>
@@ -21108,12 +19846,6 @@
         </w:tc>
       </w:tr>
       <w:tr>
-        <w:tblPrEx>
-          <w:tblCellMar>
-            <w:top w:w="0" w:type="dxa"/>
-            <w:bottom w:w="0" w:type="dxa"/>
-          </w:tblCellMar>
-        </w:tblPrEx>
         <w:tc>
           <w:tcPr>
             <w:tcW w:w="7860" w:type="dxa"/>
@@ -21131,7 +19863,7 @@
               <w:spacing w:line="266" w:lineRule="auto"/>
               <w:jc w:val="thaiDistribute"/>
               <w:rPr>
-                <w:rFonts w:ascii="TH SarabunPSK" w:hAnsi="TH SarabunPSK" w:cs="TH SarabunPSK" w:hint="cs"/>
+                <w:rFonts w:ascii="TH SarabunPSK" w:hAnsi="TH SarabunPSK" w:cs="TH SarabunPSK"/>
               </w:rPr>
             </w:pPr>
             <w:r>
@@ -21161,7 +19893,7 @@
               <w:spacing w:line="266" w:lineRule="auto"/>
               <w:jc w:val="thaiDistribute"/>
               <w:rPr>
-                <w:rFonts w:ascii="TH SarabunPSK" w:hAnsi="TH SarabunPSK" w:cs="TH SarabunPSK" w:hint="cs"/>
+                <w:rFonts w:ascii="TH SarabunPSK" w:hAnsi="TH SarabunPSK" w:cs="TH SarabunPSK"/>
               </w:rPr>
             </w:pPr>
             <w:r>
@@ -21176,12 +19908,6 @@
         </w:tc>
       </w:tr>
       <w:tr>
-        <w:tblPrEx>
-          <w:tblCellMar>
-            <w:top w:w="0" w:type="dxa"/>
-            <w:bottom w:w="0" w:type="dxa"/>
-          </w:tblCellMar>
-        </w:tblPrEx>
         <w:tc>
           <w:tcPr>
             <w:tcW w:w="7860" w:type="dxa"/>
@@ -21198,7 +19924,7 @@
               <w:spacing w:line="266" w:lineRule="auto"/>
               <w:jc w:val="thaiDistribute"/>
               <w:rPr>
-                <w:rFonts w:ascii="TH SarabunPSK" w:hAnsi="TH SarabunPSK" w:cs="TH SarabunPSK" w:hint="cs"/>
+                <w:rFonts w:ascii="TH SarabunPSK" w:hAnsi="TH SarabunPSK" w:cs="TH SarabunPSK"/>
               </w:rPr>
             </w:pPr>
             <w:r>
@@ -21227,7 +19953,7 @@
               <w:spacing w:line="266" w:lineRule="auto"/>
               <w:jc w:val="thaiDistribute"/>
               <w:rPr>
-                <w:rFonts w:ascii="TH SarabunPSK" w:hAnsi="TH SarabunPSK" w:cs="TH SarabunPSK" w:hint="cs"/>
+                <w:rFonts w:ascii="TH SarabunPSK" w:hAnsi="TH SarabunPSK" w:cs="TH SarabunPSK"/>
               </w:rPr>
             </w:pPr>
             <w:r>
@@ -21247,7 +19973,7 @@
         <w:spacing w:line="266" w:lineRule="auto"/>
         <w:jc w:val="thaiDistribute"/>
         <w:rPr>
-          <w:rFonts w:ascii="TH SarabunPSK" w:hAnsi="TH SarabunPSK" w:cs="TH SarabunPSK" w:hint="cs"/>
+          <w:rFonts w:ascii="TH SarabunPSK" w:hAnsi="TH SarabunPSK" w:cs="TH SarabunPSK"/>
         </w:rPr>
       </w:pPr>
     </w:p>
@@ -21257,7 +19983,7 @@
         <w:spacing w:line="266" w:lineRule="auto"/>
         <w:jc w:val="thaiDistribute"/>
         <w:rPr>
-          <w:rFonts w:ascii="TH SarabunPSK" w:hAnsi="TH SarabunPSK" w:cs="TH SarabunPSK" w:hint="cs"/>
+          <w:rFonts w:ascii="TH SarabunPSK" w:hAnsi="TH SarabunPSK" w:cs="TH SarabunPSK"/>
         </w:rPr>
       </w:pPr>
       <w:r>
@@ -21280,7 +20006,7 @@
         <w:spacing w:line="266" w:lineRule="auto"/>
         <w:jc w:val="thaiDistribute"/>
         <w:rPr>
-          <w:rFonts w:ascii="TH SarabunPSK" w:hAnsi="TH SarabunPSK" w:cs="TH SarabunPSK" w:hint="cs"/>
+          <w:rFonts w:ascii="TH SarabunPSK" w:hAnsi="TH SarabunPSK" w:cs="TH SarabunPSK"/>
         </w:rPr>
       </w:pPr>
     </w:p>
@@ -21292,7 +20018,7 @@
         <w:spacing w:line="266" w:lineRule="auto"/>
         <w:jc w:val="thaiDistribute"/>
         <w:rPr>
-          <w:rFonts w:ascii="TH SarabunPSK" w:hAnsi="TH SarabunPSK" w:cs="TH SarabunPSK" w:hint="cs"/>
+          <w:rFonts w:ascii="TH SarabunPSK" w:hAnsi="TH SarabunPSK" w:cs="TH SarabunPSK"/>
         </w:rPr>
       </w:pPr>
     </w:p>
@@ -21304,7 +20030,7 @@
         <w:spacing w:line="266" w:lineRule="auto"/>
         <w:jc w:val="thaiDistribute"/>
         <w:rPr>
-          <w:rFonts w:ascii="TH SarabunPSK" w:hAnsi="TH SarabunPSK" w:cs="TH SarabunPSK" w:hint="cs"/>
+          <w:rFonts w:ascii="TH SarabunPSK" w:hAnsi="TH SarabunPSK" w:cs="TH SarabunPSK"/>
         </w:rPr>
       </w:pPr>
     </w:p>
@@ -21316,7 +20042,7 @@
         <w:spacing w:line="266" w:lineRule="auto"/>
         <w:jc w:val="thaiDistribute"/>
         <w:rPr>
-          <w:rFonts w:ascii="TH SarabunPSK" w:hAnsi="TH SarabunPSK" w:cs="TH SarabunPSK" w:hint="cs"/>
+          <w:rFonts w:ascii="TH SarabunPSK" w:hAnsi="TH SarabunPSK" w:cs="TH SarabunPSK"/>
         </w:rPr>
       </w:pPr>
     </w:p>
@@ -21328,7 +20054,7 @@
         <w:spacing w:line="266" w:lineRule="auto"/>
         <w:jc w:val="thaiDistribute"/>
         <w:rPr>
-          <w:rFonts w:ascii="TH SarabunPSK" w:hAnsi="TH SarabunPSK" w:cs="TH SarabunPSK" w:hint="cs"/>
+          <w:rFonts w:ascii="TH SarabunPSK" w:hAnsi="TH SarabunPSK" w:cs="TH SarabunPSK"/>
         </w:rPr>
       </w:pPr>
     </w:p>
@@ -21340,7 +20066,7 @@
         <w:spacing w:line="266" w:lineRule="auto"/>
         <w:jc w:val="thaiDistribute"/>
         <w:rPr>
-          <w:rFonts w:ascii="TH SarabunPSK" w:hAnsi="TH SarabunPSK" w:cs="TH SarabunPSK" w:hint="cs"/>
+          <w:rFonts w:ascii="TH SarabunPSK" w:hAnsi="TH SarabunPSK" w:cs="TH SarabunPSK"/>
         </w:rPr>
       </w:pPr>
     </w:p>
@@ -21352,7 +20078,7 @@
         <w:spacing w:line="266" w:lineRule="auto"/>
         <w:jc w:val="thaiDistribute"/>
         <w:rPr>
-          <w:rFonts w:ascii="TH SarabunPSK" w:hAnsi="TH SarabunPSK" w:cs="TH SarabunPSK" w:hint="cs"/>
+          <w:rFonts w:ascii="TH SarabunPSK" w:hAnsi="TH SarabunPSK" w:cs="TH SarabunPSK"/>
         </w:rPr>
       </w:pPr>
     </w:p>
@@ -21364,7 +20090,7 @@
         <w:spacing w:line="266" w:lineRule="auto"/>
         <w:jc w:val="thaiDistribute"/>
         <w:rPr>
-          <w:rFonts w:ascii="TH SarabunPSK" w:hAnsi="TH SarabunPSK" w:cs="TH SarabunPSK" w:hint="cs"/>
+          <w:rFonts w:ascii="TH SarabunPSK" w:hAnsi="TH SarabunPSK" w:cs="TH SarabunPSK"/>
         </w:rPr>
       </w:pPr>
     </w:p>
@@ -21376,7 +20102,7 @@
         <w:spacing w:line="266" w:lineRule="auto"/>
         <w:jc w:val="thaiDistribute"/>
         <w:rPr>
-          <w:rFonts w:ascii="TH SarabunPSK" w:hAnsi="TH SarabunPSK" w:cs="TH SarabunPSK" w:hint="cs"/>
+          <w:rFonts w:ascii="TH SarabunPSK" w:hAnsi="TH SarabunPSK" w:cs="TH SarabunPSK"/>
         </w:rPr>
       </w:pPr>
     </w:p>
@@ -21466,12 +20192,6 @@
       <w:gridCol w:w="1760"/>
     </w:tblGrid>
     <w:tr>
-      <w:tblPrEx>
-        <w:tblCellMar>
-          <w:top w:w="0" w:type="dxa"/>
-          <w:bottom w:w="0" w:type="dxa"/>
-        </w:tblCellMar>
-      </w:tblPrEx>
       <w:tc>
         <w:tcPr>
           <w:tcW w:w="1500" w:type="dxa"/>
@@ -21618,12 +20338,6 @@
       </w:tc>
     </w:tr>
     <w:tr>
-      <w:tblPrEx>
-        <w:tblCellMar>
-          <w:top w:w="0" w:type="dxa"/>
-          <w:bottom w:w="0" w:type="dxa"/>
-        </w:tblCellMar>
-      </w:tblPrEx>
       <w:tc>
         <w:tcPr>
           <w:tcW w:w="0" w:type="auto"/>
